--- a/notes_05Jun2023.docx
+++ b/notes_05Jun2023.docx
@@ -297,16 +297,16 @@
         <w:spacing w:after="0" w:line="240" w:lineRule="auto"/>
         <w:rPr>
           <w:rFonts w:ascii="Consolas" w:hAnsi="Consolas" w:cs="Consolas"/>
-          <w:sz w:val="40"/>
-          <w:szCs w:val="40"/>
+          <w:sz w:val="24"/>
+          <w:szCs w:val="24"/>
         </w:rPr>
       </w:pPr>
       <w:r>
         <w:rPr>
           <w:rFonts w:ascii="Consolas" w:hAnsi="Consolas" w:cs="Consolas"/>
           <w:color w:val="000000"/>
-          <w:sz w:val="40"/>
-          <w:szCs w:val="40"/>
+          <w:sz w:val="24"/>
+          <w:szCs w:val="24"/>
         </w:rPr>
         <w:t>spring.security.user.name=</w:t>
       </w:r>
@@ -314,8 +314,8 @@
         <w:rPr>
           <w:rFonts w:ascii="Consolas" w:hAnsi="Consolas" w:cs="Consolas"/>
           <w:color w:val="2AA198"/>
-          <w:sz w:val="40"/>
-          <w:szCs w:val="40"/>
+          <w:sz w:val="24"/>
+          <w:szCs w:val="24"/>
         </w:rPr>
         <w:t>jag</w:t>
       </w:r>
@@ -328,8 +328,8 @@
         <w:spacing w:after="0" w:line="240" w:lineRule="auto"/>
         <w:rPr>
           <w:rFonts w:ascii="Consolas" w:hAnsi="Consolas" w:cs="Consolas"/>
-          <w:sz w:val="40"/>
-          <w:szCs w:val="40"/>
+          <w:sz w:val="24"/>
+          <w:szCs w:val="24"/>
         </w:rPr>
       </w:pPr>
       <w:proofErr w:type="spellStart"/>
@@ -338,8 +338,8 @@
         <w:rPr>
           <w:rFonts w:ascii="Consolas" w:hAnsi="Consolas" w:cs="Consolas"/>
           <w:color w:val="000000"/>
-          <w:sz w:val="40"/>
-          <w:szCs w:val="40"/>
+          <w:sz w:val="24"/>
+          <w:szCs w:val="24"/>
         </w:rPr>
         <w:t>spring.security</w:t>
       </w:r>
@@ -348,8 +348,8 @@
         <w:rPr>
           <w:rFonts w:ascii="Consolas" w:hAnsi="Consolas" w:cs="Consolas"/>
           <w:color w:val="000000"/>
-          <w:sz w:val="40"/>
-          <w:szCs w:val="40"/>
+          <w:sz w:val="24"/>
+          <w:szCs w:val="24"/>
         </w:rPr>
         <w:t>.user.password</w:t>
       </w:r>
@@ -358,8 +358,8 @@
         <w:rPr>
           <w:rFonts w:ascii="Consolas" w:hAnsi="Consolas" w:cs="Consolas"/>
           <w:color w:val="000000"/>
-          <w:sz w:val="40"/>
-          <w:szCs w:val="40"/>
+          <w:sz w:val="24"/>
+          <w:szCs w:val="24"/>
         </w:rPr>
         <w:t>=</w:t>
       </w:r>
@@ -367,22 +367,1495 @@
         <w:rPr>
           <w:rFonts w:ascii="Consolas" w:hAnsi="Consolas" w:cs="Consolas"/>
           <w:color w:val="2AA198"/>
-          <w:sz w:val="40"/>
-          <w:szCs w:val="40"/>
+          <w:sz w:val="24"/>
+          <w:szCs w:val="24"/>
         </w:rPr>
         <w:t>jag@123</w:t>
       </w:r>
     </w:p>
     <w:p>
       <w:pPr>
+        <w:pBdr>
+          <w:bottom w:val="single" w:sz="6" w:space="1" w:color="auto"/>
+        </w:pBdr>
         <w:autoSpaceDE w:val="0"/>
         <w:autoSpaceDN w:val="0"/>
         <w:adjustRightInd w:val="0"/>
         <w:spacing w:after="0" w:line="240" w:lineRule="auto"/>
         <w:rPr>
           <w:rFonts w:ascii="Consolas" w:hAnsi="Consolas" w:cs="Consolas"/>
-          <w:sz w:val="40"/>
-          <w:szCs w:val="40"/>
+          <w:sz w:val="24"/>
+          <w:szCs w:val="24"/>
+        </w:rPr>
+      </w:pPr>
+    </w:p>
+    <w:p>
+      <w:pPr>
+        <w:rPr>
+          <w:lang w:val="en-US"/>
+        </w:rPr>
+      </w:pPr>
+      <w:r>
+        <w:rPr>
+          <w:lang w:val="en-US"/>
+        </w:rPr>
+        <w:t xml:space="preserve">Instead of giving username and password in </w:t>
+      </w:r>
+      <w:proofErr w:type="spellStart"/>
+      <w:proofErr w:type="gramStart"/>
+      <w:r>
+        <w:rPr>
+          <w:lang w:val="en-US"/>
+        </w:rPr>
+        <w:t>application.properties</w:t>
+      </w:r>
+      <w:proofErr w:type="spellEnd"/>
+      <w:proofErr w:type="gramEnd"/>
+      <w:r>
+        <w:rPr>
+          <w:lang w:val="en-US"/>
+        </w:rPr>
+        <w:t>, we should provide them in java code.</w:t>
+      </w:r>
+    </w:p>
+    <w:p>
+      <w:pPr>
+        <w:rPr>
+          <w:lang w:val="en-US"/>
+        </w:rPr>
+      </w:pPr>
+    </w:p>
+    <w:p>
+      <w:pPr>
+        <w:rPr>
+          <w:lang w:val="en-US"/>
+        </w:rPr>
+      </w:pPr>
+      <w:r>
+        <w:rPr>
+          <w:lang w:val="en-US"/>
+        </w:rPr>
+        <w:t>I am going to configure user credentials using a configuration class now:</w:t>
+      </w:r>
+    </w:p>
+    <w:p>
+      <w:pPr>
+        <w:rPr>
+          <w:lang w:val="en-US"/>
+        </w:rPr>
+      </w:pPr>
+    </w:p>
+    <w:p>
+      <w:pPr>
+        <w:rPr>
+          <w:lang w:val="en-US"/>
+        </w:rPr>
+      </w:pPr>
+      <w:r>
+        <w:rPr>
+          <w:lang w:val="en-US"/>
+        </w:rPr>
+        <w:t xml:space="preserve">Class </w:t>
+      </w:r>
+      <w:proofErr w:type="spellStart"/>
+      <w:r>
+        <w:rPr>
+          <w:lang w:val="en-US"/>
+        </w:rPr>
+        <w:t>MyConfiguration</w:t>
+      </w:r>
+      <w:proofErr w:type="spellEnd"/>
+      <w:r>
+        <w:rPr>
+          <w:lang w:val="en-US"/>
+        </w:rPr>
+        <w:t xml:space="preserve"> implements </w:t>
+      </w:r>
+      <w:proofErr w:type="spellStart"/>
+      <w:r>
+        <w:rPr>
+          <w:lang w:val="en-US"/>
+        </w:rPr>
+        <w:t>WebSecurityConfigurer</w:t>
+      </w:r>
+      <w:proofErr w:type="spellEnd"/>
+    </w:p>
+    <w:p>
+      <w:pPr>
+        <w:rPr>
+          <w:lang w:val="en-US"/>
+        </w:rPr>
+      </w:pPr>
+      <w:r>
+        <w:rPr>
+          <w:lang w:val="en-US"/>
+        </w:rPr>
+        <w:t xml:space="preserve">Class </w:t>
+      </w:r>
+      <w:proofErr w:type="spellStart"/>
+      <w:r>
+        <w:rPr>
+          <w:lang w:val="en-US"/>
+        </w:rPr>
+        <w:t>MyConfiguration</w:t>
+      </w:r>
+      <w:proofErr w:type="spellEnd"/>
+      <w:r>
+        <w:rPr>
+          <w:lang w:val="en-US"/>
+        </w:rPr>
+        <w:t xml:space="preserve"> extends </w:t>
+      </w:r>
+      <w:proofErr w:type="spellStart"/>
+      <w:r>
+        <w:rPr>
+          <w:lang w:val="en-US"/>
+        </w:rPr>
+        <w:t>WebSecurityConfigurerAdapter</w:t>
+      </w:r>
+      <w:proofErr w:type="spellEnd"/>
+    </w:p>
+    <w:p>
+      <w:pPr>
+        <w:rPr>
+          <w:lang w:val="en-US"/>
+        </w:rPr>
+      </w:pPr>
+      <w:r>
+        <w:rPr>
+          <w:lang w:val="en-US"/>
+        </w:rPr>
+        <w:tab/>
+      </w:r>
+    </w:p>
+    <w:p>
+      <w:pPr>
+        <w:rPr>
+          <w:lang w:val="en-US"/>
+        </w:rPr>
+      </w:pPr>
+      <w:r>
+        <w:rPr>
+          <w:lang w:val="en-US"/>
+        </w:rPr>
+        <w:t>Create a configuration class:</w:t>
+      </w:r>
+    </w:p>
+    <w:p>
+      <w:pPr>
+        <w:rPr>
+          <w:lang w:val="en-US"/>
+        </w:rPr>
+      </w:pPr>
+      <w:r>
+        <w:rPr>
+          <w:lang w:val="en-US"/>
+        </w:rPr>
+        <w:t xml:space="preserve">package </w:t>
+      </w:r>
+      <w:proofErr w:type="spellStart"/>
+      <w:proofErr w:type="gramStart"/>
+      <w:r>
+        <w:rPr>
+          <w:lang w:val="en-US"/>
+        </w:rPr>
+        <w:t>com.ust.spring</w:t>
+      </w:r>
+      <w:proofErr w:type="gramEnd"/>
+      <w:r>
+        <w:rPr>
+          <w:lang w:val="en-US"/>
+        </w:rPr>
+        <w:t>.config</w:t>
+      </w:r>
+      <w:proofErr w:type="spellEnd"/>
+      <w:r>
+        <w:rPr>
+          <w:lang w:val="en-US"/>
+        </w:rPr>
+        <w:t>;</w:t>
+      </w:r>
+    </w:p>
+    <w:p>
+      <w:pPr>
+        <w:rPr>
+          <w:lang w:val="en-US"/>
+        </w:rPr>
+      </w:pPr>
+    </w:p>
+    <w:p>
+      <w:pPr>
+        <w:rPr>
+          <w:lang w:val="en-US"/>
+        </w:rPr>
+      </w:pPr>
+      <w:r>
+        <w:rPr>
+          <w:lang w:val="en-US"/>
+        </w:rPr>
+        <w:t xml:space="preserve">import </w:t>
+      </w:r>
+      <w:proofErr w:type="spellStart"/>
+      <w:proofErr w:type="gramStart"/>
+      <w:r>
+        <w:rPr>
+          <w:lang w:val="en-US"/>
+        </w:rPr>
+        <w:t>org.springframework</w:t>
+      </w:r>
+      <w:proofErr w:type="gramEnd"/>
+      <w:r>
+        <w:rPr>
+          <w:lang w:val="en-US"/>
+        </w:rPr>
+        <w:t>.beans.factory.annotation.Autowired</w:t>
+      </w:r>
+      <w:proofErr w:type="spellEnd"/>
+      <w:r>
+        <w:rPr>
+          <w:lang w:val="en-US"/>
+        </w:rPr>
+        <w:t>;</w:t>
+      </w:r>
+    </w:p>
+    <w:p>
+      <w:pPr>
+        <w:rPr>
+          <w:lang w:val="en-US"/>
+        </w:rPr>
+      </w:pPr>
+      <w:r>
+        <w:rPr>
+          <w:lang w:val="en-US"/>
+        </w:rPr>
+        <w:t xml:space="preserve">import </w:t>
+      </w:r>
+      <w:proofErr w:type="spellStart"/>
+      <w:proofErr w:type="gramStart"/>
+      <w:r>
+        <w:rPr>
+          <w:lang w:val="en-US"/>
+        </w:rPr>
+        <w:t>org.springframework</w:t>
+      </w:r>
+      <w:proofErr w:type="gramEnd"/>
+      <w:r>
+        <w:rPr>
+          <w:lang w:val="en-US"/>
+        </w:rPr>
+        <w:t>.context.annotation.Bean</w:t>
+      </w:r>
+      <w:proofErr w:type="spellEnd"/>
+      <w:r>
+        <w:rPr>
+          <w:lang w:val="en-US"/>
+        </w:rPr>
+        <w:t>;</w:t>
+      </w:r>
+    </w:p>
+    <w:p>
+      <w:pPr>
+        <w:rPr>
+          <w:lang w:val="en-US"/>
+        </w:rPr>
+      </w:pPr>
+      <w:r>
+        <w:rPr>
+          <w:lang w:val="en-US"/>
+        </w:rPr>
+        <w:t xml:space="preserve">import </w:t>
+      </w:r>
+      <w:proofErr w:type="spellStart"/>
+      <w:proofErr w:type="gramStart"/>
+      <w:r>
+        <w:rPr>
+          <w:lang w:val="en-US"/>
+        </w:rPr>
+        <w:t>org.springframework</w:t>
+      </w:r>
+      <w:proofErr w:type="gramEnd"/>
+      <w:r>
+        <w:rPr>
+          <w:lang w:val="en-US"/>
+        </w:rPr>
+        <w:t>.context.annotation.Configuration</w:t>
+      </w:r>
+      <w:proofErr w:type="spellEnd"/>
+      <w:r>
+        <w:rPr>
+          <w:lang w:val="en-US"/>
+        </w:rPr>
+        <w:t>;</w:t>
+      </w:r>
+    </w:p>
+    <w:p>
+      <w:pPr>
+        <w:rPr>
+          <w:lang w:val="en-US"/>
+        </w:rPr>
+      </w:pPr>
+      <w:r>
+        <w:rPr>
+          <w:lang w:val="en-US"/>
+        </w:rPr>
+        <w:lastRenderedPageBreak/>
+        <w:t xml:space="preserve">import </w:t>
+      </w:r>
+      <w:proofErr w:type="gramStart"/>
+      <w:r>
+        <w:rPr>
+          <w:lang w:val="en-US"/>
+        </w:rPr>
+        <w:t>org.springframework</w:t>
+      </w:r>
+      <w:proofErr w:type="gramEnd"/>
+      <w:r>
+        <w:rPr>
+          <w:lang w:val="en-US"/>
+        </w:rPr>
+        <w:t>.security.config.annotation.authentication.builders.AuthenticationManagerBuilder;</w:t>
+      </w:r>
+    </w:p>
+    <w:p>
+      <w:pPr>
+        <w:rPr>
+          <w:lang w:val="en-US"/>
+        </w:rPr>
+      </w:pPr>
+      <w:r>
+        <w:rPr>
+          <w:lang w:val="en-US"/>
+        </w:rPr>
+        <w:t xml:space="preserve">import </w:t>
+      </w:r>
+      <w:proofErr w:type="gramStart"/>
+      <w:r>
+        <w:rPr>
+          <w:lang w:val="en-US"/>
+        </w:rPr>
+        <w:t>org.springframework.security.config.annotation.web.configuration</w:t>
+      </w:r>
+      <w:proofErr w:type="gramEnd"/>
+      <w:r>
+        <w:rPr>
+          <w:lang w:val="en-US"/>
+        </w:rPr>
+        <w:t>.WebSecurityConfigurerAdapter;</w:t>
+      </w:r>
+    </w:p>
+    <w:p>
+      <w:pPr>
+        <w:rPr>
+          <w:lang w:val="en-US"/>
+        </w:rPr>
+      </w:pPr>
+      <w:r>
+        <w:rPr>
+          <w:lang w:val="en-US"/>
+        </w:rPr>
+        <w:t xml:space="preserve">import </w:t>
+      </w:r>
+      <w:proofErr w:type="gramStart"/>
+      <w:r>
+        <w:rPr>
+          <w:lang w:val="en-US"/>
+        </w:rPr>
+        <w:t>org.springframework</w:t>
+      </w:r>
+      <w:proofErr w:type="gramEnd"/>
+      <w:r>
+        <w:rPr>
+          <w:lang w:val="en-US"/>
+        </w:rPr>
+        <w:t>.security.core.userdetails.UserDetailsService;</w:t>
+      </w:r>
+    </w:p>
+    <w:p>
+      <w:pPr>
+        <w:rPr>
+          <w:lang w:val="en-US"/>
+        </w:rPr>
+      </w:pPr>
+      <w:r>
+        <w:rPr>
+          <w:lang w:val="en-US"/>
+        </w:rPr>
+        <w:t xml:space="preserve">import </w:t>
+      </w:r>
+      <w:proofErr w:type="gramStart"/>
+      <w:r>
+        <w:rPr>
+          <w:lang w:val="en-US"/>
+        </w:rPr>
+        <w:t>org.springframework</w:t>
+      </w:r>
+      <w:proofErr w:type="gramEnd"/>
+      <w:r>
+        <w:rPr>
+          <w:lang w:val="en-US"/>
+        </w:rPr>
+        <w:t>.security.crypto.password.NoOpPasswordEncoder;</w:t>
+      </w:r>
+    </w:p>
+    <w:p>
+      <w:pPr>
+        <w:rPr>
+          <w:lang w:val="en-US"/>
+        </w:rPr>
+      </w:pPr>
+      <w:r>
+        <w:rPr>
+          <w:lang w:val="en-US"/>
+        </w:rPr>
+        <w:t xml:space="preserve">import </w:t>
+      </w:r>
+      <w:proofErr w:type="spellStart"/>
+      <w:proofErr w:type="gramStart"/>
+      <w:r>
+        <w:rPr>
+          <w:lang w:val="en-US"/>
+        </w:rPr>
+        <w:t>org.springframework</w:t>
+      </w:r>
+      <w:proofErr w:type="gramEnd"/>
+      <w:r>
+        <w:rPr>
+          <w:lang w:val="en-US"/>
+        </w:rPr>
+        <w:t>.security.crypto.password.PasswordEncoder</w:t>
+      </w:r>
+      <w:proofErr w:type="spellEnd"/>
+      <w:r>
+        <w:rPr>
+          <w:lang w:val="en-US"/>
+        </w:rPr>
+        <w:t>;</w:t>
+      </w:r>
+    </w:p>
+    <w:p>
+      <w:pPr>
+        <w:rPr>
+          <w:lang w:val="en-US"/>
+        </w:rPr>
+      </w:pPr>
+    </w:p>
+    <w:p>
+      <w:pPr>
+        <w:rPr>
+          <w:lang w:val="en-US"/>
+        </w:rPr>
+      </w:pPr>
+      <w:r>
+        <w:rPr>
+          <w:lang w:val="en-US"/>
+        </w:rPr>
+        <w:t>@Configuration</w:t>
+      </w:r>
+    </w:p>
+    <w:p>
+      <w:pPr>
+        <w:rPr>
+          <w:lang w:val="en-US"/>
+        </w:rPr>
+      </w:pPr>
+      <w:r>
+        <w:rPr>
+          <w:lang w:val="en-US"/>
+        </w:rPr>
+        <w:t xml:space="preserve">public class </w:t>
+      </w:r>
+      <w:proofErr w:type="spellStart"/>
+      <w:r>
+        <w:rPr>
+          <w:lang w:val="en-US"/>
+        </w:rPr>
+        <w:t>MyConfiguration</w:t>
+      </w:r>
+      <w:proofErr w:type="spellEnd"/>
+      <w:r>
+        <w:rPr>
+          <w:lang w:val="en-US"/>
+        </w:rPr>
+        <w:t xml:space="preserve"> extends </w:t>
+      </w:r>
+      <w:proofErr w:type="spellStart"/>
+      <w:r>
+        <w:rPr>
+          <w:lang w:val="en-US"/>
+        </w:rPr>
+        <w:t>WebSecurityConfigurerAdapter</w:t>
+      </w:r>
+      <w:proofErr w:type="spellEnd"/>
+    </w:p>
+    <w:p>
+      <w:pPr>
+        <w:rPr>
+          <w:lang w:val="en-US"/>
+        </w:rPr>
+      </w:pPr>
+      <w:r>
+        <w:rPr>
+          <w:lang w:val="en-US"/>
+        </w:rPr>
+        <w:t>{</w:t>
+      </w:r>
+    </w:p>
+    <w:p>
+      <w:pPr>
+        <w:rPr>
+          <w:lang w:val="en-US"/>
+        </w:rPr>
+      </w:pPr>
+      <w:r>
+        <w:rPr>
+          <w:lang w:val="en-US"/>
+        </w:rPr>
+        <w:tab/>
+        <w:t>@Autowired</w:t>
+      </w:r>
+    </w:p>
+    <w:p>
+      <w:pPr>
+        <w:rPr>
+          <w:lang w:val="en-US"/>
+        </w:rPr>
+      </w:pPr>
+      <w:r>
+        <w:rPr>
+          <w:lang w:val="en-US"/>
+        </w:rPr>
+        <w:tab/>
+        <w:t xml:space="preserve">private </w:t>
+      </w:r>
+      <w:proofErr w:type="spellStart"/>
+      <w:r>
+        <w:rPr>
+          <w:lang w:val="en-US"/>
+        </w:rPr>
+        <w:t>MyUserDetailsService</w:t>
+      </w:r>
+      <w:proofErr w:type="spellEnd"/>
+      <w:r>
+        <w:rPr>
+          <w:lang w:val="en-US"/>
+        </w:rPr>
+        <w:t xml:space="preserve"> </w:t>
+      </w:r>
+      <w:proofErr w:type="spellStart"/>
+      <w:r>
+        <w:rPr>
+          <w:lang w:val="en-US"/>
+        </w:rPr>
+        <w:t>userDetailsService</w:t>
+      </w:r>
+      <w:proofErr w:type="spellEnd"/>
+      <w:r>
+        <w:rPr>
+          <w:lang w:val="en-US"/>
+        </w:rPr>
+        <w:t>;</w:t>
+      </w:r>
+    </w:p>
+    <w:p>
+      <w:pPr>
+        <w:rPr>
+          <w:lang w:val="en-US"/>
+        </w:rPr>
+      </w:pPr>
+    </w:p>
+    <w:p>
+      <w:pPr>
+        <w:rPr>
+          <w:lang w:val="en-US"/>
+        </w:rPr>
+      </w:pPr>
+      <w:r>
+        <w:rPr>
+          <w:lang w:val="en-US"/>
+        </w:rPr>
+        <w:tab/>
+        <w:t>@Override</w:t>
+      </w:r>
+    </w:p>
+    <w:p>
+      <w:pPr>
+        <w:rPr>
+          <w:lang w:val="en-US"/>
+        </w:rPr>
+      </w:pPr>
+      <w:r>
+        <w:rPr>
+          <w:lang w:val="en-US"/>
+        </w:rPr>
+        <w:tab/>
+        <w:t xml:space="preserve">protected void </w:t>
+      </w:r>
+      <w:proofErr w:type="gramStart"/>
+      <w:r>
+        <w:rPr>
+          <w:lang w:val="en-US"/>
+        </w:rPr>
+        <w:t>configure(</w:t>
+      </w:r>
+      <w:proofErr w:type="spellStart"/>
+      <w:proofErr w:type="gramEnd"/>
+      <w:r>
+        <w:rPr>
+          <w:lang w:val="en-US"/>
+        </w:rPr>
+        <w:t>AuthenticationManagerBuilder</w:t>
+      </w:r>
+      <w:proofErr w:type="spellEnd"/>
+      <w:r>
+        <w:rPr>
+          <w:lang w:val="en-US"/>
+        </w:rPr>
+        <w:t xml:space="preserve"> auth) throws Exception {</w:t>
+      </w:r>
+    </w:p>
+    <w:p>
+      <w:pPr>
+        <w:rPr>
+          <w:lang w:val="en-US"/>
+        </w:rPr>
+      </w:pPr>
+      <w:r>
+        <w:rPr>
+          <w:lang w:val="en-US"/>
+        </w:rPr>
+        <w:tab/>
+      </w:r>
+      <w:r>
+        <w:rPr>
+          <w:lang w:val="en-US"/>
+        </w:rPr>
+        <w:tab/>
+      </w:r>
+      <w:proofErr w:type="spellStart"/>
+      <w:proofErr w:type="gramStart"/>
+      <w:r>
+        <w:rPr>
+          <w:lang w:val="en-US"/>
+        </w:rPr>
+        <w:t>auth.userDetailsService</w:t>
+      </w:r>
+      <w:proofErr w:type="spellEnd"/>
+      <w:proofErr w:type="gramEnd"/>
+      <w:r>
+        <w:rPr>
+          <w:lang w:val="en-US"/>
+        </w:rPr>
+        <w:t>(</w:t>
+      </w:r>
+      <w:proofErr w:type="spellStart"/>
+      <w:r>
+        <w:rPr>
+          <w:lang w:val="en-US"/>
+        </w:rPr>
+        <w:t>userDetailsService</w:t>
+      </w:r>
+      <w:proofErr w:type="spellEnd"/>
+      <w:r>
+        <w:rPr>
+          <w:lang w:val="en-US"/>
+        </w:rPr>
+        <w:t>);</w:t>
+      </w:r>
+    </w:p>
+    <w:p>
+      <w:pPr>
+        <w:rPr>
+          <w:lang w:val="en-US"/>
+        </w:rPr>
+      </w:pPr>
+      <w:r>
+        <w:rPr>
+          <w:lang w:val="en-US"/>
+        </w:rPr>
+        <w:tab/>
+        <w:t>}</w:t>
+      </w:r>
+    </w:p>
+    <w:p>
+      <w:pPr>
+        <w:rPr>
+          <w:lang w:val="en-US"/>
+        </w:rPr>
+      </w:pPr>
+      <w:r>
+        <w:rPr>
+          <w:lang w:val="en-US"/>
+        </w:rPr>
+        <w:tab/>
+      </w:r>
+    </w:p>
+    <w:p>
+      <w:pPr>
+        <w:rPr>
+          <w:lang w:val="en-US"/>
+        </w:rPr>
+      </w:pPr>
+      <w:r>
+        <w:rPr>
+          <w:lang w:val="en-US"/>
+        </w:rPr>
+        <w:tab/>
+        <w:t>@Bean</w:t>
+      </w:r>
+    </w:p>
+    <w:p>
+      <w:pPr>
+        <w:rPr>
+          <w:lang w:val="en-US"/>
+        </w:rPr>
+      </w:pPr>
+      <w:r>
+        <w:rPr>
+          <w:lang w:val="en-US"/>
+        </w:rPr>
+        <w:tab/>
+        <w:t xml:space="preserve">public </w:t>
+      </w:r>
+      <w:proofErr w:type="spellStart"/>
+      <w:r>
+        <w:rPr>
+          <w:lang w:val="en-US"/>
+        </w:rPr>
+        <w:t>PasswordEncoder</w:t>
+      </w:r>
+      <w:proofErr w:type="spellEnd"/>
+      <w:r>
+        <w:rPr>
+          <w:lang w:val="en-US"/>
+        </w:rPr>
+        <w:t xml:space="preserve"> </w:t>
+      </w:r>
+      <w:proofErr w:type="spellStart"/>
+      <w:proofErr w:type="gramStart"/>
+      <w:r>
+        <w:rPr>
+          <w:lang w:val="en-US"/>
+        </w:rPr>
+        <w:t>passwordEncoder</w:t>
+      </w:r>
+      <w:proofErr w:type="spellEnd"/>
+      <w:r>
+        <w:rPr>
+          <w:lang w:val="en-US"/>
+        </w:rPr>
+        <w:t>(</w:t>
+      </w:r>
+      <w:proofErr w:type="gramEnd"/>
+      <w:r>
+        <w:rPr>
+          <w:lang w:val="en-US"/>
+        </w:rPr>
+        <w:t>)</w:t>
+      </w:r>
+    </w:p>
+    <w:p>
+      <w:pPr>
+        <w:rPr>
+          <w:lang w:val="en-US"/>
+        </w:rPr>
+      </w:pPr>
+      <w:r>
+        <w:rPr>
+          <w:lang w:val="en-US"/>
+        </w:rPr>
+        <w:tab/>
+        <w:t>{</w:t>
+      </w:r>
+    </w:p>
+    <w:p>
+      <w:pPr>
+        <w:rPr>
+          <w:lang w:val="en-US"/>
+        </w:rPr>
+      </w:pPr>
+      <w:r>
+        <w:rPr>
+          <w:lang w:val="en-US"/>
+        </w:rPr>
+        <w:tab/>
+      </w:r>
+      <w:r>
+        <w:rPr>
+          <w:lang w:val="en-US"/>
+        </w:rPr>
+        <w:tab/>
+        <w:t xml:space="preserve">return </w:t>
+      </w:r>
+      <w:proofErr w:type="spellStart"/>
+      <w:r>
+        <w:rPr>
+          <w:lang w:val="en-US"/>
+        </w:rPr>
+        <w:t>NoOpPasswordEncoder.getInstance</w:t>
+      </w:r>
+      <w:proofErr w:type="spellEnd"/>
+      <w:r>
+        <w:rPr>
+          <w:lang w:val="en-US"/>
+        </w:rPr>
+        <w:t>();</w:t>
+      </w:r>
+    </w:p>
+    <w:p>
+      <w:pPr>
+        <w:rPr>
+          <w:lang w:val="en-US"/>
+        </w:rPr>
+      </w:pPr>
+      <w:r>
+        <w:rPr>
+          <w:lang w:val="en-US"/>
+        </w:rPr>
+        <w:tab/>
+        <w:t>}</w:t>
+      </w:r>
+    </w:p>
+    <w:p>
+      <w:pPr>
+        <w:rPr>
+          <w:lang w:val="en-US"/>
+        </w:rPr>
+      </w:pPr>
+      <w:r>
+        <w:rPr>
+          <w:lang w:val="en-US"/>
+        </w:rPr>
+        <w:tab/>
+      </w:r>
+    </w:p>
+    <w:p>
+      <w:pPr>
+        <w:rPr>
+          <w:lang w:val="en-US"/>
+        </w:rPr>
+      </w:pPr>
+      <w:r>
+        <w:rPr>
+          <w:lang w:val="en-US"/>
+        </w:rPr>
+        <w:t>}</w:t>
+      </w:r>
+    </w:p>
+    <w:p>
+      <w:pPr>
+        <w:rPr>
+          <w:lang w:val="en-US"/>
+        </w:rPr>
+      </w:pPr>
+    </w:p>
+    <w:p>
+      <w:pPr>
+        <w:rPr>
+          <w:lang w:val="en-US"/>
+        </w:rPr>
+      </w:pPr>
+      <w:r>
+        <w:rPr>
+          <w:lang w:val="en-US"/>
+        </w:rPr>
+        <w:t xml:space="preserve">We need to create </w:t>
+      </w:r>
+      <w:proofErr w:type="spellStart"/>
+      <w:r>
+        <w:rPr>
+          <w:lang w:val="en-US"/>
+        </w:rPr>
+        <w:t>MyUserDetailsService</w:t>
+      </w:r>
+      <w:proofErr w:type="spellEnd"/>
+      <w:r>
+        <w:rPr>
+          <w:lang w:val="en-US"/>
+        </w:rPr>
+        <w:t xml:space="preserve"> that implements </w:t>
+      </w:r>
+      <w:proofErr w:type="spellStart"/>
+      <w:r>
+        <w:rPr>
+          <w:lang w:val="en-US"/>
+        </w:rPr>
+        <w:t>UserDetailsService</w:t>
+      </w:r>
+      <w:proofErr w:type="spellEnd"/>
+    </w:p>
+    <w:p>
+      <w:pPr>
+        <w:rPr>
+          <w:lang w:val="en-US"/>
+        </w:rPr>
+      </w:pPr>
+    </w:p>
+    <w:p>
+      <w:pPr>
+        <w:rPr>
+          <w:lang w:val="en-US"/>
+        </w:rPr>
+      </w:pPr>
+      <w:r>
+        <w:rPr>
+          <w:lang w:val="en-US"/>
+        </w:rPr>
+        <w:t xml:space="preserve">package </w:t>
+      </w:r>
+      <w:proofErr w:type="spellStart"/>
+      <w:proofErr w:type="gramStart"/>
+      <w:r>
+        <w:rPr>
+          <w:lang w:val="en-US"/>
+        </w:rPr>
+        <w:t>com.ust.spring</w:t>
+      </w:r>
+      <w:proofErr w:type="gramEnd"/>
+      <w:r>
+        <w:rPr>
+          <w:lang w:val="en-US"/>
+        </w:rPr>
+        <w:t>.config</w:t>
+      </w:r>
+      <w:proofErr w:type="spellEnd"/>
+      <w:r>
+        <w:rPr>
+          <w:lang w:val="en-US"/>
+        </w:rPr>
+        <w:t>;</w:t>
+      </w:r>
+    </w:p>
+    <w:p>
+      <w:pPr>
+        <w:rPr>
+          <w:lang w:val="en-US"/>
+        </w:rPr>
+      </w:pPr>
+    </w:p>
+    <w:p>
+      <w:pPr>
+        <w:rPr>
+          <w:lang w:val="en-US"/>
+        </w:rPr>
+      </w:pPr>
+      <w:r>
+        <w:rPr>
+          <w:lang w:val="en-US"/>
+        </w:rPr>
+        <w:lastRenderedPageBreak/>
+        <w:t xml:space="preserve">import </w:t>
+      </w:r>
+      <w:proofErr w:type="spellStart"/>
+      <w:proofErr w:type="gramStart"/>
+      <w:r>
+        <w:rPr>
+          <w:lang w:val="en-US"/>
+        </w:rPr>
+        <w:t>java.util</w:t>
+      </w:r>
+      <w:proofErr w:type="gramEnd"/>
+      <w:r>
+        <w:rPr>
+          <w:lang w:val="en-US"/>
+        </w:rPr>
+        <w:t>.ArrayList</w:t>
+      </w:r>
+      <w:proofErr w:type="spellEnd"/>
+      <w:r>
+        <w:rPr>
+          <w:lang w:val="en-US"/>
+        </w:rPr>
+        <w:t>;</w:t>
+      </w:r>
+    </w:p>
+    <w:p>
+      <w:pPr>
+        <w:rPr>
+          <w:lang w:val="en-US"/>
+        </w:rPr>
+      </w:pPr>
+    </w:p>
+    <w:p>
+      <w:pPr>
+        <w:rPr>
+          <w:lang w:val="en-US"/>
+        </w:rPr>
+      </w:pPr>
+      <w:r>
+        <w:rPr>
+          <w:lang w:val="en-US"/>
+        </w:rPr>
+        <w:t xml:space="preserve">import </w:t>
+      </w:r>
+      <w:proofErr w:type="spellStart"/>
+      <w:proofErr w:type="gramStart"/>
+      <w:r>
+        <w:rPr>
+          <w:lang w:val="en-US"/>
+        </w:rPr>
+        <w:t>org.springframework</w:t>
+      </w:r>
+      <w:proofErr w:type="gramEnd"/>
+      <w:r>
+        <w:rPr>
+          <w:lang w:val="en-US"/>
+        </w:rPr>
+        <w:t>.security.core.userdetails.User</w:t>
+      </w:r>
+      <w:proofErr w:type="spellEnd"/>
+      <w:r>
+        <w:rPr>
+          <w:lang w:val="en-US"/>
+        </w:rPr>
+        <w:t>;</w:t>
+      </w:r>
+    </w:p>
+    <w:p>
+      <w:pPr>
+        <w:rPr>
+          <w:lang w:val="en-US"/>
+        </w:rPr>
+      </w:pPr>
+      <w:r>
+        <w:rPr>
+          <w:lang w:val="en-US"/>
+        </w:rPr>
+        <w:t xml:space="preserve">import </w:t>
+      </w:r>
+      <w:proofErr w:type="spellStart"/>
+      <w:proofErr w:type="gramStart"/>
+      <w:r>
+        <w:rPr>
+          <w:lang w:val="en-US"/>
+        </w:rPr>
+        <w:t>org.springframework</w:t>
+      </w:r>
+      <w:proofErr w:type="gramEnd"/>
+      <w:r>
+        <w:rPr>
+          <w:lang w:val="en-US"/>
+        </w:rPr>
+        <w:t>.security.core.userdetails.UserDetails</w:t>
+      </w:r>
+      <w:proofErr w:type="spellEnd"/>
+      <w:r>
+        <w:rPr>
+          <w:lang w:val="en-US"/>
+        </w:rPr>
+        <w:t>;</w:t>
+      </w:r>
+    </w:p>
+    <w:p>
+      <w:pPr>
+        <w:rPr>
+          <w:lang w:val="en-US"/>
+        </w:rPr>
+      </w:pPr>
+      <w:r>
+        <w:rPr>
+          <w:lang w:val="en-US"/>
+        </w:rPr>
+        <w:t xml:space="preserve">import </w:t>
+      </w:r>
+      <w:proofErr w:type="gramStart"/>
+      <w:r>
+        <w:rPr>
+          <w:lang w:val="en-US"/>
+        </w:rPr>
+        <w:t>org.springframework</w:t>
+      </w:r>
+      <w:proofErr w:type="gramEnd"/>
+      <w:r>
+        <w:rPr>
+          <w:lang w:val="en-US"/>
+        </w:rPr>
+        <w:t>.security.core.userdetails.UserDetailsService;</w:t>
+      </w:r>
+    </w:p>
+    <w:p>
+      <w:pPr>
+        <w:rPr>
+          <w:lang w:val="en-US"/>
+        </w:rPr>
+      </w:pPr>
+      <w:r>
+        <w:rPr>
+          <w:lang w:val="en-US"/>
+        </w:rPr>
+        <w:t xml:space="preserve">import </w:t>
+      </w:r>
+      <w:proofErr w:type="gramStart"/>
+      <w:r>
+        <w:rPr>
+          <w:lang w:val="en-US"/>
+        </w:rPr>
+        <w:t>org.springframework</w:t>
+      </w:r>
+      <w:proofErr w:type="gramEnd"/>
+      <w:r>
+        <w:rPr>
+          <w:lang w:val="en-US"/>
+        </w:rPr>
+        <w:t>.security.core.userdetails.UsernameNotFoundException;</w:t>
+      </w:r>
+    </w:p>
+    <w:p>
+      <w:pPr>
+        <w:rPr>
+          <w:lang w:val="en-US"/>
+        </w:rPr>
+      </w:pPr>
+      <w:r>
+        <w:rPr>
+          <w:lang w:val="en-US"/>
+        </w:rPr>
+        <w:t xml:space="preserve">import </w:t>
+      </w:r>
+      <w:proofErr w:type="spellStart"/>
+      <w:proofErr w:type="gramStart"/>
+      <w:r>
+        <w:rPr>
+          <w:lang w:val="en-US"/>
+        </w:rPr>
+        <w:t>org.springframework</w:t>
+      </w:r>
+      <w:proofErr w:type="gramEnd"/>
+      <w:r>
+        <w:rPr>
+          <w:lang w:val="en-US"/>
+        </w:rPr>
+        <w:t>.stereotype.Service</w:t>
+      </w:r>
+      <w:proofErr w:type="spellEnd"/>
+      <w:r>
+        <w:rPr>
+          <w:lang w:val="en-US"/>
+        </w:rPr>
+        <w:t>;</w:t>
+      </w:r>
+    </w:p>
+    <w:p>
+      <w:pPr>
+        <w:rPr>
+          <w:lang w:val="en-US"/>
+        </w:rPr>
+      </w:pPr>
+    </w:p>
+    <w:p>
+      <w:pPr>
+        <w:rPr>
+          <w:lang w:val="en-US"/>
+        </w:rPr>
+      </w:pPr>
+      <w:r>
+        <w:rPr>
+          <w:lang w:val="en-US"/>
+        </w:rPr>
+        <w:t>@Service</w:t>
+      </w:r>
+    </w:p>
+    <w:p>
+      <w:pPr>
+        <w:rPr>
+          <w:lang w:val="en-US"/>
+        </w:rPr>
+      </w:pPr>
+      <w:r>
+        <w:rPr>
+          <w:lang w:val="en-US"/>
+        </w:rPr>
+        <w:t xml:space="preserve">public class </w:t>
+      </w:r>
+      <w:proofErr w:type="spellStart"/>
+      <w:r>
+        <w:rPr>
+          <w:lang w:val="en-US"/>
+        </w:rPr>
+        <w:t>MyUserDetailsService</w:t>
+      </w:r>
+      <w:proofErr w:type="spellEnd"/>
+      <w:r>
+        <w:rPr>
+          <w:lang w:val="en-US"/>
+        </w:rPr>
+        <w:t xml:space="preserve"> implements </w:t>
+      </w:r>
+      <w:proofErr w:type="spellStart"/>
+      <w:r>
+        <w:rPr>
+          <w:lang w:val="en-US"/>
+        </w:rPr>
+        <w:t>UserDetailsService</w:t>
+      </w:r>
+      <w:proofErr w:type="spellEnd"/>
+    </w:p>
+    <w:p>
+      <w:pPr>
+        <w:rPr>
+          <w:lang w:val="en-US"/>
+        </w:rPr>
+      </w:pPr>
+      <w:r>
+        <w:rPr>
+          <w:lang w:val="en-US"/>
+        </w:rPr>
+        <w:t>{</w:t>
+      </w:r>
+    </w:p>
+    <w:p>
+      <w:pPr>
+        <w:rPr>
+          <w:lang w:val="en-US"/>
+        </w:rPr>
+      </w:pPr>
+    </w:p>
+    <w:p>
+      <w:pPr>
+        <w:rPr>
+          <w:lang w:val="en-US"/>
+        </w:rPr>
+      </w:pPr>
+      <w:r>
+        <w:rPr>
+          <w:lang w:val="en-US"/>
+        </w:rPr>
+        <w:tab/>
+        <w:t>@Override</w:t>
+      </w:r>
+    </w:p>
+    <w:p>
+      <w:pPr>
+        <w:rPr>
+          <w:lang w:val="en-US"/>
+        </w:rPr>
+      </w:pPr>
+      <w:r>
+        <w:rPr>
+          <w:lang w:val="en-US"/>
+        </w:rPr>
+        <w:tab/>
+        <w:t xml:space="preserve">public </w:t>
+      </w:r>
+      <w:proofErr w:type="spellStart"/>
+      <w:r>
+        <w:rPr>
+          <w:lang w:val="en-US"/>
+        </w:rPr>
+        <w:t>UserDetails</w:t>
+      </w:r>
+      <w:proofErr w:type="spellEnd"/>
+      <w:r>
+        <w:rPr>
+          <w:lang w:val="en-US"/>
+        </w:rPr>
+        <w:t xml:space="preserve"> </w:t>
+      </w:r>
+      <w:proofErr w:type="spellStart"/>
+      <w:proofErr w:type="gramStart"/>
+      <w:r>
+        <w:rPr>
+          <w:lang w:val="en-US"/>
+        </w:rPr>
+        <w:t>loadUserByUsername</w:t>
+      </w:r>
+      <w:proofErr w:type="spellEnd"/>
+      <w:r>
+        <w:rPr>
+          <w:lang w:val="en-US"/>
+        </w:rPr>
+        <w:t>(</w:t>
+      </w:r>
+      <w:proofErr w:type="gramEnd"/>
+      <w:r>
+        <w:rPr>
+          <w:lang w:val="en-US"/>
+        </w:rPr>
+        <w:t xml:space="preserve">String username) throws </w:t>
+      </w:r>
+      <w:proofErr w:type="spellStart"/>
+      <w:r>
+        <w:rPr>
+          <w:lang w:val="en-US"/>
+        </w:rPr>
+        <w:t>UsernameNotFoundException</w:t>
+      </w:r>
+      <w:proofErr w:type="spellEnd"/>
+      <w:r>
+        <w:rPr>
+          <w:lang w:val="en-US"/>
+        </w:rPr>
+        <w:t xml:space="preserve"> {</w:t>
+      </w:r>
+    </w:p>
+    <w:p>
+      <w:pPr>
+        <w:rPr>
+          <w:lang w:val="en-US"/>
+        </w:rPr>
+      </w:pPr>
+      <w:r>
+        <w:rPr>
+          <w:lang w:val="en-US"/>
+        </w:rPr>
+        <w:tab/>
+      </w:r>
+      <w:r>
+        <w:rPr>
+          <w:lang w:val="en-US"/>
+        </w:rPr>
+        <w:tab/>
+        <w:t xml:space="preserve">return new </w:t>
+      </w:r>
+      <w:proofErr w:type="gramStart"/>
+      <w:r>
+        <w:rPr>
+          <w:lang w:val="en-US"/>
+        </w:rPr>
+        <w:t>User(</w:t>
+      </w:r>
+      <w:proofErr w:type="gramEnd"/>
+      <w:r>
+        <w:rPr>
+          <w:lang w:val="en-US"/>
+        </w:rPr>
+        <w:t>"</w:t>
+      </w:r>
+      <w:proofErr w:type="spellStart"/>
+      <w:r>
+        <w:rPr>
+          <w:lang w:val="en-US"/>
+        </w:rPr>
+        <w:t>dinesh</w:t>
+      </w:r>
+      <w:proofErr w:type="spellEnd"/>
+      <w:r>
+        <w:rPr>
+          <w:lang w:val="en-US"/>
+        </w:rPr>
+        <w:t>", "</w:t>
+      </w:r>
+      <w:proofErr w:type="spellStart"/>
+      <w:r>
+        <w:rPr>
+          <w:lang w:val="en-US"/>
+        </w:rPr>
+        <w:t>diny</w:t>
+      </w:r>
+      <w:proofErr w:type="spellEnd"/>
+      <w:r>
+        <w:rPr>
+          <w:lang w:val="en-US"/>
+        </w:rPr>
+        <w:t xml:space="preserve">", new </w:t>
+      </w:r>
+      <w:proofErr w:type="spellStart"/>
+      <w:r>
+        <w:rPr>
+          <w:lang w:val="en-US"/>
+        </w:rPr>
+        <w:t>ArrayList</w:t>
+      </w:r>
+      <w:proofErr w:type="spellEnd"/>
+      <w:r>
+        <w:rPr>
+          <w:lang w:val="en-US"/>
+        </w:rPr>
+        <w:t>&lt;&gt;());</w:t>
+      </w:r>
+    </w:p>
+    <w:p>
+      <w:pPr>
+        <w:rPr>
+          <w:lang w:val="en-US"/>
+        </w:rPr>
+      </w:pPr>
+      <w:r>
+        <w:rPr>
+          <w:lang w:val="en-US"/>
+        </w:rPr>
+        <w:tab/>
+        <w:t>}</w:t>
+      </w:r>
+    </w:p>
+    <w:p>
+      <w:pPr>
+        <w:rPr>
+          <w:lang w:val="en-US"/>
+        </w:rPr>
+      </w:pPr>
+    </w:p>
+    <w:p>
+      <w:pPr>
+        <w:rPr>
+          <w:lang w:val="en-US"/>
+        </w:rPr>
+      </w:pPr>
+      <w:r>
+        <w:rPr>
+          <w:lang w:val="en-US"/>
+        </w:rPr>
+        <w:t>}</w:t>
+      </w:r>
+    </w:p>
+    <w:p>
+      <w:pPr>
+        <w:rPr>
+          <w:lang w:val="en-US"/>
+        </w:rPr>
+      </w:pPr>
+    </w:p>
+    <w:p>
+      <w:pPr>
+        <w:rPr>
+          <w:lang w:val="en-US"/>
+        </w:rPr>
+      </w:pPr>
+      <w:r>
+        <w:rPr>
+          <w:lang w:val="en-US"/>
+        </w:rPr>
+        <w:t>Now, run the project and check with username and passwords as “</w:t>
+      </w:r>
+      <w:proofErr w:type="spellStart"/>
+      <w:r>
+        <w:rPr>
+          <w:lang w:val="en-US"/>
+        </w:rPr>
+        <w:t>dinesh</w:t>
+      </w:r>
+      <w:proofErr w:type="spellEnd"/>
+      <w:r>
+        <w:rPr>
+          <w:lang w:val="en-US"/>
+        </w:rPr>
+        <w:t>” and “</w:t>
+      </w:r>
+      <w:proofErr w:type="spellStart"/>
+      <w:r>
+        <w:rPr>
+          <w:lang w:val="en-US"/>
+        </w:rPr>
+        <w:t>diny</w:t>
+      </w:r>
+      <w:proofErr w:type="spellEnd"/>
+      <w:r>
+        <w:rPr>
+          <w:lang w:val="en-US"/>
+        </w:rPr>
+        <w:t>”</w:t>
+      </w:r>
+    </w:p>
+    <w:p>
+      <w:pPr>
+        <w:rPr>
+          <w:lang w:val="en-US"/>
+        </w:rPr>
+      </w:pPr>
+    </w:p>
+    <w:p>
+      <w:pPr>
+        <w:rPr>
+          <w:lang w:val="en-US"/>
         </w:rPr>
       </w:pPr>
     </w:p>

--- a/notes_05Jun2023.docx
+++ b/notes_05Jun2023.docx
@@ -260,7 +260,6 @@
         <w:t xml:space="preserve">In </w:t>
       </w:r>
       <w:proofErr w:type="spellStart"/>
-      <w:proofErr w:type="gramStart"/>
       <w:r>
         <w:rPr>
           <w:lang w:val="en-US"/>
@@ -268,7 +267,6 @@
         <w:t>application.properties</w:t>
       </w:r>
       <w:proofErr w:type="spellEnd"/>
-      <w:proofErr w:type="gramEnd"/>
       <w:r>
         <w:rPr>
           <w:lang w:val="en-US"/>
@@ -333,7 +331,6 @@
         </w:rPr>
       </w:pPr>
       <w:proofErr w:type="spellStart"/>
-      <w:proofErr w:type="gramStart"/>
       <w:r>
         <w:rPr>
           <w:rFonts w:ascii="Consolas" w:hAnsi="Consolas" w:cs="Consolas"/>
@@ -341,17 +338,7 @@
           <w:sz w:val="24"/>
           <w:szCs w:val="24"/>
         </w:rPr>
-        <w:t>spring.security</w:t>
-      </w:r>
-      <w:proofErr w:type="gramEnd"/>
-      <w:r>
-        <w:rPr>
-          <w:rFonts w:ascii="Consolas" w:hAnsi="Consolas" w:cs="Consolas"/>
-          <w:color w:val="000000"/>
-          <w:sz w:val="24"/>
-          <w:szCs w:val="24"/>
-        </w:rPr>
-        <w:t>.user.password</w:t>
+        <w:t>spring.security.user.password</w:t>
       </w:r>
       <w:proofErr w:type="spellEnd"/>
       <w:r>
@@ -402,7 +389,6 @@
         <w:t xml:space="preserve">Instead of giving username and password in </w:t>
       </w:r>
       <w:proofErr w:type="spellStart"/>
-      <w:proofErr w:type="gramStart"/>
       <w:r>
         <w:rPr>
           <w:lang w:val="en-US"/>
@@ -410,7 +396,6 @@
         <w:t>application.properties</w:t>
       </w:r>
       <w:proofErr w:type="spellEnd"/>
-      <w:proofErr w:type="gramEnd"/>
       <w:r>
         <w:rPr>
           <w:lang w:val="en-US"/>
@@ -554,19 +539,11 @@
         <w:t xml:space="preserve">package </w:t>
       </w:r>
       <w:proofErr w:type="spellStart"/>
-      <w:proofErr w:type="gramStart"/>
-      <w:r>
-        <w:rPr>
-          <w:lang w:val="en-US"/>
-        </w:rPr>
-        <w:t>com.ust.spring</w:t>
-      </w:r>
-      <w:proofErr w:type="gramEnd"/>
-      <w:r>
-        <w:rPr>
-          <w:lang w:val="en-US"/>
-        </w:rPr>
-        <w:t>.config</w:t>
+      <w:r>
+        <w:rPr>
+          <w:lang w:val="en-US"/>
+        </w:rPr>
+        <w:t>com.ust.spring.config</w:t>
       </w:r>
       <w:proofErr w:type="spellEnd"/>
       <w:r>
@@ -596,19 +573,11 @@
         <w:t xml:space="preserve">import </w:t>
       </w:r>
       <w:proofErr w:type="spellStart"/>
-      <w:proofErr w:type="gramStart"/>
-      <w:r>
-        <w:rPr>
-          <w:lang w:val="en-US"/>
-        </w:rPr>
-        <w:t>org.springframework</w:t>
-      </w:r>
-      <w:proofErr w:type="gramEnd"/>
-      <w:r>
-        <w:rPr>
-          <w:lang w:val="en-US"/>
-        </w:rPr>
-        <w:t>.beans.factory.annotation.Autowired</w:t>
+      <w:r>
+        <w:rPr>
+          <w:lang w:val="en-US"/>
+        </w:rPr>
+        <w:t>org.springframework.beans.factory.annotation.Autowired</w:t>
       </w:r>
       <w:proofErr w:type="spellEnd"/>
       <w:r>
@@ -631,19 +600,11 @@
         <w:t xml:space="preserve">import </w:t>
       </w:r>
       <w:proofErr w:type="spellStart"/>
-      <w:proofErr w:type="gramStart"/>
-      <w:r>
-        <w:rPr>
-          <w:lang w:val="en-US"/>
-        </w:rPr>
-        <w:t>org.springframework</w:t>
-      </w:r>
-      <w:proofErr w:type="gramEnd"/>
-      <w:r>
-        <w:rPr>
-          <w:lang w:val="en-US"/>
-        </w:rPr>
-        <w:t>.context.annotation.Bean</w:t>
+      <w:r>
+        <w:rPr>
+          <w:lang w:val="en-US"/>
+        </w:rPr>
+        <w:t>org.springframework.context.annotation.Bean</w:t>
       </w:r>
       <w:proofErr w:type="spellEnd"/>
       <w:r>
@@ -666,19 +627,11 @@
         <w:t xml:space="preserve">import </w:t>
       </w:r>
       <w:proofErr w:type="spellStart"/>
-      <w:proofErr w:type="gramStart"/>
-      <w:r>
-        <w:rPr>
-          <w:lang w:val="en-US"/>
-        </w:rPr>
-        <w:t>org.springframework</w:t>
-      </w:r>
-      <w:proofErr w:type="gramEnd"/>
-      <w:r>
-        <w:rPr>
-          <w:lang w:val="en-US"/>
-        </w:rPr>
-        <w:t>.context.annotation.Configuration</w:t>
+      <w:r>
+        <w:rPr>
+          <w:lang w:val="en-US"/>
+        </w:rPr>
+        <w:t>org.springframework.context.annotation.Configuration</w:t>
       </w:r>
       <w:proofErr w:type="spellEnd"/>
       <w:r>
@@ -687,6 +640,560 @@
         </w:rPr>
         <w:t>;</w:t>
       </w:r>
+    </w:p>
+    <w:p>
+      <w:pPr>
+        <w:rPr>
+          <w:lang w:val="en-US"/>
+        </w:rPr>
+      </w:pPr>
+      <w:r>
+        <w:rPr>
+          <w:lang w:val="en-US"/>
+        </w:rPr>
+        <w:lastRenderedPageBreak/>
+        <w:t>import org.springframework.security.config.annotation.authentication.builders.AuthenticationManagerBuilder;</w:t>
+      </w:r>
+    </w:p>
+    <w:p>
+      <w:pPr>
+        <w:rPr>
+          <w:lang w:val="en-US"/>
+        </w:rPr>
+      </w:pPr>
+      <w:r>
+        <w:rPr>
+          <w:lang w:val="en-US"/>
+        </w:rPr>
+        <w:t>import org.springframework.security.config.annotation.web.configuration.WebSecurityConfigurerAdapter;</w:t>
+      </w:r>
+    </w:p>
+    <w:p>
+      <w:pPr>
+        <w:rPr>
+          <w:lang w:val="en-US"/>
+        </w:rPr>
+      </w:pPr>
+      <w:r>
+        <w:rPr>
+          <w:lang w:val="en-US"/>
+        </w:rPr>
+        <w:t>import org.springframework.security.core.userdetails.UserDetailsService;</w:t>
+      </w:r>
+    </w:p>
+    <w:p>
+      <w:pPr>
+        <w:rPr>
+          <w:lang w:val="en-US"/>
+        </w:rPr>
+      </w:pPr>
+      <w:r>
+        <w:rPr>
+          <w:lang w:val="en-US"/>
+        </w:rPr>
+        <w:t>import org.springframework.security.crypto.password.NoOpPasswordEncoder;</w:t>
+      </w:r>
+    </w:p>
+    <w:p>
+      <w:pPr>
+        <w:rPr>
+          <w:lang w:val="en-US"/>
+        </w:rPr>
+      </w:pPr>
+      <w:r>
+        <w:rPr>
+          <w:lang w:val="en-US"/>
+        </w:rPr>
+        <w:t xml:space="preserve">import </w:t>
+      </w:r>
+      <w:proofErr w:type="spellStart"/>
+      <w:r>
+        <w:rPr>
+          <w:lang w:val="en-US"/>
+        </w:rPr>
+        <w:t>org.springframework.security.crypto.password.PasswordEncoder</w:t>
+      </w:r>
+      <w:proofErr w:type="spellEnd"/>
+      <w:r>
+        <w:rPr>
+          <w:lang w:val="en-US"/>
+        </w:rPr>
+        <w:t>;</w:t>
+      </w:r>
+    </w:p>
+    <w:p>
+      <w:pPr>
+        <w:rPr>
+          <w:lang w:val="en-US"/>
+        </w:rPr>
+      </w:pPr>
+    </w:p>
+    <w:p>
+      <w:pPr>
+        <w:rPr>
+          <w:lang w:val="en-US"/>
+        </w:rPr>
+      </w:pPr>
+      <w:r>
+        <w:rPr>
+          <w:lang w:val="en-US"/>
+        </w:rPr>
+        <w:t>@Configuration</w:t>
+      </w:r>
+    </w:p>
+    <w:p>
+      <w:pPr>
+        <w:rPr>
+          <w:lang w:val="en-US"/>
+        </w:rPr>
+      </w:pPr>
+      <w:r>
+        <w:rPr>
+          <w:lang w:val="en-US"/>
+        </w:rPr>
+        <w:t xml:space="preserve">public class </w:t>
+      </w:r>
+      <w:proofErr w:type="spellStart"/>
+      <w:r>
+        <w:rPr>
+          <w:lang w:val="en-US"/>
+        </w:rPr>
+        <w:t>MyConfiguration</w:t>
+      </w:r>
+      <w:proofErr w:type="spellEnd"/>
+      <w:r>
+        <w:rPr>
+          <w:lang w:val="en-US"/>
+        </w:rPr>
+        <w:t xml:space="preserve"> extends </w:t>
+      </w:r>
+      <w:proofErr w:type="spellStart"/>
+      <w:r>
+        <w:rPr>
+          <w:lang w:val="en-US"/>
+        </w:rPr>
+        <w:t>WebSecurityConfigurerAdapter</w:t>
+      </w:r>
+      <w:proofErr w:type="spellEnd"/>
+    </w:p>
+    <w:p>
+      <w:pPr>
+        <w:rPr>
+          <w:lang w:val="en-US"/>
+        </w:rPr>
+      </w:pPr>
+      <w:r>
+        <w:rPr>
+          <w:lang w:val="en-US"/>
+        </w:rPr>
+        <w:t>{</w:t>
+      </w:r>
+    </w:p>
+    <w:p>
+      <w:pPr>
+        <w:rPr>
+          <w:lang w:val="en-US"/>
+        </w:rPr>
+      </w:pPr>
+      <w:r>
+        <w:rPr>
+          <w:lang w:val="en-US"/>
+        </w:rPr>
+        <w:tab/>
+        <w:t>@Autowired</w:t>
+      </w:r>
+    </w:p>
+    <w:p>
+      <w:pPr>
+        <w:rPr>
+          <w:lang w:val="en-US"/>
+        </w:rPr>
+      </w:pPr>
+      <w:r>
+        <w:rPr>
+          <w:lang w:val="en-US"/>
+        </w:rPr>
+        <w:tab/>
+        <w:t xml:space="preserve">private </w:t>
+      </w:r>
+      <w:proofErr w:type="spellStart"/>
+      <w:r>
+        <w:rPr>
+          <w:lang w:val="en-US"/>
+        </w:rPr>
+        <w:t>MyUserDetailsService</w:t>
+      </w:r>
+      <w:proofErr w:type="spellEnd"/>
+      <w:r>
+        <w:rPr>
+          <w:lang w:val="en-US"/>
+        </w:rPr>
+        <w:t xml:space="preserve"> </w:t>
+      </w:r>
+      <w:proofErr w:type="spellStart"/>
+      <w:r>
+        <w:rPr>
+          <w:lang w:val="en-US"/>
+        </w:rPr>
+        <w:t>userDetailsService</w:t>
+      </w:r>
+      <w:proofErr w:type="spellEnd"/>
+      <w:r>
+        <w:rPr>
+          <w:lang w:val="en-US"/>
+        </w:rPr>
+        <w:t>;</w:t>
+      </w:r>
+    </w:p>
+    <w:p>
+      <w:pPr>
+        <w:rPr>
+          <w:lang w:val="en-US"/>
+        </w:rPr>
+      </w:pPr>
+    </w:p>
+    <w:p>
+      <w:pPr>
+        <w:rPr>
+          <w:lang w:val="en-US"/>
+        </w:rPr>
+      </w:pPr>
+      <w:r>
+        <w:rPr>
+          <w:lang w:val="en-US"/>
+        </w:rPr>
+        <w:tab/>
+        <w:t>@Override</w:t>
+      </w:r>
+    </w:p>
+    <w:p>
+      <w:pPr>
+        <w:rPr>
+          <w:lang w:val="en-US"/>
+        </w:rPr>
+      </w:pPr>
+      <w:r>
+        <w:rPr>
+          <w:lang w:val="en-US"/>
+        </w:rPr>
+        <w:tab/>
+        <w:t>protected void configure(</w:t>
+      </w:r>
+      <w:proofErr w:type="spellStart"/>
+      <w:r>
+        <w:rPr>
+          <w:lang w:val="en-US"/>
+        </w:rPr>
+        <w:t>AuthenticationManagerBuilder</w:t>
+      </w:r>
+      <w:proofErr w:type="spellEnd"/>
+      <w:r>
+        <w:rPr>
+          <w:lang w:val="en-US"/>
+        </w:rPr>
+        <w:t xml:space="preserve"> auth) throws Exception {</w:t>
+      </w:r>
+    </w:p>
+    <w:p>
+      <w:pPr>
+        <w:rPr>
+          <w:lang w:val="en-US"/>
+        </w:rPr>
+      </w:pPr>
+      <w:r>
+        <w:rPr>
+          <w:lang w:val="en-US"/>
+        </w:rPr>
+        <w:tab/>
+      </w:r>
+      <w:r>
+        <w:rPr>
+          <w:lang w:val="en-US"/>
+        </w:rPr>
+        <w:tab/>
+      </w:r>
+      <w:proofErr w:type="spellStart"/>
+      <w:r>
+        <w:rPr>
+          <w:lang w:val="en-US"/>
+        </w:rPr>
+        <w:t>auth.userDetailsService</w:t>
+      </w:r>
+      <w:proofErr w:type="spellEnd"/>
+      <w:r>
+        <w:rPr>
+          <w:lang w:val="en-US"/>
+        </w:rPr>
+        <w:t>(</w:t>
+      </w:r>
+      <w:proofErr w:type="spellStart"/>
+      <w:r>
+        <w:rPr>
+          <w:lang w:val="en-US"/>
+        </w:rPr>
+        <w:t>userDetailsService</w:t>
+      </w:r>
+      <w:proofErr w:type="spellEnd"/>
+      <w:r>
+        <w:rPr>
+          <w:lang w:val="en-US"/>
+        </w:rPr>
+        <w:t>);</w:t>
+      </w:r>
+    </w:p>
+    <w:p>
+      <w:pPr>
+        <w:rPr>
+          <w:lang w:val="en-US"/>
+        </w:rPr>
+      </w:pPr>
+      <w:r>
+        <w:rPr>
+          <w:lang w:val="en-US"/>
+        </w:rPr>
+        <w:tab/>
+        <w:t>}</w:t>
+      </w:r>
+    </w:p>
+    <w:p>
+      <w:pPr>
+        <w:rPr>
+          <w:lang w:val="en-US"/>
+        </w:rPr>
+      </w:pPr>
+      <w:r>
+        <w:rPr>
+          <w:lang w:val="en-US"/>
+        </w:rPr>
+        <w:tab/>
+      </w:r>
+    </w:p>
+    <w:p>
+      <w:pPr>
+        <w:rPr>
+          <w:lang w:val="en-US"/>
+        </w:rPr>
+      </w:pPr>
+      <w:r>
+        <w:rPr>
+          <w:lang w:val="en-US"/>
+        </w:rPr>
+        <w:tab/>
+        <w:t>@Bean</w:t>
+      </w:r>
+    </w:p>
+    <w:p>
+      <w:pPr>
+        <w:rPr>
+          <w:lang w:val="en-US"/>
+        </w:rPr>
+      </w:pPr>
+      <w:r>
+        <w:rPr>
+          <w:lang w:val="en-US"/>
+        </w:rPr>
+        <w:tab/>
+        <w:t xml:space="preserve">public </w:t>
+      </w:r>
+      <w:proofErr w:type="spellStart"/>
+      <w:r>
+        <w:rPr>
+          <w:lang w:val="en-US"/>
+        </w:rPr>
+        <w:t>PasswordEncoder</w:t>
+      </w:r>
+      <w:proofErr w:type="spellEnd"/>
+      <w:r>
+        <w:rPr>
+          <w:lang w:val="en-US"/>
+        </w:rPr>
+        <w:t xml:space="preserve"> </w:t>
+      </w:r>
+      <w:proofErr w:type="spellStart"/>
+      <w:r>
+        <w:rPr>
+          <w:lang w:val="en-US"/>
+        </w:rPr>
+        <w:t>passwordEncoder</w:t>
+      </w:r>
+      <w:proofErr w:type="spellEnd"/>
+      <w:r>
+        <w:rPr>
+          <w:lang w:val="en-US"/>
+        </w:rPr>
+        <w:t>()</w:t>
+      </w:r>
+    </w:p>
+    <w:p>
+      <w:pPr>
+        <w:rPr>
+          <w:lang w:val="en-US"/>
+        </w:rPr>
+      </w:pPr>
+      <w:r>
+        <w:rPr>
+          <w:lang w:val="en-US"/>
+        </w:rPr>
+        <w:tab/>
+        <w:t>{</w:t>
+      </w:r>
+    </w:p>
+    <w:p>
+      <w:pPr>
+        <w:rPr>
+          <w:lang w:val="en-US"/>
+        </w:rPr>
+      </w:pPr>
+      <w:r>
+        <w:rPr>
+          <w:lang w:val="en-US"/>
+        </w:rPr>
+        <w:tab/>
+      </w:r>
+      <w:r>
+        <w:rPr>
+          <w:lang w:val="en-US"/>
+        </w:rPr>
+        <w:tab/>
+        <w:t xml:space="preserve">return </w:t>
+      </w:r>
+      <w:proofErr w:type="spellStart"/>
+      <w:r>
+        <w:rPr>
+          <w:lang w:val="en-US"/>
+        </w:rPr>
+        <w:t>NoOpPasswordEncoder.getInstance</w:t>
+      </w:r>
+      <w:proofErr w:type="spellEnd"/>
+      <w:r>
+        <w:rPr>
+          <w:lang w:val="en-US"/>
+        </w:rPr>
+        <w:t>();</w:t>
+      </w:r>
+    </w:p>
+    <w:p>
+      <w:pPr>
+        <w:rPr>
+          <w:lang w:val="en-US"/>
+        </w:rPr>
+      </w:pPr>
+      <w:r>
+        <w:rPr>
+          <w:lang w:val="en-US"/>
+        </w:rPr>
+        <w:tab/>
+        <w:t>}</w:t>
+      </w:r>
+    </w:p>
+    <w:p>
+      <w:pPr>
+        <w:rPr>
+          <w:lang w:val="en-US"/>
+        </w:rPr>
+      </w:pPr>
+      <w:r>
+        <w:rPr>
+          <w:lang w:val="en-US"/>
+        </w:rPr>
+        <w:tab/>
+      </w:r>
+    </w:p>
+    <w:p>
+      <w:pPr>
+        <w:rPr>
+          <w:lang w:val="en-US"/>
+        </w:rPr>
+      </w:pPr>
+      <w:r>
+        <w:rPr>
+          <w:lang w:val="en-US"/>
+        </w:rPr>
+        <w:t>}</w:t>
+      </w:r>
+    </w:p>
+    <w:p>
+      <w:pPr>
+        <w:rPr>
+          <w:lang w:val="en-US"/>
+        </w:rPr>
+      </w:pPr>
+    </w:p>
+    <w:p>
+      <w:pPr>
+        <w:rPr>
+          <w:lang w:val="en-US"/>
+        </w:rPr>
+      </w:pPr>
+      <w:r>
+        <w:rPr>
+          <w:lang w:val="en-US"/>
+        </w:rPr>
+        <w:t xml:space="preserve">We need to create </w:t>
+      </w:r>
+      <w:proofErr w:type="spellStart"/>
+      <w:r>
+        <w:rPr>
+          <w:lang w:val="en-US"/>
+        </w:rPr>
+        <w:t>MyUserDetailsService</w:t>
+      </w:r>
+      <w:proofErr w:type="spellEnd"/>
+      <w:r>
+        <w:rPr>
+          <w:lang w:val="en-US"/>
+        </w:rPr>
+        <w:t xml:space="preserve"> that implements </w:t>
+      </w:r>
+      <w:proofErr w:type="spellStart"/>
+      <w:r>
+        <w:rPr>
+          <w:lang w:val="en-US"/>
+        </w:rPr>
+        <w:t>UserDetailsService</w:t>
+      </w:r>
+      <w:proofErr w:type="spellEnd"/>
+    </w:p>
+    <w:p>
+      <w:pPr>
+        <w:rPr>
+          <w:lang w:val="en-US"/>
+        </w:rPr>
+      </w:pPr>
+    </w:p>
+    <w:p>
+      <w:pPr>
+        <w:rPr>
+          <w:lang w:val="en-US"/>
+        </w:rPr>
+      </w:pPr>
+      <w:r>
+        <w:rPr>
+          <w:lang w:val="en-US"/>
+        </w:rPr>
+        <w:t xml:space="preserve">package </w:t>
+      </w:r>
+      <w:proofErr w:type="spellStart"/>
+      <w:r>
+        <w:rPr>
+          <w:lang w:val="en-US"/>
+        </w:rPr>
+        <w:t>com.ust.spring.config</w:t>
+      </w:r>
+      <w:proofErr w:type="spellEnd"/>
+      <w:r>
+        <w:rPr>
+          <w:lang w:val="en-US"/>
+        </w:rPr>
+        <w:t>;</w:t>
+      </w:r>
+    </w:p>
+    <w:p>
+      <w:pPr>
+        <w:rPr>
+          <w:lang w:val="en-US"/>
+        </w:rPr>
+      </w:pPr>
     </w:p>
     <w:p>
       <w:pPr>
@@ -701,20 +1208,27 @@
         <w:lastRenderedPageBreak/>
         <w:t xml:space="preserve">import </w:t>
       </w:r>
-      <w:proofErr w:type="gramStart"/>
-      <w:r>
-        <w:rPr>
-          <w:lang w:val="en-US"/>
-        </w:rPr>
-        <w:t>org.springframework</w:t>
-      </w:r>
-      <w:proofErr w:type="gramEnd"/>
-      <w:r>
-        <w:rPr>
-          <w:lang w:val="en-US"/>
-        </w:rPr>
-        <w:t>.security.config.annotation.authentication.builders.AuthenticationManagerBuilder;</w:t>
-      </w:r>
+      <w:proofErr w:type="spellStart"/>
+      <w:r>
+        <w:rPr>
+          <w:lang w:val="en-US"/>
+        </w:rPr>
+        <w:t>java.util.ArrayList</w:t>
+      </w:r>
+      <w:proofErr w:type="spellEnd"/>
+      <w:r>
+        <w:rPr>
+          <w:lang w:val="en-US"/>
+        </w:rPr>
+        <w:t>;</w:t>
+      </w:r>
+    </w:p>
+    <w:p>
+      <w:pPr>
+        <w:rPr>
+          <w:lang w:val="en-US"/>
+        </w:rPr>
+      </w:pPr>
     </w:p>
     <w:p>
       <w:pPr>
@@ -728,19 +1242,19 @@
         </w:rPr>
         <w:t xml:space="preserve">import </w:t>
       </w:r>
-      <w:proofErr w:type="gramStart"/>
-      <w:r>
-        <w:rPr>
-          <w:lang w:val="en-US"/>
-        </w:rPr>
-        <w:t>org.springframework.security.config.annotation.web.configuration</w:t>
-      </w:r>
-      <w:proofErr w:type="gramEnd"/>
-      <w:r>
-        <w:rPr>
-          <w:lang w:val="en-US"/>
-        </w:rPr>
-        <w:t>.WebSecurityConfigurerAdapter;</w:t>
+      <w:proofErr w:type="spellStart"/>
+      <w:r>
+        <w:rPr>
+          <w:lang w:val="en-US"/>
+        </w:rPr>
+        <w:t>org.springframework.security.core.userdetails.User</w:t>
+      </w:r>
+      <w:proofErr w:type="spellEnd"/>
+      <w:r>
+        <w:rPr>
+          <w:lang w:val="en-US"/>
+        </w:rPr>
+        <w:t>;</w:t>
       </w:r>
     </w:p>
     <w:p>
@@ -755,19 +1269,45 @@
         </w:rPr>
         <w:t xml:space="preserve">import </w:t>
       </w:r>
-      <w:proofErr w:type="gramStart"/>
-      <w:r>
-        <w:rPr>
-          <w:lang w:val="en-US"/>
-        </w:rPr>
-        <w:t>org.springframework</w:t>
-      </w:r>
-      <w:proofErr w:type="gramEnd"/>
-      <w:r>
-        <w:rPr>
-          <w:lang w:val="en-US"/>
-        </w:rPr>
-        <w:t>.security.core.userdetails.UserDetailsService;</w:t>
+      <w:proofErr w:type="spellStart"/>
+      <w:r>
+        <w:rPr>
+          <w:lang w:val="en-US"/>
+        </w:rPr>
+        <w:t>org.springframework.security.core.userdetails.UserDetails</w:t>
+      </w:r>
+      <w:proofErr w:type="spellEnd"/>
+      <w:r>
+        <w:rPr>
+          <w:lang w:val="en-US"/>
+        </w:rPr>
+        <w:t>;</w:t>
+      </w:r>
+    </w:p>
+    <w:p>
+      <w:pPr>
+        <w:rPr>
+          <w:lang w:val="en-US"/>
+        </w:rPr>
+      </w:pPr>
+      <w:r>
+        <w:rPr>
+          <w:lang w:val="en-US"/>
+        </w:rPr>
+        <w:t>import org.springframework.security.core.userdetails.UserDetailsService;</w:t>
+      </w:r>
+    </w:p>
+    <w:p>
+      <w:pPr>
+        <w:rPr>
+          <w:lang w:val="en-US"/>
+        </w:rPr>
+      </w:pPr>
+      <w:r>
+        <w:rPr>
+          <w:lang w:val="en-US"/>
+        </w:rPr>
+        <w:t>import org.springframework.security.core.userdetails.UsernameNotFoundException;</w:t>
       </w:r>
     </w:p>
     <w:p>
@@ -782,20 +1322,1366 @@
         </w:rPr>
         <w:t xml:space="preserve">import </w:t>
       </w:r>
-      <w:proofErr w:type="gramStart"/>
-      <w:r>
-        <w:rPr>
-          <w:lang w:val="en-US"/>
-        </w:rPr>
-        <w:t>org.springframework</w:t>
-      </w:r>
-      <w:proofErr w:type="gramEnd"/>
-      <w:r>
-        <w:rPr>
-          <w:lang w:val="en-US"/>
-        </w:rPr>
-        <w:t>.security.crypto.password.NoOpPasswordEncoder;</w:t>
-      </w:r>
+      <w:proofErr w:type="spellStart"/>
+      <w:r>
+        <w:rPr>
+          <w:lang w:val="en-US"/>
+        </w:rPr>
+        <w:t>org.springframework.stereotype.Service</w:t>
+      </w:r>
+      <w:proofErr w:type="spellEnd"/>
+      <w:r>
+        <w:rPr>
+          <w:lang w:val="en-US"/>
+        </w:rPr>
+        <w:t>;</w:t>
+      </w:r>
+    </w:p>
+    <w:p>
+      <w:pPr>
+        <w:rPr>
+          <w:lang w:val="en-US"/>
+        </w:rPr>
+      </w:pPr>
+    </w:p>
+    <w:p>
+      <w:pPr>
+        <w:rPr>
+          <w:lang w:val="en-US"/>
+        </w:rPr>
+      </w:pPr>
+      <w:r>
+        <w:rPr>
+          <w:lang w:val="en-US"/>
+        </w:rPr>
+        <w:t>@Service</w:t>
+      </w:r>
+    </w:p>
+    <w:p>
+      <w:pPr>
+        <w:rPr>
+          <w:lang w:val="en-US"/>
+        </w:rPr>
+      </w:pPr>
+      <w:r>
+        <w:rPr>
+          <w:lang w:val="en-US"/>
+        </w:rPr>
+        <w:t xml:space="preserve">public class </w:t>
+      </w:r>
+      <w:proofErr w:type="spellStart"/>
+      <w:r>
+        <w:rPr>
+          <w:lang w:val="en-US"/>
+        </w:rPr>
+        <w:t>MyUserDetailsService</w:t>
+      </w:r>
+      <w:proofErr w:type="spellEnd"/>
+      <w:r>
+        <w:rPr>
+          <w:lang w:val="en-US"/>
+        </w:rPr>
+        <w:t xml:space="preserve"> implements </w:t>
+      </w:r>
+      <w:proofErr w:type="spellStart"/>
+      <w:r>
+        <w:rPr>
+          <w:lang w:val="en-US"/>
+        </w:rPr>
+        <w:t>UserDetailsService</w:t>
+      </w:r>
+      <w:proofErr w:type="spellEnd"/>
+    </w:p>
+    <w:p>
+      <w:pPr>
+        <w:rPr>
+          <w:lang w:val="en-US"/>
+        </w:rPr>
+      </w:pPr>
+      <w:r>
+        <w:rPr>
+          <w:lang w:val="en-US"/>
+        </w:rPr>
+        <w:t>{</w:t>
+      </w:r>
+    </w:p>
+    <w:p>
+      <w:pPr>
+        <w:rPr>
+          <w:lang w:val="en-US"/>
+        </w:rPr>
+      </w:pPr>
+    </w:p>
+    <w:p>
+      <w:pPr>
+        <w:rPr>
+          <w:lang w:val="en-US"/>
+        </w:rPr>
+      </w:pPr>
+      <w:r>
+        <w:rPr>
+          <w:lang w:val="en-US"/>
+        </w:rPr>
+        <w:tab/>
+        <w:t>@Override</w:t>
+      </w:r>
+    </w:p>
+    <w:p>
+      <w:pPr>
+        <w:rPr>
+          <w:lang w:val="en-US"/>
+        </w:rPr>
+      </w:pPr>
+      <w:r>
+        <w:rPr>
+          <w:lang w:val="en-US"/>
+        </w:rPr>
+        <w:tab/>
+        <w:t xml:space="preserve">public </w:t>
+      </w:r>
+      <w:proofErr w:type="spellStart"/>
+      <w:r>
+        <w:rPr>
+          <w:lang w:val="en-US"/>
+        </w:rPr>
+        <w:t>UserDetails</w:t>
+      </w:r>
+      <w:proofErr w:type="spellEnd"/>
+      <w:r>
+        <w:rPr>
+          <w:lang w:val="en-US"/>
+        </w:rPr>
+        <w:t xml:space="preserve"> </w:t>
+      </w:r>
+      <w:proofErr w:type="spellStart"/>
+      <w:r>
+        <w:rPr>
+          <w:lang w:val="en-US"/>
+        </w:rPr>
+        <w:t>loadUserByUsername</w:t>
+      </w:r>
+      <w:proofErr w:type="spellEnd"/>
+      <w:r>
+        <w:rPr>
+          <w:lang w:val="en-US"/>
+        </w:rPr>
+        <w:t xml:space="preserve">(String username) throws </w:t>
+      </w:r>
+      <w:proofErr w:type="spellStart"/>
+      <w:r>
+        <w:rPr>
+          <w:lang w:val="en-US"/>
+        </w:rPr>
+        <w:t>UsernameNotFoundException</w:t>
+      </w:r>
+      <w:proofErr w:type="spellEnd"/>
+      <w:r>
+        <w:rPr>
+          <w:lang w:val="en-US"/>
+        </w:rPr>
+        <w:t xml:space="preserve"> {</w:t>
+      </w:r>
+    </w:p>
+    <w:p>
+      <w:pPr>
+        <w:rPr>
+          <w:lang w:val="en-US"/>
+        </w:rPr>
+      </w:pPr>
+      <w:r>
+        <w:rPr>
+          <w:lang w:val="en-US"/>
+        </w:rPr>
+        <w:tab/>
+      </w:r>
+      <w:r>
+        <w:rPr>
+          <w:lang w:val="en-US"/>
+        </w:rPr>
+        <w:tab/>
+        <w:t>return new User("</w:t>
+      </w:r>
+      <w:proofErr w:type="spellStart"/>
+      <w:r>
+        <w:rPr>
+          <w:lang w:val="en-US"/>
+        </w:rPr>
+        <w:t>dinesh</w:t>
+      </w:r>
+      <w:proofErr w:type="spellEnd"/>
+      <w:r>
+        <w:rPr>
+          <w:lang w:val="en-US"/>
+        </w:rPr>
+        <w:t>", "</w:t>
+      </w:r>
+      <w:proofErr w:type="spellStart"/>
+      <w:r>
+        <w:rPr>
+          <w:lang w:val="en-US"/>
+        </w:rPr>
+        <w:t>diny</w:t>
+      </w:r>
+      <w:proofErr w:type="spellEnd"/>
+      <w:r>
+        <w:rPr>
+          <w:lang w:val="en-US"/>
+        </w:rPr>
+        <w:t xml:space="preserve">", new </w:t>
+      </w:r>
+      <w:proofErr w:type="spellStart"/>
+      <w:r>
+        <w:rPr>
+          <w:lang w:val="en-US"/>
+        </w:rPr>
+        <w:t>ArrayList</w:t>
+      </w:r>
+      <w:proofErr w:type="spellEnd"/>
+      <w:r>
+        <w:rPr>
+          <w:lang w:val="en-US"/>
+        </w:rPr>
+        <w:t>&lt;&gt;());</w:t>
+      </w:r>
+    </w:p>
+    <w:p>
+      <w:pPr>
+        <w:rPr>
+          <w:lang w:val="en-US"/>
+        </w:rPr>
+      </w:pPr>
+      <w:r>
+        <w:rPr>
+          <w:lang w:val="en-US"/>
+        </w:rPr>
+        <w:tab/>
+        <w:t>}</w:t>
+      </w:r>
+    </w:p>
+    <w:p>
+      <w:pPr>
+        <w:rPr>
+          <w:lang w:val="en-US"/>
+        </w:rPr>
+      </w:pPr>
+    </w:p>
+    <w:p>
+      <w:pPr>
+        <w:rPr>
+          <w:lang w:val="en-US"/>
+        </w:rPr>
+      </w:pPr>
+      <w:r>
+        <w:rPr>
+          <w:lang w:val="en-US"/>
+        </w:rPr>
+        <w:t>}</w:t>
+      </w:r>
+    </w:p>
+    <w:p>
+      <w:pPr>
+        <w:rPr>
+          <w:lang w:val="en-US"/>
+        </w:rPr>
+      </w:pPr>
+    </w:p>
+    <w:p>
+      <w:pPr>
+        <w:rPr>
+          <w:lang w:val="en-US"/>
+        </w:rPr>
+      </w:pPr>
+      <w:r>
+        <w:rPr>
+          <w:lang w:val="en-US"/>
+        </w:rPr>
+        <w:t>Now, run the project and check with username and passwords as “</w:t>
+      </w:r>
+      <w:proofErr w:type="spellStart"/>
+      <w:r>
+        <w:rPr>
+          <w:lang w:val="en-US"/>
+        </w:rPr>
+        <w:t>dinesh</w:t>
+      </w:r>
+      <w:proofErr w:type="spellEnd"/>
+      <w:r>
+        <w:rPr>
+          <w:lang w:val="en-US"/>
+        </w:rPr>
+        <w:t>” and “</w:t>
+      </w:r>
+      <w:proofErr w:type="spellStart"/>
+      <w:r>
+        <w:rPr>
+          <w:lang w:val="en-US"/>
+        </w:rPr>
+        <w:t>diny</w:t>
+      </w:r>
+      <w:proofErr w:type="spellEnd"/>
+      <w:r>
+        <w:rPr>
+          <w:lang w:val="en-US"/>
+        </w:rPr>
+        <w:t>”</w:t>
+      </w:r>
+    </w:p>
+    <w:p>
+      <w:pPr>
+        <w:rPr>
+          <w:lang w:val="en-US"/>
+        </w:rPr>
+      </w:pPr>
+    </w:p>
+    <w:p>
+      <w:pPr>
+        <w:pBdr>
+          <w:bottom w:val="single" w:sz="6" w:space="1" w:color="auto"/>
+        </w:pBdr>
+        <w:rPr>
+          <w:lang w:val="en-US"/>
+        </w:rPr>
+      </w:pPr>
+    </w:p>
+    <w:p>
+      <w:pPr>
+        <w:rPr>
+          <w:lang w:val="en-US"/>
+        </w:rPr>
+      </w:pPr>
+      <w:r>
+        <w:rPr>
+          <w:lang w:val="en-US"/>
+        </w:rPr>
+        <w:t>Again, the username and password visible in java code is not good.</w:t>
+      </w:r>
+    </w:p>
+    <w:p>
+      <w:pPr>
+        <w:rPr>
+          <w:lang w:val="en-US"/>
+        </w:rPr>
+      </w:pPr>
+      <w:r>
+        <w:rPr>
+          <w:lang w:val="en-US"/>
+        </w:rPr>
+        <w:t xml:space="preserve">So we are going to configure this project to access an user object from database table using spring data </w:t>
+      </w:r>
+      <w:proofErr w:type="spellStart"/>
+      <w:r>
+        <w:rPr>
+          <w:lang w:val="en-US"/>
+        </w:rPr>
+        <w:t>jpa</w:t>
+      </w:r>
+      <w:proofErr w:type="spellEnd"/>
+    </w:p>
+    <w:p>
+      <w:pPr>
+        <w:rPr>
+          <w:lang w:val="en-US"/>
+        </w:rPr>
+      </w:pPr>
+    </w:p>
+    <w:p>
+      <w:pPr>
+        <w:pStyle w:val="ListParagraph"/>
+        <w:numPr>
+          <w:ilvl w:val="0"/>
+          <w:numId w:val="41"/>
+        </w:numPr>
+        <w:rPr>
+          <w:lang w:val="en-US"/>
+        </w:rPr>
+      </w:pPr>
+      <w:r>
+        <w:rPr>
+          <w:lang w:val="en-US"/>
+        </w:rPr>
+        <w:t xml:space="preserve">Pom.xml, add the spring data </w:t>
+      </w:r>
+      <w:proofErr w:type="spellStart"/>
+      <w:r>
+        <w:rPr>
+          <w:lang w:val="en-US"/>
+        </w:rPr>
+        <w:t>jpa</w:t>
+      </w:r>
+      <w:proofErr w:type="spellEnd"/>
+      <w:r>
+        <w:rPr>
+          <w:lang w:val="en-US"/>
+        </w:rPr>
+        <w:t xml:space="preserve"> starter dependency</w:t>
+      </w:r>
+    </w:p>
+    <w:p>
+      <w:pPr>
+        <w:pStyle w:val="ListParagraph"/>
+        <w:numPr>
+          <w:ilvl w:val="0"/>
+          <w:numId w:val="41"/>
+        </w:numPr>
+        <w:rPr>
+          <w:lang w:val="en-US"/>
+        </w:rPr>
+      </w:pPr>
+      <w:r>
+        <w:rPr>
+          <w:lang w:val="en-US"/>
+        </w:rPr>
+        <w:t xml:space="preserve">In </w:t>
+      </w:r>
+      <w:proofErr w:type="spellStart"/>
+      <w:r>
+        <w:rPr>
+          <w:lang w:val="en-US"/>
+        </w:rPr>
+        <w:t>application.properties</w:t>
+      </w:r>
+      <w:proofErr w:type="spellEnd"/>
+      <w:r>
+        <w:rPr>
+          <w:lang w:val="en-US"/>
+        </w:rPr>
+        <w:t>:</w:t>
+      </w:r>
+      <w:r>
+        <w:rPr>
+          <w:lang w:val="en-US"/>
+        </w:rPr>
+        <w:tab/>
+      </w:r>
+      <w:r>
+        <w:rPr>
+          <w:lang w:val="en-US"/>
+        </w:rPr>
+        <w:tab/>
+      </w:r>
+      <w:proofErr w:type="spellStart"/>
+      <w:r>
+        <w:rPr>
+          <w:lang w:val="en-US"/>
+        </w:rPr>
+        <w:t>url</w:t>
+      </w:r>
+      <w:proofErr w:type="spellEnd"/>
+      <w:r>
+        <w:rPr>
+          <w:lang w:val="en-US"/>
+        </w:rPr>
+        <w:t>, username, password, driver-class-name, dialect</w:t>
+      </w:r>
+    </w:p>
+    <w:p>
+      <w:pPr>
+        <w:pStyle w:val="ListParagraph"/>
+        <w:numPr>
+          <w:ilvl w:val="0"/>
+          <w:numId w:val="41"/>
+        </w:numPr>
+        <w:rPr>
+          <w:lang w:val="en-US"/>
+        </w:rPr>
+      </w:pPr>
+      <w:r>
+        <w:rPr>
+          <w:lang w:val="en-US"/>
+        </w:rPr>
+        <w:t>Entity class</w:t>
+      </w:r>
+    </w:p>
+    <w:p>
+      <w:pPr>
+        <w:pStyle w:val="ListParagraph"/>
+        <w:numPr>
+          <w:ilvl w:val="0"/>
+          <w:numId w:val="41"/>
+        </w:numPr>
+        <w:rPr>
+          <w:lang w:val="en-US"/>
+        </w:rPr>
+      </w:pPr>
+      <w:r>
+        <w:rPr>
+          <w:lang w:val="en-US"/>
+        </w:rPr>
+        <w:t>Repository</w:t>
+      </w:r>
+    </w:p>
+    <w:p>
+      <w:pPr>
+        <w:pStyle w:val="ListParagraph"/>
+        <w:numPr>
+          <w:ilvl w:val="0"/>
+          <w:numId w:val="41"/>
+        </w:numPr>
+        <w:rPr>
+          <w:lang w:val="en-US"/>
+        </w:rPr>
+      </w:pPr>
+      <w:r>
+        <w:rPr>
+          <w:lang w:val="en-US"/>
+        </w:rPr>
+        <w:t>Server????</w:t>
+      </w:r>
+      <w:r>
+        <w:rPr>
+          <w:lang w:val="en-US"/>
+        </w:rPr>
+        <w:tab/>
+      </w:r>
+      <w:r>
+        <w:rPr>
+          <w:lang w:val="en-US"/>
+        </w:rPr>
+        <w:tab/>
+        <w:t xml:space="preserve">Already we have a service class, </w:t>
+      </w:r>
+      <w:proofErr w:type="spellStart"/>
+      <w:r>
+        <w:rPr>
+          <w:lang w:val="en-US"/>
+        </w:rPr>
+        <w:t>MyUserDetailsService</w:t>
+      </w:r>
+      <w:proofErr w:type="spellEnd"/>
+      <w:r>
+        <w:rPr>
+          <w:lang w:val="en-US"/>
+        </w:rPr>
+        <w:t xml:space="preserve"> we have to </w:t>
+      </w:r>
+      <w:proofErr w:type="spellStart"/>
+      <w:r>
+        <w:rPr>
+          <w:lang w:val="en-US"/>
+        </w:rPr>
+        <w:t>autowire</w:t>
+      </w:r>
+      <w:proofErr w:type="spellEnd"/>
+      <w:r>
+        <w:rPr>
+          <w:lang w:val="en-US"/>
+        </w:rPr>
+        <w:t xml:space="preserve"> the repository</w:t>
+      </w:r>
+    </w:p>
+    <w:p>
+      <w:pPr>
+        <w:pStyle w:val="ListParagraph"/>
+        <w:rPr>
+          <w:lang w:val="en-US"/>
+        </w:rPr>
+      </w:pPr>
+    </w:p>
+    <w:p>
+      <w:pPr>
+        <w:pStyle w:val="ListParagraph"/>
+        <w:rPr>
+          <w:lang w:val="en-US"/>
+        </w:rPr>
+      </w:pPr>
+    </w:p>
+    <w:p>
+      <w:pPr>
+        <w:pStyle w:val="ListParagraph"/>
+        <w:rPr>
+          <w:lang w:val="en-US"/>
+        </w:rPr>
+      </w:pPr>
+      <w:r>
+        <w:rPr>
+          <w:lang w:val="en-US"/>
+        </w:rPr>
+        <w:t>&lt;dependency&gt;</w:t>
+      </w:r>
+      <w:r>
+        <w:rPr>
+          <w:lang w:val="en-US"/>
+        </w:rPr>
+        <w:tab/>
+      </w:r>
+      <w:r>
+        <w:rPr>
+          <w:lang w:val="en-US"/>
+        </w:rPr>
+        <w:tab/>
+      </w:r>
+      <w:r>
+        <w:rPr>
+          <w:lang w:val="en-US"/>
+        </w:rPr>
+        <w:tab/>
+      </w:r>
+    </w:p>
+    <w:p>
+      <w:pPr>
+        <w:pStyle w:val="ListParagraph"/>
+        <w:rPr>
+          <w:lang w:val="en-US"/>
+        </w:rPr>
+      </w:pPr>
+      <w:r>
+        <w:rPr>
+          <w:lang w:val="en-US"/>
+        </w:rPr>
+        <w:tab/>
+        <w:t>&lt;</w:t>
+      </w:r>
+      <w:proofErr w:type="spellStart"/>
+      <w:r>
+        <w:rPr>
+          <w:lang w:val="en-US"/>
+        </w:rPr>
+        <w:t>groupId</w:t>
+      </w:r>
+      <w:proofErr w:type="spellEnd"/>
+      <w:r>
+        <w:rPr>
+          <w:lang w:val="en-US"/>
+        </w:rPr>
+        <w:t>&gt;</w:t>
+      </w:r>
+      <w:proofErr w:type="spellStart"/>
+      <w:r>
+        <w:rPr>
+          <w:lang w:val="en-US"/>
+        </w:rPr>
+        <w:t>org.springframework.boot</w:t>
+      </w:r>
+      <w:proofErr w:type="spellEnd"/>
+      <w:r>
+        <w:rPr>
+          <w:lang w:val="en-US"/>
+        </w:rPr>
+        <w:t>&lt;/</w:t>
+      </w:r>
+      <w:proofErr w:type="spellStart"/>
+      <w:r>
+        <w:rPr>
+          <w:lang w:val="en-US"/>
+        </w:rPr>
+        <w:t>groupId</w:t>
+      </w:r>
+      <w:proofErr w:type="spellEnd"/>
+      <w:r>
+        <w:rPr>
+          <w:lang w:val="en-US"/>
+        </w:rPr>
+        <w:t>&gt;</w:t>
+      </w:r>
+    </w:p>
+    <w:p>
+      <w:pPr>
+        <w:pStyle w:val="ListParagraph"/>
+        <w:rPr>
+          <w:lang w:val="en-US"/>
+        </w:rPr>
+      </w:pPr>
+      <w:r>
+        <w:rPr>
+          <w:lang w:val="en-US"/>
+        </w:rPr>
+        <w:tab/>
+        <w:t>&lt;</w:t>
+      </w:r>
+      <w:proofErr w:type="spellStart"/>
+      <w:r>
+        <w:rPr>
+          <w:lang w:val="en-US"/>
+        </w:rPr>
+        <w:t>artifactId</w:t>
+      </w:r>
+      <w:proofErr w:type="spellEnd"/>
+      <w:r>
+        <w:rPr>
+          <w:lang w:val="en-US"/>
+        </w:rPr>
+        <w:t>&gt;spring-boot-starter-data-</w:t>
+      </w:r>
+      <w:proofErr w:type="spellStart"/>
+      <w:r>
+        <w:rPr>
+          <w:lang w:val="en-US"/>
+        </w:rPr>
+        <w:t>jpa</w:t>
+      </w:r>
+      <w:proofErr w:type="spellEnd"/>
+      <w:r>
+        <w:rPr>
+          <w:lang w:val="en-US"/>
+        </w:rPr>
+        <w:t>&lt;/</w:t>
+      </w:r>
+      <w:proofErr w:type="spellStart"/>
+      <w:r>
+        <w:rPr>
+          <w:lang w:val="en-US"/>
+        </w:rPr>
+        <w:t>artifactId</w:t>
+      </w:r>
+      <w:proofErr w:type="spellEnd"/>
+      <w:r>
+        <w:rPr>
+          <w:lang w:val="en-US"/>
+        </w:rPr>
+        <w:t>&gt;</w:t>
+      </w:r>
+    </w:p>
+    <w:p>
+      <w:pPr>
+        <w:pStyle w:val="ListParagraph"/>
+        <w:rPr>
+          <w:lang w:val="en-US"/>
+        </w:rPr>
+      </w:pPr>
+      <w:r>
+        <w:rPr>
+          <w:lang w:val="en-US"/>
+        </w:rPr>
+        <w:t>&lt;/dependency&gt;</w:t>
+      </w:r>
+    </w:p>
+    <w:p>
+      <w:pPr>
+        <w:pStyle w:val="ListParagraph"/>
+        <w:rPr>
+          <w:lang w:val="en-US"/>
+        </w:rPr>
+      </w:pPr>
+      <w:r>
+        <w:rPr>
+          <w:lang w:val="en-US"/>
+        </w:rPr>
+        <w:t>&lt;dependency&gt;</w:t>
+      </w:r>
+    </w:p>
+    <w:p>
+      <w:pPr>
+        <w:pStyle w:val="ListParagraph"/>
+        <w:rPr>
+          <w:lang w:val="en-US"/>
+        </w:rPr>
+      </w:pPr>
+      <w:r>
+        <w:rPr>
+          <w:lang w:val="en-US"/>
+        </w:rPr>
+        <w:tab/>
+        <w:t>&lt;</w:t>
+      </w:r>
+      <w:proofErr w:type="spellStart"/>
+      <w:r>
+        <w:rPr>
+          <w:lang w:val="en-US"/>
+        </w:rPr>
+        <w:t>groupId</w:t>
+      </w:r>
+      <w:proofErr w:type="spellEnd"/>
+      <w:r>
+        <w:rPr>
+          <w:lang w:val="en-US"/>
+        </w:rPr>
+        <w:t>&gt;</w:t>
+      </w:r>
+      <w:proofErr w:type="spellStart"/>
+      <w:r>
+        <w:rPr>
+          <w:lang w:val="en-US"/>
+        </w:rPr>
+        <w:t>com.mysql</w:t>
+      </w:r>
+      <w:proofErr w:type="spellEnd"/>
+      <w:r>
+        <w:rPr>
+          <w:lang w:val="en-US"/>
+        </w:rPr>
+        <w:t>&lt;/</w:t>
+      </w:r>
+      <w:proofErr w:type="spellStart"/>
+      <w:r>
+        <w:rPr>
+          <w:lang w:val="en-US"/>
+        </w:rPr>
+        <w:t>groupId</w:t>
+      </w:r>
+      <w:proofErr w:type="spellEnd"/>
+      <w:r>
+        <w:rPr>
+          <w:lang w:val="en-US"/>
+        </w:rPr>
+        <w:t>&gt;</w:t>
+      </w:r>
+    </w:p>
+    <w:p>
+      <w:pPr>
+        <w:pStyle w:val="ListParagraph"/>
+        <w:rPr>
+          <w:lang w:val="en-US"/>
+        </w:rPr>
+      </w:pPr>
+      <w:r>
+        <w:rPr>
+          <w:lang w:val="en-US"/>
+        </w:rPr>
+        <w:tab/>
+        <w:t>&lt;</w:t>
+      </w:r>
+      <w:proofErr w:type="spellStart"/>
+      <w:r>
+        <w:rPr>
+          <w:lang w:val="en-US"/>
+        </w:rPr>
+        <w:t>artifactId</w:t>
+      </w:r>
+      <w:proofErr w:type="spellEnd"/>
+      <w:r>
+        <w:rPr>
+          <w:lang w:val="en-US"/>
+        </w:rPr>
+        <w:t>&gt;</w:t>
+      </w:r>
+      <w:proofErr w:type="spellStart"/>
+      <w:r>
+        <w:rPr>
+          <w:lang w:val="en-US"/>
+        </w:rPr>
+        <w:t>mysql</w:t>
+      </w:r>
+      <w:proofErr w:type="spellEnd"/>
+      <w:r>
+        <w:rPr>
+          <w:lang w:val="en-US"/>
+        </w:rPr>
+        <w:t>-connector-j&lt;/</w:t>
+      </w:r>
+      <w:proofErr w:type="spellStart"/>
+      <w:r>
+        <w:rPr>
+          <w:lang w:val="en-US"/>
+        </w:rPr>
+        <w:t>artifactId</w:t>
+      </w:r>
+      <w:proofErr w:type="spellEnd"/>
+      <w:r>
+        <w:rPr>
+          <w:lang w:val="en-US"/>
+        </w:rPr>
+        <w:t>&gt;</w:t>
+      </w:r>
+    </w:p>
+    <w:p>
+      <w:pPr>
+        <w:pStyle w:val="ListParagraph"/>
+        <w:rPr>
+          <w:lang w:val="en-US"/>
+        </w:rPr>
+      </w:pPr>
+      <w:r>
+        <w:rPr>
+          <w:lang w:val="en-US"/>
+        </w:rPr>
+        <w:tab/>
+        <w:t>&lt;scope&gt;runtime&lt;/scope&gt;</w:t>
+      </w:r>
+    </w:p>
+    <w:p>
+      <w:pPr>
+        <w:pStyle w:val="ListParagraph"/>
+        <w:rPr>
+          <w:lang w:val="en-US"/>
+        </w:rPr>
+      </w:pPr>
+      <w:r>
+        <w:rPr>
+          <w:lang w:val="en-US"/>
+        </w:rPr>
+        <w:t>&lt;/dependency&gt;</w:t>
+      </w:r>
+    </w:p>
+    <w:p>
+      <w:pPr>
+        <w:pStyle w:val="ListParagraph"/>
+        <w:rPr>
+          <w:lang w:val="en-US"/>
+        </w:rPr>
+      </w:pPr>
+    </w:p>
+    <w:p>
+      <w:pPr>
+        <w:pStyle w:val="ListParagraph"/>
+        <w:rPr>
+          <w:lang w:val="en-US"/>
+        </w:rPr>
+      </w:pPr>
+    </w:p>
+    <w:p>
+      <w:pPr>
+        <w:pStyle w:val="ListParagraph"/>
+        <w:numPr>
+          <w:ilvl w:val="0"/>
+          <w:numId w:val="42"/>
+        </w:numPr>
+        <w:rPr>
+          <w:lang w:val="en-US"/>
+        </w:rPr>
+      </w:pPr>
+      <w:r>
+        <w:rPr>
+          <w:lang w:val="en-US"/>
+        </w:rPr>
+        <w:t>Entity class</w:t>
+      </w:r>
+    </w:p>
+    <w:p>
+      <w:pPr>
+        <w:pStyle w:val="ListParagraph"/>
+        <w:numPr>
+          <w:ilvl w:val="0"/>
+          <w:numId w:val="42"/>
+        </w:numPr>
+        <w:rPr>
+          <w:lang w:val="en-US"/>
+        </w:rPr>
+      </w:pPr>
+      <w:r>
+        <w:rPr>
+          <w:lang w:val="en-US"/>
+        </w:rPr>
+        <w:t>Repository interface</w:t>
+      </w:r>
+    </w:p>
+    <w:p>
+      <w:pPr>
+        <w:pStyle w:val="ListParagraph"/>
+        <w:numPr>
+          <w:ilvl w:val="0"/>
+          <w:numId w:val="42"/>
+        </w:numPr>
+        <w:rPr>
+          <w:lang w:val="en-US"/>
+        </w:rPr>
+      </w:pPr>
+      <w:r>
+        <w:rPr>
+          <w:lang w:val="en-US"/>
+        </w:rPr>
+        <w:t>Service class</w:t>
+      </w:r>
+    </w:p>
+    <w:p>
+      <w:pPr>
+        <w:rPr>
+          <w:lang w:val="en-US"/>
+        </w:rPr>
+      </w:pPr>
+      <w:r>
+        <w:rPr>
+          <w:lang w:val="en-US"/>
+        </w:rPr>
+        <w:t>@Entity</w:t>
+      </w:r>
+    </w:p>
+    <w:p>
+      <w:pPr>
+        <w:rPr>
+          <w:lang w:val="en-US"/>
+        </w:rPr>
+      </w:pPr>
+      <w:r>
+        <w:rPr>
+          <w:lang w:val="en-US"/>
+        </w:rPr>
+        <w:t xml:space="preserve">public class </w:t>
+      </w:r>
+      <w:proofErr w:type="spellStart"/>
+      <w:r>
+        <w:rPr>
+          <w:lang w:val="en-US"/>
+        </w:rPr>
+        <w:t>MyUser</w:t>
+      </w:r>
+      <w:proofErr w:type="spellEnd"/>
+      <w:r>
+        <w:rPr>
+          <w:lang w:val="en-US"/>
+        </w:rPr>
+        <w:t xml:space="preserve"> extends User</w:t>
+      </w:r>
+    </w:p>
+    <w:p>
+      <w:pPr>
+        <w:rPr>
+          <w:lang w:val="en-US"/>
+        </w:rPr>
+      </w:pPr>
+      <w:r>
+        <w:rPr>
+          <w:lang w:val="en-US"/>
+        </w:rPr>
+        <w:t>{</w:t>
+      </w:r>
+    </w:p>
+    <w:p>
+      <w:pPr>
+        <w:rPr>
+          <w:lang w:val="en-US"/>
+        </w:rPr>
+      </w:pPr>
+      <w:r>
+        <w:rPr>
+          <w:lang w:val="en-US"/>
+        </w:rPr>
+        <w:tab/>
+        <w:t>@Id</w:t>
+      </w:r>
+    </w:p>
+    <w:p>
+      <w:pPr>
+        <w:rPr>
+          <w:lang w:val="en-US"/>
+        </w:rPr>
+      </w:pPr>
+      <w:r>
+        <w:rPr>
+          <w:lang w:val="en-US"/>
+        </w:rPr>
+        <w:tab/>
+        <w:t>private String username;</w:t>
+      </w:r>
+    </w:p>
+    <w:p>
+      <w:pPr>
+        <w:rPr>
+          <w:lang w:val="en-US"/>
+        </w:rPr>
+      </w:pPr>
+      <w:r>
+        <w:rPr>
+          <w:lang w:val="en-US"/>
+        </w:rPr>
+        <w:tab/>
+        <w:t>private String password;</w:t>
+      </w:r>
+    </w:p>
+    <w:p>
+      <w:pPr>
+        <w:rPr>
+          <w:lang w:val="en-US"/>
+        </w:rPr>
+      </w:pPr>
+    </w:p>
+    <w:p>
+      <w:pPr>
+        <w:rPr>
+          <w:lang w:val="en-US"/>
+        </w:rPr>
+      </w:pPr>
+      <w:r>
+        <w:rPr>
+          <w:lang w:val="en-US"/>
+        </w:rPr>
+        <w:t>}</w:t>
+      </w:r>
+    </w:p>
+    <w:p>
+      <w:pPr>
+        <w:rPr>
+          <w:lang w:val="en-US"/>
+        </w:rPr>
+      </w:pPr>
+    </w:p>
+    <w:p>
+      <w:pPr>
+        <w:rPr>
+          <w:lang w:val="en-US"/>
+        </w:rPr>
+      </w:pPr>
+      <w:r>
+        <w:rPr>
+          <w:lang w:val="en-US"/>
+        </w:rPr>
+        <w:t>@Repository</w:t>
+      </w:r>
+    </w:p>
+    <w:p>
+      <w:pPr>
+        <w:rPr>
+          <w:lang w:val="en-US"/>
+        </w:rPr>
+      </w:pPr>
+      <w:r>
+        <w:rPr>
+          <w:lang w:val="en-US"/>
+        </w:rPr>
+        <w:t xml:space="preserve">public interface </w:t>
+      </w:r>
+      <w:proofErr w:type="spellStart"/>
+      <w:r>
+        <w:rPr>
+          <w:lang w:val="en-US"/>
+        </w:rPr>
+        <w:t>UserRepository</w:t>
+      </w:r>
+      <w:proofErr w:type="spellEnd"/>
+      <w:r>
+        <w:rPr>
+          <w:lang w:val="en-US"/>
+        </w:rPr>
+        <w:t xml:space="preserve"> extends </w:t>
+      </w:r>
+      <w:proofErr w:type="spellStart"/>
+      <w:r>
+        <w:rPr>
+          <w:lang w:val="en-US"/>
+        </w:rPr>
+        <w:t>JpaRepository</w:t>
+      </w:r>
+      <w:proofErr w:type="spellEnd"/>
+      <w:r>
+        <w:rPr>
+          <w:lang w:val="en-US"/>
+        </w:rPr>
+        <w:t>&lt;</w:t>
+      </w:r>
+      <w:proofErr w:type="spellStart"/>
+      <w:r>
+        <w:rPr>
+          <w:lang w:val="en-US"/>
+        </w:rPr>
+        <w:t>MyUser,String</w:t>
+      </w:r>
+      <w:proofErr w:type="spellEnd"/>
+      <w:r>
+        <w:rPr>
+          <w:lang w:val="en-US"/>
+        </w:rPr>
+        <w:t>&gt;</w:t>
+      </w:r>
+    </w:p>
+    <w:p>
+      <w:pPr>
+        <w:rPr>
+          <w:lang w:val="en-US"/>
+        </w:rPr>
+      </w:pPr>
+      <w:r>
+        <w:rPr>
+          <w:lang w:val="en-US"/>
+        </w:rPr>
+        <w:t>{}</w:t>
+      </w:r>
+    </w:p>
+    <w:p>
+      <w:pPr>
+        <w:rPr>
+          <w:lang w:val="en-US"/>
+        </w:rPr>
+      </w:pPr>
+    </w:p>
+    <w:p>
+      <w:pPr>
+        <w:rPr>
+          <w:lang w:val="en-US"/>
+        </w:rPr>
+      </w:pPr>
+      <w:r>
+        <w:rPr>
+          <w:lang w:val="en-US"/>
+        </w:rPr>
+        <w:t>spring.datasource.url=</w:t>
+      </w:r>
+      <w:proofErr w:type="spellStart"/>
+      <w:r>
+        <w:rPr>
+          <w:lang w:val="en-US"/>
+        </w:rPr>
+        <w:t>jdbc:mysql</w:t>
+      </w:r>
+      <w:proofErr w:type="spellEnd"/>
+      <w:r>
+        <w:rPr>
+          <w:lang w:val="en-US"/>
+        </w:rPr>
+        <w:t>://localhost:3306/ust1</w:t>
+      </w:r>
+    </w:p>
+    <w:p>
+      <w:pPr>
+        <w:rPr>
+          <w:lang w:val="en-US"/>
+        </w:rPr>
+      </w:pPr>
+      <w:proofErr w:type="spellStart"/>
+      <w:r>
+        <w:rPr>
+          <w:lang w:val="en-US"/>
+        </w:rPr>
+        <w:t>spring.datasource.username</w:t>
+      </w:r>
+      <w:proofErr w:type="spellEnd"/>
+      <w:r>
+        <w:rPr>
+          <w:lang w:val="en-US"/>
+        </w:rPr>
+        <w:t>=root</w:t>
+      </w:r>
+    </w:p>
+    <w:p>
+      <w:pPr>
+        <w:rPr>
+          <w:lang w:val="en-US"/>
+        </w:rPr>
+      </w:pPr>
+      <w:proofErr w:type="spellStart"/>
+      <w:r>
+        <w:rPr>
+          <w:lang w:val="en-US"/>
+        </w:rPr>
+        <w:t>spring.datasource.password</w:t>
+      </w:r>
+      <w:proofErr w:type="spellEnd"/>
+      <w:r>
+        <w:rPr>
+          <w:lang w:val="en-US"/>
+        </w:rPr>
+        <w:t>=</w:t>
+      </w:r>
+    </w:p>
+    <w:p>
+      <w:pPr>
+        <w:rPr>
+          <w:lang w:val="en-US"/>
+        </w:rPr>
+      </w:pPr>
+      <w:proofErr w:type="spellStart"/>
+      <w:r>
+        <w:rPr>
+          <w:lang w:val="en-US"/>
+        </w:rPr>
+        <w:t>spring.datasource.driver</w:t>
+      </w:r>
+      <w:proofErr w:type="spellEnd"/>
+      <w:r>
+        <w:rPr>
+          <w:lang w:val="en-US"/>
+        </w:rPr>
+        <w:t>-class-name=</w:t>
+      </w:r>
+      <w:proofErr w:type="spellStart"/>
+      <w:r>
+        <w:rPr>
+          <w:lang w:val="en-US"/>
+        </w:rPr>
+        <w:t>com.mysql.jdbc.Driver</w:t>
+      </w:r>
+      <w:proofErr w:type="spellEnd"/>
+    </w:p>
+    <w:p>
+      <w:pPr>
+        <w:rPr>
+          <w:lang w:val="en-US"/>
+        </w:rPr>
+      </w:pPr>
+    </w:p>
+    <w:p>
+      <w:pPr>
+        <w:rPr>
+          <w:lang w:val="en-US"/>
+        </w:rPr>
+      </w:pPr>
+      <w:proofErr w:type="spellStart"/>
+      <w:r>
+        <w:rPr>
+          <w:lang w:val="en-US"/>
+        </w:rPr>
+        <w:t>spring.jpa.hibernate.ddl</w:t>
+      </w:r>
+      <w:proofErr w:type="spellEnd"/>
+      <w:r>
+        <w:rPr>
+          <w:lang w:val="en-US"/>
+        </w:rPr>
+        <w:t>-auto=update</w:t>
+      </w:r>
+    </w:p>
+    <w:p>
+      <w:pPr>
+        <w:rPr>
+          <w:lang w:val="en-US"/>
+        </w:rPr>
+      </w:pPr>
+      <w:proofErr w:type="spellStart"/>
+      <w:r>
+        <w:rPr>
+          <w:lang w:val="en-US"/>
+        </w:rPr>
+        <w:t>spring.jpa.show-sql</w:t>
+      </w:r>
+      <w:proofErr w:type="spellEnd"/>
+      <w:r>
+        <w:rPr>
+          <w:lang w:val="en-US"/>
+        </w:rPr>
+        <w:t>=true</w:t>
+      </w:r>
+    </w:p>
+    <w:p>
+      <w:pPr>
+        <w:rPr>
+          <w:lang w:val="en-US"/>
+        </w:rPr>
+      </w:pPr>
+      <w:r>
+        <w:rPr>
+          <w:lang w:val="en-US"/>
+        </w:rPr>
+        <w:t>spring.jpa.properties.hibernate.dialect=org.hibernate.dialect.MySQL5Dialect</w:t>
+      </w:r>
+    </w:p>
+    <w:p>
+      <w:pPr>
+        <w:rPr>
+          <w:lang w:val="en-US"/>
+        </w:rPr>
+      </w:pPr>
+    </w:p>
+    <w:p>
+      <w:pPr>
+        <w:rPr>
+          <w:lang w:val="en-US"/>
+        </w:rPr>
+      </w:pPr>
+      <w:r>
+        <w:rPr>
+          <w:lang w:val="en-US"/>
+        </w:rPr>
+        <w:t xml:space="preserve">package </w:t>
+      </w:r>
+      <w:proofErr w:type="spellStart"/>
+      <w:r>
+        <w:rPr>
+          <w:lang w:val="en-US"/>
+        </w:rPr>
+        <w:t>com.ust.spring.entity</w:t>
+      </w:r>
+      <w:proofErr w:type="spellEnd"/>
+      <w:r>
+        <w:rPr>
+          <w:lang w:val="en-US"/>
+        </w:rPr>
+        <w:t>;</w:t>
+      </w:r>
+    </w:p>
+    <w:p>
+      <w:pPr>
+        <w:rPr>
+          <w:lang w:val="en-US"/>
+        </w:rPr>
+      </w:pPr>
     </w:p>
     <w:p>
       <w:pPr>
@@ -810,19 +2696,11 @@
         <w:t xml:space="preserve">import </w:t>
       </w:r>
       <w:proofErr w:type="spellStart"/>
-      <w:proofErr w:type="gramStart"/>
-      <w:r>
-        <w:rPr>
-          <w:lang w:val="en-US"/>
-        </w:rPr>
-        <w:t>org.springframework</w:t>
-      </w:r>
-      <w:proofErr w:type="gramEnd"/>
-      <w:r>
-        <w:rPr>
-          <w:lang w:val="en-US"/>
-        </w:rPr>
-        <w:t>.security.crypto.password.PasswordEncoder</w:t>
+      <w:r>
+        <w:rPr>
+          <w:lang w:val="en-US"/>
+        </w:rPr>
+        <w:t>java.util.ArrayList</w:t>
       </w:r>
       <w:proofErr w:type="spellEnd"/>
       <w:r>
@@ -838,18 +2716,167 @@
           <w:lang w:val="en-US"/>
         </w:rPr>
       </w:pPr>
-    </w:p>
-    <w:p>
-      <w:pPr>
-        <w:rPr>
-          <w:lang w:val="en-US"/>
-        </w:rPr>
-      </w:pPr>
-      <w:r>
-        <w:rPr>
-          <w:lang w:val="en-US"/>
-        </w:rPr>
-        <w:t>@Configuration</w:t>
+      <w:r>
+        <w:rPr>
+          <w:lang w:val="en-US"/>
+        </w:rPr>
+        <w:t xml:space="preserve">import </w:t>
+      </w:r>
+      <w:proofErr w:type="spellStart"/>
+      <w:r>
+        <w:rPr>
+          <w:lang w:val="en-US"/>
+        </w:rPr>
+        <w:t>java.util.Collection</w:t>
+      </w:r>
+      <w:proofErr w:type="spellEnd"/>
+      <w:r>
+        <w:rPr>
+          <w:lang w:val="en-US"/>
+        </w:rPr>
+        <w:t>;</w:t>
+      </w:r>
+    </w:p>
+    <w:p>
+      <w:pPr>
+        <w:rPr>
+          <w:lang w:val="en-US"/>
+        </w:rPr>
+      </w:pPr>
+    </w:p>
+    <w:p>
+      <w:pPr>
+        <w:rPr>
+          <w:lang w:val="en-US"/>
+        </w:rPr>
+      </w:pPr>
+      <w:r>
+        <w:rPr>
+          <w:lang w:val="en-US"/>
+        </w:rPr>
+        <w:t xml:space="preserve">import </w:t>
+      </w:r>
+      <w:proofErr w:type="spellStart"/>
+      <w:r>
+        <w:rPr>
+          <w:lang w:val="en-US"/>
+        </w:rPr>
+        <w:t>javax.persistence.Entity</w:t>
+      </w:r>
+      <w:proofErr w:type="spellEnd"/>
+      <w:r>
+        <w:rPr>
+          <w:lang w:val="en-US"/>
+        </w:rPr>
+        <w:t>;</w:t>
+      </w:r>
+    </w:p>
+    <w:p>
+      <w:pPr>
+        <w:rPr>
+          <w:lang w:val="en-US"/>
+        </w:rPr>
+      </w:pPr>
+      <w:r>
+        <w:rPr>
+          <w:lang w:val="en-US"/>
+        </w:rPr>
+        <w:t xml:space="preserve">import </w:t>
+      </w:r>
+      <w:proofErr w:type="spellStart"/>
+      <w:r>
+        <w:rPr>
+          <w:lang w:val="en-US"/>
+        </w:rPr>
+        <w:t>javax.persistence.Id</w:t>
+      </w:r>
+      <w:proofErr w:type="spellEnd"/>
+      <w:r>
+        <w:rPr>
+          <w:lang w:val="en-US"/>
+        </w:rPr>
+        <w:t>;</w:t>
+      </w:r>
+    </w:p>
+    <w:p>
+      <w:pPr>
+        <w:rPr>
+          <w:lang w:val="en-US"/>
+        </w:rPr>
+      </w:pPr>
+    </w:p>
+    <w:p>
+      <w:pPr>
+        <w:rPr>
+          <w:lang w:val="en-US"/>
+        </w:rPr>
+      </w:pPr>
+      <w:r>
+        <w:rPr>
+          <w:lang w:val="en-US"/>
+        </w:rPr>
+        <w:t xml:space="preserve">import </w:t>
+      </w:r>
+      <w:proofErr w:type="spellStart"/>
+      <w:r>
+        <w:rPr>
+          <w:lang w:val="en-US"/>
+        </w:rPr>
+        <w:t>org.springframework.security.core.GrantedAuthority</w:t>
+      </w:r>
+      <w:proofErr w:type="spellEnd"/>
+      <w:r>
+        <w:rPr>
+          <w:lang w:val="en-US"/>
+        </w:rPr>
+        <w:t>;</w:t>
+      </w:r>
+    </w:p>
+    <w:p>
+      <w:pPr>
+        <w:rPr>
+          <w:lang w:val="en-US"/>
+        </w:rPr>
+      </w:pPr>
+      <w:r>
+        <w:rPr>
+          <w:lang w:val="en-US"/>
+        </w:rPr>
+        <w:t xml:space="preserve">import </w:t>
+      </w:r>
+      <w:proofErr w:type="spellStart"/>
+      <w:r>
+        <w:rPr>
+          <w:lang w:val="en-US"/>
+        </w:rPr>
+        <w:t>org.springframework.security.core.userdetails.User</w:t>
+      </w:r>
+      <w:proofErr w:type="spellEnd"/>
+      <w:r>
+        <w:rPr>
+          <w:lang w:val="en-US"/>
+        </w:rPr>
+        <w:t>;</w:t>
+      </w:r>
+    </w:p>
+    <w:p>
+      <w:pPr>
+        <w:rPr>
+          <w:lang w:val="en-US"/>
+        </w:rPr>
+      </w:pPr>
+    </w:p>
+    <w:p>
+      <w:pPr>
+        <w:rPr>
+          <w:lang w:val="en-US"/>
+        </w:rPr>
+      </w:pPr>
+      <w:r>
+        <w:rPr>
+          <w:lang w:val="en-US"/>
+        </w:rPr>
+        <w:t>@Entity</w:t>
       </w:r>
     </w:p>
     <w:p>
@@ -869,7 +2896,891 @@
         <w:rPr>
           <w:lang w:val="en-US"/>
         </w:rPr>
-        <w:t>MyConfiguration</w:t>
+        <w:t>MyUser</w:t>
+      </w:r>
+      <w:proofErr w:type="spellEnd"/>
+      <w:r>
+        <w:rPr>
+          <w:lang w:val="en-US"/>
+        </w:rPr>
+        <w:t xml:space="preserve"> extends User</w:t>
+      </w:r>
+    </w:p>
+    <w:p>
+      <w:pPr>
+        <w:rPr>
+          <w:lang w:val="en-US"/>
+        </w:rPr>
+      </w:pPr>
+      <w:r>
+        <w:rPr>
+          <w:lang w:val="en-US"/>
+        </w:rPr>
+        <w:t>{</w:t>
+      </w:r>
+    </w:p>
+    <w:p>
+      <w:pPr>
+        <w:rPr>
+          <w:lang w:val="en-US"/>
+        </w:rPr>
+      </w:pPr>
+      <w:r>
+        <w:rPr>
+          <w:lang w:val="en-US"/>
+        </w:rPr>
+        <w:tab/>
+        <w:t>@Id</w:t>
+      </w:r>
+    </w:p>
+    <w:p>
+      <w:pPr>
+        <w:rPr>
+          <w:lang w:val="en-US"/>
+        </w:rPr>
+      </w:pPr>
+      <w:r>
+        <w:rPr>
+          <w:lang w:val="en-US"/>
+        </w:rPr>
+        <w:tab/>
+        <w:t>private String username;</w:t>
+      </w:r>
+    </w:p>
+    <w:p>
+      <w:pPr>
+        <w:rPr>
+          <w:lang w:val="en-US"/>
+        </w:rPr>
+      </w:pPr>
+      <w:r>
+        <w:rPr>
+          <w:lang w:val="en-US"/>
+        </w:rPr>
+        <w:tab/>
+        <w:t>private String password;</w:t>
+      </w:r>
+    </w:p>
+    <w:p>
+      <w:pPr>
+        <w:rPr>
+          <w:lang w:val="en-US"/>
+        </w:rPr>
+      </w:pPr>
+      <w:r>
+        <w:rPr>
+          <w:lang w:val="en-US"/>
+        </w:rPr>
+        <w:tab/>
+      </w:r>
+    </w:p>
+    <w:p>
+      <w:pPr>
+        <w:rPr>
+          <w:lang w:val="en-US"/>
+        </w:rPr>
+      </w:pPr>
+      <w:r>
+        <w:rPr>
+          <w:lang w:val="en-US"/>
+        </w:rPr>
+        <w:tab/>
+      </w:r>
+    </w:p>
+    <w:p>
+      <w:pPr>
+        <w:rPr>
+          <w:lang w:val="en-US"/>
+        </w:rPr>
+      </w:pPr>
+      <w:r>
+        <w:rPr>
+          <w:lang w:val="en-US"/>
+        </w:rPr>
+        <w:tab/>
+        <w:t xml:space="preserve">public </w:t>
+      </w:r>
+      <w:proofErr w:type="spellStart"/>
+      <w:r>
+        <w:rPr>
+          <w:lang w:val="en-US"/>
+        </w:rPr>
+        <w:t>MyUser</w:t>
+      </w:r>
+      <w:proofErr w:type="spellEnd"/>
+      <w:r>
+        <w:rPr>
+          <w:lang w:val="en-US"/>
+        </w:rPr>
+        <w:t>()</w:t>
+      </w:r>
+    </w:p>
+    <w:p>
+      <w:pPr>
+        <w:rPr>
+          <w:lang w:val="en-US"/>
+        </w:rPr>
+      </w:pPr>
+      <w:r>
+        <w:rPr>
+          <w:lang w:val="en-US"/>
+        </w:rPr>
+        <w:tab/>
+        <w:t>{</w:t>
+      </w:r>
+    </w:p>
+    <w:p>
+      <w:pPr>
+        <w:rPr>
+          <w:lang w:val="en-US"/>
+        </w:rPr>
+      </w:pPr>
+      <w:r>
+        <w:rPr>
+          <w:lang w:val="en-US"/>
+        </w:rPr>
+        <w:tab/>
+      </w:r>
+      <w:r>
+        <w:rPr>
+          <w:lang w:val="en-US"/>
+        </w:rPr>
+        <w:tab/>
+        <w:t>super("</w:t>
+      </w:r>
+      <w:proofErr w:type="spellStart"/>
+      <w:r>
+        <w:rPr>
+          <w:lang w:val="en-US"/>
+        </w:rPr>
+        <w:t>jag","jag",new</w:t>
+      </w:r>
+      <w:proofErr w:type="spellEnd"/>
+      <w:r>
+        <w:rPr>
+          <w:lang w:val="en-US"/>
+        </w:rPr>
+        <w:t xml:space="preserve"> </w:t>
+      </w:r>
+      <w:proofErr w:type="spellStart"/>
+      <w:r>
+        <w:rPr>
+          <w:lang w:val="en-US"/>
+        </w:rPr>
+        <w:t>ArrayList</w:t>
+      </w:r>
+      <w:proofErr w:type="spellEnd"/>
+      <w:r>
+        <w:rPr>
+          <w:lang w:val="en-US"/>
+        </w:rPr>
+        <w:t>&lt;&gt;());</w:t>
+      </w:r>
+    </w:p>
+    <w:p>
+      <w:pPr>
+        <w:rPr>
+          <w:lang w:val="en-US"/>
+        </w:rPr>
+      </w:pPr>
+      <w:r>
+        <w:rPr>
+          <w:lang w:val="en-US"/>
+        </w:rPr>
+        <w:tab/>
+        <w:t>}</w:t>
+      </w:r>
+    </w:p>
+    <w:p>
+      <w:pPr>
+        <w:rPr>
+          <w:lang w:val="en-US"/>
+        </w:rPr>
+      </w:pPr>
+      <w:r>
+        <w:rPr>
+          <w:lang w:val="en-US"/>
+        </w:rPr>
+        <w:tab/>
+      </w:r>
+    </w:p>
+    <w:p>
+      <w:pPr>
+        <w:rPr>
+          <w:lang w:val="en-US"/>
+        </w:rPr>
+      </w:pPr>
+      <w:r>
+        <w:rPr>
+          <w:lang w:val="en-US"/>
+        </w:rPr>
+        <w:tab/>
+        <w:t xml:space="preserve">public </w:t>
+      </w:r>
+      <w:proofErr w:type="spellStart"/>
+      <w:r>
+        <w:rPr>
+          <w:lang w:val="en-US"/>
+        </w:rPr>
+        <w:t>MyUser</w:t>
+      </w:r>
+      <w:proofErr w:type="spellEnd"/>
+      <w:r>
+        <w:rPr>
+          <w:lang w:val="en-US"/>
+        </w:rPr>
+        <w:t xml:space="preserve">(String username, String password, Collection&lt;? extends </w:t>
+      </w:r>
+      <w:proofErr w:type="spellStart"/>
+      <w:r>
+        <w:rPr>
+          <w:lang w:val="en-US"/>
+        </w:rPr>
+        <w:t>GrantedAuthority</w:t>
+      </w:r>
+      <w:proofErr w:type="spellEnd"/>
+      <w:r>
+        <w:rPr>
+          <w:lang w:val="en-US"/>
+        </w:rPr>
+        <w:t>&gt; authorities) {</w:t>
+      </w:r>
+    </w:p>
+    <w:p>
+      <w:pPr>
+        <w:rPr>
+          <w:lang w:val="en-US"/>
+        </w:rPr>
+      </w:pPr>
+      <w:r>
+        <w:rPr>
+          <w:lang w:val="en-US"/>
+        </w:rPr>
+        <w:tab/>
+      </w:r>
+      <w:r>
+        <w:rPr>
+          <w:lang w:val="en-US"/>
+        </w:rPr>
+        <w:tab/>
+        <w:t>super(username, password, authorities);</w:t>
+      </w:r>
+    </w:p>
+    <w:p>
+      <w:pPr>
+        <w:rPr>
+          <w:lang w:val="en-US"/>
+        </w:rPr>
+      </w:pPr>
+      <w:r>
+        <w:rPr>
+          <w:lang w:val="en-US"/>
+        </w:rPr>
+        <w:tab/>
+        <w:t>}</w:t>
+      </w:r>
+    </w:p>
+    <w:p>
+      <w:pPr>
+        <w:rPr>
+          <w:lang w:val="en-US"/>
+        </w:rPr>
+      </w:pPr>
+    </w:p>
+    <w:p>
+      <w:pPr>
+        <w:rPr>
+          <w:lang w:val="en-US"/>
+        </w:rPr>
+      </w:pPr>
+      <w:r>
+        <w:rPr>
+          <w:lang w:val="en-US"/>
+        </w:rPr>
+        <w:tab/>
+        <w:t xml:space="preserve">public String </w:t>
+      </w:r>
+      <w:proofErr w:type="spellStart"/>
+      <w:r>
+        <w:rPr>
+          <w:lang w:val="en-US"/>
+        </w:rPr>
+        <w:t>getUsername</w:t>
+      </w:r>
+      <w:proofErr w:type="spellEnd"/>
+      <w:r>
+        <w:rPr>
+          <w:lang w:val="en-US"/>
+        </w:rPr>
+        <w:t>() {</w:t>
+      </w:r>
+    </w:p>
+    <w:p>
+      <w:pPr>
+        <w:rPr>
+          <w:lang w:val="en-US"/>
+        </w:rPr>
+      </w:pPr>
+      <w:r>
+        <w:rPr>
+          <w:lang w:val="en-US"/>
+        </w:rPr>
+        <w:lastRenderedPageBreak/>
+        <w:tab/>
+      </w:r>
+      <w:r>
+        <w:rPr>
+          <w:lang w:val="en-US"/>
+        </w:rPr>
+        <w:tab/>
+        <w:t>return username;</w:t>
+      </w:r>
+    </w:p>
+    <w:p>
+      <w:pPr>
+        <w:rPr>
+          <w:lang w:val="en-US"/>
+        </w:rPr>
+      </w:pPr>
+      <w:r>
+        <w:rPr>
+          <w:lang w:val="en-US"/>
+        </w:rPr>
+        <w:tab/>
+        <w:t>}</w:t>
+      </w:r>
+    </w:p>
+    <w:p>
+      <w:pPr>
+        <w:rPr>
+          <w:lang w:val="en-US"/>
+        </w:rPr>
+      </w:pPr>
+    </w:p>
+    <w:p>
+      <w:pPr>
+        <w:rPr>
+          <w:lang w:val="en-US"/>
+        </w:rPr>
+      </w:pPr>
+      <w:r>
+        <w:rPr>
+          <w:lang w:val="en-US"/>
+        </w:rPr>
+        <w:tab/>
+        <w:t xml:space="preserve">public void </w:t>
+      </w:r>
+      <w:proofErr w:type="spellStart"/>
+      <w:r>
+        <w:rPr>
+          <w:lang w:val="en-US"/>
+        </w:rPr>
+        <w:t>setUsername</w:t>
+      </w:r>
+      <w:proofErr w:type="spellEnd"/>
+      <w:r>
+        <w:rPr>
+          <w:lang w:val="en-US"/>
+        </w:rPr>
+        <w:t>(String username) {</w:t>
+      </w:r>
+    </w:p>
+    <w:p>
+      <w:pPr>
+        <w:rPr>
+          <w:lang w:val="en-US"/>
+        </w:rPr>
+      </w:pPr>
+      <w:r>
+        <w:rPr>
+          <w:lang w:val="en-US"/>
+        </w:rPr>
+        <w:tab/>
+      </w:r>
+      <w:r>
+        <w:rPr>
+          <w:lang w:val="en-US"/>
+        </w:rPr>
+        <w:tab/>
+      </w:r>
+      <w:proofErr w:type="spellStart"/>
+      <w:r>
+        <w:rPr>
+          <w:lang w:val="en-US"/>
+        </w:rPr>
+        <w:t>this.username</w:t>
+      </w:r>
+      <w:proofErr w:type="spellEnd"/>
+      <w:r>
+        <w:rPr>
+          <w:lang w:val="en-US"/>
+        </w:rPr>
+        <w:t xml:space="preserve"> = username;</w:t>
+      </w:r>
+    </w:p>
+    <w:p>
+      <w:pPr>
+        <w:rPr>
+          <w:lang w:val="en-US"/>
+        </w:rPr>
+      </w:pPr>
+      <w:r>
+        <w:rPr>
+          <w:lang w:val="en-US"/>
+        </w:rPr>
+        <w:tab/>
+        <w:t>}</w:t>
+      </w:r>
+    </w:p>
+    <w:p>
+      <w:pPr>
+        <w:rPr>
+          <w:lang w:val="en-US"/>
+        </w:rPr>
+      </w:pPr>
+    </w:p>
+    <w:p>
+      <w:pPr>
+        <w:rPr>
+          <w:lang w:val="en-US"/>
+        </w:rPr>
+      </w:pPr>
+      <w:r>
+        <w:rPr>
+          <w:lang w:val="en-US"/>
+        </w:rPr>
+        <w:tab/>
+        <w:t xml:space="preserve">public String </w:t>
+      </w:r>
+      <w:proofErr w:type="spellStart"/>
+      <w:r>
+        <w:rPr>
+          <w:lang w:val="en-US"/>
+        </w:rPr>
+        <w:t>getPassword</w:t>
+      </w:r>
+      <w:proofErr w:type="spellEnd"/>
+      <w:r>
+        <w:rPr>
+          <w:lang w:val="en-US"/>
+        </w:rPr>
+        <w:t>() {</w:t>
+      </w:r>
+    </w:p>
+    <w:p>
+      <w:pPr>
+        <w:rPr>
+          <w:lang w:val="en-US"/>
+        </w:rPr>
+      </w:pPr>
+      <w:r>
+        <w:rPr>
+          <w:lang w:val="en-US"/>
+        </w:rPr>
+        <w:tab/>
+      </w:r>
+      <w:r>
+        <w:rPr>
+          <w:lang w:val="en-US"/>
+        </w:rPr>
+        <w:tab/>
+        <w:t>return password;</w:t>
+      </w:r>
+    </w:p>
+    <w:p>
+      <w:pPr>
+        <w:rPr>
+          <w:lang w:val="en-US"/>
+        </w:rPr>
+      </w:pPr>
+      <w:r>
+        <w:rPr>
+          <w:lang w:val="en-US"/>
+        </w:rPr>
+        <w:tab/>
+        <w:t>}</w:t>
+      </w:r>
+    </w:p>
+    <w:p>
+      <w:pPr>
+        <w:rPr>
+          <w:lang w:val="en-US"/>
+        </w:rPr>
+      </w:pPr>
+    </w:p>
+    <w:p>
+      <w:pPr>
+        <w:rPr>
+          <w:lang w:val="en-US"/>
+        </w:rPr>
+      </w:pPr>
+      <w:r>
+        <w:rPr>
+          <w:lang w:val="en-US"/>
+        </w:rPr>
+        <w:tab/>
+        <w:t xml:space="preserve">public void </w:t>
+      </w:r>
+      <w:proofErr w:type="spellStart"/>
+      <w:r>
+        <w:rPr>
+          <w:lang w:val="en-US"/>
+        </w:rPr>
+        <w:t>setPassword</w:t>
+      </w:r>
+      <w:proofErr w:type="spellEnd"/>
+      <w:r>
+        <w:rPr>
+          <w:lang w:val="en-US"/>
+        </w:rPr>
+        <w:t>(String password) {</w:t>
+      </w:r>
+    </w:p>
+    <w:p>
+      <w:pPr>
+        <w:rPr>
+          <w:lang w:val="en-US"/>
+        </w:rPr>
+      </w:pPr>
+      <w:r>
+        <w:rPr>
+          <w:lang w:val="en-US"/>
+        </w:rPr>
+        <w:tab/>
+      </w:r>
+      <w:r>
+        <w:rPr>
+          <w:lang w:val="en-US"/>
+        </w:rPr>
+        <w:tab/>
+      </w:r>
+      <w:proofErr w:type="spellStart"/>
+      <w:r>
+        <w:rPr>
+          <w:lang w:val="en-US"/>
+        </w:rPr>
+        <w:t>this.password</w:t>
+      </w:r>
+      <w:proofErr w:type="spellEnd"/>
+      <w:r>
+        <w:rPr>
+          <w:lang w:val="en-US"/>
+        </w:rPr>
+        <w:t xml:space="preserve"> = password;</w:t>
+      </w:r>
+    </w:p>
+    <w:p>
+      <w:pPr>
+        <w:rPr>
+          <w:lang w:val="en-US"/>
+        </w:rPr>
+      </w:pPr>
+      <w:r>
+        <w:rPr>
+          <w:lang w:val="en-US"/>
+        </w:rPr>
+        <w:tab/>
+        <w:t>}</w:t>
+      </w:r>
+    </w:p>
+    <w:p>
+      <w:pPr>
+        <w:rPr>
+          <w:lang w:val="en-US"/>
+        </w:rPr>
+      </w:pPr>
+    </w:p>
+    <w:p>
+      <w:pPr>
+        <w:rPr>
+          <w:lang w:val="en-US"/>
+        </w:rPr>
+      </w:pPr>
+      <w:r>
+        <w:rPr>
+          <w:lang w:val="en-US"/>
+        </w:rPr>
+        <w:tab/>
+        <w:t>@Override</w:t>
+      </w:r>
+    </w:p>
+    <w:p>
+      <w:pPr>
+        <w:rPr>
+          <w:lang w:val="en-US"/>
+        </w:rPr>
+      </w:pPr>
+      <w:r>
+        <w:rPr>
+          <w:lang w:val="en-US"/>
+        </w:rPr>
+        <w:tab/>
+        <w:t xml:space="preserve">public String </w:t>
+      </w:r>
+      <w:proofErr w:type="spellStart"/>
+      <w:r>
+        <w:rPr>
+          <w:lang w:val="en-US"/>
+        </w:rPr>
+        <w:t>toString</w:t>
+      </w:r>
+      <w:proofErr w:type="spellEnd"/>
+      <w:r>
+        <w:rPr>
+          <w:lang w:val="en-US"/>
+        </w:rPr>
+        <w:t>() {</w:t>
+      </w:r>
+    </w:p>
+    <w:p>
+      <w:pPr>
+        <w:rPr>
+          <w:lang w:val="en-US"/>
+        </w:rPr>
+      </w:pPr>
+      <w:r>
+        <w:rPr>
+          <w:lang w:val="en-US"/>
+        </w:rPr>
+        <w:tab/>
+      </w:r>
+      <w:r>
+        <w:rPr>
+          <w:lang w:val="en-US"/>
+        </w:rPr>
+        <w:tab/>
+        <w:t>return "</w:t>
+      </w:r>
+      <w:proofErr w:type="spellStart"/>
+      <w:r>
+        <w:rPr>
+          <w:lang w:val="en-US"/>
+        </w:rPr>
+        <w:t>MyUser</w:t>
+      </w:r>
+      <w:proofErr w:type="spellEnd"/>
+      <w:r>
+        <w:rPr>
+          <w:lang w:val="en-US"/>
+        </w:rPr>
+        <w:t xml:space="preserve"> [username=" + username + ", password=" + password + "]";</w:t>
+      </w:r>
+    </w:p>
+    <w:p>
+      <w:pPr>
+        <w:rPr>
+          <w:lang w:val="en-US"/>
+        </w:rPr>
+      </w:pPr>
+      <w:r>
+        <w:rPr>
+          <w:lang w:val="en-US"/>
+        </w:rPr>
+        <w:tab/>
+        <w:t>}</w:t>
+      </w:r>
+    </w:p>
+    <w:p>
+      <w:pPr>
+        <w:rPr>
+          <w:lang w:val="en-US"/>
+        </w:rPr>
+      </w:pPr>
+    </w:p>
+    <w:p>
+      <w:pPr>
+        <w:rPr>
+          <w:lang w:val="en-US"/>
+        </w:rPr>
+      </w:pPr>
+      <w:r>
+        <w:rPr>
+          <w:lang w:val="en-US"/>
+        </w:rPr>
+        <w:tab/>
+      </w:r>
+    </w:p>
+    <w:p>
+      <w:pPr>
+        <w:rPr>
+          <w:lang w:val="en-US"/>
+        </w:rPr>
+      </w:pPr>
+      <w:r>
+        <w:rPr>
+          <w:lang w:val="en-US"/>
+        </w:rPr>
+        <w:t>}</w:t>
+      </w:r>
+    </w:p>
+    <w:p>
+      <w:pPr>
+        <w:rPr>
+          <w:lang w:val="en-US"/>
+        </w:rPr>
+      </w:pPr>
+    </w:p>
+    <w:p>
+      <w:pPr>
+        <w:rPr>
+          <w:lang w:val="en-US"/>
+        </w:rPr>
+      </w:pPr>
+      <w:r>
+        <w:rPr>
+          <w:lang w:val="en-US"/>
+        </w:rPr>
+        <w:t xml:space="preserve">package </w:t>
+      </w:r>
+      <w:proofErr w:type="spellStart"/>
+      <w:r>
+        <w:rPr>
+          <w:lang w:val="en-US"/>
+        </w:rPr>
+        <w:t>com.ust.spring.repository</w:t>
+      </w:r>
+      <w:proofErr w:type="spellEnd"/>
+      <w:r>
+        <w:rPr>
+          <w:lang w:val="en-US"/>
+        </w:rPr>
+        <w:t>;</w:t>
+      </w:r>
+    </w:p>
+    <w:p>
+      <w:pPr>
+        <w:rPr>
+          <w:lang w:val="en-US"/>
+        </w:rPr>
+      </w:pPr>
+    </w:p>
+    <w:p>
+      <w:pPr>
+        <w:rPr>
+          <w:lang w:val="en-US"/>
+        </w:rPr>
+      </w:pPr>
+      <w:r>
+        <w:rPr>
+          <w:lang w:val="en-US"/>
+        </w:rPr>
+        <w:t xml:space="preserve">import </w:t>
+      </w:r>
+      <w:proofErr w:type="spellStart"/>
+      <w:r>
+        <w:rPr>
+          <w:lang w:val="en-US"/>
+        </w:rPr>
+        <w:t>org.springframework.data.jpa.repository.JpaRepository</w:t>
+      </w:r>
+      <w:proofErr w:type="spellEnd"/>
+      <w:r>
+        <w:rPr>
+          <w:lang w:val="en-US"/>
+        </w:rPr>
+        <w:t>;</w:t>
+      </w:r>
+    </w:p>
+    <w:p>
+      <w:pPr>
+        <w:rPr>
+          <w:lang w:val="en-US"/>
+        </w:rPr>
+      </w:pPr>
+      <w:r>
+        <w:rPr>
+          <w:lang w:val="en-US"/>
+        </w:rPr>
+        <w:t xml:space="preserve">import </w:t>
+      </w:r>
+      <w:proofErr w:type="spellStart"/>
+      <w:r>
+        <w:rPr>
+          <w:lang w:val="en-US"/>
+        </w:rPr>
+        <w:t>org.springframework.stereotype.Repository</w:t>
+      </w:r>
+      <w:proofErr w:type="spellEnd"/>
+      <w:r>
+        <w:rPr>
+          <w:lang w:val="en-US"/>
+        </w:rPr>
+        <w:t>;</w:t>
+      </w:r>
+    </w:p>
+    <w:p>
+      <w:pPr>
+        <w:rPr>
+          <w:lang w:val="en-US"/>
+        </w:rPr>
+      </w:pPr>
+    </w:p>
+    <w:p>
+      <w:pPr>
+        <w:rPr>
+          <w:lang w:val="en-US"/>
+        </w:rPr>
+      </w:pPr>
+      <w:r>
+        <w:rPr>
+          <w:lang w:val="en-US"/>
+        </w:rPr>
+        <w:t xml:space="preserve">import </w:t>
+      </w:r>
+      <w:proofErr w:type="spellStart"/>
+      <w:r>
+        <w:rPr>
+          <w:lang w:val="en-US"/>
+        </w:rPr>
+        <w:t>com.ust.spring.entity.MyUser</w:t>
+      </w:r>
+      <w:proofErr w:type="spellEnd"/>
+      <w:r>
+        <w:rPr>
+          <w:lang w:val="en-US"/>
+        </w:rPr>
+        <w:t>;</w:t>
+      </w:r>
+    </w:p>
+    <w:p>
+      <w:pPr>
+        <w:rPr>
+          <w:lang w:val="en-US"/>
+        </w:rPr>
+      </w:pPr>
+    </w:p>
+    <w:p>
+      <w:pPr>
+        <w:rPr>
+          <w:lang w:val="en-US"/>
+        </w:rPr>
+      </w:pPr>
+      <w:r>
+        <w:rPr>
+          <w:lang w:val="en-US"/>
+        </w:rPr>
+        <w:t>@Repository</w:t>
+      </w:r>
+    </w:p>
+    <w:p>
+      <w:pPr>
+        <w:rPr>
+          <w:lang w:val="en-US"/>
+        </w:rPr>
+      </w:pPr>
+      <w:r>
+        <w:rPr>
+          <w:lang w:val="en-US"/>
+        </w:rPr>
+        <w:lastRenderedPageBreak/>
+        <w:t xml:space="preserve">public interface </w:t>
+      </w:r>
+      <w:proofErr w:type="spellStart"/>
+      <w:r>
+        <w:rPr>
+          <w:lang w:val="en-US"/>
+        </w:rPr>
+        <w:t>UserRepository</w:t>
       </w:r>
       <w:proofErr w:type="spellEnd"/>
       <w:r>
@@ -883,9 +3794,29 @@
         <w:rPr>
           <w:lang w:val="en-US"/>
         </w:rPr>
-        <w:t>WebSecurityConfigurerAdapter</w:t>
-      </w:r>
-      <w:proofErr w:type="spellEnd"/>
+        <w:t>JpaRepository</w:t>
+      </w:r>
+      <w:proofErr w:type="spellEnd"/>
+      <w:r>
+        <w:rPr>
+          <w:lang w:val="en-US"/>
+        </w:rPr>
+        <w:t>&lt;</w:t>
+      </w:r>
+      <w:proofErr w:type="spellStart"/>
+      <w:r>
+        <w:rPr>
+          <w:lang w:val="en-US"/>
+        </w:rPr>
+        <w:t>MyUser</w:t>
+      </w:r>
+      <w:proofErr w:type="spellEnd"/>
+      <w:r>
+        <w:rPr>
+          <w:lang w:val="en-US"/>
+        </w:rPr>
+        <w:t>, String&gt;</w:t>
+      </w:r>
     </w:p>
     <w:p>
       <w:pPr>
@@ -906,6 +3837,365 @@
           <w:lang w:val="en-US"/>
         </w:rPr>
       </w:pPr>
+    </w:p>
+    <w:p>
+      <w:pPr>
+        <w:rPr>
+          <w:lang w:val="en-US"/>
+        </w:rPr>
+      </w:pPr>
+      <w:r>
+        <w:rPr>
+          <w:lang w:val="en-US"/>
+        </w:rPr>
+        <w:t>}</w:t>
+      </w:r>
+    </w:p>
+    <w:p>
+      <w:pPr>
+        <w:rPr>
+          <w:lang w:val="en-US"/>
+        </w:rPr>
+      </w:pPr>
+    </w:p>
+    <w:p>
+      <w:pPr>
+        <w:rPr>
+          <w:lang w:val="en-US"/>
+        </w:rPr>
+      </w:pPr>
+    </w:p>
+    <w:p>
+      <w:pPr>
+        <w:rPr>
+          <w:lang w:val="en-US"/>
+        </w:rPr>
+      </w:pPr>
+    </w:p>
+    <w:p>
+      <w:pPr>
+        <w:rPr>
+          <w:lang w:val="en-US"/>
+        </w:rPr>
+      </w:pPr>
+    </w:p>
+    <w:p>
+      <w:pPr>
+        <w:rPr>
+          <w:lang w:val="en-US"/>
+        </w:rPr>
+      </w:pPr>
+    </w:p>
+    <w:p>
+      <w:pPr>
+        <w:rPr>
+          <w:lang w:val="en-US"/>
+        </w:rPr>
+      </w:pPr>
+      <w:r>
+        <w:rPr>
+          <w:lang w:val="en-US"/>
+        </w:rPr>
+        <w:t xml:space="preserve">package </w:t>
+      </w:r>
+      <w:proofErr w:type="spellStart"/>
+      <w:r>
+        <w:rPr>
+          <w:lang w:val="en-US"/>
+        </w:rPr>
+        <w:t>com.ust.spring.config</w:t>
+      </w:r>
+      <w:proofErr w:type="spellEnd"/>
+      <w:r>
+        <w:rPr>
+          <w:lang w:val="en-US"/>
+        </w:rPr>
+        <w:t>;</w:t>
+      </w:r>
+    </w:p>
+    <w:p>
+      <w:pPr>
+        <w:rPr>
+          <w:lang w:val="en-US"/>
+        </w:rPr>
+      </w:pPr>
+    </w:p>
+    <w:p>
+      <w:pPr>
+        <w:rPr>
+          <w:lang w:val="en-US"/>
+        </w:rPr>
+      </w:pPr>
+      <w:r>
+        <w:rPr>
+          <w:lang w:val="en-US"/>
+        </w:rPr>
+        <w:t xml:space="preserve">import </w:t>
+      </w:r>
+      <w:proofErr w:type="spellStart"/>
+      <w:r>
+        <w:rPr>
+          <w:lang w:val="en-US"/>
+        </w:rPr>
+        <w:t>java.util.Optional</w:t>
+      </w:r>
+      <w:proofErr w:type="spellEnd"/>
+      <w:r>
+        <w:rPr>
+          <w:lang w:val="en-US"/>
+        </w:rPr>
+        <w:t>;</w:t>
+      </w:r>
+    </w:p>
+    <w:p>
+      <w:pPr>
+        <w:rPr>
+          <w:lang w:val="en-US"/>
+        </w:rPr>
+      </w:pPr>
+    </w:p>
+    <w:p>
+      <w:pPr>
+        <w:rPr>
+          <w:lang w:val="en-US"/>
+        </w:rPr>
+      </w:pPr>
+      <w:r>
+        <w:rPr>
+          <w:lang w:val="en-US"/>
+        </w:rPr>
+        <w:t xml:space="preserve">import </w:t>
+      </w:r>
+      <w:proofErr w:type="spellStart"/>
+      <w:r>
+        <w:rPr>
+          <w:lang w:val="en-US"/>
+        </w:rPr>
+        <w:t>org.springframework.beans.factory.annotation.Autowired</w:t>
+      </w:r>
+      <w:proofErr w:type="spellEnd"/>
+      <w:r>
+        <w:rPr>
+          <w:lang w:val="en-US"/>
+        </w:rPr>
+        <w:t>;</w:t>
+      </w:r>
+    </w:p>
+    <w:p>
+      <w:pPr>
+        <w:rPr>
+          <w:lang w:val="en-US"/>
+        </w:rPr>
+      </w:pPr>
+      <w:r>
+        <w:rPr>
+          <w:lang w:val="en-US"/>
+        </w:rPr>
+        <w:t xml:space="preserve">import </w:t>
+      </w:r>
+      <w:proofErr w:type="spellStart"/>
+      <w:r>
+        <w:rPr>
+          <w:lang w:val="en-US"/>
+        </w:rPr>
+        <w:t>org.springframework.security.core.userdetails.UserDetails</w:t>
+      </w:r>
+      <w:proofErr w:type="spellEnd"/>
+      <w:r>
+        <w:rPr>
+          <w:lang w:val="en-US"/>
+        </w:rPr>
+        <w:t>;</w:t>
+      </w:r>
+    </w:p>
+    <w:p>
+      <w:pPr>
+        <w:rPr>
+          <w:lang w:val="en-US"/>
+        </w:rPr>
+      </w:pPr>
+      <w:r>
+        <w:rPr>
+          <w:lang w:val="en-US"/>
+        </w:rPr>
+        <w:t>import org.springframework.security.core.userdetails.UserDetailsService;</w:t>
+      </w:r>
+    </w:p>
+    <w:p>
+      <w:pPr>
+        <w:rPr>
+          <w:lang w:val="en-US"/>
+        </w:rPr>
+      </w:pPr>
+      <w:r>
+        <w:rPr>
+          <w:lang w:val="en-US"/>
+        </w:rPr>
+        <w:t>import org.springframework.security.core.userdetails.UsernameNotFoundException;</w:t>
+      </w:r>
+    </w:p>
+    <w:p>
+      <w:pPr>
+        <w:rPr>
+          <w:lang w:val="en-US"/>
+        </w:rPr>
+      </w:pPr>
+      <w:r>
+        <w:rPr>
+          <w:lang w:val="en-US"/>
+        </w:rPr>
+        <w:t xml:space="preserve">import </w:t>
+      </w:r>
+      <w:proofErr w:type="spellStart"/>
+      <w:r>
+        <w:rPr>
+          <w:lang w:val="en-US"/>
+        </w:rPr>
+        <w:t>org.springframework.stereotype.Service</w:t>
+      </w:r>
+      <w:proofErr w:type="spellEnd"/>
+      <w:r>
+        <w:rPr>
+          <w:lang w:val="en-US"/>
+        </w:rPr>
+        <w:t>;</w:t>
+      </w:r>
+    </w:p>
+    <w:p>
+      <w:pPr>
+        <w:rPr>
+          <w:lang w:val="en-US"/>
+        </w:rPr>
+      </w:pPr>
+    </w:p>
+    <w:p>
+      <w:pPr>
+        <w:rPr>
+          <w:lang w:val="en-US"/>
+        </w:rPr>
+      </w:pPr>
+      <w:r>
+        <w:rPr>
+          <w:lang w:val="en-US"/>
+        </w:rPr>
+        <w:t xml:space="preserve">import </w:t>
+      </w:r>
+      <w:proofErr w:type="spellStart"/>
+      <w:r>
+        <w:rPr>
+          <w:lang w:val="en-US"/>
+        </w:rPr>
+        <w:t>com.ust.spring.entity.MyUser</w:t>
+      </w:r>
+      <w:proofErr w:type="spellEnd"/>
+      <w:r>
+        <w:rPr>
+          <w:lang w:val="en-US"/>
+        </w:rPr>
+        <w:t>;</w:t>
+      </w:r>
+    </w:p>
+    <w:p>
+      <w:pPr>
+        <w:rPr>
+          <w:lang w:val="en-US"/>
+        </w:rPr>
+      </w:pPr>
+      <w:r>
+        <w:rPr>
+          <w:lang w:val="en-US"/>
+        </w:rPr>
+        <w:t xml:space="preserve">import </w:t>
+      </w:r>
+      <w:proofErr w:type="spellStart"/>
+      <w:r>
+        <w:rPr>
+          <w:lang w:val="en-US"/>
+        </w:rPr>
+        <w:t>com.ust.spring.repository.UserRepository</w:t>
+      </w:r>
+      <w:proofErr w:type="spellEnd"/>
+      <w:r>
+        <w:rPr>
+          <w:lang w:val="en-US"/>
+        </w:rPr>
+        <w:t>;</w:t>
+      </w:r>
+    </w:p>
+    <w:p>
+      <w:pPr>
+        <w:rPr>
+          <w:lang w:val="en-US"/>
+        </w:rPr>
+      </w:pPr>
+    </w:p>
+    <w:p>
+      <w:pPr>
+        <w:rPr>
+          <w:lang w:val="en-US"/>
+        </w:rPr>
+      </w:pPr>
+      <w:r>
+        <w:rPr>
+          <w:lang w:val="en-US"/>
+        </w:rPr>
+        <w:t>@Service</w:t>
+      </w:r>
+    </w:p>
+    <w:p>
+      <w:pPr>
+        <w:rPr>
+          <w:lang w:val="en-US"/>
+        </w:rPr>
+      </w:pPr>
+      <w:r>
+        <w:rPr>
+          <w:lang w:val="en-US"/>
+        </w:rPr>
+        <w:t xml:space="preserve">public class </w:t>
+      </w:r>
+      <w:proofErr w:type="spellStart"/>
+      <w:r>
+        <w:rPr>
+          <w:lang w:val="en-US"/>
+        </w:rPr>
+        <w:t>MyUserDetailsService</w:t>
+      </w:r>
+      <w:proofErr w:type="spellEnd"/>
+      <w:r>
+        <w:rPr>
+          <w:lang w:val="en-US"/>
+        </w:rPr>
+        <w:t xml:space="preserve"> implements </w:t>
+      </w:r>
+      <w:proofErr w:type="spellStart"/>
+      <w:r>
+        <w:rPr>
+          <w:lang w:val="en-US"/>
+        </w:rPr>
+        <w:t>UserDetailsService</w:t>
+      </w:r>
+      <w:proofErr w:type="spellEnd"/>
+    </w:p>
+    <w:p>
+      <w:pPr>
+        <w:rPr>
+          <w:lang w:val="en-US"/>
+        </w:rPr>
+      </w:pPr>
+      <w:r>
+        <w:rPr>
+          <w:lang w:val="en-US"/>
+        </w:rPr>
+        <w:t>{</w:t>
+      </w:r>
+    </w:p>
+    <w:p>
+      <w:pPr>
+        <w:rPr>
+          <w:lang w:val="en-US"/>
+        </w:rPr>
+      </w:pPr>
       <w:r>
         <w:rPr>
           <w:lang w:val="en-US"/>
@@ -932,7 +4222,7 @@
         <w:rPr>
           <w:lang w:val="en-US"/>
         </w:rPr>
-        <w:t>MyUserDetailsService</w:t>
+        <w:t>UserRepository</w:t>
       </w:r>
       <w:proofErr w:type="spellEnd"/>
       <w:r>
@@ -946,7 +4236,7 @@
         <w:rPr>
           <w:lang w:val="en-US"/>
         </w:rPr>
-        <w:t>userDetailsService</w:t>
+        <w:t>ur</w:t>
       </w:r>
       <w:proofErr w:type="spellEnd"/>
       <w:r>
@@ -988,86 +4278,307 @@
           <w:lang w:val="en-US"/>
         </w:rPr>
         <w:tab/>
-        <w:t xml:space="preserve">protected void </w:t>
-      </w:r>
-      <w:proofErr w:type="gramStart"/>
-      <w:r>
-        <w:rPr>
-          <w:lang w:val="en-US"/>
-        </w:rPr>
-        <w:t>configure(</w:t>
-      </w:r>
-      <w:proofErr w:type="spellStart"/>
-      <w:proofErr w:type="gramEnd"/>
-      <w:r>
-        <w:rPr>
-          <w:lang w:val="en-US"/>
-        </w:rPr>
-        <w:t>AuthenticationManagerBuilder</w:t>
-      </w:r>
-      <w:proofErr w:type="spellEnd"/>
-      <w:r>
-        <w:rPr>
-          <w:lang w:val="en-US"/>
-        </w:rPr>
-        <w:t xml:space="preserve"> auth) throws Exception {</w:t>
-      </w:r>
-    </w:p>
-    <w:p>
-      <w:pPr>
-        <w:rPr>
-          <w:lang w:val="en-US"/>
-        </w:rPr>
-      </w:pPr>
-      <w:r>
-        <w:rPr>
-          <w:lang w:val="en-US"/>
-        </w:rPr>
-        <w:tab/>
-      </w:r>
-      <w:r>
-        <w:rPr>
-          <w:lang w:val="en-US"/>
-        </w:rPr>
-        <w:tab/>
-      </w:r>
-      <w:proofErr w:type="spellStart"/>
-      <w:proofErr w:type="gramStart"/>
-      <w:r>
-        <w:rPr>
-          <w:lang w:val="en-US"/>
-        </w:rPr>
-        <w:t>auth.userDetailsService</w:t>
-      </w:r>
-      <w:proofErr w:type="spellEnd"/>
-      <w:proofErr w:type="gramEnd"/>
-      <w:r>
-        <w:rPr>
-          <w:lang w:val="en-US"/>
-        </w:rPr>
-        <w:t>(</w:t>
-      </w:r>
-      <w:proofErr w:type="spellStart"/>
-      <w:r>
-        <w:rPr>
-          <w:lang w:val="en-US"/>
-        </w:rPr>
-        <w:t>userDetailsService</w:t>
-      </w:r>
-      <w:proofErr w:type="spellEnd"/>
-      <w:r>
-        <w:rPr>
-          <w:lang w:val="en-US"/>
-        </w:rPr>
-        <w:t>);</w:t>
-      </w:r>
-    </w:p>
-    <w:p>
-      <w:pPr>
-        <w:rPr>
-          <w:lang w:val="en-US"/>
-        </w:rPr>
-      </w:pPr>
+        <w:t xml:space="preserve">public </w:t>
+      </w:r>
+      <w:proofErr w:type="spellStart"/>
+      <w:r>
+        <w:rPr>
+          <w:lang w:val="en-US"/>
+        </w:rPr>
+        <w:t>UserDetails</w:t>
+      </w:r>
+      <w:proofErr w:type="spellEnd"/>
+      <w:r>
+        <w:rPr>
+          <w:lang w:val="en-US"/>
+        </w:rPr>
+        <w:t xml:space="preserve"> </w:t>
+      </w:r>
+      <w:proofErr w:type="spellStart"/>
+      <w:r>
+        <w:rPr>
+          <w:lang w:val="en-US"/>
+        </w:rPr>
+        <w:t>loadUserByUsername</w:t>
+      </w:r>
+      <w:proofErr w:type="spellEnd"/>
+      <w:r>
+        <w:rPr>
+          <w:lang w:val="en-US"/>
+        </w:rPr>
+        <w:t xml:space="preserve">(String username) throws </w:t>
+      </w:r>
+      <w:proofErr w:type="spellStart"/>
+      <w:r>
+        <w:rPr>
+          <w:lang w:val="en-US"/>
+        </w:rPr>
+        <w:t>UsernameNotFoundException</w:t>
+      </w:r>
+      <w:proofErr w:type="spellEnd"/>
+      <w:r>
+        <w:rPr>
+          <w:lang w:val="en-US"/>
+        </w:rPr>
+        <w:t xml:space="preserve"> {</w:t>
+      </w:r>
+    </w:p>
+    <w:p>
+      <w:pPr>
+        <w:rPr>
+          <w:lang w:val="en-US"/>
+        </w:rPr>
+      </w:pPr>
+      <w:r>
+        <w:rPr>
+          <w:lang w:val="en-US"/>
+        </w:rPr>
+        <w:lastRenderedPageBreak/>
+        <w:t>//</w:t>
+      </w:r>
+      <w:r>
+        <w:rPr>
+          <w:lang w:val="en-US"/>
+        </w:rPr>
+        <w:tab/>
+      </w:r>
+      <w:r>
+        <w:rPr>
+          <w:lang w:val="en-US"/>
+        </w:rPr>
+        <w:tab/>
+        <w:t>return new User("</w:t>
+      </w:r>
+      <w:proofErr w:type="spellStart"/>
+      <w:r>
+        <w:rPr>
+          <w:lang w:val="en-US"/>
+        </w:rPr>
+        <w:t>dinesh</w:t>
+      </w:r>
+      <w:proofErr w:type="spellEnd"/>
+      <w:r>
+        <w:rPr>
+          <w:lang w:val="en-US"/>
+        </w:rPr>
+        <w:t>", "</w:t>
+      </w:r>
+      <w:proofErr w:type="spellStart"/>
+      <w:r>
+        <w:rPr>
+          <w:lang w:val="en-US"/>
+        </w:rPr>
+        <w:t>diny</w:t>
+      </w:r>
+      <w:proofErr w:type="spellEnd"/>
+      <w:r>
+        <w:rPr>
+          <w:lang w:val="en-US"/>
+        </w:rPr>
+        <w:t xml:space="preserve">", new </w:t>
+      </w:r>
+      <w:proofErr w:type="spellStart"/>
+      <w:r>
+        <w:rPr>
+          <w:lang w:val="en-US"/>
+        </w:rPr>
+        <w:t>ArrayList</w:t>
+      </w:r>
+      <w:proofErr w:type="spellEnd"/>
+      <w:r>
+        <w:rPr>
+          <w:lang w:val="en-US"/>
+        </w:rPr>
+        <w:t>&lt;&gt;());</w:t>
+      </w:r>
+    </w:p>
+    <w:p>
+      <w:pPr>
+        <w:rPr>
+          <w:lang w:val="en-US"/>
+        </w:rPr>
+      </w:pPr>
+      <w:r>
+        <w:rPr>
+          <w:lang w:val="en-US"/>
+        </w:rPr>
+        <w:tab/>
+      </w:r>
+      <w:r>
+        <w:rPr>
+          <w:lang w:val="en-US"/>
+        </w:rPr>
+        <w:tab/>
+        <w:t>Optional&lt;</w:t>
+      </w:r>
+      <w:proofErr w:type="spellStart"/>
+      <w:r>
+        <w:rPr>
+          <w:lang w:val="en-US"/>
+        </w:rPr>
+        <w:t>MyUser</w:t>
+      </w:r>
+      <w:proofErr w:type="spellEnd"/>
+      <w:r>
+        <w:rPr>
+          <w:lang w:val="en-US"/>
+        </w:rPr>
+        <w:t xml:space="preserve">&gt; temp = </w:t>
+      </w:r>
+      <w:proofErr w:type="spellStart"/>
+      <w:r>
+        <w:rPr>
+          <w:lang w:val="en-US"/>
+        </w:rPr>
+        <w:t>ur.findById</w:t>
+      </w:r>
+      <w:proofErr w:type="spellEnd"/>
+      <w:r>
+        <w:rPr>
+          <w:lang w:val="en-US"/>
+        </w:rPr>
+        <w:t>(username);</w:t>
+      </w:r>
+    </w:p>
+    <w:p>
+      <w:pPr>
+        <w:rPr>
+          <w:lang w:val="en-US"/>
+        </w:rPr>
+      </w:pPr>
+      <w:r>
+        <w:rPr>
+          <w:lang w:val="en-US"/>
+        </w:rPr>
+        <w:tab/>
+      </w:r>
+      <w:r>
+        <w:rPr>
+          <w:lang w:val="en-US"/>
+        </w:rPr>
+        <w:tab/>
+      </w:r>
+      <w:proofErr w:type="spellStart"/>
+      <w:r>
+        <w:rPr>
+          <w:lang w:val="en-US"/>
+        </w:rPr>
+        <w:t>MyUser</w:t>
+      </w:r>
+      <w:proofErr w:type="spellEnd"/>
+      <w:r>
+        <w:rPr>
+          <w:lang w:val="en-US"/>
+        </w:rPr>
+        <w:t xml:space="preserve"> u=null;</w:t>
+      </w:r>
+    </w:p>
+    <w:p>
+      <w:pPr>
+        <w:rPr>
+          <w:lang w:val="en-US"/>
+        </w:rPr>
+      </w:pPr>
+      <w:r>
+        <w:rPr>
+          <w:lang w:val="en-US"/>
+        </w:rPr>
+        <w:tab/>
+      </w:r>
+      <w:r>
+        <w:rPr>
+          <w:lang w:val="en-US"/>
+        </w:rPr>
+        <w:tab/>
+        <w:t>if(</w:t>
+      </w:r>
+      <w:proofErr w:type="spellStart"/>
+      <w:r>
+        <w:rPr>
+          <w:lang w:val="en-US"/>
+        </w:rPr>
+        <w:t>temp.isPresent</w:t>
+      </w:r>
+      <w:proofErr w:type="spellEnd"/>
+      <w:r>
+        <w:rPr>
+          <w:lang w:val="en-US"/>
+        </w:rPr>
+        <w:t>())</w:t>
+      </w:r>
+    </w:p>
+    <w:p>
+      <w:pPr>
+        <w:rPr>
+          <w:lang w:val="en-US"/>
+        </w:rPr>
+      </w:pPr>
+      <w:r>
+        <w:rPr>
+          <w:lang w:val="en-US"/>
+        </w:rPr>
+        <w:tab/>
+      </w:r>
+      <w:r>
+        <w:rPr>
+          <w:lang w:val="en-US"/>
+        </w:rPr>
+        <w:tab/>
+        <w:t>{</w:t>
+      </w:r>
+    </w:p>
+    <w:p>
+      <w:pPr>
+        <w:rPr>
+          <w:lang w:val="en-US"/>
+        </w:rPr>
+      </w:pPr>
+      <w:r>
+        <w:rPr>
+          <w:lang w:val="en-US"/>
+        </w:rPr>
+        <w:tab/>
+      </w:r>
+      <w:r>
+        <w:rPr>
+          <w:lang w:val="en-US"/>
+        </w:rPr>
+        <w:tab/>
+      </w:r>
+      <w:r>
+        <w:rPr>
+          <w:lang w:val="en-US"/>
+        </w:rPr>
+        <w:tab/>
+        <w:t>u=</w:t>
+      </w:r>
+      <w:proofErr w:type="spellStart"/>
+      <w:r>
+        <w:rPr>
+          <w:lang w:val="en-US"/>
+        </w:rPr>
+        <w:t>temp.get</w:t>
+      </w:r>
+      <w:proofErr w:type="spellEnd"/>
+      <w:r>
+        <w:rPr>
+          <w:lang w:val="en-US"/>
+        </w:rPr>
+        <w:t>();</w:t>
+      </w:r>
+    </w:p>
+    <w:p>
+      <w:pPr>
+        <w:rPr>
+          <w:lang w:val="en-US"/>
+        </w:rPr>
+      </w:pPr>
+      <w:r>
+        <w:rPr>
+          <w:lang w:val="en-US"/>
+        </w:rPr>
+        <w:tab/>
+      </w:r>
       <w:r>
         <w:rPr>
           <w:lang w:val="en-US"/>
@@ -1088,117 +4599,12 @@
         </w:rPr>
         <w:tab/>
       </w:r>
-    </w:p>
-    <w:p>
-      <w:pPr>
-        <w:rPr>
-          <w:lang w:val="en-US"/>
-        </w:rPr>
-      </w:pPr>
-      <w:r>
-        <w:rPr>
-          <w:lang w:val="en-US"/>
-        </w:rPr>
-        <w:tab/>
-        <w:t>@Bean</w:t>
-      </w:r>
-    </w:p>
-    <w:p>
-      <w:pPr>
-        <w:rPr>
-          <w:lang w:val="en-US"/>
-        </w:rPr>
-      </w:pPr>
-      <w:r>
-        <w:rPr>
-          <w:lang w:val="en-US"/>
-        </w:rPr>
-        <w:tab/>
-        <w:t xml:space="preserve">public </w:t>
-      </w:r>
-      <w:proofErr w:type="spellStart"/>
-      <w:r>
-        <w:rPr>
-          <w:lang w:val="en-US"/>
-        </w:rPr>
-        <w:t>PasswordEncoder</w:t>
-      </w:r>
-      <w:proofErr w:type="spellEnd"/>
-      <w:r>
-        <w:rPr>
-          <w:lang w:val="en-US"/>
-        </w:rPr>
-        <w:t xml:space="preserve"> </w:t>
-      </w:r>
-      <w:proofErr w:type="spellStart"/>
-      <w:proofErr w:type="gramStart"/>
-      <w:r>
-        <w:rPr>
-          <w:lang w:val="en-US"/>
-        </w:rPr>
-        <w:t>passwordEncoder</w:t>
-      </w:r>
-      <w:proofErr w:type="spellEnd"/>
-      <w:r>
-        <w:rPr>
-          <w:lang w:val="en-US"/>
-        </w:rPr>
-        <w:t>(</w:t>
-      </w:r>
-      <w:proofErr w:type="gramEnd"/>
-      <w:r>
-        <w:rPr>
-          <w:lang w:val="en-US"/>
-        </w:rPr>
-        <w:t>)</w:t>
-      </w:r>
-    </w:p>
-    <w:p>
-      <w:pPr>
-        <w:rPr>
-          <w:lang w:val="en-US"/>
-        </w:rPr>
-      </w:pPr>
-      <w:r>
-        <w:rPr>
-          <w:lang w:val="en-US"/>
-        </w:rPr>
-        <w:tab/>
-        <w:t>{</w:t>
-      </w:r>
-    </w:p>
-    <w:p>
-      <w:pPr>
-        <w:rPr>
-          <w:lang w:val="en-US"/>
-        </w:rPr>
-      </w:pPr>
-      <w:r>
-        <w:rPr>
-          <w:lang w:val="en-US"/>
-        </w:rPr>
-        <w:tab/>
-      </w:r>
-      <w:r>
-        <w:rPr>
-          <w:lang w:val="en-US"/>
-        </w:rPr>
-        <w:tab/>
-        <w:t xml:space="preserve">return </w:t>
-      </w:r>
-      <w:proofErr w:type="spellStart"/>
-      <w:r>
-        <w:rPr>
-          <w:lang w:val="en-US"/>
-        </w:rPr>
-        <w:t>NoOpPasswordEncoder.getInstance</w:t>
-      </w:r>
-      <w:proofErr w:type="spellEnd"/>
-      <w:r>
-        <w:rPr>
-          <w:lang w:val="en-US"/>
-        </w:rPr>
-        <w:t>();</w:t>
+      <w:r>
+        <w:rPr>
+          <w:lang w:val="en-US"/>
+        </w:rPr>
+        <w:tab/>
+        <w:t>return u;</w:t>
       </w:r>
     </w:p>
     <w:p>
@@ -1221,12 +4627,6 @@
           <w:lang w:val="en-US"/>
         </w:rPr>
       </w:pPr>
-      <w:r>
-        <w:rPr>
-          <w:lang w:val="en-US"/>
-        </w:rPr>
-        <w:tab/>
-      </w:r>
     </w:p>
     <w:p>
       <w:pPr>
@@ -1240,624 +4640,6 @@
         </w:rPr>
         <w:t>}</w:t>
       </w:r>
-    </w:p>
-    <w:p>
-      <w:pPr>
-        <w:rPr>
-          <w:lang w:val="en-US"/>
-        </w:rPr>
-      </w:pPr>
-    </w:p>
-    <w:p>
-      <w:pPr>
-        <w:rPr>
-          <w:lang w:val="en-US"/>
-        </w:rPr>
-      </w:pPr>
-      <w:r>
-        <w:rPr>
-          <w:lang w:val="en-US"/>
-        </w:rPr>
-        <w:t xml:space="preserve">We need to create </w:t>
-      </w:r>
-      <w:proofErr w:type="spellStart"/>
-      <w:r>
-        <w:rPr>
-          <w:lang w:val="en-US"/>
-        </w:rPr>
-        <w:t>MyUserDetailsService</w:t>
-      </w:r>
-      <w:proofErr w:type="spellEnd"/>
-      <w:r>
-        <w:rPr>
-          <w:lang w:val="en-US"/>
-        </w:rPr>
-        <w:t xml:space="preserve"> that implements </w:t>
-      </w:r>
-      <w:proofErr w:type="spellStart"/>
-      <w:r>
-        <w:rPr>
-          <w:lang w:val="en-US"/>
-        </w:rPr>
-        <w:t>UserDetailsService</w:t>
-      </w:r>
-      <w:proofErr w:type="spellEnd"/>
-    </w:p>
-    <w:p>
-      <w:pPr>
-        <w:rPr>
-          <w:lang w:val="en-US"/>
-        </w:rPr>
-      </w:pPr>
-    </w:p>
-    <w:p>
-      <w:pPr>
-        <w:rPr>
-          <w:lang w:val="en-US"/>
-        </w:rPr>
-      </w:pPr>
-      <w:r>
-        <w:rPr>
-          <w:lang w:val="en-US"/>
-        </w:rPr>
-        <w:t xml:space="preserve">package </w:t>
-      </w:r>
-      <w:proofErr w:type="spellStart"/>
-      <w:proofErr w:type="gramStart"/>
-      <w:r>
-        <w:rPr>
-          <w:lang w:val="en-US"/>
-        </w:rPr>
-        <w:t>com.ust.spring</w:t>
-      </w:r>
-      <w:proofErr w:type="gramEnd"/>
-      <w:r>
-        <w:rPr>
-          <w:lang w:val="en-US"/>
-        </w:rPr>
-        <w:t>.config</w:t>
-      </w:r>
-      <w:proofErr w:type="spellEnd"/>
-      <w:r>
-        <w:rPr>
-          <w:lang w:val="en-US"/>
-        </w:rPr>
-        <w:t>;</w:t>
-      </w:r>
-    </w:p>
-    <w:p>
-      <w:pPr>
-        <w:rPr>
-          <w:lang w:val="en-US"/>
-        </w:rPr>
-      </w:pPr>
-    </w:p>
-    <w:p>
-      <w:pPr>
-        <w:rPr>
-          <w:lang w:val="en-US"/>
-        </w:rPr>
-      </w:pPr>
-      <w:r>
-        <w:rPr>
-          <w:lang w:val="en-US"/>
-        </w:rPr>
-        <w:lastRenderedPageBreak/>
-        <w:t xml:space="preserve">import </w:t>
-      </w:r>
-      <w:proofErr w:type="spellStart"/>
-      <w:proofErr w:type="gramStart"/>
-      <w:r>
-        <w:rPr>
-          <w:lang w:val="en-US"/>
-        </w:rPr>
-        <w:t>java.util</w:t>
-      </w:r>
-      <w:proofErr w:type="gramEnd"/>
-      <w:r>
-        <w:rPr>
-          <w:lang w:val="en-US"/>
-        </w:rPr>
-        <w:t>.ArrayList</w:t>
-      </w:r>
-      <w:proofErr w:type="spellEnd"/>
-      <w:r>
-        <w:rPr>
-          <w:lang w:val="en-US"/>
-        </w:rPr>
-        <w:t>;</w:t>
-      </w:r>
-    </w:p>
-    <w:p>
-      <w:pPr>
-        <w:rPr>
-          <w:lang w:val="en-US"/>
-        </w:rPr>
-      </w:pPr>
-    </w:p>
-    <w:p>
-      <w:pPr>
-        <w:rPr>
-          <w:lang w:val="en-US"/>
-        </w:rPr>
-      </w:pPr>
-      <w:r>
-        <w:rPr>
-          <w:lang w:val="en-US"/>
-        </w:rPr>
-        <w:t xml:space="preserve">import </w:t>
-      </w:r>
-      <w:proofErr w:type="spellStart"/>
-      <w:proofErr w:type="gramStart"/>
-      <w:r>
-        <w:rPr>
-          <w:lang w:val="en-US"/>
-        </w:rPr>
-        <w:t>org.springframework</w:t>
-      </w:r>
-      <w:proofErr w:type="gramEnd"/>
-      <w:r>
-        <w:rPr>
-          <w:lang w:val="en-US"/>
-        </w:rPr>
-        <w:t>.security.core.userdetails.User</w:t>
-      </w:r>
-      <w:proofErr w:type="spellEnd"/>
-      <w:r>
-        <w:rPr>
-          <w:lang w:val="en-US"/>
-        </w:rPr>
-        <w:t>;</w:t>
-      </w:r>
-    </w:p>
-    <w:p>
-      <w:pPr>
-        <w:rPr>
-          <w:lang w:val="en-US"/>
-        </w:rPr>
-      </w:pPr>
-      <w:r>
-        <w:rPr>
-          <w:lang w:val="en-US"/>
-        </w:rPr>
-        <w:t xml:space="preserve">import </w:t>
-      </w:r>
-      <w:proofErr w:type="spellStart"/>
-      <w:proofErr w:type="gramStart"/>
-      <w:r>
-        <w:rPr>
-          <w:lang w:val="en-US"/>
-        </w:rPr>
-        <w:t>org.springframework</w:t>
-      </w:r>
-      <w:proofErr w:type="gramEnd"/>
-      <w:r>
-        <w:rPr>
-          <w:lang w:val="en-US"/>
-        </w:rPr>
-        <w:t>.security.core.userdetails.UserDetails</w:t>
-      </w:r>
-      <w:proofErr w:type="spellEnd"/>
-      <w:r>
-        <w:rPr>
-          <w:lang w:val="en-US"/>
-        </w:rPr>
-        <w:t>;</w:t>
-      </w:r>
-    </w:p>
-    <w:p>
-      <w:pPr>
-        <w:rPr>
-          <w:lang w:val="en-US"/>
-        </w:rPr>
-      </w:pPr>
-      <w:r>
-        <w:rPr>
-          <w:lang w:val="en-US"/>
-        </w:rPr>
-        <w:t xml:space="preserve">import </w:t>
-      </w:r>
-      <w:proofErr w:type="gramStart"/>
-      <w:r>
-        <w:rPr>
-          <w:lang w:val="en-US"/>
-        </w:rPr>
-        <w:t>org.springframework</w:t>
-      </w:r>
-      <w:proofErr w:type="gramEnd"/>
-      <w:r>
-        <w:rPr>
-          <w:lang w:val="en-US"/>
-        </w:rPr>
-        <w:t>.security.core.userdetails.UserDetailsService;</w:t>
-      </w:r>
-    </w:p>
-    <w:p>
-      <w:pPr>
-        <w:rPr>
-          <w:lang w:val="en-US"/>
-        </w:rPr>
-      </w:pPr>
-      <w:r>
-        <w:rPr>
-          <w:lang w:val="en-US"/>
-        </w:rPr>
-        <w:t xml:space="preserve">import </w:t>
-      </w:r>
-      <w:proofErr w:type="gramStart"/>
-      <w:r>
-        <w:rPr>
-          <w:lang w:val="en-US"/>
-        </w:rPr>
-        <w:t>org.springframework</w:t>
-      </w:r>
-      <w:proofErr w:type="gramEnd"/>
-      <w:r>
-        <w:rPr>
-          <w:lang w:val="en-US"/>
-        </w:rPr>
-        <w:t>.security.core.userdetails.UsernameNotFoundException;</w:t>
-      </w:r>
-    </w:p>
-    <w:p>
-      <w:pPr>
-        <w:rPr>
-          <w:lang w:val="en-US"/>
-        </w:rPr>
-      </w:pPr>
-      <w:r>
-        <w:rPr>
-          <w:lang w:val="en-US"/>
-        </w:rPr>
-        <w:t xml:space="preserve">import </w:t>
-      </w:r>
-      <w:proofErr w:type="spellStart"/>
-      <w:proofErr w:type="gramStart"/>
-      <w:r>
-        <w:rPr>
-          <w:lang w:val="en-US"/>
-        </w:rPr>
-        <w:t>org.springframework</w:t>
-      </w:r>
-      <w:proofErr w:type="gramEnd"/>
-      <w:r>
-        <w:rPr>
-          <w:lang w:val="en-US"/>
-        </w:rPr>
-        <w:t>.stereotype.Service</w:t>
-      </w:r>
-      <w:proofErr w:type="spellEnd"/>
-      <w:r>
-        <w:rPr>
-          <w:lang w:val="en-US"/>
-        </w:rPr>
-        <w:t>;</w:t>
-      </w:r>
-    </w:p>
-    <w:p>
-      <w:pPr>
-        <w:rPr>
-          <w:lang w:val="en-US"/>
-        </w:rPr>
-      </w:pPr>
-    </w:p>
-    <w:p>
-      <w:pPr>
-        <w:rPr>
-          <w:lang w:val="en-US"/>
-        </w:rPr>
-      </w:pPr>
-      <w:r>
-        <w:rPr>
-          <w:lang w:val="en-US"/>
-        </w:rPr>
-        <w:t>@Service</w:t>
-      </w:r>
-    </w:p>
-    <w:p>
-      <w:pPr>
-        <w:rPr>
-          <w:lang w:val="en-US"/>
-        </w:rPr>
-      </w:pPr>
-      <w:r>
-        <w:rPr>
-          <w:lang w:val="en-US"/>
-        </w:rPr>
-        <w:t xml:space="preserve">public class </w:t>
-      </w:r>
-      <w:proofErr w:type="spellStart"/>
-      <w:r>
-        <w:rPr>
-          <w:lang w:val="en-US"/>
-        </w:rPr>
-        <w:t>MyUserDetailsService</w:t>
-      </w:r>
-      <w:proofErr w:type="spellEnd"/>
-      <w:r>
-        <w:rPr>
-          <w:lang w:val="en-US"/>
-        </w:rPr>
-        <w:t xml:space="preserve"> implements </w:t>
-      </w:r>
-      <w:proofErr w:type="spellStart"/>
-      <w:r>
-        <w:rPr>
-          <w:lang w:val="en-US"/>
-        </w:rPr>
-        <w:t>UserDetailsService</w:t>
-      </w:r>
-      <w:proofErr w:type="spellEnd"/>
-    </w:p>
-    <w:p>
-      <w:pPr>
-        <w:rPr>
-          <w:lang w:val="en-US"/>
-        </w:rPr>
-      </w:pPr>
-      <w:r>
-        <w:rPr>
-          <w:lang w:val="en-US"/>
-        </w:rPr>
-        <w:t>{</w:t>
-      </w:r>
-    </w:p>
-    <w:p>
-      <w:pPr>
-        <w:rPr>
-          <w:lang w:val="en-US"/>
-        </w:rPr>
-      </w:pPr>
-    </w:p>
-    <w:p>
-      <w:pPr>
-        <w:rPr>
-          <w:lang w:val="en-US"/>
-        </w:rPr>
-      </w:pPr>
-      <w:r>
-        <w:rPr>
-          <w:lang w:val="en-US"/>
-        </w:rPr>
-        <w:tab/>
-        <w:t>@Override</w:t>
-      </w:r>
-    </w:p>
-    <w:p>
-      <w:pPr>
-        <w:rPr>
-          <w:lang w:val="en-US"/>
-        </w:rPr>
-      </w:pPr>
-      <w:r>
-        <w:rPr>
-          <w:lang w:val="en-US"/>
-        </w:rPr>
-        <w:tab/>
-        <w:t xml:space="preserve">public </w:t>
-      </w:r>
-      <w:proofErr w:type="spellStart"/>
-      <w:r>
-        <w:rPr>
-          <w:lang w:val="en-US"/>
-        </w:rPr>
-        <w:t>UserDetails</w:t>
-      </w:r>
-      <w:proofErr w:type="spellEnd"/>
-      <w:r>
-        <w:rPr>
-          <w:lang w:val="en-US"/>
-        </w:rPr>
-        <w:t xml:space="preserve"> </w:t>
-      </w:r>
-      <w:proofErr w:type="spellStart"/>
-      <w:proofErr w:type="gramStart"/>
-      <w:r>
-        <w:rPr>
-          <w:lang w:val="en-US"/>
-        </w:rPr>
-        <w:t>loadUserByUsername</w:t>
-      </w:r>
-      <w:proofErr w:type="spellEnd"/>
-      <w:r>
-        <w:rPr>
-          <w:lang w:val="en-US"/>
-        </w:rPr>
-        <w:t>(</w:t>
-      </w:r>
-      <w:proofErr w:type="gramEnd"/>
-      <w:r>
-        <w:rPr>
-          <w:lang w:val="en-US"/>
-        </w:rPr>
-        <w:t xml:space="preserve">String username) throws </w:t>
-      </w:r>
-      <w:proofErr w:type="spellStart"/>
-      <w:r>
-        <w:rPr>
-          <w:lang w:val="en-US"/>
-        </w:rPr>
-        <w:t>UsernameNotFoundException</w:t>
-      </w:r>
-      <w:proofErr w:type="spellEnd"/>
-      <w:r>
-        <w:rPr>
-          <w:lang w:val="en-US"/>
-        </w:rPr>
-        <w:t xml:space="preserve"> {</w:t>
-      </w:r>
-    </w:p>
-    <w:p>
-      <w:pPr>
-        <w:rPr>
-          <w:lang w:val="en-US"/>
-        </w:rPr>
-      </w:pPr>
-      <w:r>
-        <w:rPr>
-          <w:lang w:val="en-US"/>
-        </w:rPr>
-        <w:tab/>
-      </w:r>
-      <w:r>
-        <w:rPr>
-          <w:lang w:val="en-US"/>
-        </w:rPr>
-        <w:tab/>
-        <w:t xml:space="preserve">return new </w:t>
-      </w:r>
-      <w:proofErr w:type="gramStart"/>
-      <w:r>
-        <w:rPr>
-          <w:lang w:val="en-US"/>
-        </w:rPr>
-        <w:t>User(</w:t>
-      </w:r>
-      <w:proofErr w:type="gramEnd"/>
-      <w:r>
-        <w:rPr>
-          <w:lang w:val="en-US"/>
-        </w:rPr>
-        <w:t>"</w:t>
-      </w:r>
-      <w:proofErr w:type="spellStart"/>
-      <w:r>
-        <w:rPr>
-          <w:lang w:val="en-US"/>
-        </w:rPr>
-        <w:t>dinesh</w:t>
-      </w:r>
-      <w:proofErr w:type="spellEnd"/>
-      <w:r>
-        <w:rPr>
-          <w:lang w:val="en-US"/>
-        </w:rPr>
-        <w:t>", "</w:t>
-      </w:r>
-      <w:proofErr w:type="spellStart"/>
-      <w:r>
-        <w:rPr>
-          <w:lang w:val="en-US"/>
-        </w:rPr>
-        <w:t>diny</w:t>
-      </w:r>
-      <w:proofErr w:type="spellEnd"/>
-      <w:r>
-        <w:rPr>
-          <w:lang w:val="en-US"/>
-        </w:rPr>
-        <w:t xml:space="preserve">", new </w:t>
-      </w:r>
-      <w:proofErr w:type="spellStart"/>
-      <w:r>
-        <w:rPr>
-          <w:lang w:val="en-US"/>
-        </w:rPr>
-        <w:t>ArrayList</w:t>
-      </w:r>
-      <w:proofErr w:type="spellEnd"/>
-      <w:r>
-        <w:rPr>
-          <w:lang w:val="en-US"/>
-        </w:rPr>
-        <w:t>&lt;&gt;());</w:t>
-      </w:r>
-    </w:p>
-    <w:p>
-      <w:pPr>
-        <w:rPr>
-          <w:lang w:val="en-US"/>
-        </w:rPr>
-      </w:pPr>
-      <w:r>
-        <w:rPr>
-          <w:lang w:val="en-US"/>
-        </w:rPr>
-        <w:tab/>
-        <w:t>}</w:t>
-      </w:r>
-    </w:p>
-    <w:p>
-      <w:pPr>
-        <w:rPr>
-          <w:lang w:val="en-US"/>
-        </w:rPr>
-      </w:pPr>
-    </w:p>
-    <w:p>
-      <w:pPr>
-        <w:rPr>
-          <w:lang w:val="en-US"/>
-        </w:rPr>
-      </w:pPr>
-      <w:r>
-        <w:rPr>
-          <w:lang w:val="en-US"/>
-        </w:rPr>
-        <w:t>}</w:t>
-      </w:r>
-    </w:p>
-    <w:p>
-      <w:pPr>
-        <w:rPr>
-          <w:lang w:val="en-US"/>
-        </w:rPr>
-      </w:pPr>
-    </w:p>
-    <w:p>
-      <w:pPr>
-        <w:rPr>
-          <w:lang w:val="en-US"/>
-        </w:rPr>
-      </w:pPr>
-      <w:r>
-        <w:rPr>
-          <w:lang w:val="en-US"/>
-        </w:rPr>
-        <w:t>Now, run the project and check with username and passwords as “</w:t>
-      </w:r>
-      <w:proofErr w:type="spellStart"/>
-      <w:r>
-        <w:rPr>
-          <w:lang w:val="en-US"/>
-        </w:rPr>
-        <w:t>dinesh</w:t>
-      </w:r>
-      <w:proofErr w:type="spellEnd"/>
-      <w:r>
-        <w:rPr>
-          <w:lang w:val="en-US"/>
-        </w:rPr>
-        <w:t>” and “</w:t>
-      </w:r>
-      <w:proofErr w:type="spellStart"/>
-      <w:r>
-        <w:rPr>
-          <w:lang w:val="en-US"/>
-        </w:rPr>
-        <w:t>diny</w:t>
-      </w:r>
-      <w:proofErr w:type="spellEnd"/>
-      <w:r>
-        <w:rPr>
-          <w:lang w:val="en-US"/>
-        </w:rPr>
-        <w:t>”</w:t>
-      </w:r>
-    </w:p>
-    <w:p>
-      <w:pPr>
-        <w:rPr>
-          <w:lang w:val="en-US"/>
-        </w:rPr>
-      </w:pPr>
-    </w:p>
-    <w:p>
-      <w:pPr>
-        <w:rPr>
-          <w:lang w:val="en-US"/>
-        </w:rPr>
-      </w:pPr>
     </w:p>
     <w:p>
       <w:pPr>
@@ -1968,6 +4750,95 @@
     </w:lvl>
   </w:abstractNum>
   <w:abstractNum w:abstractNumId="1" w15:restartNumberingAfterBreak="0">
+    <w:nsid w:val="09F955BC"/>
+    <w:multiLevelType w:val="hybridMultilevel"/>
+    <w:tmpl w:val="CBF4EB5E"/>
+    <w:lvl w:ilvl="0" w:tplc="F29CF62E">
+      <w:start w:val="1"/>
+      <w:numFmt w:val="decimal"/>
+      <w:lvlText w:val="%1)"/>
+      <w:lvlJc w:val="left"/>
+      <w:pPr>
+        <w:ind w:left="1080" w:hanging="360"/>
+      </w:pPr>
+      <w:rPr>
+        <w:rFonts w:hint="default"/>
+      </w:rPr>
+    </w:lvl>
+    <w:lvl w:ilvl="1" w:tplc="40090019" w:tentative="1">
+      <w:start w:val="1"/>
+      <w:numFmt w:val="lowerLetter"/>
+      <w:lvlText w:val="%2."/>
+      <w:lvlJc w:val="left"/>
+      <w:pPr>
+        <w:ind w:left="1800" w:hanging="360"/>
+      </w:pPr>
+    </w:lvl>
+    <w:lvl w:ilvl="2" w:tplc="4009001B" w:tentative="1">
+      <w:start w:val="1"/>
+      <w:numFmt w:val="lowerRoman"/>
+      <w:lvlText w:val="%3."/>
+      <w:lvlJc w:val="right"/>
+      <w:pPr>
+        <w:ind w:left="2520" w:hanging="180"/>
+      </w:pPr>
+    </w:lvl>
+    <w:lvl w:ilvl="3" w:tplc="4009000F" w:tentative="1">
+      <w:start w:val="1"/>
+      <w:numFmt w:val="decimal"/>
+      <w:lvlText w:val="%4."/>
+      <w:lvlJc w:val="left"/>
+      <w:pPr>
+        <w:ind w:left="3240" w:hanging="360"/>
+      </w:pPr>
+    </w:lvl>
+    <w:lvl w:ilvl="4" w:tplc="40090019" w:tentative="1">
+      <w:start w:val="1"/>
+      <w:numFmt w:val="lowerLetter"/>
+      <w:lvlText w:val="%5."/>
+      <w:lvlJc w:val="left"/>
+      <w:pPr>
+        <w:ind w:left="3960" w:hanging="360"/>
+      </w:pPr>
+    </w:lvl>
+    <w:lvl w:ilvl="5" w:tplc="4009001B" w:tentative="1">
+      <w:start w:val="1"/>
+      <w:numFmt w:val="lowerRoman"/>
+      <w:lvlText w:val="%6."/>
+      <w:lvlJc w:val="right"/>
+      <w:pPr>
+        <w:ind w:left="4680" w:hanging="180"/>
+      </w:pPr>
+    </w:lvl>
+    <w:lvl w:ilvl="6" w:tplc="4009000F" w:tentative="1">
+      <w:start w:val="1"/>
+      <w:numFmt w:val="decimal"/>
+      <w:lvlText w:val="%7."/>
+      <w:lvlJc w:val="left"/>
+      <w:pPr>
+        <w:ind w:left="5400" w:hanging="360"/>
+      </w:pPr>
+    </w:lvl>
+    <w:lvl w:ilvl="7" w:tplc="40090019" w:tentative="1">
+      <w:start w:val="1"/>
+      <w:numFmt w:val="lowerLetter"/>
+      <w:lvlText w:val="%8."/>
+      <w:lvlJc w:val="left"/>
+      <w:pPr>
+        <w:ind w:left="6120" w:hanging="360"/>
+      </w:pPr>
+    </w:lvl>
+    <w:lvl w:ilvl="8" w:tplc="4009001B" w:tentative="1">
+      <w:start w:val="1"/>
+      <w:numFmt w:val="lowerRoman"/>
+      <w:lvlText w:val="%9."/>
+      <w:lvlJc w:val="right"/>
+      <w:pPr>
+        <w:ind w:left="6840" w:hanging="180"/>
+      </w:pPr>
+    </w:lvl>
+  </w:abstractNum>
+  <w:abstractNum w:abstractNumId="2" w15:restartNumberingAfterBreak="0">
     <w:nsid w:val="0AC006CB"/>
     <w:multiLevelType w:val="hybridMultilevel"/>
     <w:tmpl w:val="F91AF274"/>
@@ -2056,7 +4927,7 @@
       </w:pPr>
     </w:lvl>
   </w:abstractNum>
-  <w:abstractNum w:abstractNumId="2" w15:restartNumberingAfterBreak="0">
+  <w:abstractNum w:abstractNumId="3" w15:restartNumberingAfterBreak="0">
     <w:nsid w:val="0C6F348A"/>
     <w:multiLevelType w:val="hybridMultilevel"/>
     <w:tmpl w:val="C4547142"/>
@@ -2145,7 +5016,7 @@
       </w:pPr>
     </w:lvl>
   </w:abstractNum>
-  <w:abstractNum w:abstractNumId="3" w15:restartNumberingAfterBreak="0">
+  <w:abstractNum w:abstractNumId="4" w15:restartNumberingAfterBreak="0">
     <w:nsid w:val="0EB44D8D"/>
     <w:multiLevelType w:val="hybridMultilevel"/>
     <w:tmpl w:val="FBEAE56A"/>
@@ -2234,7 +5105,7 @@
       </w:pPr>
     </w:lvl>
   </w:abstractNum>
-  <w:abstractNum w:abstractNumId="4" w15:restartNumberingAfterBreak="0">
+  <w:abstractNum w:abstractNumId="5" w15:restartNumberingAfterBreak="0">
     <w:nsid w:val="0EEB76D7"/>
     <w:multiLevelType w:val="hybridMultilevel"/>
     <w:tmpl w:val="B6D6A1C0"/>
@@ -2323,7 +5194,7 @@
       </w:pPr>
     </w:lvl>
   </w:abstractNum>
-  <w:abstractNum w:abstractNumId="5" w15:restartNumberingAfterBreak="0">
+  <w:abstractNum w:abstractNumId="6" w15:restartNumberingAfterBreak="0">
     <w:nsid w:val="10FD6CD7"/>
     <w:multiLevelType w:val="hybridMultilevel"/>
     <w:tmpl w:val="953242B6"/>
@@ -2412,7 +5283,7 @@
       </w:pPr>
     </w:lvl>
   </w:abstractNum>
-  <w:abstractNum w:abstractNumId="6" w15:restartNumberingAfterBreak="0">
+  <w:abstractNum w:abstractNumId="7" w15:restartNumberingAfterBreak="0">
     <w:nsid w:val="134154A2"/>
     <w:multiLevelType w:val="hybridMultilevel"/>
     <w:tmpl w:val="A0485E1A"/>
@@ -2501,7 +5372,7 @@
       </w:pPr>
     </w:lvl>
   </w:abstractNum>
-  <w:abstractNum w:abstractNumId="7" w15:restartNumberingAfterBreak="0">
+  <w:abstractNum w:abstractNumId="8" w15:restartNumberingAfterBreak="0">
     <w:nsid w:val="15B90EFD"/>
     <w:multiLevelType w:val="hybridMultilevel"/>
     <w:tmpl w:val="B27CC532"/>
@@ -2590,7 +5461,7 @@
       </w:pPr>
     </w:lvl>
   </w:abstractNum>
-  <w:abstractNum w:abstractNumId="8" w15:restartNumberingAfterBreak="0">
+  <w:abstractNum w:abstractNumId="9" w15:restartNumberingAfterBreak="0">
     <w:nsid w:val="16796521"/>
     <w:multiLevelType w:val="hybridMultilevel"/>
     <w:tmpl w:val="77429B92"/>
@@ -2679,7 +5550,7 @@
       </w:pPr>
     </w:lvl>
   </w:abstractNum>
-  <w:abstractNum w:abstractNumId="9" w15:restartNumberingAfterBreak="0">
+  <w:abstractNum w:abstractNumId="10" w15:restartNumberingAfterBreak="0">
     <w:nsid w:val="16E74F2E"/>
     <w:multiLevelType w:val="hybridMultilevel"/>
     <w:tmpl w:val="61CC34AE"/>
@@ -2768,7 +5639,7 @@
       </w:pPr>
     </w:lvl>
   </w:abstractNum>
-  <w:abstractNum w:abstractNumId="10" w15:restartNumberingAfterBreak="0">
+  <w:abstractNum w:abstractNumId="11" w15:restartNumberingAfterBreak="0">
     <w:nsid w:val="17D16724"/>
     <w:multiLevelType w:val="hybridMultilevel"/>
     <w:tmpl w:val="0BCC1090"/>
@@ -2857,7 +5728,7 @@
       </w:pPr>
     </w:lvl>
   </w:abstractNum>
-  <w:abstractNum w:abstractNumId="11" w15:restartNumberingAfterBreak="0">
+  <w:abstractNum w:abstractNumId="12" w15:restartNumberingAfterBreak="0">
     <w:nsid w:val="1E0142ED"/>
     <w:multiLevelType w:val="hybridMultilevel"/>
     <w:tmpl w:val="EE861E3C"/>
@@ -2946,7 +5817,7 @@
       </w:pPr>
     </w:lvl>
   </w:abstractNum>
-  <w:abstractNum w:abstractNumId="12" w15:restartNumberingAfterBreak="0">
+  <w:abstractNum w:abstractNumId="13" w15:restartNumberingAfterBreak="0">
     <w:nsid w:val="1EA54599"/>
     <w:multiLevelType w:val="hybridMultilevel"/>
     <w:tmpl w:val="D13C92DE"/>
@@ -3035,7 +5906,7 @@
       </w:pPr>
     </w:lvl>
   </w:abstractNum>
-  <w:abstractNum w:abstractNumId="13" w15:restartNumberingAfterBreak="0">
+  <w:abstractNum w:abstractNumId="14" w15:restartNumberingAfterBreak="0">
     <w:nsid w:val="2B5A6441"/>
     <w:multiLevelType w:val="hybridMultilevel"/>
     <w:tmpl w:val="B1A494E0"/>
@@ -3124,7 +5995,7 @@
       </w:pPr>
     </w:lvl>
   </w:abstractNum>
-  <w:abstractNum w:abstractNumId="14" w15:restartNumberingAfterBreak="0">
+  <w:abstractNum w:abstractNumId="15" w15:restartNumberingAfterBreak="0">
     <w:nsid w:val="2D1F2C33"/>
     <w:multiLevelType w:val="hybridMultilevel"/>
     <w:tmpl w:val="EE861E3C"/>
@@ -3213,7 +6084,7 @@
       </w:pPr>
     </w:lvl>
   </w:abstractNum>
-  <w:abstractNum w:abstractNumId="15" w15:restartNumberingAfterBreak="0">
+  <w:abstractNum w:abstractNumId="16" w15:restartNumberingAfterBreak="0">
     <w:nsid w:val="2DD92B7C"/>
     <w:multiLevelType w:val="hybridMultilevel"/>
     <w:tmpl w:val="98080114"/>
@@ -3302,7 +6173,7 @@
       </w:pPr>
     </w:lvl>
   </w:abstractNum>
-  <w:abstractNum w:abstractNumId="16" w15:restartNumberingAfterBreak="0">
+  <w:abstractNum w:abstractNumId="17" w15:restartNumberingAfterBreak="0">
     <w:nsid w:val="31914854"/>
     <w:multiLevelType w:val="multilevel"/>
     <w:tmpl w:val="E00EFF74"/>
@@ -3451,7 +6322,7 @@
       </w:rPr>
     </w:lvl>
   </w:abstractNum>
-  <w:abstractNum w:abstractNumId="17" w15:restartNumberingAfterBreak="0">
+  <w:abstractNum w:abstractNumId="18" w15:restartNumberingAfterBreak="0">
     <w:nsid w:val="36382E0A"/>
     <w:multiLevelType w:val="multilevel"/>
     <w:tmpl w:val="DE2E4944"/>
@@ -3600,7 +6471,7 @@
       </w:rPr>
     </w:lvl>
   </w:abstractNum>
-  <w:abstractNum w:abstractNumId="18" w15:restartNumberingAfterBreak="0">
+  <w:abstractNum w:abstractNumId="19" w15:restartNumberingAfterBreak="0">
     <w:nsid w:val="3BE63801"/>
     <w:multiLevelType w:val="hybridMultilevel"/>
     <w:tmpl w:val="B9348C24"/>
@@ -3689,7 +6560,7 @@
       </w:pPr>
     </w:lvl>
   </w:abstractNum>
-  <w:abstractNum w:abstractNumId="19" w15:restartNumberingAfterBreak="0">
+  <w:abstractNum w:abstractNumId="20" w15:restartNumberingAfterBreak="0">
     <w:nsid w:val="409A222D"/>
     <w:multiLevelType w:val="hybridMultilevel"/>
     <w:tmpl w:val="1CD0D108"/>
@@ -3778,7 +6649,7 @@
       </w:pPr>
     </w:lvl>
   </w:abstractNum>
-  <w:abstractNum w:abstractNumId="20" w15:restartNumberingAfterBreak="0">
+  <w:abstractNum w:abstractNumId="21" w15:restartNumberingAfterBreak="0">
     <w:nsid w:val="453C56F8"/>
     <w:multiLevelType w:val="hybridMultilevel"/>
     <w:tmpl w:val="E0C0CDDE"/>
@@ -3867,7 +6738,7 @@
       </w:pPr>
     </w:lvl>
   </w:abstractNum>
-  <w:abstractNum w:abstractNumId="21" w15:restartNumberingAfterBreak="0">
+  <w:abstractNum w:abstractNumId="22" w15:restartNumberingAfterBreak="0">
     <w:nsid w:val="475E2CA2"/>
     <w:multiLevelType w:val="multilevel"/>
     <w:tmpl w:val="15C43DD6"/>
@@ -3980,7 +6851,7 @@
       </w:pPr>
     </w:lvl>
   </w:abstractNum>
-  <w:abstractNum w:abstractNumId="22" w15:restartNumberingAfterBreak="0">
+  <w:abstractNum w:abstractNumId="23" w15:restartNumberingAfterBreak="0">
     <w:nsid w:val="47832970"/>
     <w:multiLevelType w:val="multilevel"/>
     <w:tmpl w:val="DA42C224"/>
@@ -4093,7 +6964,7 @@
       </w:pPr>
     </w:lvl>
   </w:abstractNum>
-  <w:abstractNum w:abstractNumId="23" w15:restartNumberingAfterBreak="0">
+  <w:abstractNum w:abstractNumId="24" w15:restartNumberingAfterBreak="0">
     <w:nsid w:val="485110B4"/>
     <w:multiLevelType w:val="hybridMultilevel"/>
     <w:tmpl w:val="6338D7B0"/>
@@ -4182,7 +7053,7 @@
       </w:pPr>
     </w:lvl>
   </w:abstractNum>
-  <w:abstractNum w:abstractNumId="24" w15:restartNumberingAfterBreak="0">
+  <w:abstractNum w:abstractNumId="25" w15:restartNumberingAfterBreak="0">
     <w:nsid w:val="48B179A3"/>
     <w:multiLevelType w:val="hybridMultilevel"/>
     <w:tmpl w:val="A120B340"/>
@@ -4271,7 +7142,7 @@
       </w:pPr>
     </w:lvl>
   </w:abstractNum>
-  <w:abstractNum w:abstractNumId="25" w15:restartNumberingAfterBreak="0">
+  <w:abstractNum w:abstractNumId="26" w15:restartNumberingAfterBreak="0">
     <w:nsid w:val="4C2D0EDD"/>
     <w:multiLevelType w:val="hybridMultilevel"/>
     <w:tmpl w:val="CAD25936"/>
@@ -4360,7 +7231,96 @@
       </w:pPr>
     </w:lvl>
   </w:abstractNum>
-  <w:abstractNum w:abstractNumId="26" w15:restartNumberingAfterBreak="0">
+  <w:abstractNum w:abstractNumId="27" w15:restartNumberingAfterBreak="0">
+    <w:nsid w:val="4CA777C2"/>
+    <w:multiLevelType w:val="hybridMultilevel"/>
+    <w:tmpl w:val="CE1810A0"/>
+    <w:lvl w:ilvl="0" w:tplc="40090011">
+      <w:start w:val="1"/>
+      <w:numFmt w:val="decimal"/>
+      <w:lvlText w:val="%1)"/>
+      <w:lvlJc w:val="left"/>
+      <w:pPr>
+        <w:ind w:left="720" w:hanging="360"/>
+      </w:pPr>
+      <w:rPr>
+        <w:rFonts w:hint="default"/>
+      </w:rPr>
+    </w:lvl>
+    <w:lvl w:ilvl="1" w:tplc="40090019" w:tentative="1">
+      <w:start w:val="1"/>
+      <w:numFmt w:val="lowerLetter"/>
+      <w:lvlText w:val="%2."/>
+      <w:lvlJc w:val="left"/>
+      <w:pPr>
+        <w:ind w:left="1440" w:hanging="360"/>
+      </w:pPr>
+    </w:lvl>
+    <w:lvl w:ilvl="2" w:tplc="4009001B" w:tentative="1">
+      <w:start w:val="1"/>
+      <w:numFmt w:val="lowerRoman"/>
+      <w:lvlText w:val="%3."/>
+      <w:lvlJc w:val="right"/>
+      <w:pPr>
+        <w:ind w:left="2160" w:hanging="180"/>
+      </w:pPr>
+    </w:lvl>
+    <w:lvl w:ilvl="3" w:tplc="4009000F" w:tentative="1">
+      <w:start w:val="1"/>
+      <w:numFmt w:val="decimal"/>
+      <w:lvlText w:val="%4."/>
+      <w:lvlJc w:val="left"/>
+      <w:pPr>
+        <w:ind w:left="2880" w:hanging="360"/>
+      </w:pPr>
+    </w:lvl>
+    <w:lvl w:ilvl="4" w:tplc="40090019" w:tentative="1">
+      <w:start w:val="1"/>
+      <w:numFmt w:val="lowerLetter"/>
+      <w:lvlText w:val="%5."/>
+      <w:lvlJc w:val="left"/>
+      <w:pPr>
+        <w:ind w:left="3600" w:hanging="360"/>
+      </w:pPr>
+    </w:lvl>
+    <w:lvl w:ilvl="5" w:tplc="4009001B" w:tentative="1">
+      <w:start w:val="1"/>
+      <w:numFmt w:val="lowerRoman"/>
+      <w:lvlText w:val="%6."/>
+      <w:lvlJc w:val="right"/>
+      <w:pPr>
+        <w:ind w:left="4320" w:hanging="180"/>
+      </w:pPr>
+    </w:lvl>
+    <w:lvl w:ilvl="6" w:tplc="4009000F" w:tentative="1">
+      <w:start w:val="1"/>
+      <w:numFmt w:val="decimal"/>
+      <w:lvlText w:val="%7."/>
+      <w:lvlJc w:val="left"/>
+      <w:pPr>
+        <w:ind w:left="5040" w:hanging="360"/>
+      </w:pPr>
+    </w:lvl>
+    <w:lvl w:ilvl="7" w:tplc="40090019" w:tentative="1">
+      <w:start w:val="1"/>
+      <w:numFmt w:val="lowerLetter"/>
+      <w:lvlText w:val="%8."/>
+      <w:lvlJc w:val="left"/>
+      <w:pPr>
+        <w:ind w:left="5760" w:hanging="360"/>
+      </w:pPr>
+    </w:lvl>
+    <w:lvl w:ilvl="8" w:tplc="4009001B" w:tentative="1">
+      <w:start w:val="1"/>
+      <w:numFmt w:val="lowerRoman"/>
+      <w:lvlText w:val="%9."/>
+      <w:lvlJc w:val="right"/>
+      <w:pPr>
+        <w:ind w:left="6480" w:hanging="180"/>
+      </w:pPr>
+    </w:lvl>
+  </w:abstractNum>
+  <w:abstractNum w:abstractNumId="28" w15:restartNumberingAfterBreak="0">
     <w:nsid w:val="4D4A61D0"/>
     <w:multiLevelType w:val="hybridMultilevel"/>
     <w:tmpl w:val="5D8AD1F8"/>
@@ -4449,7 +7409,7 @@
       </w:pPr>
     </w:lvl>
   </w:abstractNum>
-  <w:abstractNum w:abstractNumId="27" w15:restartNumberingAfterBreak="0">
+  <w:abstractNum w:abstractNumId="29" w15:restartNumberingAfterBreak="0">
     <w:nsid w:val="4DEC2D73"/>
     <w:multiLevelType w:val="hybridMultilevel"/>
     <w:tmpl w:val="C7AEEE82"/>
@@ -4538,7 +7498,7 @@
       </w:pPr>
     </w:lvl>
   </w:abstractNum>
-  <w:abstractNum w:abstractNumId="28" w15:restartNumberingAfterBreak="0">
+  <w:abstractNum w:abstractNumId="30" w15:restartNumberingAfterBreak="0">
     <w:nsid w:val="4E623DFA"/>
     <w:multiLevelType w:val="hybridMultilevel"/>
     <w:tmpl w:val="021AF668"/>
@@ -4627,7 +7587,7 @@
       </w:pPr>
     </w:lvl>
   </w:abstractNum>
-  <w:abstractNum w:abstractNumId="29" w15:restartNumberingAfterBreak="0">
+  <w:abstractNum w:abstractNumId="31" w15:restartNumberingAfterBreak="0">
     <w:nsid w:val="54127FD6"/>
     <w:multiLevelType w:val="hybridMultilevel"/>
     <w:tmpl w:val="36FCCE30"/>
@@ -4716,7 +7676,7 @@
       </w:pPr>
     </w:lvl>
   </w:abstractNum>
-  <w:abstractNum w:abstractNumId="30" w15:restartNumberingAfterBreak="0">
+  <w:abstractNum w:abstractNumId="32" w15:restartNumberingAfterBreak="0">
     <w:nsid w:val="591F4163"/>
     <w:multiLevelType w:val="hybridMultilevel"/>
     <w:tmpl w:val="E6BAFEBA"/>
@@ -4805,7 +7765,7 @@
       </w:pPr>
     </w:lvl>
   </w:abstractNum>
-  <w:abstractNum w:abstractNumId="31" w15:restartNumberingAfterBreak="0">
+  <w:abstractNum w:abstractNumId="33" w15:restartNumberingAfterBreak="0">
     <w:nsid w:val="594E4C74"/>
     <w:multiLevelType w:val="multilevel"/>
     <w:tmpl w:val="8E90BD50"/>
@@ -4918,7 +7878,7 @@
       </w:pPr>
     </w:lvl>
   </w:abstractNum>
-  <w:abstractNum w:abstractNumId="32" w15:restartNumberingAfterBreak="0">
+  <w:abstractNum w:abstractNumId="34" w15:restartNumberingAfterBreak="0">
     <w:nsid w:val="606D0710"/>
     <w:multiLevelType w:val="hybridMultilevel"/>
     <w:tmpl w:val="EDF20E34"/>
@@ -5007,7 +7967,7 @@
       </w:pPr>
     </w:lvl>
   </w:abstractNum>
-  <w:abstractNum w:abstractNumId="33" w15:restartNumberingAfterBreak="0">
+  <w:abstractNum w:abstractNumId="35" w15:restartNumberingAfterBreak="0">
     <w:nsid w:val="68F71855"/>
     <w:multiLevelType w:val="hybridMultilevel"/>
     <w:tmpl w:val="60FC089A"/>
@@ -5096,7 +8056,7 @@
       </w:pPr>
     </w:lvl>
   </w:abstractNum>
-  <w:abstractNum w:abstractNumId="34" w15:restartNumberingAfterBreak="0">
+  <w:abstractNum w:abstractNumId="36" w15:restartNumberingAfterBreak="0">
     <w:nsid w:val="69967D90"/>
     <w:multiLevelType w:val="hybridMultilevel"/>
     <w:tmpl w:val="1F2AE446"/>
@@ -5185,7 +8145,7 @@
       </w:pPr>
     </w:lvl>
   </w:abstractNum>
-  <w:abstractNum w:abstractNumId="35" w15:restartNumberingAfterBreak="0">
+  <w:abstractNum w:abstractNumId="37" w15:restartNumberingAfterBreak="0">
     <w:nsid w:val="6A39648A"/>
     <w:multiLevelType w:val="hybridMultilevel"/>
     <w:tmpl w:val="E7B24DF4"/>
@@ -5274,7 +8234,7 @@
       </w:pPr>
     </w:lvl>
   </w:abstractNum>
-  <w:abstractNum w:abstractNumId="36" w15:restartNumberingAfterBreak="0">
+  <w:abstractNum w:abstractNumId="38" w15:restartNumberingAfterBreak="0">
     <w:nsid w:val="6CA40C25"/>
     <w:multiLevelType w:val="hybridMultilevel"/>
     <w:tmpl w:val="D3AAAF3E"/>
@@ -5363,7 +8323,7 @@
       </w:pPr>
     </w:lvl>
   </w:abstractNum>
-  <w:abstractNum w:abstractNumId="37" w15:restartNumberingAfterBreak="0">
+  <w:abstractNum w:abstractNumId="39" w15:restartNumberingAfterBreak="0">
     <w:nsid w:val="6E4C1B67"/>
     <w:multiLevelType w:val="hybridMultilevel"/>
     <w:tmpl w:val="CAD033F6"/>
@@ -5452,7 +8412,7 @@
       </w:pPr>
     </w:lvl>
   </w:abstractNum>
-  <w:abstractNum w:abstractNumId="38" w15:restartNumberingAfterBreak="0">
+  <w:abstractNum w:abstractNumId="40" w15:restartNumberingAfterBreak="0">
     <w:nsid w:val="75EF30DF"/>
     <w:multiLevelType w:val="hybridMultilevel"/>
     <w:tmpl w:val="DEA02B6E"/>
@@ -5541,7 +8501,7 @@
       </w:pPr>
     </w:lvl>
   </w:abstractNum>
-  <w:abstractNum w:abstractNumId="39" w15:restartNumberingAfterBreak="0">
+  <w:abstractNum w:abstractNumId="41" w15:restartNumberingAfterBreak="0">
     <w:nsid w:val="78D66A19"/>
     <w:multiLevelType w:val="hybridMultilevel"/>
     <w:tmpl w:val="4862567A"/>
@@ -5631,124 +8591,130 @@
     </w:lvl>
   </w:abstractNum>
   <w:num w:numId="1">
+    <w:abstractNumId w:val="18"/>
+  </w:num>
+  <w:num w:numId="2">
+    <w:abstractNumId w:val="12"/>
+  </w:num>
+  <w:num w:numId="3">
+    <w:abstractNumId w:val="30"/>
+  </w:num>
+  <w:num w:numId="4">
+    <w:abstractNumId w:val="8"/>
+  </w:num>
+  <w:num w:numId="5">
+    <w:abstractNumId w:val="15"/>
+  </w:num>
+  <w:num w:numId="6">
+    <w:abstractNumId w:val="19"/>
+  </w:num>
+  <w:num w:numId="7">
+    <w:abstractNumId w:val="11"/>
+  </w:num>
+  <w:num w:numId="8">
+    <w:abstractNumId w:val="9"/>
+  </w:num>
+  <w:num w:numId="9">
     <w:abstractNumId w:val="17"/>
   </w:num>
-  <w:num w:numId="2">
-    <w:abstractNumId w:val="11"/>
+  <w:num w:numId="10">
+    <w:abstractNumId w:val="25"/>
   </w:num>
-  <w:num w:numId="3">
+  <w:num w:numId="11">
+    <w:abstractNumId w:val="16"/>
+  </w:num>
+  <w:num w:numId="12">
+    <w:abstractNumId w:val="23"/>
+  </w:num>
+  <w:num w:numId="13">
+    <w:abstractNumId w:val="22"/>
+  </w:num>
+  <w:num w:numId="14">
+    <w:abstractNumId w:val="33"/>
+  </w:num>
+  <w:num w:numId="15">
+    <w:abstractNumId w:val="24"/>
+  </w:num>
+  <w:num w:numId="16">
+    <w:abstractNumId w:val="34"/>
+  </w:num>
+  <w:num w:numId="17">
+    <w:abstractNumId w:val="7"/>
+  </w:num>
+  <w:num w:numId="18">
+    <w:abstractNumId w:val="10"/>
+  </w:num>
+  <w:num w:numId="19">
+    <w:abstractNumId w:val="31"/>
+  </w:num>
+  <w:num w:numId="20">
+    <w:abstractNumId w:val="3"/>
+  </w:num>
+  <w:num w:numId="21">
+    <w:abstractNumId w:val="39"/>
+  </w:num>
+  <w:num w:numId="22">
+    <w:abstractNumId w:val="6"/>
+  </w:num>
+  <w:num w:numId="23">
+    <w:abstractNumId w:val="29"/>
+  </w:num>
+  <w:num w:numId="24">
+    <w:abstractNumId w:val="41"/>
+  </w:num>
+  <w:num w:numId="25">
+    <w:abstractNumId w:val="36"/>
+  </w:num>
+  <w:num w:numId="26">
     <w:abstractNumId w:val="28"/>
   </w:num>
-  <w:num w:numId="4">
-    <w:abstractNumId w:val="7"/>
-  </w:num>
-  <w:num w:numId="5">
+  <w:num w:numId="27">
     <w:abstractNumId w:val="14"/>
   </w:num>
-  <w:num w:numId="6">
-    <w:abstractNumId w:val="18"/>
+  <w:num w:numId="28">
+    <w:abstractNumId w:val="13"/>
   </w:num>
-  <w:num w:numId="7">
-    <w:abstractNumId w:val="10"/>
+  <w:num w:numId="29">
+    <w:abstractNumId w:val="5"/>
   </w:num>
-  <w:num w:numId="8">
-    <w:abstractNumId w:val="8"/>
+  <w:num w:numId="30">
+    <w:abstractNumId w:val="37"/>
   </w:num>
-  <w:num w:numId="9">
-    <w:abstractNumId w:val="16"/>
-  </w:num>
-  <w:num w:numId="10">
-    <w:abstractNumId w:val="24"/>
-  </w:num>
-  <w:num w:numId="11">
-    <w:abstractNumId w:val="15"/>
-  </w:num>
-  <w:num w:numId="12">
-    <w:abstractNumId w:val="22"/>
-  </w:num>
-  <w:num w:numId="13">
+  <w:num w:numId="31">
     <w:abstractNumId w:val="21"/>
   </w:num>
-  <w:num w:numId="14">
-    <w:abstractNumId w:val="31"/>
-  </w:num>
-  <w:num w:numId="15">
-    <w:abstractNumId w:val="23"/>
-  </w:num>
-  <w:num w:numId="16">
-    <w:abstractNumId w:val="32"/>
-  </w:num>
-  <w:num w:numId="17">
-    <w:abstractNumId w:val="6"/>
-  </w:num>
-  <w:num w:numId="18">
-    <w:abstractNumId w:val="9"/>
-  </w:num>
-  <w:num w:numId="19">
-    <w:abstractNumId w:val="29"/>
-  </w:num>
-  <w:num w:numId="20">
-    <w:abstractNumId w:val="2"/>
-  </w:num>
-  <w:num w:numId="21">
-    <w:abstractNumId w:val="37"/>
-  </w:num>
-  <w:num w:numId="22">
-    <w:abstractNumId w:val="5"/>
-  </w:num>
-  <w:num w:numId="23">
-    <w:abstractNumId w:val="27"/>
-  </w:num>
-  <w:num w:numId="24">
-    <w:abstractNumId w:val="39"/>
-  </w:num>
-  <w:num w:numId="25">
-    <w:abstractNumId w:val="34"/>
-  </w:num>
-  <w:num w:numId="26">
-    <w:abstractNumId w:val="26"/>
-  </w:num>
-  <w:num w:numId="27">
-    <w:abstractNumId w:val="13"/>
-  </w:num>
-  <w:num w:numId="28">
-    <w:abstractNumId w:val="12"/>
-  </w:num>
-  <w:num w:numId="29">
-    <w:abstractNumId w:val="4"/>
-  </w:num>
-  <w:num w:numId="30">
-    <w:abstractNumId w:val="35"/>
-  </w:num>
-  <w:num w:numId="31">
+  <w:num w:numId="32">
     <w:abstractNumId w:val="20"/>
   </w:num>
-  <w:num w:numId="32">
-    <w:abstractNumId w:val="19"/>
-  </w:num>
   <w:num w:numId="33">
-    <w:abstractNumId w:val="3"/>
+    <w:abstractNumId w:val="4"/>
   </w:num>
   <w:num w:numId="34">
     <w:abstractNumId w:val="0"/>
   </w:num>
   <w:num w:numId="35">
-    <w:abstractNumId w:val="25"/>
+    <w:abstractNumId w:val="26"/>
   </w:num>
   <w:num w:numId="36">
-    <w:abstractNumId w:val="30"/>
+    <w:abstractNumId w:val="32"/>
   </w:num>
   <w:num w:numId="37">
-    <w:abstractNumId w:val="1"/>
+    <w:abstractNumId w:val="2"/>
   </w:num>
   <w:num w:numId="38">
-    <w:abstractNumId w:val="36"/>
+    <w:abstractNumId w:val="38"/>
   </w:num>
   <w:num w:numId="39">
-    <w:abstractNumId w:val="33"/>
+    <w:abstractNumId w:val="35"/>
   </w:num>
   <w:num w:numId="40">
-    <w:abstractNumId w:val="38"/>
+    <w:abstractNumId w:val="40"/>
+  </w:num>
+  <w:num w:numId="41">
+    <w:abstractNumId w:val="27"/>
+  </w:num>
+  <w:num w:numId="42">
+    <w:abstractNumId w:val="1"/>
   </w:num>
 </w:numbering>
 </file>

--- a/notes_05Jun2023.docx
+++ b/notes_05Jun2023.docx
@@ -260,6 +260,7 @@
         <w:t xml:space="preserve">In </w:t>
       </w:r>
       <w:proofErr w:type="spellStart"/>
+      <w:proofErr w:type="gramStart"/>
       <w:r>
         <w:rPr>
           <w:lang w:val="en-US"/>
@@ -267,6 +268,7 @@
         <w:t>application.properties</w:t>
       </w:r>
       <w:proofErr w:type="spellEnd"/>
+      <w:proofErr w:type="gramEnd"/>
       <w:r>
         <w:rPr>
           <w:lang w:val="en-US"/>
@@ -331,6 +333,7 @@
         </w:rPr>
       </w:pPr>
       <w:proofErr w:type="spellStart"/>
+      <w:proofErr w:type="gramStart"/>
       <w:r>
         <w:rPr>
           <w:rFonts w:ascii="Consolas" w:hAnsi="Consolas" w:cs="Consolas"/>
@@ -338,7 +341,17 @@
           <w:sz w:val="24"/>
           <w:szCs w:val="24"/>
         </w:rPr>
-        <w:t>spring.security.user.password</w:t>
+        <w:t>spring.security</w:t>
+      </w:r>
+      <w:proofErr w:type="gramEnd"/>
+      <w:r>
+        <w:rPr>
+          <w:rFonts w:ascii="Consolas" w:hAnsi="Consolas" w:cs="Consolas"/>
+          <w:color w:val="000000"/>
+          <w:sz w:val="24"/>
+          <w:szCs w:val="24"/>
+        </w:rPr>
+        <w:t>.user.password</w:t>
       </w:r>
       <w:proofErr w:type="spellEnd"/>
       <w:r>
@@ -389,6 +402,7 @@
         <w:t xml:space="preserve">Instead of giving username and password in </w:t>
       </w:r>
       <w:proofErr w:type="spellStart"/>
+      <w:proofErr w:type="gramStart"/>
       <w:r>
         <w:rPr>
           <w:lang w:val="en-US"/>
@@ -396,6 +410,7 @@
         <w:t>application.properties</w:t>
       </w:r>
       <w:proofErr w:type="spellEnd"/>
+      <w:proofErr w:type="gramEnd"/>
       <w:r>
         <w:rPr>
           <w:lang w:val="en-US"/>
@@ -539,11 +554,19 @@
         <w:t xml:space="preserve">package </w:t>
       </w:r>
       <w:proofErr w:type="spellStart"/>
-      <w:r>
-        <w:rPr>
-          <w:lang w:val="en-US"/>
-        </w:rPr>
-        <w:t>com.ust.spring.config</w:t>
+      <w:proofErr w:type="gramStart"/>
+      <w:r>
+        <w:rPr>
+          <w:lang w:val="en-US"/>
+        </w:rPr>
+        <w:t>com.ust.spring</w:t>
+      </w:r>
+      <w:proofErr w:type="gramEnd"/>
+      <w:r>
+        <w:rPr>
+          <w:lang w:val="en-US"/>
+        </w:rPr>
+        <w:t>.config</w:t>
       </w:r>
       <w:proofErr w:type="spellEnd"/>
       <w:r>
@@ -573,11 +596,19 @@
         <w:t xml:space="preserve">import </w:t>
       </w:r>
       <w:proofErr w:type="spellStart"/>
-      <w:r>
-        <w:rPr>
-          <w:lang w:val="en-US"/>
-        </w:rPr>
-        <w:t>org.springframework.beans.factory.annotation.Autowired</w:t>
+      <w:proofErr w:type="gramStart"/>
+      <w:r>
+        <w:rPr>
+          <w:lang w:val="en-US"/>
+        </w:rPr>
+        <w:t>org.springframework</w:t>
+      </w:r>
+      <w:proofErr w:type="gramEnd"/>
+      <w:r>
+        <w:rPr>
+          <w:lang w:val="en-US"/>
+        </w:rPr>
+        <w:t>.beans.factory.annotation.Autowired</w:t>
       </w:r>
       <w:proofErr w:type="spellEnd"/>
       <w:r>
@@ -600,11 +631,19 @@
         <w:t xml:space="preserve">import </w:t>
       </w:r>
       <w:proofErr w:type="spellStart"/>
-      <w:r>
-        <w:rPr>
-          <w:lang w:val="en-US"/>
-        </w:rPr>
-        <w:t>org.springframework.context.annotation.Bean</w:t>
+      <w:proofErr w:type="gramStart"/>
+      <w:r>
+        <w:rPr>
+          <w:lang w:val="en-US"/>
+        </w:rPr>
+        <w:t>org.springframework</w:t>
+      </w:r>
+      <w:proofErr w:type="gramEnd"/>
+      <w:r>
+        <w:rPr>
+          <w:lang w:val="en-US"/>
+        </w:rPr>
+        <w:t>.context.annotation.Bean</w:t>
       </w:r>
       <w:proofErr w:type="spellEnd"/>
       <w:r>
@@ -627,11 +666,19 @@
         <w:t xml:space="preserve">import </w:t>
       </w:r>
       <w:proofErr w:type="spellStart"/>
-      <w:r>
-        <w:rPr>
-          <w:lang w:val="en-US"/>
-        </w:rPr>
-        <w:t>org.springframework.context.annotation.Configuration</w:t>
+      <w:proofErr w:type="gramStart"/>
+      <w:r>
+        <w:rPr>
+          <w:lang w:val="en-US"/>
+        </w:rPr>
+        <w:t>org.springframework</w:t>
+      </w:r>
+      <w:proofErr w:type="gramEnd"/>
+      <w:r>
+        <w:rPr>
+          <w:lang w:val="en-US"/>
+        </w:rPr>
+        <w:t>.context.annotation.Configuration</w:t>
       </w:r>
       <w:proofErr w:type="spellEnd"/>
       <w:r>
@@ -640,560 +687,6 @@
         </w:rPr>
         <w:t>;</w:t>
       </w:r>
-    </w:p>
-    <w:p>
-      <w:pPr>
-        <w:rPr>
-          <w:lang w:val="en-US"/>
-        </w:rPr>
-      </w:pPr>
-      <w:r>
-        <w:rPr>
-          <w:lang w:val="en-US"/>
-        </w:rPr>
-        <w:lastRenderedPageBreak/>
-        <w:t>import org.springframework.security.config.annotation.authentication.builders.AuthenticationManagerBuilder;</w:t>
-      </w:r>
-    </w:p>
-    <w:p>
-      <w:pPr>
-        <w:rPr>
-          <w:lang w:val="en-US"/>
-        </w:rPr>
-      </w:pPr>
-      <w:r>
-        <w:rPr>
-          <w:lang w:val="en-US"/>
-        </w:rPr>
-        <w:t>import org.springframework.security.config.annotation.web.configuration.WebSecurityConfigurerAdapter;</w:t>
-      </w:r>
-    </w:p>
-    <w:p>
-      <w:pPr>
-        <w:rPr>
-          <w:lang w:val="en-US"/>
-        </w:rPr>
-      </w:pPr>
-      <w:r>
-        <w:rPr>
-          <w:lang w:val="en-US"/>
-        </w:rPr>
-        <w:t>import org.springframework.security.core.userdetails.UserDetailsService;</w:t>
-      </w:r>
-    </w:p>
-    <w:p>
-      <w:pPr>
-        <w:rPr>
-          <w:lang w:val="en-US"/>
-        </w:rPr>
-      </w:pPr>
-      <w:r>
-        <w:rPr>
-          <w:lang w:val="en-US"/>
-        </w:rPr>
-        <w:t>import org.springframework.security.crypto.password.NoOpPasswordEncoder;</w:t>
-      </w:r>
-    </w:p>
-    <w:p>
-      <w:pPr>
-        <w:rPr>
-          <w:lang w:val="en-US"/>
-        </w:rPr>
-      </w:pPr>
-      <w:r>
-        <w:rPr>
-          <w:lang w:val="en-US"/>
-        </w:rPr>
-        <w:t xml:space="preserve">import </w:t>
-      </w:r>
-      <w:proofErr w:type="spellStart"/>
-      <w:r>
-        <w:rPr>
-          <w:lang w:val="en-US"/>
-        </w:rPr>
-        <w:t>org.springframework.security.crypto.password.PasswordEncoder</w:t>
-      </w:r>
-      <w:proofErr w:type="spellEnd"/>
-      <w:r>
-        <w:rPr>
-          <w:lang w:val="en-US"/>
-        </w:rPr>
-        <w:t>;</w:t>
-      </w:r>
-    </w:p>
-    <w:p>
-      <w:pPr>
-        <w:rPr>
-          <w:lang w:val="en-US"/>
-        </w:rPr>
-      </w:pPr>
-    </w:p>
-    <w:p>
-      <w:pPr>
-        <w:rPr>
-          <w:lang w:val="en-US"/>
-        </w:rPr>
-      </w:pPr>
-      <w:r>
-        <w:rPr>
-          <w:lang w:val="en-US"/>
-        </w:rPr>
-        <w:t>@Configuration</w:t>
-      </w:r>
-    </w:p>
-    <w:p>
-      <w:pPr>
-        <w:rPr>
-          <w:lang w:val="en-US"/>
-        </w:rPr>
-      </w:pPr>
-      <w:r>
-        <w:rPr>
-          <w:lang w:val="en-US"/>
-        </w:rPr>
-        <w:t xml:space="preserve">public class </w:t>
-      </w:r>
-      <w:proofErr w:type="spellStart"/>
-      <w:r>
-        <w:rPr>
-          <w:lang w:val="en-US"/>
-        </w:rPr>
-        <w:t>MyConfiguration</w:t>
-      </w:r>
-      <w:proofErr w:type="spellEnd"/>
-      <w:r>
-        <w:rPr>
-          <w:lang w:val="en-US"/>
-        </w:rPr>
-        <w:t xml:space="preserve"> extends </w:t>
-      </w:r>
-      <w:proofErr w:type="spellStart"/>
-      <w:r>
-        <w:rPr>
-          <w:lang w:val="en-US"/>
-        </w:rPr>
-        <w:t>WebSecurityConfigurerAdapter</w:t>
-      </w:r>
-      <w:proofErr w:type="spellEnd"/>
-    </w:p>
-    <w:p>
-      <w:pPr>
-        <w:rPr>
-          <w:lang w:val="en-US"/>
-        </w:rPr>
-      </w:pPr>
-      <w:r>
-        <w:rPr>
-          <w:lang w:val="en-US"/>
-        </w:rPr>
-        <w:t>{</w:t>
-      </w:r>
-    </w:p>
-    <w:p>
-      <w:pPr>
-        <w:rPr>
-          <w:lang w:val="en-US"/>
-        </w:rPr>
-      </w:pPr>
-      <w:r>
-        <w:rPr>
-          <w:lang w:val="en-US"/>
-        </w:rPr>
-        <w:tab/>
-        <w:t>@Autowired</w:t>
-      </w:r>
-    </w:p>
-    <w:p>
-      <w:pPr>
-        <w:rPr>
-          <w:lang w:val="en-US"/>
-        </w:rPr>
-      </w:pPr>
-      <w:r>
-        <w:rPr>
-          <w:lang w:val="en-US"/>
-        </w:rPr>
-        <w:tab/>
-        <w:t xml:space="preserve">private </w:t>
-      </w:r>
-      <w:proofErr w:type="spellStart"/>
-      <w:r>
-        <w:rPr>
-          <w:lang w:val="en-US"/>
-        </w:rPr>
-        <w:t>MyUserDetailsService</w:t>
-      </w:r>
-      <w:proofErr w:type="spellEnd"/>
-      <w:r>
-        <w:rPr>
-          <w:lang w:val="en-US"/>
-        </w:rPr>
-        <w:t xml:space="preserve"> </w:t>
-      </w:r>
-      <w:proofErr w:type="spellStart"/>
-      <w:r>
-        <w:rPr>
-          <w:lang w:val="en-US"/>
-        </w:rPr>
-        <w:t>userDetailsService</w:t>
-      </w:r>
-      <w:proofErr w:type="spellEnd"/>
-      <w:r>
-        <w:rPr>
-          <w:lang w:val="en-US"/>
-        </w:rPr>
-        <w:t>;</w:t>
-      </w:r>
-    </w:p>
-    <w:p>
-      <w:pPr>
-        <w:rPr>
-          <w:lang w:val="en-US"/>
-        </w:rPr>
-      </w:pPr>
-    </w:p>
-    <w:p>
-      <w:pPr>
-        <w:rPr>
-          <w:lang w:val="en-US"/>
-        </w:rPr>
-      </w:pPr>
-      <w:r>
-        <w:rPr>
-          <w:lang w:val="en-US"/>
-        </w:rPr>
-        <w:tab/>
-        <w:t>@Override</w:t>
-      </w:r>
-    </w:p>
-    <w:p>
-      <w:pPr>
-        <w:rPr>
-          <w:lang w:val="en-US"/>
-        </w:rPr>
-      </w:pPr>
-      <w:r>
-        <w:rPr>
-          <w:lang w:val="en-US"/>
-        </w:rPr>
-        <w:tab/>
-        <w:t>protected void configure(</w:t>
-      </w:r>
-      <w:proofErr w:type="spellStart"/>
-      <w:r>
-        <w:rPr>
-          <w:lang w:val="en-US"/>
-        </w:rPr>
-        <w:t>AuthenticationManagerBuilder</w:t>
-      </w:r>
-      <w:proofErr w:type="spellEnd"/>
-      <w:r>
-        <w:rPr>
-          <w:lang w:val="en-US"/>
-        </w:rPr>
-        <w:t xml:space="preserve"> auth) throws Exception {</w:t>
-      </w:r>
-    </w:p>
-    <w:p>
-      <w:pPr>
-        <w:rPr>
-          <w:lang w:val="en-US"/>
-        </w:rPr>
-      </w:pPr>
-      <w:r>
-        <w:rPr>
-          <w:lang w:val="en-US"/>
-        </w:rPr>
-        <w:tab/>
-      </w:r>
-      <w:r>
-        <w:rPr>
-          <w:lang w:val="en-US"/>
-        </w:rPr>
-        <w:tab/>
-      </w:r>
-      <w:proofErr w:type="spellStart"/>
-      <w:r>
-        <w:rPr>
-          <w:lang w:val="en-US"/>
-        </w:rPr>
-        <w:t>auth.userDetailsService</w:t>
-      </w:r>
-      <w:proofErr w:type="spellEnd"/>
-      <w:r>
-        <w:rPr>
-          <w:lang w:val="en-US"/>
-        </w:rPr>
-        <w:t>(</w:t>
-      </w:r>
-      <w:proofErr w:type="spellStart"/>
-      <w:r>
-        <w:rPr>
-          <w:lang w:val="en-US"/>
-        </w:rPr>
-        <w:t>userDetailsService</w:t>
-      </w:r>
-      <w:proofErr w:type="spellEnd"/>
-      <w:r>
-        <w:rPr>
-          <w:lang w:val="en-US"/>
-        </w:rPr>
-        <w:t>);</w:t>
-      </w:r>
-    </w:p>
-    <w:p>
-      <w:pPr>
-        <w:rPr>
-          <w:lang w:val="en-US"/>
-        </w:rPr>
-      </w:pPr>
-      <w:r>
-        <w:rPr>
-          <w:lang w:val="en-US"/>
-        </w:rPr>
-        <w:tab/>
-        <w:t>}</w:t>
-      </w:r>
-    </w:p>
-    <w:p>
-      <w:pPr>
-        <w:rPr>
-          <w:lang w:val="en-US"/>
-        </w:rPr>
-      </w:pPr>
-      <w:r>
-        <w:rPr>
-          <w:lang w:val="en-US"/>
-        </w:rPr>
-        <w:tab/>
-      </w:r>
-    </w:p>
-    <w:p>
-      <w:pPr>
-        <w:rPr>
-          <w:lang w:val="en-US"/>
-        </w:rPr>
-      </w:pPr>
-      <w:r>
-        <w:rPr>
-          <w:lang w:val="en-US"/>
-        </w:rPr>
-        <w:tab/>
-        <w:t>@Bean</w:t>
-      </w:r>
-    </w:p>
-    <w:p>
-      <w:pPr>
-        <w:rPr>
-          <w:lang w:val="en-US"/>
-        </w:rPr>
-      </w:pPr>
-      <w:r>
-        <w:rPr>
-          <w:lang w:val="en-US"/>
-        </w:rPr>
-        <w:tab/>
-        <w:t xml:space="preserve">public </w:t>
-      </w:r>
-      <w:proofErr w:type="spellStart"/>
-      <w:r>
-        <w:rPr>
-          <w:lang w:val="en-US"/>
-        </w:rPr>
-        <w:t>PasswordEncoder</w:t>
-      </w:r>
-      <w:proofErr w:type="spellEnd"/>
-      <w:r>
-        <w:rPr>
-          <w:lang w:val="en-US"/>
-        </w:rPr>
-        <w:t xml:space="preserve"> </w:t>
-      </w:r>
-      <w:proofErr w:type="spellStart"/>
-      <w:r>
-        <w:rPr>
-          <w:lang w:val="en-US"/>
-        </w:rPr>
-        <w:t>passwordEncoder</w:t>
-      </w:r>
-      <w:proofErr w:type="spellEnd"/>
-      <w:r>
-        <w:rPr>
-          <w:lang w:val="en-US"/>
-        </w:rPr>
-        <w:t>()</w:t>
-      </w:r>
-    </w:p>
-    <w:p>
-      <w:pPr>
-        <w:rPr>
-          <w:lang w:val="en-US"/>
-        </w:rPr>
-      </w:pPr>
-      <w:r>
-        <w:rPr>
-          <w:lang w:val="en-US"/>
-        </w:rPr>
-        <w:tab/>
-        <w:t>{</w:t>
-      </w:r>
-    </w:p>
-    <w:p>
-      <w:pPr>
-        <w:rPr>
-          <w:lang w:val="en-US"/>
-        </w:rPr>
-      </w:pPr>
-      <w:r>
-        <w:rPr>
-          <w:lang w:val="en-US"/>
-        </w:rPr>
-        <w:tab/>
-      </w:r>
-      <w:r>
-        <w:rPr>
-          <w:lang w:val="en-US"/>
-        </w:rPr>
-        <w:tab/>
-        <w:t xml:space="preserve">return </w:t>
-      </w:r>
-      <w:proofErr w:type="spellStart"/>
-      <w:r>
-        <w:rPr>
-          <w:lang w:val="en-US"/>
-        </w:rPr>
-        <w:t>NoOpPasswordEncoder.getInstance</w:t>
-      </w:r>
-      <w:proofErr w:type="spellEnd"/>
-      <w:r>
-        <w:rPr>
-          <w:lang w:val="en-US"/>
-        </w:rPr>
-        <w:t>();</w:t>
-      </w:r>
-    </w:p>
-    <w:p>
-      <w:pPr>
-        <w:rPr>
-          <w:lang w:val="en-US"/>
-        </w:rPr>
-      </w:pPr>
-      <w:r>
-        <w:rPr>
-          <w:lang w:val="en-US"/>
-        </w:rPr>
-        <w:tab/>
-        <w:t>}</w:t>
-      </w:r>
-    </w:p>
-    <w:p>
-      <w:pPr>
-        <w:rPr>
-          <w:lang w:val="en-US"/>
-        </w:rPr>
-      </w:pPr>
-      <w:r>
-        <w:rPr>
-          <w:lang w:val="en-US"/>
-        </w:rPr>
-        <w:tab/>
-      </w:r>
-    </w:p>
-    <w:p>
-      <w:pPr>
-        <w:rPr>
-          <w:lang w:val="en-US"/>
-        </w:rPr>
-      </w:pPr>
-      <w:r>
-        <w:rPr>
-          <w:lang w:val="en-US"/>
-        </w:rPr>
-        <w:t>}</w:t>
-      </w:r>
-    </w:p>
-    <w:p>
-      <w:pPr>
-        <w:rPr>
-          <w:lang w:val="en-US"/>
-        </w:rPr>
-      </w:pPr>
-    </w:p>
-    <w:p>
-      <w:pPr>
-        <w:rPr>
-          <w:lang w:val="en-US"/>
-        </w:rPr>
-      </w:pPr>
-      <w:r>
-        <w:rPr>
-          <w:lang w:val="en-US"/>
-        </w:rPr>
-        <w:t xml:space="preserve">We need to create </w:t>
-      </w:r>
-      <w:proofErr w:type="spellStart"/>
-      <w:r>
-        <w:rPr>
-          <w:lang w:val="en-US"/>
-        </w:rPr>
-        <w:t>MyUserDetailsService</w:t>
-      </w:r>
-      <w:proofErr w:type="spellEnd"/>
-      <w:r>
-        <w:rPr>
-          <w:lang w:val="en-US"/>
-        </w:rPr>
-        <w:t xml:space="preserve"> that implements </w:t>
-      </w:r>
-      <w:proofErr w:type="spellStart"/>
-      <w:r>
-        <w:rPr>
-          <w:lang w:val="en-US"/>
-        </w:rPr>
-        <w:t>UserDetailsService</w:t>
-      </w:r>
-      <w:proofErr w:type="spellEnd"/>
-    </w:p>
-    <w:p>
-      <w:pPr>
-        <w:rPr>
-          <w:lang w:val="en-US"/>
-        </w:rPr>
-      </w:pPr>
-    </w:p>
-    <w:p>
-      <w:pPr>
-        <w:rPr>
-          <w:lang w:val="en-US"/>
-        </w:rPr>
-      </w:pPr>
-      <w:r>
-        <w:rPr>
-          <w:lang w:val="en-US"/>
-        </w:rPr>
-        <w:t xml:space="preserve">package </w:t>
-      </w:r>
-      <w:proofErr w:type="spellStart"/>
-      <w:r>
-        <w:rPr>
-          <w:lang w:val="en-US"/>
-        </w:rPr>
-        <w:t>com.ust.spring.config</w:t>
-      </w:r>
-      <w:proofErr w:type="spellEnd"/>
-      <w:r>
-        <w:rPr>
-          <w:lang w:val="en-US"/>
-        </w:rPr>
-        <w:t>;</w:t>
-      </w:r>
-    </w:p>
-    <w:p>
-      <w:pPr>
-        <w:rPr>
-          <w:lang w:val="en-US"/>
-        </w:rPr>
-      </w:pPr>
     </w:p>
     <w:p>
       <w:pPr>
@@ -1208,12 +701,128 @@
         <w:lastRenderedPageBreak/>
         <w:t xml:space="preserve">import </w:t>
       </w:r>
-      <w:proofErr w:type="spellStart"/>
-      <w:r>
-        <w:rPr>
-          <w:lang w:val="en-US"/>
-        </w:rPr>
-        <w:t>java.util.ArrayList</w:t>
+      <w:proofErr w:type="gramStart"/>
+      <w:r>
+        <w:rPr>
+          <w:lang w:val="en-US"/>
+        </w:rPr>
+        <w:t>org.springframework</w:t>
+      </w:r>
+      <w:proofErr w:type="gramEnd"/>
+      <w:r>
+        <w:rPr>
+          <w:lang w:val="en-US"/>
+        </w:rPr>
+        <w:t>.security.config.annotation.authentication.builders.AuthenticationManagerBuilder;</w:t>
+      </w:r>
+    </w:p>
+    <w:p>
+      <w:pPr>
+        <w:rPr>
+          <w:lang w:val="en-US"/>
+        </w:rPr>
+      </w:pPr>
+      <w:r>
+        <w:rPr>
+          <w:lang w:val="en-US"/>
+        </w:rPr>
+        <w:t xml:space="preserve">import </w:t>
+      </w:r>
+      <w:proofErr w:type="gramStart"/>
+      <w:r>
+        <w:rPr>
+          <w:lang w:val="en-US"/>
+        </w:rPr>
+        <w:t>org.springframework.security.config.annotation.web.configuration</w:t>
+      </w:r>
+      <w:proofErr w:type="gramEnd"/>
+      <w:r>
+        <w:rPr>
+          <w:lang w:val="en-US"/>
+        </w:rPr>
+        <w:t>.WebSecurityConfigurerAdapter;</w:t>
+      </w:r>
+    </w:p>
+    <w:p>
+      <w:pPr>
+        <w:rPr>
+          <w:lang w:val="en-US"/>
+        </w:rPr>
+      </w:pPr>
+      <w:r>
+        <w:rPr>
+          <w:lang w:val="en-US"/>
+        </w:rPr>
+        <w:t xml:space="preserve">import </w:t>
+      </w:r>
+      <w:proofErr w:type="gramStart"/>
+      <w:r>
+        <w:rPr>
+          <w:lang w:val="en-US"/>
+        </w:rPr>
+        <w:t>org.springframework</w:t>
+      </w:r>
+      <w:proofErr w:type="gramEnd"/>
+      <w:r>
+        <w:rPr>
+          <w:lang w:val="en-US"/>
+        </w:rPr>
+        <w:t>.security.core.userdetails.UserDetailsService;</w:t>
+      </w:r>
+    </w:p>
+    <w:p>
+      <w:pPr>
+        <w:rPr>
+          <w:lang w:val="en-US"/>
+        </w:rPr>
+      </w:pPr>
+      <w:r>
+        <w:rPr>
+          <w:lang w:val="en-US"/>
+        </w:rPr>
+        <w:t xml:space="preserve">import </w:t>
+      </w:r>
+      <w:proofErr w:type="gramStart"/>
+      <w:r>
+        <w:rPr>
+          <w:lang w:val="en-US"/>
+        </w:rPr>
+        <w:t>org.springframework</w:t>
+      </w:r>
+      <w:proofErr w:type="gramEnd"/>
+      <w:r>
+        <w:rPr>
+          <w:lang w:val="en-US"/>
+        </w:rPr>
+        <w:t>.security.crypto.password.NoOpPasswordEncoder;</w:t>
+      </w:r>
+    </w:p>
+    <w:p>
+      <w:pPr>
+        <w:rPr>
+          <w:lang w:val="en-US"/>
+        </w:rPr>
+      </w:pPr>
+      <w:r>
+        <w:rPr>
+          <w:lang w:val="en-US"/>
+        </w:rPr>
+        <w:t xml:space="preserve">import </w:t>
+      </w:r>
+      <w:proofErr w:type="spellStart"/>
+      <w:proofErr w:type="gramStart"/>
+      <w:r>
+        <w:rPr>
+          <w:lang w:val="en-US"/>
+        </w:rPr>
+        <w:t>org.springframework</w:t>
+      </w:r>
+      <w:proofErr w:type="gramEnd"/>
+      <w:r>
+        <w:rPr>
+          <w:lang w:val="en-US"/>
+        </w:rPr>
+        <w:t>.security.crypto.password.PasswordEncoder</w:t>
       </w:r>
       <w:proofErr w:type="spellEnd"/>
       <w:r>
@@ -1240,14 +849,516 @@
         <w:rPr>
           <w:lang w:val="en-US"/>
         </w:rPr>
+        <w:t>@Configuration</w:t>
+      </w:r>
+    </w:p>
+    <w:p>
+      <w:pPr>
+        <w:rPr>
+          <w:lang w:val="en-US"/>
+        </w:rPr>
+      </w:pPr>
+      <w:r>
+        <w:rPr>
+          <w:lang w:val="en-US"/>
+        </w:rPr>
+        <w:t xml:space="preserve">public class </w:t>
+      </w:r>
+      <w:proofErr w:type="spellStart"/>
+      <w:r>
+        <w:rPr>
+          <w:lang w:val="en-US"/>
+        </w:rPr>
+        <w:t>MyConfiguration</w:t>
+      </w:r>
+      <w:proofErr w:type="spellEnd"/>
+      <w:r>
+        <w:rPr>
+          <w:lang w:val="en-US"/>
+        </w:rPr>
+        <w:t xml:space="preserve"> extends </w:t>
+      </w:r>
+      <w:proofErr w:type="spellStart"/>
+      <w:r>
+        <w:rPr>
+          <w:lang w:val="en-US"/>
+        </w:rPr>
+        <w:t>WebSecurityConfigurerAdapter</w:t>
+      </w:r>
+      <w:proofErr w:type="spellEnd"/>
+    </w:p>
+    <w:p>
+      <w:pPr>
+        <w:rPr>
+          <w:lang w:val="en-US"/>
+        </w:rPr>
+      </w:pPr>
+      <w:r>
+        <w:rPr>
+          <w:lang w:val="en-US"/>
+        </w:rPr>
+        <w:t>{</w:t>
+      </w:r>
+    </w:p>
+    <w:p>
+      <w:pPr>
+        <w:rPr>
+          <w:lang w:val="en-US"/>
+        </w:rPr>
+      </w:pPr>
+      <w:r>
+        <w:rPr>
+          <w:lang w:val="en-US"/>
+        </w:rPr>
+        <w:tab/>
+        <w:t>@Autowired</w:t>
+      </w:r>
+    </w:p>
+    <w:p>
+      <w:pPr>
+        <w:rPr>
+          <w:lang w:val="en-US"/>
+        </w:rPr>
+      </w:pPr>
+      <w:r>
+        <w:rPr>
+          <w:lang w:val="en-US"/>
+        </w:rPr>
+        <w:tab/>
+        <w:t xml:space="preserve">private </w:t>
+      </w:r>
+      <w:proofErr w:type="spellStart"/>
+      <w:r>
+        <w:rPr>
+          <w:lang w:val="en-US"/>
+        </w:rPr>
+        <w:t>MyUserDetailsService</w:t>
+      </w:r>
+      <w:proofErr w:type="spellEnd"/>
+      <w:r>
+        <w:rPr>
+          <w:lang w:val="en-US"/>
+        </w:rPr>
+        <w:t xml:space="preserve"> </w:t>
+      </w:r>
+      <w:proofErr w:type="spellStart"/>
+      <w:r>
+        <w:rPr>
+          <w:lang w:val="en-US"/>
+        </w:rPr>
+        <w:t>userDetailsService</w:t>
+      </w:r>
+      <w:proofErr w:type="spellEnd"/>
+      <w:r>
+        <w:rPr>
+          <w:lang w:val="en-US"/>
+        </w:rPr>
+        <w:t>;</w:t>
+      </w:r>
+    </w:p>
+    <w:p>
+      <w:pPr>
+        <w:rPr>
+          <w:lang w:val="en-US"/>
+        </w:rPr>
+      </w:pPr>
+    </w:p>
+    <w:p>
+      <w:pPr>
+        <w:rPr>
+          <w:lang w:val="en-US"/>
+        </w:rPr>
+      </w:pPr>
+      <w:r>
+        <w:rPr>
+          <w:lang w:val="en-US"/>
+        </w:rPr>
+        <w:tab/>
+        <w:t>@Override</w:t>
+      </w:r>
+    </w:p>
+    <w:p>
+      <w:pPr>
+        <w:rPr>
+          <w:lang w:val="en-US"/>
+        </w:rPr>
+      </w:pPr>
+      <w:r>
+        <w:rPr>
+          <w:lang w:val="en-US"/>
+        </w:rPr>
+        <w:tab/>
+        <w:t xml:space="preserve">protected void </w:t>
+      </w:r>
+      <w:proofErr w:type="gramStart"/>
+      <w:r>
+        <w:rPr>
+          <w:lang w:val="en-US"/>
+        </w:rPr>
+        <w:t>configure(</w:t>
+      </w:r>
+      <w:proofErr w:type="spellStart"/>
+      <w:proofErr w:type="gramEnd"/>
+      <w:r>
+        <w:rPr>
+          <w:lang w:val="en-US"/>
+        </w:rPr>
+        <w:t>AuthenticationManagerBuilder</w:t>
+      </w:r>
+      <w:proofErr w:type="spellEnd"/>
+      <w:r>
+        <w:rPr>
+          <w:lang w:val="en-US"/>
+        </w:rPr>
+        <w:t xml:space="preserve"> auth) throws Exception {</w:t>
+      </w:r>
+    </w:p>
+    <w:p>
+      <w:pPr>
+        <w:rPr>
+          <w:lang w:val="en-US"/>
+        </w:rPr>
+      </w:pPr>
+      <w:r>
+        <w:rPr>
+          <w:lang w:val="en-US"/>
+        </w:rPr>
+        <w:tab/>
+      </w:r>
+      <w:r>
+        <w:rPr>
+          <w:lang w:val="en-US"/>
+        </w:rPr>
+        <w:tab/>
+      </w:r>
+      <w:proofErr w:type="spellStart"/>
+      <w:proofErr w:type="gramStart"/>
+      <w:r>
+        <w:rPr>
+          <w:lang w:val="en-US"/>
+        </w:rPr>
+        <w:t>auth.userDetailsService</w:t>
+      </w:r>
+      <w:proofErr w:type="spellEnd"/>
+      <w:proofErr w:type="gramEnd"/>
+      <w:r>
+        <w:rPr>
+          <w:lang w:val="en-US"/>
+        </w:rPr>
+        <w:t>(</w:t>
+      </w:r>
+      <w:proofErr w:type="spellStart"/>
+      <w:r>
+        <w:rPr>
+          <w:lang w:val="en-US"/>
+        </w:rPr>
+        <w:t>userDetailsService</w:t>
+      </w:r>
+      <w:proofErr w:type="spellEnd"/>
+      <w:r>
+        <w:rPr>
+          <w:lang w:val="en-US"/>
+        </w:rPr>
+        <w:t>);</w:t>
+      </w:r>
+    </w:p>
+    <w:p>
+      <w:pPr>
+        <w:rPr>
+          <w:lang w:val="en-US"/>
+        </w:rPr>
+      </w:pPr>
+      <w:r>
+        <w:rPr>
+          <w:lang w:val="en-US"/>
+        </w:rPr>
+        <w:tab/>
+        <w:t>}</w:t>
+      </w:r>
+    </w:p>
+    <w:p>
+      <w:pPr>
+        <w:rPr>
+          <w:lang w:val="en-US"/>
+        </w:rPr>
+      </w:pPr>
+      <w:r>
+        <w:rPr>
+          <w:lang w:val="en-US"/>
+        </w:rPr>
+        <w:tab/>
+      </w:r>
+    </w:p>
+    <w:p>
+      <w:pPr>
+        <w:rPr>
+          <w:lang w:val="en-US"/>
+        </w:rPr>
+      </w:pPr>
+      <w:r>
+        <w:rPr>
+          <w:lang w:val="en-US"/>
+        </w:rPr>
+        <w:tab/>
+        <w:t>@Bean</w:t>
+      </w:r>
+    </w:p>
+    <w:p>
+      <w:pPr>
+        <w:rPr>
+          <w:lang w:val="en-US"/>
+        </w:rPr>
+      </w:pPr>
+      <w:r>
+        <w:rPr>
+          <w:lang w:val="en-US"/>
+        </w:rPr>
+        <w:tab/>
+        <w:t xml:space="preserve">public </w:t>
+      </w:r>
+      <w:proofErr w:type="spellStart"/>
+      <w:r>
+        <w:rPr>
+          <w:lang w:val="en-US"/>
+        </w:rPr>
+        <w:t>PasswordEncoder</w:t>
+      </w:r>
+      <w:proofErr w:type="spellEnd"/>
+      <w:r>
+        <w:rPr>
+          <w:lang w:val="en-US"/>
+        </w:rPr>
+        <w:t xml:space="preserve"> </w:t>
+      </w:r>
+      <w:proofErr w:type="spellStart"/>
+      <w:proofErr w:type="gramStart"/>
+      <w:r>
+        <w:rPr>
+          <w:lang w:val="en-US"/>
+        </w:rPr>
+        <w:t>passwordEncoder</w:t>
+      </w:r>
+      <w:proofErr w:type="spellEnd"/>
+      <w:r>
+        <w:rPr>
+          <w:lang w:val="en-US"/>
+        </w:rPr>
+        <w:t>(</w:t>
+      </w:r>
+      <w:proofErr w:type="gramEnd"/>
+      <w:r>
+        <w:rPr>
+          <w:lang w:val="en-US"/>
+        </w:rPr>
+        <w:t>)</w:t>
+      </w:r>
+    </w:p>
+    <w:p>
+      <w:pPr>
+        <w:rPr>
+          <w:lang w:val="en-US"/>
+        </w:rPr>
+      </w:pPr>
+      <w:r>
+        <w:rPr>
+          <w:lang w:val="en-US"/>
+        </w:rPr>
+        <w:tab/>
+        <w:t>{</w:t>
+      </w:r>
+    </w:p>
+    <w:p>
+      <w:pPr>
+        <w:rPr>
+          <w:lang w:val="en-US"/>
+        </w:rPr>
+      </w:pPr>
+      <w:r>
+        <w:rPr>
+          <w:lang w:val="en-US"/>
+        </w:rPr>
+        <w:tab/>
+      </w:r>
+      <w:r>
+        <w:rPr>
+          <w:lang w:val="en-US"/>
+        </w:rPr>
+        <w:tab/>
+        <w:t xml:space="preserve">return </w:t>
+      </w:r>
+      <w:proofErr w:type="spellStart"/>
+      <w:r>
+        <w:rPr>
+          <w:lang w:val="en-US"/>
+        </w:rPr>
+        <w:t>NoOpPasswordEncoder.getInstance</w:t>
+      </w:r>
+      <w:proofErr w:type="spellEnd"/>
+      <w:r>
+        <w:rPr>
+          <w:lang w:val="en-US"/>
+        </w:rPr>
+        <w:t>();</w:t>
+      </w:r>
+    </w:p>
+    <w:p>
+      <w:pPr>
+        <w:rPr>
+          <w:lang w:val="en-US"/>
+        </w:rPr>
+      </w:pPr>
+      <w:r>
+        <w:rPr>
+          <w:lang w:val="en-US"/>
+        </w:rPr>
+        <w:tab/>
+        <w:t>}</w:t>
+      </w:r>
+    </w:p>
+    <w:p>
+      <w:pPr>
+        <w:rPr>
+          <w:lang w:val="en-US"/>
+        </w:rPr>
+      </w:pPr>
+      <w:r>
+        <w:rPr>
+          <w:lang w:val="en-US"/>
+        </w:rPr>
+        <w:tab/>
+      </w:r>
+    </w:p>
+    <w:p>
+      <w:pPr>
+        <w:rPr>
+          <w:lang w:val="en-US"/>
+        </w:rPr>
+      </w:pPr>
+      <w:r>
+        <w:rPr>
+          <w:lang w:val="en-US"/>
+        </w:rPr>
+        <w:t>}</w:t>
+      </w:r>
+    </w:p>
+    <w:p>
+      <w:pPr>
+        <w:rPr>
+          <w:lang w:val="en-US"/>
+        </w:rPr>
+      </w:pPr>
+    </w:p>
+    <w:p>
+      <w:pPr>
+        <w:rPr>
+          <w:lang w:val="en-US"/>
+        </w:rPr>
+      </w:pPr>
+      <w:r>
+        <w:rPr>
+          <w:lang w:val="en-US"/>
+        </w:rPr>
+        <w:t xml:space="preserve">We need to create </w:t>
+      </w:r>
+      <w:proofErr w:type="spellStart"/>
+      <w:r>
+        <w:rPr>
+          <w:lang w:val="en-US"/>
+        </w:rPr>
+        <w:t>MyUserDetailsService</w:t>
+      </w:r>
+      <w:proofErr w:type="spellEnd"/>
+      <w:r>
+        <w:rPr>
+          <w:lang w:val="en-US"/>
+        </w:rPr>
+        <w:t xml:space="preserve"> that implements </w:t>
+      </w:r>
+      <w:proofErr w:type="spellStart"/>
+      <w:r>
+        <w:rPr>
+          <w:lang w:val="en-US"/>
+        </w:rPr>
+        <w:t>UserDetailsService</w:t>
+      </w:r>
+      <w:proofErr w:type="spellEnd"/>
+    </w:p>
+    <w:p>
+      <w:pPr>
+        <w:rPr>
+          <w:lang w:val="en-US"/>
+        </w:rPr>
+      </w:pPr>
+    </w:p>
+    <w:p>
+      <w:pPr>
+        <w:rPr>
+          <w:lang w:val="en-US"/>
+        </w:rPr>
+      </w:pPr>
+      <w:r>
+        <w:rPr>
+          <w:lang w:val="en-US"/>
+        </w:rPr>
+        <w:t xml:space="preserve">package </w:t>
+      </w:r>
+      <w:proofErr w:type="spellStart"/>
+      <w:proofErr w:type="gramStart"/>
+      <w:r>
+        <w:rPr>
+          <w:lang w:val="en-US"/>
+        </w:rPr>
+        <w:t>com.ust.spring</w:t>
+      </w:r>
+      <w:proofErr w:type="gramEnd"/>
+      <w:r>
+        <w:rPr>
+          <w:lang w:val="en-US"/>
+        </w:rPr>
+        <w:t>.config</w:t>
+      </w:r>
+      <w:proofErr w:type="spellEnd"/>
+      <w:r>
+        <w:rPr>
+          <w:lang w:val="en-US"/>
+        </w:rPr>
+        <w:t>;</w:t>
+      </w:r>
+    </w:p>
+    <w:p>
+      <w:pPr>
+        <w:rPr>
+          <w:lang w:val="en-US"/>
+        </w:rPr>
+      </w:pPr>
+    </w:p>
+    <w:p>
+      <w:pPr>
+        <w:rPr>
+          <w:lang w:val="en-US"/>
+        </w:rPr>
+      </w:pPr>
+      <w:r>
+        <w:rPr>
+          <w:lang w:val="en-US"/>
+        </w:rPr>
+        <w:lastRenderedPageBreak/>
         <w:t xml:space="preserve">import </w:t>
       </w:r>
       <w:proofErr w:type="spellStart"/>
-      <w:r>
-        <w:rPr>
-          <w:lang w:val="en-US"/>
-        </w:rPr>
-        <w:t>org.springframework.security.core.userdetails.User</w:t>
+      <w:proofErr w:type="gramStart"/>
+      <w:r>
+        <w:rPr>
+          <w:lang w:val="en-US"/>
+        </w:rPr>
+        <w:t>java.util</w:t>
+      </w:r>
+      <w:proofErr w:type="gramEnd"/>
+      <w:r>
+        <w:rPr>
+          <w:lang w:val="en-US"/>
+        </w:rPr>
+        <w:t>.ArrayList</w:t>
       </w:r>
       <w:proofErr w:type="spellEnd"/>
       <w:r>
@@ -1263,6 +1374,13 @@
           <w:lang w:val="en-US"/>
         </w:rPr>
       </w:pPr>
+    </w:p>
+    <w:p>
+      <w:pPr>
+        <w:rPr>
+          <w:lang w:val="en-US"/>
+        </w:rPr>
+      </w:pPr>
       <w:r>
         <w:rPr>
           <w:lang w:val="en-US"/>
@@ -1270,11 +1388,19 @@
         <w:t xml:space="preserve">import </w:t>
       </w:r>
       <w:proofErr w:type="spellStart"/>
-      <w:r>
-        <w:rPr>
-          <w:lang w:val="en-US"/>
-        </w:rPr>
-        <w:t>org.springframework.security.core.userdetails.UserDetails</w:t>
+      <w:proofErr w:type="gramStart"/>
+      <w:r>
+        <w:rPr>
+          <w:lang w:val="en-US"/>
+        </w:rPr>
+        <w:t>org.springframework</w:t>
+      </w:r>
+      <w:proofErr w:type="gramEnd"/>
+      <w:r>
+        <w:rPr>
+          <w:lang w:val="en-US"/>
+        </w:rPr>
+        <w:t>.security.core.userdetails.User</w:t>
       </w:r>
       <w:proofErr w:type="spellEnd"/>
       <w:r>
@@ -1294,40 +1420,22 @@
         <w:rPr>
           <w:lang w:val="en-US"/>
         </w:rPr>
-        <w:t>import org.springframework.security.core.userdetails.UserDetailsService;</w:t>
-      </w:r>
-    </w:p>
-    <w:p>
-      <w:pPr>
-        <w:rPr>
-          <w:lang w:val="en-US"/>
-        </w:rPr>
-      </w:pPr>
-      <w:r>
-        <w:rPr>
-          <w:lang w:val="en-US"/>
-        </w:rPr>
-        <w:t>import org.springframework.security.core.userdetails.UsernameNotFoundException;</w:t>
-      </w:r>
-    </w:p>
-    <w:p>
-      <w:pPr>
-        <w:rPr>
-          <w:lang w:val="en-US"/>
-        </w:rPr>
-      </w:pPr>
-      <w:r>
-        <w:rPr>
-          <w:lang w:val="en-US"/>
-        </w:rPr>
         <w:t xml:space="preserve">import </w:t>
       </w:r>
       <w:proofErr w:type="spellStart"/>
-      <w:r>
-        <w:rPr>
-          <w:lang w:val="en-US"/>
-        </w:rPr>
-        <w:t>org.springframework.stereotype.Service</w:t>
+      <w:proofErr w:type="gramStart"/>
+      <w:r>
+        <w:rPr>
+          <w:lang w:val="en-US"/>
+        </w:rPr>
+        <w:t>org.springframework</w:t>
+      </w:r>
+      <w:proofErr w:type="gramEnd"/>
+      <w:r>
+        <w:rPr>
+          <w:lang w:val="en-US"/>
+        </w:rPr>
+        <w:t>.security.core.userdetails.UserDetails</w:t>
       </w:r>
       <w:proofErr w:type="spellEnd"/>
       <w:r>
@@ -1343,6 +1451,95 @@
           <w:lang w:val="en-US"/>
         </w:rPr>
       </w:pPr>
+      <w:r>
+        <w:rPr>
+          <w:lang w:val="en-US"/>
+        </w:rPr>
+        <w:t xml:space="preserve">import </w:t>
+      </w:r>
+      <w:proofErr w:type="gramStart"/>
+      <w:r>
+        <w:rPr>
+          <w:lang w:val="en-US"/>
+        </w:rPr>
+        <w:t>org.springframework</w:t>
+      </w:r>
+      <w:proofErr w:type="gramEnd"/>
+      <w:r>
+        <w:rPr>
+          <w:lang w:val="en-US"/>
+        </w:rPr>
+        <w:t>.security.core.userdetails.UserDetailsService;</w:t>
+      </w:r>
+    </w:p>
+    <w:p>
+      <w:pPr>
+        <w:rPr>
+          <w:lang w:val="en-US"/>
+        </w:rPr>
+      </w:pPr>
+      <w:r>
+        <w:rPr>
+          <w:lang w:val="en-US"/>
+        </w:rPr>
+        <w:t xml:space="preserve">import </w:t>
+      </w:r>
+      <w:proofErr w:type="gramStart"/>
+      <w:r>
+        <w:rPr>
+          <w:lang w:val="en-US"/>
+        </w:rPr>
+        <w:t>org.springframework</w:t>
+      </w:r>
+      <w:proofErr w:type="gramEnd"/>
+      <w:r>
+        <w:rPr>
+          <w:lang w:val="en-US"/>
+        </w:rPr>
+        <w:t>.security.core.userdetails.UsernameNotFoundException;</w:t>
+      </w:r>
+    </w:p>
+    <w:p>
+      <w:pPr>
+        <w:rPr>
+          <w:lang w:val="en-US"/>
+        </w:rPr>
+      </w:pPr>
+      <w:r>
+        <w:rPr>
+          <w:lang w:val="en-US"/>
+        </w:rPr>
+        <w:t xml:space="preserve">import </w:t>
+      </w:r>
+      <w:proofErr w:type="spellStart"/>
+      <w:proofErr w:type="gramStart"/>
+      <w:r>
+        <w:rPr>
+          <w:lang w:val="en-US"/>
+        </w:rPr>
+        <w:t>org.springframework</w:t>
+      </w:r>
+      <w:proofErr w:type="gramEnd"/>
+      <w:r>
+        <w:rPr>
+          <w:lang w:val="en-US"/>
+        </w:rPr>
+        <w:t>.stereotype.Service</w:t>
+      </w:r>
+      <w:proofErr w:type="spellEnd"/>
+      <w:r>
+        <w:rPr>
+          <w:lang w:val="en-US"/>
+        </w:rPr>
+        <w:t>;</w:t>
+      </w:r>
+    </w:p>
+    <w:p>
+      <w:pPr>
+        <w:rPr>
+          <w:lang w:val="en-US"/>
+        </w:rPr>
+      </w:pPr>
     </w:p>
     <w:p>
       <w:pPr>
@@ -1454,6 +1651,7 @@
         <w:t xml:space="preserve"> </w:t>
       </w:r>
       <w:proofErr w:type="spellStart"/>
+      <w:proofErr w:type="gramStart"/>
       <w:r>
         <w:rPr>
           <w:lang w:val="en-US"/>
@@ -1465,7 +1663,14 @@
         <w:rPr>
           <w:lang w:val="en-US"/>
         </w:rPr>
-        <w:t xml:space="preserve">(String username) throws </w:t>
+        <w:t>(</w:t>
+      </w:r>
+      <w:proofErr w:type="gramEnd"/>
+      <w:r>
+        <w:rPr>
+          <w:lang w:val="en-US"/>
+        </w:rPr>
+        <w:t xml:space="preserve">String username) throws </w:t>
       </w:r>
       <w:proofErr w:type="spellStart"/>
       <w:r>
@@ -1499,7 +1704,21 @@
           <w:lang w:val="en-US"/>
         </w:rPr>
         <w:tab/>
-        <w:t>return new User("</w:t>
+        <w:t xml:space="preserve">return new </w:t>
+      </w:r>
+      <w:proofErr w:type="gramStart"/>
+      <w:r>
+        <w:rPr>
+          <w:lang w:val="en-US"/>
+        </w:rPr>
+        <w:t>User(</w:t>
+      </w:r>
+      <w:proofErr w:type="gramEnd"/>
+      <w:r>
+        <w:rPr>
+          <w:lang w:val="en-US"/>
+        </w:rPr>
+        <w:t>"</w:t>
       </w:r>
       <w:proofErr w:type="spellStart"/>
       <w:r>
@@ -1662,11 +1881,19 @@
           <w:lang w:val="en-US"/>
         </w:rPr>
       </w:pPr>
-      <w:r>
-        <w:rPr>
-          <w:lang w:val="en-US"/>
-        </w:rPr>
-        <w:t xml:space="preserve">So we are going to configure this project to access an user object from database table using spring data </w:t>
+      <w:proofErr w:type="gramStart"/>
+      <w:r>
+        <w:rPr>
+          <w:lang w:val="en-US"/>
+        </w:rPr>
+        <w:t>So</w:t>
+      </w:r>
+      <w:proofErr w:type="gramEnd"/>
+      <w:r>
+        <w:rPr>
+          <w:lang w:val="en-US"/>
+        </w:rPr>
+        <w:t xml:space="preserve"> we are going to configure this project to access an user object from database table using spring data </w:t>
       </w:r>
       <w:proofErr w:type="spellStart"/>
       <w:r>
@@ -1734,6 +1961,7 @@
         <w:t xml:space="preserve">In </w:t>
       </w:r>
       <w:proofErr w:type="spellStart"/>
+      <w:proofErr w:type="gramStart"/>
       <w:r>
         <w:rPr>
           <w:lang w:val="en-US"/>
@@ -1741,6 +1969,7 @@
         <w:t>application.properties</w:t>
       </w:r>
       <w:proofErr w:type="spellEnd"/>
+      <w:proofErr w:type="gramEnd"/>
       <w:r>
         <w:rPr>
           <w:lang w:val="en-US"/>
@@ -1929,6 +2158,12 @@
           <w:lang w:val="en-US"/>
         </w:rPr>
         <w:tab/>
+      </w:r>
+      <w:proofErr w:type="gramStart"/>
+      <w:r>
+        <w:rPr>
+          <w:lang w:val="en-US"/>
+        </w:rPr>
         <w:t>&lt;</w:t>
       </w:r>
       <w:proofErr w:type="spellStart"/>
@@ -1953,6 +2188,7 @@
         <w:t>org.springframework.boot</w:t>
       </w:r>
       <w:proofErr w:type="spellEnd"/>
+      <w:proofErr w:type="gramEnd"/>
       <w:r>
         <w:rPr>
           <w:lang w:val="en-US"/>
@@ -2448,6 +2684,7 @@
         <w:t>&lt;</w:t>
       </w:r>
       <w:proofErr w:type="spellStart"/>
+      <w:proofErr w:type="gramStart"/>
       <w:r>
         <w:rPr>
           <w:lang w:val="en-US"/>
@@ -2455,6 +2692,7 @@
         <w:t>MyUser,String</w:t>
       </w:r>
       <w:proofErr w:type="spellEnd"/>
+      <w:proofErr w:type="gramEnd"/>
       <w:r>
         <w:rPr>
           <w:lang w:val="en-US"/>
@@ -2495,6 +2733,7 @@
         <w:t>spring.datasource.url=</w:t>
       </w:r>
       <w:proofErr w:type="spellStart"/>
+      <w:proofErr w:type="gramStart"/>
       <w:r>
         <w:rPr>
           <w:lang w:val="en-US"/>
@@ -2508,19 +2747,28 @@
         </w:rPr>
         <w:t>://localhost:3306/ust1</w:t>
       </w:r>
-    </w:p>
-    <w:p>
-      <w:pPr>
-        <w:rPr>
-          <w:lang w:val="en-US"/>
-        </w:rPr>
-      </w:pPr>
-      <w:proofErr w:type="spellStart"/>
-      <w:r>
-        <w:rPr>
-          <w:lang w:val="en-US"/>
-        </w:rPr>
-        <w:t>spring.datasource.username</w:t>
+      <w:proofErr w:type="gramEnd"/>
+    </w:p>
+    <w:p>
+      <w:pPr>
+        <w:rPr>
+          <w:lang w:val="en-US"/>
+        </w:rPr>
+      </w:pPr>
+      <w:proofErr w:type="spellStart"/>
+      <w:proofErr w:type="gramStart"/>
+      <w:r>
+        <w:rPr>
+          <w:lang w:val="en-US"/>
+        </w:rPr>
+        <w:t>spring.datasource</w:t>
+      </w:r>
+      <w:proofErr w:type="gramEnd"/>
+      <w:r>
+        <w:rPr>
+          <w:lang w:val="en-US"/>
+        </w:rPr>
+        <w:t>.username</w:t>
       </w:r>
       <w:proofErr w:type="spellEnd"/>
       <w:r>
@@ -2537,11 +2785,19 @@
         </w:rPr>
       </w:pPr>
       <w:proofErr w:type="spellStart"/>
-      <w:r>
-        <w:rPr>
-          <w:lang w:val="en-US"/>
-        </w:rPr>
-        <w:t>spring.datasource.password</w:t>
+      <w:proofErr w:type="gramStart"/>
+      <w:r>
+        <w:rPr>
+          <w:lang w:val="en-US"/>
+        </w:rPr>
+        <w:t>spring.datasource</w:t>
+      </w:r>
+      <w:proofErr w:type="gramEnd"/>
+      <w:r>
+        <w:rPr>
+          <w:lang w:val="en-US"/>
+        </w:rPr>
+        <w:t>.password</w:t>
       </w:r>
       <w:proofErr w:type="spellEnd"/>
       <w:r>
@@ -2558,11 +2814,19 @@
         </w:rPr>
       </w:pPr>
       <w:proofErr w:type="spellStart"/>
-      <w:r>
-        <w:rPr>
-          <w:lang w:val="en-US"/>
-        </w:rPr>
-        <w:t>spring.datasource.driver</w:t>
+      <w:proofErr w:type="gramStart"/>
+      <w:r>
+        <w:rPr>
+          <w:lang w:val="en-US"/>
+        </w:rPr>
+        <w:t>spring.datasource</w:t>
+      </w:r>
+      <w:proofErr w:type="gramEnd"/>
+      <w:r>
+        <w:rPr>
+          <w:lang w:val="en-US"/>
+        </w:rPr>
+        <w:t>.driver</w:t>
       </w:r>
       <w:proofErr w:type="spellEnd"/>
       <w:r>
@@ -2615,11 +2879,19 @@
         </w:rPr>
       </w:pPr>
       <w:proofErr w:type="spellStart"/>
-      <w:r>
-        <w:rPr>
-          <w:lang w:val="en-US"/>
-        </w:rPr>
-        <w:t>spring.jpa.show-sql</w:t>
+      <w:proofErr w:type="gramStart"/>
+      <w:r>
+        <w:rPr>
+          <w:lang w:val="en-US"/>
+        </w:rPr>
+        <w:t>spring.jpa.show</w:t>
+      </w:r>
+      <w:proofErr w:type="gramEnd"/>
+      <w:r>
+        <w:rPr>
+          <w:lang w:val="en-US"/>
+        </w:rPr>
+        <w:t>-sql</w:t>
       </w:r>
       <w:proofErr w:type="spellEnd"/>
       <w:r>
@@ -2635,11 +2907,19 @@
           <w:lang w:val="en-US"/>
         </w:rPr>
       </w:pPr>
-      <w:r>
-        <w:rPr>
-          <w:lang w:val="en-US"/>
-        </w:rPr>
-        <w:t>spring.jpa.properties.hibernate.dialect=org.hibernate.dialect.MySQL5Dialect</w:t>
+      <w:proofErr w:type="gramStart"/>
+      <w:r>
+        <w:rPr>
+          <w:lang w:val="en-US"/>
+        </w:rPr>
+        <w:t>spring.jpa.properties</w:t>
+      </w:r>
+      <w:proofErr w:type="gramEnd"/>
+      <w:r>
+        <w:rPr>
+          <w:lang w:val="en-US"/>
+        </w:rPr>
+        <w:t>.hibernate.dialect=org.hibernate.dialect.MySQL5Dialect</w:t>
       </w:r>
     </w:p>
     <w:p>
@@ -2662,11 +2942,19 @@
         <w:t xml:space="preserve">package </w:t>
       </w:r>
       <w:proofErr w:type="spellStart"/>
-      <w:r>
-        <w:rPr>
-          <w:lang w:val="en-US"/>
-        </w:rPr>
-        <w:t>com.ust.spring.entity</w:t>
+      <w:proofErr w:type="gramStart"/>
+      <w:r>
+        <w:rPr>
+          <w:lang w:val="en-US"/>
+        </w:rPr>
+        <w:t>com.ust.spring</w:t>
+      </w:r>
+      <w:proofErr w:type="gramEnd"/>
+      <w:r>
+        <w:rPr>
+          <w:lang w:val="en-US"/>
+        </w:rPr>
+        <w:t>.entity</w:t>
       </w:r>
       <w:proofErr w:type="spellEnd"/>
       <w:r>
@@ -2696,11 +2984,19 @@
         <w:t xml:space="preserve">import </w:t>
       </w:r>
       <w:proofErr w:type="spellStart"/>
-      <w:r>
-        <w:rPr>
-          <w:lang w:val="en-US"/>
-        </w:rPr>
-        <w:t>java.util.ArrayList</w:t>
+      <w:proofErr w:type="gramStart"/>
+      <w:r>
+        <w:rPr>
+          <w:lang w:val="en-US"/>
+        </w:rPr>
+        <w:t>java.util</w:t>
+      </w:r>
+      <w:proofErr w:type="gramEnd"/>
+      <w:r>
+        <w:rPr>
+          <w:lang w:val="en-US"/>
+        </w:rPr>
+        <w:t>.ArrayList</w:t>
       </w:r>
       <w:proofErr w:type="spellEnd"/>
       <w:r>
@@ -2723,11 +3019,19 @@
         <w:t xml:space="preserve">import </w:t>
       </w:r>
       <w:proofErr w:type="spellStart"/>
-      <w:r>
-        <w:rPr>
-          <w:lang w:val="en-US"/>
-        </w:rPr>
-        <w:t>java.util.Collection</w:t>
+      <w:proofErr w:type="gramStart"/>
+      <w:r>
+        <w:rPr>
+          <w:lang w:val="en-US"/>
+        </w:rPr>
+        <w:t>java.util</w:t>
+      </w:r>
+      <w:proofErr w:type="gramEnd"/>
+      <w:r>
+        <w:rPr>
+          <w:lang w:val="en-US"/>
+        </w:rPr>
+        <w:t>.Collection</w:t>
       </w:r>
       <w:proofErr w:type="spellEnd"/>
       <w:r>
@@ -2757,11 +3061,19 @@
         <w:t xml:space="preserve">import </w:t>
       </w:r>
       <w:proofErr w:type="spellStart"/>
-      <w:r>
-        <w:rPr>
-          <w:lang w:val="en-US"/>
-        </w:rPr>
-        <w:t>javax.persistence.Entity</w:t>
+      <w:proofErr w:type="gramStart"/>
+      <w:r>
+        <w:rPr>
+          <w:lang w:val="en-US"/>
+        </w:rPr>
+        <w:t>javax.persistence</w:t>
+      </w:r>
+      <w:proofErr w:type="gramEnd"/>
+      <w:r>
+        <w:rPr>
+          <w:lang w:val="en-US"/>
+        </w:rPr>
+        <w:t>.Entity</w:t>
       </w:r>
       <w:proofErr w:type="spellEnd"/>
       <w:r>
@@ -2784,11 +3096,19 @@
         <w:t xml:space="preserve">import </w:t>
       </w:r>
       <w:proofErr w:type="spellStart"/>
-      <w:r>
-        <w:rPr>
-          <w:lang w:val="en-US"/>
-        </w:rPr>
-        <w:t>javax.persistence.Id</w:t>
+      <w:proofErr w:type="gramStart"/>
+      <w:r>
+        <w:rPr>
+          <w:lang w:val="en-US"/>
+        </w:rPr>
+        <w:t>javax.persistence</w:t>
+      </w:r>
+      <w:proofErr w:type="gramEnd"/>
+      <w:r>
+        <w:rPr>
+          <w:lang w:val="en-US"/>
+        </w:rPr>
+        <w:t>.Id</w:t>
       </w:r>
       <w:proofErr w:type="spellEnd"/>
       <w:r>
@@ -2818,11 +3138,19 @@
         <w:t xml:space="preserve">import </w:t>
       </w:r>
       <w:proofErr w:type="spellStart"/>
-      <w:r>
-        <w:rPr>
-          <w:lang w:val="en-US"/>
-        </w:rPr>
-        <w:t>org.springframework.security.core.GrantedAuthority</w:t>
+      <w:proofErr w:type="gramStart"/>
+      <w:r>
+        <w:rPr>
+          <w:lang w:val="en-US"/>
+        </w:rPr>
+        <w:t>org.springframework</w:t>
+      </w:r>
+      <w:proofErr w:type="gramEnd"/>
+      <w:r>
+        <w:rPr>
+          <w:lang w:val="en-US"/>
+        </w:rPr>
+        <w:t>.security.core.GrantedAuthority</w:t>
       </w:r>
       <w:proofErr w:type="spellEnd"/>
       <w:r>
@@ -2845,11 +3173,19 @@
         <w:t xml:space="preserve">import </w:t>
       </w:r>
       <w:proofErr w:type="spellStart"/>
-      <w:r>
-        <w:rPr>
-          <w:lang w:val="en-US"/>
-        </w:rPr>
-        <w:t>org.springframework.security.core.userdetails.User</w:t>
+      <w:proofErr w:type="gramStart"/>
+      <w:r>
+        <w:rPr>
+          <w:lang w:val="en-US"/>
+        </w:rPr>
+        <w:t>org.springframework</w:t>
+      </w:r>
+      <w:proofErr w:type="gramEnd"/>
+      <w:r>
+        <w:rPr>
+          <w:lang w:val="en-US"/>
+        </w:rPr>
+        <w:t>.security.core.userdetails.User</w:t>
       </w:r>
       <w:proofErr w:type="spellEnd"/>
       <w:r>
@@ -3001,6 +3337,7 @@
         <w:t xml:space="preserve">public </w:t>
       </w:r>
       <w:proofErr w:type="spellStart"/>
+      <w:proofErr w:type="gramStart"/>
       <w:r>
         <w:rPr>
           <w:lang w:val="en-US"/>
@@ -3012,7 +3349,14 @@
         <w:rPr>
           <w:lang w:val="en-US"/>
         </w:rPr>
-        <w:t>()</w:t>
+        <w:t>(</w:t>
+      </w:r>
+      <w:proofErr w:type="gramEnd"/>
+      <w:r>
+        <w:rPr>
+          <w:lang w:val="en-US"/>
+        </w:rPr>
+        <w:t>)</w:t>
       </w:r>
     </w:p>
     <w:p>
@@ -3046,7 +3390,20 @@
           <w:lang w:val="en-US"/>
         </w:rPr>
         <w:tab/>
-        <w:t>super("</w:t>
+      </w:r>
+      <w:proofErr w:type="gramStart"/>
+      <w:r>
+        <w:rPr>
+          <w:lang w:val="en-US"/>
+        </w:rPr>
+        <w:t>super(</w:t>
+      </w:r>
+      <w:proofErr w:type="gramEnd"/>
+      <w:r>
+        <w:rPr>
+          <w:lang w:val="en-US"/>
+        </w:rPr>
+        <w:t>"</w:t>
       </w:r>
       <w:proofErr w:type="spellStart"/>
       <w:r>
@@ -3118,6 +3475,7 @@
         <w:t xml:space="preserve">public </w:t>
       </w:r>
       <w:proofErr w:type="spellStart"/>
+      <w:proofErr w:type="gramStart"/>
       <w:r>
         <w:rPr>
           <w:lang w:val="en-US"/>
@@ -3129,7 +3487,14 @@
         <w:rPr>
           <w:lang w:val="en-US"/>
         </w:rPr>
-        <w:t xml:space="preserve">(String username, String password, Collection&lt;? extends </w:t>
+        <w:t>(</w:t>
+      </w:r>
+      <w:proofErr w:type="gramEnd"/>
+      <w:r>
+        <w:rPr>
+          <w:lang w:val="en-US"/>
+        </w:rPr>
+        <w:t xml:space="preserve">String username, String password, Collection&lt;? extends </w:t>
       </w:r>
       <w:proofErr w:type="spellStart"/>
       <w:r>
@@ -3163,7 +3528,20 @@
           <w:lang w:val="en-US"/>
         </w:rPr>
         <w:tab/>
-        <w:t>super(username, password, authorities);</w:t>
+      </w:r>
+      <w:proofErr w:type="gramStart"/>
+      <w:r>
+        <w:rPr>
+          <w:lang w:val="en-US"/>
+        </w:rPr>
+        <w:t>super(</w:t>
+      </w:r>
+      <w:proofErr w:type="gramEnd"/>
+      <w:r>
+        <w:rPr>
+          <w:lang w:val="en-US"/>
+        </w:rPr>
+        <w:t>username, password, authorities);</w:t>
       </w:r>
     </w:p>
     <w:p>
@@ -3201,6 +3579,7 @@
         <w:t xml:space="preserve">public String </w:t>
       </w:r>
       <w:proofErr w:type="spellStart"/>
+      <w:proofErr w:type="gramStart"/>
       <w:r>
         <w:rPr>
           <w:lang w:val="en-US"/>
@@ -3212,7 +3591,14 @@
         <w:rPr>
           <w:lang w:val="en-US"/>
         </w:rPr>
-        <w:t>() {</w:t>
+        <w:t>(</w:t>
+      </w:r>
+      <w:proofErr w:type="gramEnd"/>
+      <w:r>
+        <w:rPr>
+          <w:lang w:val="en-US"/>
+        </w:rPr>
+        <w:t>) {</w:t>
       </w:r>
     </w:p>
     <w:p>
@@ -3271,6 +3657,7 @@
         <w:t xml:space="preserve">public void </w:t>
       </w:r>
       <w:proofErr w:type="spellStart"/>
+      <w:proofErr w:type="gramStart"/>
       <w:r>
         <w:rPr>
           <w:lang w:val="en-US"/>
@@ -3282,28 +3669,36 @@
         <w:rPr>
           <w:lang w:val="en-US"/>
         </w:rPr>
-        <w:t>(String username) {</w:t>
-      </w:r>
-    </w:p>
-    <w:p>
-      <w:pPr>
-        <w:rPr>
-          <w:lang w:val="en-US"/>
-        </w:rPr>
-      </w:pPr>
-      <w:r>
-        <w:rPr>
-          <w:lang w:val="en-US"/>
-        </w:rPr>
-        <w:tab/>
-      </w:r>
-      <w:r>
-        <w:rPr>
-          <w:lang w:val="en-US"/>
-        </w:rPr>
-        <w:tab/>
-      </w:r>
-      <w:proofErr w:type="spellStart"/>
+        <w:t>(</w:t>
+      </w:r>
+      <w:proofErr w:type="gramEnd"/>
+      <w:r>
+        <w:rPr>
+          <w:lang w:val="en-US"/>
+        </w:rPr>
+        <w:t>String username) {</w:t>
+      </w:r>
+    </w:p>
+    <w:p>
+      <w:pPr>
+        <w:rPr>
+          <w:lang w:val="en-US"/>
+        </w:rPr>
+      </w:pPr>
+      <w:r>
+        <w:rPr>
+          <w:lang w:val="en-US"/>
+        </w:rPr>
+        <w:tab/>
+      </w:r>
+      <w:r>
+        <w:rPr>
+          <w:lang w:val="en-US"/>
+        </w:rPr>
+        <w:tab/>
+      </w:r>
+      <w:proofErr w:type="spellStart"/>
+      <w:proofErr w:type="gramStart"/>
       <w:r>
         <w:rPr>
           <w:lang w:val="en-US"/>
@@ -3311,6 +3706,7 @@
         <w:t>this.username</w:t>
       </w:r>
       <w:proofErr w:type="spellEnd"/>
+      <w:proofErr w:type="gramEnd"/>
       <w:r>
         <w:rPr>
           <w:lang w:val="en-US"/>
@@ -3353,6 +3749,7 @@
         <w:t xml:space="preserve">public String </w:t>
       </w:r>
       <w:proofErr w:type="spellStart"/>
+      <w:proofErr w:type="gramStart"/>
       <w:r>
         <w:rPr>
           <w:lang w:val="en-US"/>
@@ -3364,7 +3761,14 @@
         <w:rPr>
           <w:lang w:val="en-US"/>
         </w:rPr>
-        <w:t>() {</w:t>
+        <w:t>(</w:t>
+      </w:r>
+      <w:proofErr w:type="gramEnd"/>
+      <w:r>
+        <w:rPr>
+          <w:lang w:val="en-US"/>
+        </w:rPr>
+        <w:t>) {</w:t>
       </w:r>
     </w:p>
     <w:p>
@@ -3422,6 +3826,7 @@
         <w:t xml:space="preserve">public void </w:t>
       </w:r>
       <w:proofErr w:type="spellStart"/>
+      <w:proofErr w:type="gramStart"/>
       <w:r>
         <w:rPr>
           <w:lang w:val="en-US"/>
@@ -3433,28 +3838,36 @@
         <w:rPr>
           <w:lang w:val="en-US"/>
         </w:rPr>
-        <w:t>(String password) {</w:t>
-      </w:r>
-    </w:p>
-    <w:p>
-      <w:pPr>
-        <w:rPr>
-          <w:lang w:val="en-US"/>
-        </w:rPr>
-      </w:pPr>
-      <w:r>
-        <w:rPr>
-          <w:lang w:val="en-US"/>
-        </w:rPr>
-        <w:tab/>
-      </w:r>
-      <w:r>
-        <w:rPr>
-          <w:lang w:val="en-US"/>
-        </w:rPr>
-        <w:tab/>
-      </w:r>
-      <w:proofErr w:type="spellStart"/>
+        <w:t>(</w:t>
+      </w:r>
+      <w:proofErr w:type="gramEnd"/>
+      <w:r>
+        <w:rPr>
+          <w:lang w:val="en-US"/>
+        </w:rPr>
+        <w:t>String password) {</w:t>
+      </w:r>
+    </w:p>
+    <w:p>
+      <w:pPr>
+        <w:rPr>
+          <w:lang w:val="en-US"/>
+        </w:rPr>
+      </w:pPr>
+      <w:r>
+        <w:rPr>
+          <w:lang w:val="en-US"/>
+        </w:rPr>
+        <w:tab/>
+      </w:r>
+      <w:r>
+        <w:rPr>
+          <w:lang w:val="en-US"/>
+        </w:rPr>
+        <w:tab/>
+      </w:r>
+      <w:proofErr w:type="spellStart"/>
+      <w:proofErr w:type="gramStart"/>
       <w:r>
         <w:rPr>
           <w:lang w:val="en-US"/>
@@ -3462,6 +3875,7 @@
         <w:t>this.password</w:t>
       </w:r>
       <w:proofErr w:type="spellEnd"/>
+      <w:proofErr w:type="gramEnd"/>
       <w:r>
         <w:rPr>
           <w:lang w:val="en-US"/>
@@ -3518,6 +3932,7 @@
         <w:t xml:space="preserve">public String </w:t>
       </w:r>
       <w:proofErr w:type="spellStart"/>
+      <w:proofErr w:type="gramStart"/>
       <w:r>
         <w:rPr>
           <w:lang w:val="en-US"/>
@@ -3529,7 +3944,14 @@
         <w:rPr>
           <w:lang w:val="en-US"/>
         </w:rPr>
-        <w:t>() {</w:t>
+        <w:t>(</w:t>
+      </w:r>
+      <w:proofErr w:type="gramEnd"/>
+      <w:r>
+        <w:rPr>
+          <w:lang w:val="en-US"/>
+        </w:rPr>
+        <w:t>) {</w:t>
       </w:r>
     </w:p>
     <w:p>
@@ -3633,11 +4055,19 @@
         <w:t xml:space="preserve">package </w:t>
       </w:r>
       <w:proofErr w:type="spellStart"/>
-      <w:r>
-        <w:rPr>
-          <w:lang w:val="en-US"/>
-        </w:rPr>
-        <w:t>com.ust.spring.repository</w:t>
+      <w:proofErr w:type="gramStart"/>
+      <w:r>
+        <w:rPr>
+          <w:lang w:val="en-US"/>
+        </w:rPr>
+        <w:t>com.ust.spring</w:t>
+      </w:r>
+      <w:proofErr w:type="gramEnd"/>
+      <w:r>
+        <w:rPr>
+          <w:lang w:val="en-US"/>
+        </w:rPr>
+        <w:t>.repository</w:t>
       </w:r>
       <w:proofErr w:type="spellEnd"/>
       <w:r>
@@ -3667,11 +4097,19 @@
         <w:t xml:space="preserve">import </w:t>
       </w:r>
       <w:proofErr w:type="spellStart"/>
-      <w:r>
-        <w:rPr>
-          <w:lang w:val="en-US"/>
-        </w:rPr>
-        <w:t>org.springframework.data.jpa.repository.JpaRepository</w:t>
+      <w:proofErr w:type="gramStart"/>
+      <w:r>
+        <w:rPr>
+          <w:lang w:val="en-US"/>
+        </w:rPr>
+        <w:t>org.springframework.data.jpa.repository</w:t>
+      </w:r>
+      <w:proofErr w:type="gramEnd"/>
+      <w:r>
+        <w:rPr>
+          <w:lang w:val="en-US"/>
+        </w:rPr>
+        <w:t>.JpaRepository</w:t>
       </w:r>
       <w:proofErr w:type="spellEnd"/>
       <w:r>
@@ -3694,11 +4132,19 @@
         <w:t xml:space="preserve">import </w:t>
       </w:r>
       <w:proofErr w:type="spellStart"/>
-      <w:r>
-        <w:rPr>
-          <w:lang w:val="en-US"/>
-        </w:rPr>
-        <w:t>org.springframework.stereotype.Repository</w:t>
+      <w:proofErr w:type="gramStart"/>
+      <w:r>
+        <w:rPr>
+          <w:lang w:val="en-US"/>
+        </w:rPr>
+        <w:t>org.springframework</w:t>
+      </w:r>
+      <w:proofErr w:type="gramEnd"/>
+      <w:r>
+        <w:rPr>
+          <w:lang w:val="en-US"/>
+        </w:rPr>
+        <w:t>.stereotype.Repository</w:t>
       </w:r>
       <w:proofErr w:type="spellEnd"/>
       <w:r>
@@ -3728,11 +4174,19 @@
         <w:t xml:space="preserve">import </w:t>
       </w:r>
       <w:proofErr w:type="spellStart"/>
-      <w:r>
-        <w:rPr>
-          <w:lang w:val="en-US"/>
-        </w:rPr>
-        <w:t>com.ust.spring.entity.MyUser</w:t>
+      <w:proofErr w:type="gramStart"/>
+      <w:r>
+        <w:rPr>
+          <w:lang w:val="en-US"/>
+        </w:rPr>
+        <w:t>com.ust.spring</w:t>
+      </w:r>
+      <w:proofErr w:type="gramEnd"/>
+      <w:r>
+        <w:rPr>
+          <w:lang w:val="en-US"/>
+        </w:rPr>
+        <w:t>.entity.MyUser</w:t>
       </w:r>
       <w:proofErr w:type="spellEnd"/>
       <w:r>
@@ -3899,11 +4353,19 @@
         <w:t xml:space="preserve">package </w:t>
       </w:r>
       <w:proofErr w:type="spellStart"/>
-      <w:r>
-        <w:rPr>
-          <w:lang w:val="en-US"/>
-        </w:rPr>
-        <w:t>com.ust.spring.config</w:t>
+      <w:proofErr w:type="gramStart"/>
+      <w:r>
+        <w:rPr>
+          <w:lang w:val="en-US"/>
+        </w:rPr>
+        <w:t>com.ust.spring</w:t>
+      </w:r>
+      <w:proofErr w:type="gramEnd"/>
+      <w:r>
+        <w:rPr>
+          <w:lang w:val="en-US"/>
+        </w:rPr>
+        <w:t>.config</w:t>
       </w:r>
       <w:proofErr w:type="spellEnd"/>
       <w:r>
@@ -3933,11 +4395,19 @@
         <w:t xml:space="preserve">import </w:t>
       </w:r>
       <w:proofErr w:type="spellStart"/>
-      <w:r>
-        <w:rPr>
-          <w:lang w:val="en-US"/>
-        </w:rPr>
-        <w:t>java.util.Optional</w:t>
+      <w:proofErr w:type="gramStart"/>
+      <w:r>
+        <w:rPr>
+          <w:lang w:val="en-US"/>
+        </w:rPr>
+        <w:t>java.util</w:t>
+      </w:r>
+      <w:proofErr w:type="gramEnd"/>
+      <w:r>
+        <w:rPr>
+          <w:lang w:val="en-US"/>
+        </w:rPr>
+        <w:t>.Optional</w:t>
       </w:r>
       <w:proofErr w:type="spellEnd"/>
       <w:r>
@@ -3967,11 +4437,19 @@
         <w:t xml:space="preserve">import </w:t>
       </w:r>
       <w:proofErr w:type="spellStart"/>
-      <w:r>
-        <w:rPr>
-          <w:lang w:val="en-US"/>
-        </w:rPr>
-        <w:t>org.springframework.beans.factory.annotation.Autowired</w:t>
+      <w:proofErr w:type="gramStart"/>
+      <w:r>
+        <w:rPr>
+          <w:lang w:val="en-US"/>
+        </w:rPr>
+        <w:t>org.springframework</w:t>
+      </w:r>
+      <w:proofErr w:type="gramEnd"/>
+      <w:r>
+        <w:rPr>
+          <w:lang w:val="en-US"/>
+        </w:rPr>
+        <w:t>.beans.factory.annotation.Autowired</w:t>
       </w:r>
       <w:proofErr w:type="spellEnd"/>
       <w:r>
@@ -3994,11 +4472,19 @@
         <w:t xml:space="preserve">import </w:t>
       </w:r>
       <w:proofErr w:type="spellStart"/>
-      <w:r>
-        <w:rPr>
-          <w:lang w:val="en-US"/>
-        </w:rPr>
-        <w:t>org.springframework.security.core.userdetails.UserDetails</w:t>
+      <w:proofErr w:type="gramStart"/>
+      <w:r>
+        <w:rPr>
+          <w:lang w:val="en-US"/>
+        </w:rPr>
+        <w:t>org.springframework</w:t>
+      </w:r>
+      <w:proofErr w:type="gramEnd"/>
+      <w:r>
+        <w:rPr>
+          <w:lang w:val="en-US"/>
+        </w:rPr>
+        <w:t>.security.core.userdetails.UserDetails</w:t>
       </w:r>
       <w:proofErr w:type="spellEnd"/>
       <w:r>
@@ -4018,40 +4504,76 @@
         <w:rPr>
           <w:lang w:val="en-US"/>
         </w:rPr>
-        <w:t>import org.springframework.security.core.userdetails.UserDetailsService;</w:t>
-      </w:r>
-    </w:p>
-    <w:p>
-      <w:pPr>
-        <w:rPr>
-          <w:lang w:val="en-US"/>
-        </w:rPr>
-      </w:pPr>
-      <w:r>
-        <w:rPr>
-          <w:lang w:val="en-US"/>
-        </w:rPr>
-        <w:t>import org.springframework.security.core.userdetails.UsernameNotFoundException;</w:t>
-      </w:r>
-    </w:p>
-    <w:p>
-      <w:pPr>
-        <w:rPr>
-          <w:lang w:val="en-US"/>
-        </w:rPr>
-      </w:pPr>
-      <w:r>
-        <w:rPr>
-          <w:lang w:val="en-US"/>
-        </w:rPr>
         <w:t xml:space="preserve">import </w:t>
       </w:r>
-      <w:proofErr w:type="spellStart"/>
-      <w:r>
-        <w:rPr>
-          <w:lang w:val="en-US"/>
-        </w:rPr>
-        <w:t>org.springframework.stereotype.Service</w:t>
+      <w:proofErr w:type="gramStart"/>
+      <w:r>
+        <w:rPr>
+          <w:lang w:val="en-US"/>
+        </w:rPr>
+        <w:t>org.springframework</w:t>
+      </w:r>
+      <w:proofErr w:type="gramEnd"/>
+      <w:r>
+        <w:rPr>
+          <w:lang w:val="en-US"/>
+        </w:rPr>
+        <w:t>.security.core.userdetails.UserDetailsService;</w:t>
+      </w:r>
+    </w:p>
+    <w:p>
+      <w:pPr>
+        <w:rPr>
+          <w:lang w:val="en-US"/>
+        </w:rPr>
+      </w:pPr>
+      <w:r>
+        <w:rPr>
+          <w:lang w:val="en-US"/>
+        </w:rPr>
+        <w:t xml:space="preserve">import </w:t>
+      </w:r>
+      <w:proofErr w:type="gramStart"/>
+      <w:r>
+        <w:rPr>
+          <w:lang w:val="en-US"/>
+        </w:rPr>
+        <w:t>org.springframework</w:t>
+      </w:r>
+      <w:proofErr w:type="gramEnd"/>
+      <w:r>
+        <w:rPr>
+          <w:lang w:val="en-US"/>
+        </w:rPr>
+        <w:t>.security.core.userdetails.UsernameNotFoundException;</w:t>
+      </w:r>
+    </w:p>
+    <w:p>
+      <w:pPr>
+        <w:rPr>
+          <w:lang w:val="en-US"/>
+        </w:rPr>
+      </w:pPr>
+      <w:r>
+        <w:rPr>
+          <w:lang w:val="en-US"/>
+        </w:rPr>
+        <w:t xml:space="preserve">import </w:t>
+      </w:r>
+      <w:proofErr w:type="spellStart"/>
+      <w:proofErr w:type="gramStart"/>
+      <w:r>
+        <w:rPr>
+          <w:lang w:val="en-US"/>
+        </w:rPr>
+        <w:t>org.springframework</w:t>
+      </w:r>
+      <w:proofErr w:type="gramEnd"/>
+      <w:r>
+        <w:rPr>
+          <w:lang w:val="en-US"/>
+        </w:rPr>
+        <w:t>.stereotype.Service</w:t>
       </w:r>
       <w:proofErr w:type="spellEnd"/>
       <w:r>
@@ -4081,11 +4603,19 @@
         <w:t xml:space="preserve">import </w:t>
       </w:r>
       <w:proofErr w:type="spellStart"/>
-      <w:r>
-        <w:rPr>
-          <w:lang w:val="en-US"/>
-        </w:rPr>
-        <w:t>com.ust.spring.entity.MyUser</w:t>
+      <w:proofErr w:type="gramStart"/>
+      <w:r>
+        <w:rPr>
+          <w:lang w:val="en-US"/>
+        </w:rPr>
+        <w:t>com.ust.spring</w:t>
+      </w:r>
+      <w:proofErr w:type="gramEnd"/>
+      <w:r>
+        <w:rPr>
+          <w:lang w:val="en-US"/>
+        </w:rPr>
+        <w:t>.entity.MyUser</w:t>
       </w:r>
       <w:proofErr w:type="spellEnd"/>
       <w:r>
@@ -4108,11 +4638,19 @@
         <w:t xml:space="preserve">import </w:t>
       </w:r>
       <w:proofErr w:type="spellStart"/>
-      <w:r>
-        <w:rPr>
-          <w:lang w:val="en-US"/>
-        </w:rPr>
-        <w:t>com.ust.spring.repository.UserRepository</w:t>
+      <w:proofErr w:type="gramStart"/>
+      <w:r>
+        <w:rPr>
+          <w:lang w:val="en-US"/>
+        </w:rPr>
+        <w:t>com.ust.spring</w:t>
+      </w:r>
+      <w:proofErr w:type="gramEnd"/>
+      <w:r>
+        <w:rPr>
+          <w:lang w:val="en-US"/>
+        </w:rPr>
+        <w:t>.repository.UserRepository</w:t>
       </w:r>
       <w:proofErr w:type="spellEnd"/>
       <w:r>
@@ -4295,6 +4833,7 @@
         <w:t xml:space="preserve"> </w:t>
       </w:r>
       <w:proofErr w:type="spellStart"/>
+      <w:proofErr w:type="gramStart"/>
       <w:r>
         <w:rPr>
           <w:lang w:val="en-US"/>
@@ -4306,7 +4845,14 @@
         <w:rPr>
           <w:lang w:val="en-US"/>
         </w:rPr>
-        <w:t xml:space="preserve">(String username) throws </w:t>
+        <w:t>(</w:t>
+      </w:r>
+      <w:proofErr w:type="gramEnd"/>
+      <w:r>
+        <w:rPr>
+          <w:lang w:val="en-US"/>
+        </w:rPr>
+        <w:t xml:space="preserve">String username) throws </w:t>
       </w:r>
       <w:proofErr w:type="spellStart"/>
       <w:r>
@@ -4347,7 +4893,21 @@
           <w:lang w:val="en-US"/>
         </w:rPr>
         <w:tab/>
-        <w:t>return new User("</w:t>
+        <w:t xml:space="preserve">return new </w:t>
+      </w:r>
+      <w:proofErr w:type="gramStart"/>
+      <w:r>
+        <w:rPr>
+          <w:lang w:val="en-US"/>
+        </w:rPr>
+        <w:t>User(</w:t>
+      </w:r>
+      <w:proofErr w:type="gramEnd"/>
+      <w:r>
+        <w:rPr>
+          <w:lang w:val="en-US"/>
+        </w:rPr>
+        <w:t>"</w:t>
       </w:r>
       <w:proofErr w:type="spellStart"/>
       <w:r>
@@ -4426,6 +4986,7 @@
         <w:t xml:space="preserve">&gt; temp = </w:t>
       </w:r>
       <w:proofErr w:type="spellStart"/>
+      <w:proofErr w:type="gramStart"/>
       <w:r>
         <w:rPr>
           <w:lang w:val="en-US"/>
@@ -4433,6 +4994,7 @@
         <w:t>ur.findById</w:t>
       </w:r>
       <w:proofErr w:type="spellEnd"/>
+      <w:proofErr w:type="gramEnd"/>
       <w:r>
         <w:rPr>
           <w:lang w:val="en-US"/>
@@ -4493,6 +5055,7 @@
         <w:t>if(</w:t>
       </w:r>
       <w:proofErr w:type="spellStart"/>
+      <w:proofErr w:type="gramStart"/>
       <w:r>
         <w:rPr>
           <w:lang w:val="en-US"/>
@@ -4500,6 +5063,7 @@
         <w:t>temp.isPresent</w:t>
       </w:r>
       <w:proofErr w:type="spellEnd"/>
+      <w:proofErr w:type="gramEnd"/>
       <w:r>
         <w:rPr>
           <w:lang w:val="en-US"/>
@@ -4553,6 +5117,7 @@
         <w:t>u=</w:t>
       </w:r>
       <w:proofErr w:type="spellStart"/>
+      <w:proofErr w:type="gramStart"/>
       <w:r>
         <w:rPr>
           <w:lang w:val="en-US"/>
@@ -4564,21 +5129,2320 @@
         <w:rPr>
           <w:lang w:val="en-US"/>
         </w:rPr>
+        <w:t>(</w:t>
+      </w:r>
+      <w:proofErr w:type="gramEnd"/>
+      <w:r>
+        <w:rPr>
+          <w:lang w:val="en-US"/>
+        </w:rPr>
+        <w:t>);</w:t>
+      </w:r>
+    </w:p>
+    <w:p>
+      <w:pPr>
+        <w:rPr>
+          <w:lang w:val="en-US"/>
+        </w:rPr>
+      </w:pPr>
+      <w:r>
+        <w:rPr>
+          <w:lang w:val="en-US"/>
+        </w:rPr>
+        <w:tab/>
+      </w:r>
+      <w:r>
+        <w:rPr>
+          <w:lang w:val="en-US"/>
+        </w:rPr>
+        <w:tab/>
+        <w:t>}</w:t>
+      </w:r>
+    </w:p>
+    <w:p>
+      <w:pPr>
+        <w:rPr>
+          <w:lang w:val="en-US"/>
+        </w:rPr>
+      </w:pPr>
+      <w:r>
+        <w:rPr>
+          <w:lang w:val="en-US"/>
+        </w:rPr>
+        <w:tab/>
+      </w:r>
+      <w:r>
+        <w:rPr>
+          <w:lang w:val="en-US"/>
+        </w:rPr>
+        <w:tab/>
+        <w:t>return u;</w:t>
+      </w:r>
+    </w:p>
+    <w:p>
+      <w:pPr>
+        <w:rPr>
+          <w:lang w:val="en-US"/>
+        </w:rPr>
+      </w:pPr>
+      <w:r>
+        <w:rPr>
+          <w:lang w:val="en-US"/>
+        </w:rPr>
+        <w:tab/>
+        <w:t>}</w:t>
+      </w:r>
+    </w:p>
+    <w:p>
+      <w:pPr>
+        <w:rPr>
+          <w:lang w:val="en-US"/>
+        </w:rPr>
+      </w:pPr>
+    </w:p>
+    <w:p>
+      <w:pPr>
+        <w:pBdr>
+          <w:bottom w:val="single" w:sz="6" w:space="1" w:color="auto"/>
+        </w:pBdr>
+        <w:rPr>
+          <w:lang w:val="en-US"/>
+        </w:rPr>
+      </w:pPr>
+      <w:r>
+        <w:rPr>
+          <w:lang w:val="en-US"/>
+        </w:rPr>
+        <w:t>}</w:t>
+      </w:r>
+    </w:p>
+    <w:p>
+      <w:pPr>
+        <w:rPr>
+          <w:lang w:val="en-US"/>
+        </w:rPr>
+      </w:pPr>
+      <w:r>
+        <w:rPr>
+          <w:lang w:val="en-US"/>
+        </w:rPr>
+        <w:t xml:space="preserve">From postman, when we access a rest </w:t>
+      </w:r>
+      <w:proofErr w:type="spellStart"/>
+      <w:r>
+        <w:rPr>
+          <w:lang w:val="en-US"/>
+        </w:rPr>
+        <w:t>api</w:t>
+      </w:r>
+      <w:proofErr w:type="spellEnd"/>
+      <w:r>
+        <w:rPr>
+          <w:lang w:val="en-US"/>
+        </w:rPr>
+        <w:t>, we will not be able to login using browser.</w:t>
+      </w:r>
+    </w:p>
+    <w:p>
+      <w:pPr>
+        <w:rPr>
+          <w:lang w:val="en-US"/>
+        </w:rPr>
+      </w:pPr>
+      <w:r>
+        <w:rPr>
+          <w:lang w:val="en-US"/>
+        </w:rPr>
+        <w:t xml:space="preserve">Every request to rest </w:t>
+      </w:r>
+      <w:proofErr w:type="spellStart"/>
+      <w:r>
+        <w:rPr>
+          <w:lang w:val="en-US"/>
+        </w:rPr>
+        <w:t>api</w:t>
+      </w:r>
+      <w:proofErr w:type="spellEnd"/>
+      <w:r>
+        <w:rPr>
+          <w:lang w:val="en-US"/>
+        </w:rPr>
+        <w:t>, is independent. So how it will remember us after login? We need a token to make it remember us.</w:t>
+      </w:r>
+    </w:p>
+    <w:p>
+      <w:pPr>
+        <w:rPr>
+          <w:lang w:val="en-US"/>
+        </w:rPr>
+      </w:pPr>
+    </w:p>
+    <w:p>
+      <w:pPr>
+        <w:rPr>
+          <w:u w:val="single"/>
+          <w:lang w:val="en-US"/>
+        </w:rPr>
+      </w:pPr>
+      <w:r>
+        <w:rPr>
+          <w:u w:val="single"/>
+          <w:lang w:val="en-US"/>
+        </w:rPr>
+        <w:t>Spring Security with JWT</w:t>
+      </w:r>
+    </w:p>
+    <w:p>
+      <w:pPr>
+        <w:pStyle w:val="ListParagraph"/>
+        <w:numPr>
+          <w:ilvl w:val="0"/>
+          <w:numId w:val="43"/>
+        </w:numPr>
+        <w:rPr>
+          <w:lang w:val="en-US"/>
+        </w:rPr>
+      </w:pPr>
+      <w:r>
+        <w:rPr>
+          <w:lang w:val="en-US"/>
+        </w:rPr>
+        <w:t>Create a spring boot project with following dependencies:</w:t>
+      </w:r>
+    </w:p>
+    <w:p>
+      <w:pPr>
+        <w:pStyle w:val="ListParagraph"/>
+        <w:ind w:left="1440"/>
+        <w:rPr>
+          <w:lang w:val="en-US"/>
+        </w:rPr>
+      </w:pPr>
+      <w:r>
+        <w:rPr>
+          <w:lang w:val="en-US"/>
+        </w:rPr>
+        <w:t>Spring web</w:t>
+      </w:r>
+    </w:p>
+    <w:p>
+      <w:pPr>
+        <w:pStyle w:val="ListParagraph"/>
+        <w:ind w:left="1440"/>
+        <w:rPr>
+          <w:lang w:val="en-US"/>
+        </w:rPr>
+      </w:pPr>
+      <w:r>
+        <w:rPr>
+          <w:lang w:val="en-US"/>
+        </w:rPr>
+        <w:t xml:space="preserve">Spring data </w:t>
+      </w:r>
+      <w:proofErr w:type="spellStart"/>
+      <w:r>
+        <w:rPr>
+          <w:lang w:val="en-US"/>
+        </w:rPr>
+        <w:t>jpa</w:t>
+      </w:r>
+      <w:proofErr w:type="spellEnd"/>
+    </w:p>
+    <w:p>
+      <w:pPr>
+        <w:pStyle w:val="ListParagraph"/>
+        <w:ind w:left="1440"/>
+        <w:rPr>
+          <w:lang w:val="en-US"/>
+        </w:rPr>
+      </w:pPr>
+      <w:proofErr w:type="spellStart"/>
+      <w:r>
+        <w:rPr>
+          <w:lang w:val="en-US"/>
+        </w:rPr>
+        <w:t>Mysql</w:t>
+      </w:r>
+      <w:proofErr w:type="spellEnd"/>
+      <w:r>
+        <w:rPr>
+          <w:lang w:val="en-US"/>
+        </w:rPr>
+        <w:t xml:space="preserve"> driver</w:t>
+      </w:r>
+    </w:p>
+    <w:p>
+      <w:pPr>
+        <w:pStyle w:val="ListParagraph"/>
+        <w:ind w:left="1440"/>
+        <w:rPr>
+          <w:lang w:val="en-US"/>
+        </w:rPr>
+      </w:pPr>
+      <w:r>
+        <w:rPr>
+          <w:lang w:val="en-US"/>
+        </w:rPr>
+        <w:t>Spring security</w:t>
+      </w:r>
+    </w:p>
+    <w:p>
+      <w:pPr>
+        <w:pStyle w:val="ListParagraph"/>
+        <w:ind w:left="1440"/>
+        <w:rPr>
+          <w:lang w:val="en-US"/>
+        </w:rPr>
+      </w:pPr>
+      <w:proofErr w:type="spellStart"/>
+      <w:r>
+        <w:rPr>
+          <w:lang w:val="en-US"/>
+        </w:rPr>
+        <w:t>Jjwt</w:t>
+      </w:r>
+      <w:proofErr w:type="spellEnd"/>
+    </w:p>
+    <w:p>
+      <w:pPr>
+        <w:pStyle w:val="ListParagraph"/>
+        <w:ind w:left="1440"/>
+        <w:rPr>
+          <w:lang w:val="en-US"/>
+        </w:rPr>
+      </w:pPr>
+    </w:p>
+    <w:p>
+      <w:pPr>
+        <w:pStyle w:val="ListParagraph"/>
+        <w:ind w:left="1440"/>
+        <w:rPr>
+          <w:lang w:val="en-US"/>
+        </w:rPr>
+      </w:pPr>
+      <w:r>
+        <w:rPr>
+          <w:lang w:val="en-US"/>
+        </w:rPr>
+        <w:tab/>
+      </w:r>
+      <w:r>
+        <w:rPr>
+          <w:lang w:val="en-US"/>
+        </w:rPr>
+        <w:tab/>
+        <w:t>&lt;dependency&gt;</w:t>
+      </w:r>
+    </w:p>
+    <w:p>
+      <w:pPr>
+        <w:pStyle w:val="ListParagraph"/>
+        <w:ind w:left="1440"/>
+        <w:rPr>
+          <w:lang w:val="en-US"/>
+        </w:rPr>
+      </w:pPr>
+      <w:r>
+        <w:rPr>
+          <w:lang w:val="en-US"/>
+        </w:rPr>
+        <w:tab/>
+      </w:r>
+      <w:r>
+        <w:rPr>
+          <w:lang w:val="en-US"/>
+        </w:rPr>
+        <w:tab/>
+      </w:r>
+      <w:r>
+        <w:rPr>
+          <w:lang w:val="en-US"/>
+        </w:rPr>
+        <w:tab/>
+        <w:t>&lt;</w:t>
+      </w:r>
+      <w:proofErr w:type="spellStart"/>
+      <w:r>
+        <w:rPr>
+          <w:lang w:val="en-US"/>
+        </w:rPr>
+        <w:t>groupId</w:t>
+      </w:r>
+      <w:proofErr w:type="spellEnd"/>
+      <w:r>
+        <w:rPr>
+          <w:lang w:val="en-US"/>
+        </w:rPr>
+        <w:t>&gt;</w:t>
+      </w:r>
+      <w:proofErr w:type="spellStart"/>
+      <w:r>
+        <w:rPr>
+          <w:lang w:val="en-US"/>
+        </w:rPr>
+        <w:t>io.jsonwebtoken</w:t>
+      </w:r>
+      <w:proofErr w:type="spellEnd"/>
+      <w:r>
+        <w:rPr>
+          <w:lang w:val="en-US"/>
+        </w:rPr>
+        <w:t>&lt;/</w:t>
+      </w:r>
+      <w:proofErr w:type="spellStart"/>
+      <w:r>
+        <w:rPr>
+          <w:lang w:val="en-US"/>
+        </w:rPr>
+        <w:t>groupId</w:t>
+      </w:r>
+      <w:proofErr w:type="spellEnd"/>
+      <w:r>
+        <w:rPr>
+          <w:lang w:val="en-US"/>
+        </w:rPr>
+        <w:t>&gt;</w:t>
+      </w:r>
+    </w:p>
+    <w:p>
+      <w:pPr>
+        <w:pStyle w:val="ListParagraph"/>
+        <w:ind w:left="1440"/>
+        <w:rPr>
+          <w:lang w:val="en-US"/>
+        </w:rPr>
+      </w:pPr>
+      <w:r>
+        <w:rPr>
+          <w:lang w:val="en-US"/>
+        </w:rPr>
+        <w:tab/>
+      </w:r>
+      <w:r>
+        <w:rPr>
+          <w:lang w:val="en-US"/>
+        </w:rPr>
+        <w:tab/>
+      </w:r>
+      <w:r>
+        <w:rPr>
+          <w:lang w:val="en-US"/>
+        </w:rPr>
+        <w:tab/>
+        <w:t>&lt;</w:t>
+      </w:r>
+      <w:proofErr w:type="spellStart"/>
+      <w:r>
+        <w:rPr>
+          <w:lang w:val="en-US"/>
+        </w:rPr>
+        <w:t>artifactId</w:t>
+      </w:r>
+      <w:proofErr w:type="spellEnd"/>
+      <w:r>
+        <w:rPr>
+          <w:lang w:val="en-US"/>
+        </w:rPr>
+        <w:t>&gt;</w:t>
+      </w:r>
+      <w:proofErr w:type="spellStart"/>
+      <w:r>
+        <w:rPr>
+          <w:lang w:val="en-US"/>
+        </w:rPr>
+        <w:t>jjwt</w:t>
+      </w:r>
+      <w:proofErr w:type="spellEnd"/>
+      <w:r>
+        <w:rPr>
+          <w:lang w:val="en-US"/>
+        </w:rPr>
+        <w:t>&lt;/</w:t>
+      </w:r>
+      <w:proofErr w:type="spellStart"/>
+      <w:r>
+        <w:rPr>
+          <w:lang w:val="en-US"/>
+        </w:rPr>
+        <w:t>artifactId</w:t>
+      </w:r>
+      <w:proofErr w:type="spellEnd"/>
+      <w:r>
+        <w:rPr>
+          <w:lang w:val="en-US"/>
+        </w:rPr>
+        <w:t>&gt;</w:t>
+      </w:r>
+    </w:p>
+    <w:p>
+      <w:pPr>
+        <w:pStyle w:val="ListParagraph"/>
+        <w:ind w:left="1440"/>
+        <w:rPr>
+          <w:lang w:val="en-US"/>
+        </w:rPr>
+      </w:pPr>
+      <w:r>
+        <w:rPr>
+          <w:lang w:val="en-US"/>
+        </w:rPr>
+        <w:tab/>
+      </w:r>
+      <w:r>
+        <w:rPr>
+          <w:lang w:val="en-US"/>
+        </w:rPr>
+        <w:tab/>
+      </w:r>
+      <w:r>
+        <w:rPr>
+          <w:lang w:val="en-US"/>
+        </w:rPr>
+        <w:tab/>
+        <w:t>&lt;version&gt;0.9.1&lt;/version&gt;</w:t>
+      </w:r>
+    </w:p>
+    <w:p>
+      <w:pPr>
+        <w:pStyle w:val="ListParagraph"/>
+        <w:ind w:left="1440"/>
+        <w:rPr>
+          <w:lang w:val="en-US"/>
+        </w:rPr>
+      </w:pPr>
+      <w:r>
+        <w:rPr>
+          <w:lang w:val="en-US"/>
+        </w:rPr>
+        <w:tab/>
+      </w:r>
+      <w:r>
+        <w:rPr>
+          <w:lang w:val="en-US"/>
+        </w:rPr>
+        <w:tab/>
+        <w:t>&lt;/dependency&gt;</w:t>
+      </w:r>
+    </w:p>
+    <w:p>
+      <w:pPr>
+        <w:pStyle w:val="ListParagraph"/>
+        <w:ind w:left="1440"/>
+        <w:rPr>
+          <w:lang w:val="en-US"/>
+        </w:rPr>
+      </w:pPr>
+      <w:r>
+        <w:rPr>
+          <w:lang w:val="en-US"/>
+        </w:rPr>
+        <w:tab/>
+      </w:r>
+      <w:r>
+        <w:rPr>
+          <w:lang w:val="en-US"/>
+        </w:rPr>
+        <w:tab/>
+        <w:t>&lt;dependency&gt;</w:t>
+      </w:r>
+    </w:p>
+    <w:p>
+      <w:pPr>
+        <w:pStyle w:val="ListParagraph"/>
+        <w:ind w:left="1440"/>
+        <w:rPr>
+          <w:lang w:val="en-US"/>
+        </w:rPr>
+      </w:pPr>
+      <w:r>
+        <w:rPr>
+          <w:lang w:val="en-US"/>
+        </w:rPr>
+        <w:tab/>
+      </w:r>
+      <w:r>
+        <w:rPr>
+          <w:lang w:val="en-US"/>
+        </w:rPr>
+        <w:tab/>
+      </w:r>
+      <w:r>
+        <w:rPr>
+          <w:lang w:val="en-US"/>
+        </w:rPr>
+        <w:tab/>
+      </w:r>
+      <w:proofErr w:type="gramStart"/>
+      <w:r>
+        <w:rPr>
+          <w:lang w:val="en-US"/>
+        </w:rPr>
+        <w:t>&lt;</w:t>
+      </w:r>
+      <w:proofErr w:type="spellStart"/>
+      <w:r>
+        <w:rPr>
+          <w:lang w:val="en-US"/>
+        </w:rPr>
+        <w:t>groupId</w:t>
+      </w:r>
+      <w:proofErr w:type="spellEnd"/>
+      <w:r>
+        <w:rPr>
+          <w:lang w:val="en-US"/>
+        </w:rPr>
+        <w:t>&gt;</w:t>
+      </w:r>
+      <w:proofErr w:type="spellStart"/>
+      <w:r>
+        <w:rPr>
+          <w:lang w:val="en-US"/>
+        </w:rPr>
+        <w:t>org.springframework.boot</w:t>
+      </w:r>
+      <w:proofErr w:type="spellEnd"/>
+      <w:proofErr w:type="gramEnd"/>
+      <w:r>
+        <w:rPr>
+          <w:lang w:val="en-US"/>
+        </w:rPr>
+        <w:t>&lt;/</w:t>
+      </w:r>
+      <w:proofErr w:type="spellStart"/>
+      <w:r>
+        <w:rPr>
+          <w:lang w:val="en-US"/>
+        </w:rPr>
+        <w:t>groupId</w:t>
+      </w:r>
+      <w:proofErr w:type="spellEnd"/>
+      <w:r>
+        <w:rPr>
+          <w:lang w:val="en-US"/>
+        </w:rPr>
+        <w:t>&gt;</w:t>
+      </w:r>
+    </w:p>
+    <w:p>
+      <w:pPr>
+        <w:pStyle w:val="ListParagraph"/>
+        <w:ind w:left="1440"/>
+        <w:rPr>
+          <w:lang w:val="en-US"/>
+        </w:rPr>
+      </w:pPr>
+      <w:r>
+        <w:rPr>
+          <w:lang w:val="en-US"/>
+        </w:rPr>
+        <w:tab/>
+      </w:r>
+      <w:r>
+        <w:rPr>
+          <w:lang w:val="en-US"/>
+        </w:rPr>
+        <w:tab/>
+      </w:r>
+      <w:r>
+        <w:rPr>
+          <w:lang w:val="en-US"/>
+        </w:rPr>
+        <w:tab/>
+        <w:t>&lt;</w:t>
+      </w:r>
+      <w:proofErr w:type="spellStart"/>
+      <w:r>
+        <w:rPr>
+          <w:lang w:val="en-US"/>
+        </w:rPr>
+        <w:t>artifactId</w:t>
+      </w:r>
+      <w:proofErr w:type="spellEnd"/>
+      <w:r>
+        <w:rPr>
+          <w:lang w:val="en-US"/>
+        </w:rPr>
+        <w:t>&gt;spring-boot-starter-data-</w:t>
+      </w:r>
+      <w:proofErr w:type="spellStart"/>
+      <w:r>
+        <w:rPr>
+          <w:lang w:val="en-US"/>
+        </w:rPr>
+        <w:t>jpa</w:t>
+      </w:r>
+      <w:proofErr w:type="spellEnd"/>
+      <w:r>
+        <w:rPr>
+          <w:lang w:val="en-US"/>
+        </w:rPr>
+        <w:t>&lt;/</w:t>
+      </w:r>
+      <w:proofErr w:type="spellStart"/>
+      <w:r>
+        <w:rPr>
+          <w:lang w:val="en-US"/>
+        </w:rPr>
+        <w:t>artifactId</w:t>
+      </w:r>
+      <w:proofErr w:type="spellEnd"/>
+      <w:r>
+        <w:rPr>
+          <w:lang w:val="en-US"/>
+        </w:rPr>
+        <w:t>&gt;</w:t>
+      </w:r>
+    </w:p>
+    <w:p>
+      <w:pPr>
+        <w:pStyle w:val="ListParagraph"/>
+        <w:ind w:left="1440"/>
+        <w:rPr>
+          <w:lang w:val="en-US"/>
+        </w:rPr>
+      </w:pPr>
+      <w:r>
+        <w:rPr>
+          <w:lang w:val="en-US"/>
+        </w:rPr>
+        <w:tab/>
+      </w:r>
+      <w:r>
+        <w:rPr>
+          <w:lang w:val="en-US"/>
+        </w:rPr>
+        <w:tab/>
+        <w:t>&lt;/dependency&gt;</w:t>
+      </w:r>
+    </w:p>
+    <w:p>
+      <w:pPr>
+        <w:pStyle w:val="ListParagraph"/>
+        <w:ind w:left="1440"/>
+        <w:rPr>
+          <w:lang w:val="en-US"/>
+        </w:rPr>
+      </w:pPr>
+      <w:r>
+        <w:rPr>
+          <w:lang w:val="en-US"/>
+        </w:rPr>
+        <w:tab/>
+      </w:r>
+      <w:r>
+        <w:rPr>
+          <w:lang w:val="en-US"/>
+        </w:rPr>
+        <w:tab/>
+        <w:t>&lt;dependency&gt;</w:t>
+      </w:r>
+    </w:p>
+    <w:p>
+      <w:pPr>
+        <w:pStyle w:val="ListParagraph"/>
+        <w:ind w:left="1440"/>
+        <w:rPr>
+          <w:lang w:val="en-US"/>
+        </w:rPr>
+      </w:pPr>
+      <w:r>
+        <w:rPr>
+          <w:lang w:val="en-US"/>
+        </w:rPr>
+        <w:tab/>
+      </w:r>
+      <w:r>
+        <w:rPr>
+          <w:lang w:val="en-US"/>
+        </w:rPr>
+        <w:tab/>
+      </w:r>
+      <w:r>
+        <w:rPr>
+          <w:lang w:val="en-US"/>
+        </w:rPr>
+        <w:tab/>
+      </w:r>
+      <w:proofErr w:type="gramStart"/>
+      <w:r>
+        <w:rPr>
+          <w:lang w:val="en-US"/>
+        </w:rPr>
+        <w:t>&lt;</w:t>
+      </w:r>
+      <w:proofErr w:type="spellStart"/>
+      <w:r>
+        <w:rPr>
+          <w:lang w:val="en-US"/>
+        </w:rPr>
+        <w:t>groupId</w:t>
+      </w:r>
+      <w:proofErr w:type="spellEnd"/>
+      <w:r>
+        <w:rPr>
+          <w:lang w:val="en-US"/>
+        </w:rPr>
+        <w:t>&gt;</w:t>
+      </w:r>
+      <w:proofErr w:type="spellStart"/>
+      <w:r>
+        <w:rPr>
+          <w:lang w:val="en-US"/>
+        </w:rPr>
+        <w:t>org.springframework.boot</w:t>
+      </w:r>
+      <w:proofErr w:type="spellEnd"/>
+      <w:proofErr w:type="gramEnd"/>
+      <w:r>
+        <w:rPr>
+          <w:lang w:val="en-US"/>
+        </w:rPr>
+        <w:t>&lt;/</w:t>
+      </w:r>
+      <w:proofErr w:type="spellStart"/>
+      <w:r>
+        <w:rPr>
+          <w:lang w:val="en-US"/>
+        </w:rPr>
+        <w:t>groupId</w:t>
+      </w:r>
+      <w:proofErr w:type="spellEnd"/>
+      <w:r>
+        <w:rPr>
+          <w:lang w:val="en-US"/>
+        </w:rPr>
+        <w:t>&gt;</w:t>
+      </w:r>
+    </w:p>
+    <w:p>
+      <w:pPr>
+        <w:pStyle w:val="ListParagraph"/>
+        <w:ind w:left="1440"/>
+        <w:rPr>
+          <w:lang w:val="en-US"/>
+        </w:rPr>
+      </w:pPr>
+      <w:r>
+        <w:rPr>
+          <w:lang w:val="en-US"/>
+        </w:rPr>
+        <w:tab/>
+      </w:r>
+      <w:r>
+        <w:rPr>
+          <w:lang w:val="en-US"/>
+        </w:rPr>
+        <w:tab/>
+      </w:r>
+      <w:r>
+        <w:rPr>
+          <w:lang w:val="en-US"/>
+        </w:rPr>
+        <w:tab/>
+        <w:t>&lt;</w:t>
+      </w:r>
+      <w:proofErr w:type="spellStart"/>
+      <w:r>
+        <w:rPr>
+          <w:lang w:val="en-US"/>
+        </w:rPr>
+        <w:t>artifactId</w:t>
+      </w:r>
+      <w:proofErr w:type="spellEnd"/>
+      <w:r>
+        <w:rPr>
+          <w:lang w:val="en-US"/>
+        </w:rPr>
+        <w:t>&gt;spring-boot-starter-security&lt;/</w:t>
+      </w:r>
+      <w:proofErr w:type="spellStart"/>
+      <w:r>
+        <w:rPr>
+          <w:lang w:val="en-US"/>
+        </w:rPr>
+        <w:t>artifactId</w:t>
+      </w:r>
+      <w:proofErr w:type="spellEnd"/>
+      <w:r>
+        <w:rPr>
+          <w:lang w:val="en-US"/>
+        </w:rPr>
+        <w:t>&gt;</w:t>
+      </w:r>
+    </w:p>
+    <w:p>
+      <w:pPr>
+        <w:pStyle w:val="ListParagraph"/>
+        <w:ind w:left="1440"/>
+        <w:rPr>
+          <w:lang w:val="en-US"/>
+        </w:rPr>
+      </w:pPr>
+      <w:r>
+        <w:rPr>
+          <w:lang w:val="en-US"/>
+        </w:rPr>
+        <w:tab/>
+      </w:r>
+      <w:r>
+        <w:rPr>
+          <w:lang w:val="en-US"/>
+        </w:rPr>
+        <w:tab/>
+        <w:t>&lt;/dependency&gt;</w:t>
+      </w:r>
+    </w:p>
+    <w:p>
+      <w:pPr>
+        <w:pStyle w:val="ListParagraph"/>
+        <w:ind w:left="1440"/>
+        <w:rPr>
+          <w:lang w:val="en-US"/>
+        </w:rPr>
+      </w:pPr>
+      <w:r>
+        <w:rPr>
+          <w:lang w:val="en-US"/>
+        </w:rPr>
+        <w:tab/>
+      </w:r>
+      <w:r>
+        <w:rPr>
+          <w:lang w:val="en-US"/>
+        </w:rPr>
+        <w:tab/>
+        <w:t>&lt;dependency&gt;</w:t>
+      </w:r>
+    </w:p>
+    <w:p>
+      <w:pPr>
+        <w:pStyle w:val="ListParagraph"/>
+        <w:ind w:left="1440"/>
+        <w:rPr>
+          <w:lang w:val="en-US"/>
+        </w:rPr>
+      </w:pPr>
+      <w:r>
+        <w:rPr>
+          <w:lang w:val="en-US"/>
+        </w:rPr>
+        <w:tab/>
+      </w:r>
+      <w:r>
+        <w:rPr>
+          <w:lang w:val="en-US"/>
+        </w:rPr>
+        <w:tab/>
+      </w:r>
+      <w:r>
+        <w:rPr>
+          <w:lang w:val="en-US"/>
+        </w:rPr>
+        <w:tab/>
+      </w:r>
+      <w:proofErr w:type="gramStart"/>
+      <w:r>
+        <w:rPr>
+          <w:lang w:val="en-US"/>
+        </w:rPr>
+        <w:t>&lt;</w:t>
+      </w:r>
+      <w:proofErr w:type="spellStart"/>
+      <w:r>
+        <w:rPr>
+          <w:lang w:val="en-US"/>
+        </w:rPr>
+        <w:t>groupId</w:t>
+      </w:r>
+      <w:proofErr w:type="spellEnd"/>
+      <w:r>
+        <w:rPr>
+          <w:lang w:val="en-US"/>
+        </w:rPr>
+        <w:t>&gt;</w:t>
+      </w:r>
+      <w:proofErr w:type="spellStart"/>
+      <w:r>
+        <w:rPr>
+          <w:lang w:val="en-US"/>
+        </w:rPr>
+        <w:t>org.springframework.boot</w:t>
+      </w:r>
+      <w:proofErr w:type="spellEnd"/>
+      <w:proofErr w:type="gramEnd"/>
+      <w:r>
+        <w:rPr>
+          <w:lang w:val="en-US"/>
+        </w:rPr>
+        <w:t>&lt;/</w:t>
+      </w:r>
+      <w:proofErr w:type="spellStart"/>
+      <w:r>
+        <w:rPr>
+          <w:lang w:val="en-US"/>
+        </w:rPr>
+        <w:t>groupId</w:t>
+      </w:r>
+      <w:proofErr w:type="spellEnd"/>
+      <w:r>
+        <w:rPr>
+          <w:lang w:val="en-US"/>
+        </w:rPr>
+        <w:t>&gt;</w:t>
+      </w:r>
+    </w:p>
+    <w:p>
+      <w:pPr>
+        <w:pStyle w:val="ListParagraph"/>
+        <w:ind w:left="1440"/>
+        <w:rPr>
+          <w:lang w:val="en-US"/>
+        </w:rPr>
+      </w:pPr>
+      <w:r>
+        <w:rPr>
+          <w:lang w:val="en-US"/>
+        </w:rPr>
+        <w:tab/>
+      </w:r>
+      <w:r>
+        <w:rPr>
+          <w:lang w:val="en-US"/>
+        </w:rPr>
+        <w:tab/>
+      </w:r>
+      <w:r>
+        <w:rPr>
+          <w:lang w:val="en-US"/>
+        </w:rPr>
+        <w:tab/>
+        <w:t>&lt;</w:t>
+      </w:r>
+      <w:proofErr w:type="spellStart"/>
+      <w:r>
+        <w:rPr>
+          <w:lang w:val="en-US"/>
+        </w:rPr>
+        <w:t>artifactId</w:t>
+      </w:r>
+      <w:proofErr w:type="spellEnd"/>
+      <w:r>
+        <w:rPr>
+          <w:lang w:val="en-US"/>
+        </w:rPr>
+        <w:t>&gt;spring-boot-starter-web&lt;/</w:t>
+      </w:r>
+      <w:proofErr w:type="spellStart"/>
+      <w:r>
+        <w:rPr>
+          <w:lang w:val="en-US"/>
+        </w:rPr>
+        <w:t>artifactId</w:t>
+      </w:r>
+      <w:proofErr w:type="spellEnd"/>
+      <w:r>
+        <w:rPr>
+          <w:lang w:val="en-US"/>
+        </w:rPr>
+        <w:t>&gt;</w:t>
+      </w:r>
+    </w:p>
+    <w:p>
+      <w:pPr>
+        <w:pStyle w:val="ListParagraph"/>
+        <w:ind w:left="1440"/>
+        <w:rPr>
+          <w:lang w:val="en-US"/>
+        </w:rPr>
+      </w:pPr>
+      <w:r>
+        <w:rPr>
+          <w:lang w:val="en-US"/>
+        </w:rPr>
+        <w:lastRenderedPageBreak/>
+        <w:tab/>
+      </w:r>
+      <w:r>
+        <w:rPr>
+          <w:lang w:val="en-US"/>
+        </w:rPr>
+        <w:tab/>
+        <w:t>&lt;/dependency&gt;</w:t>
+      </w:r>
+    </w:p>
+    <w:p>
+      <w:pPr>
+        <w:pStyle w:val="ListParagraph"/>
+        <w:ind w:left="1440"/>
+        <w:rPr>
+          <w:lang w:val="en-US"/>
+        </w:rPr>
+      </w:pPr>
+    </w:p>
+    <w:p>
+      <w:pPr>
+        <w:pStyle w:val="ListParagraph"/>
+        <w:ind w:left="1440"/>
+        <w:rPr>
+          <w:lang w:val="en-US"/>
+        </w:rPr>
+      </w:pPr>
+      <w:r>
+        <w:rPr>
+          <w:lang w:val="en-US"/>
+        </w:rPr>
+        <w:tab/>
+      </w:r>
+      <w:r>
+        <w:rPr>
+          <w:lang w:val="en-US"/>
+        </w:rPr>
+        <w:tab/>
+        <w:t>&lt;dependency&gt;</w:t>
+      </w:r>
+    </w:p>
+    <w:p>
+      <w:pPr>
+        <w:pStyle w:val="ListParagraph"/>
+        <w:ind w:left="1440"/>
+        <w:rPr>
+          <w:lang w:val="en-US"/>
+        </w:rPr>
+      </w:pPr>
+      <w:r>
+        <w:rPr>
+          <w:lang w:val="en-US"/>
+        </w:rPr>
+        <w:tab/>
+      </w:r>
+      <w:r>
+        <w:rPr>
+          <w:lang w:val="en-US"/>
+        </w:rPr>
+        <w:tab/>
+      </w:r>
+      <w:r>
+        <w:rPr>
+          <w:lang w:val="en-US"/>
+        </w:rPr>
+        <w:tab/>
+        <w:t>&lt;</w:t>
+      </w:r>
+      <w:proofErr w:type="spellStart"/>
+      <w:r>
+        <w:rPr>
+          <w:lang w:val="en-US"/>
+        </w:rPr>
+        <w:t>groupId</w:t>
+      </w:r>
+      <w:proofErr w:type="spellEnd"/>
+      <w:r>
+        <w:rPr>
+          <w:lang w:val="en-US"/>
+        </w:rPr>
+        <w:t>&gt;</w:t>
+      </w:r>
+      <w:proofErr w:type="spellStart"/>
+      <w:r>
+        <w:rPr>
+          <w:lang w:val="en-US"/>
+        </w:rPr>
+        <w:t>mysql</w:t>
+      </w:r>
+      <w:proofErr w:type="spellEnd"/>
+      <w:r>
+        <w:rPr>
+          <w:lang w:val="en-US"/>
+        </w:rPr>
+        <w:t>&lt;/</w:t>
+      </w:r>
+      <w:proofErr w:type="spellStart"/>
+      <w:r>
+        <w:rPr>
+          <w:lang w:val="en-US"/>
+        </w:rPr>
+        <w:t>groupId</w:t>
+      </w:r>
+      <w:proofErr w:type="spellEnd"/>
+      <w:r>
+        <w:rPr>
+          <w:lang w:val="en-US"/>
+        </w:rPr>
+        <w:t>&gt;</w:t>
+      </w:r>
+    </w:p>
+    <w:p>
+      <w:pPr>
+        <w:pStyle w:val="ListParagraph"/>
+        <w:ind w:left="1440"/>
+        <w:rPr>
+          <w:lang w:val="en-US"/>
+        </w:rPr>
+      </w:pPr>
+      <w:r>
+        <w:rPr>
+          <w:lang w:val="en-US"/>
+        </w:rPr>
+        <w:tab/>
+      </w:r>
+      <w:r>
+        <w:rPr>
+          <w:lang w:val="en-US"/>
+        </w:rPr>
+        <w:tab/>
+      </w:r>
+      <w:r>
+        <w:rPr>
+          <w:lang w:val="en-US"/>
+        </w:rPr>
+        <w:tab/>
+        <w:t>&lt;</w:t>
+      </w:r>
+      <w:proofErr w:type="spellStart"/>
+      <w:r>
+        <w:rPr>
+          <w:lang w:val="en-US"/>
+        </w:rPr>
+        <w:t>artifactId</w:t>
+      </w:r>
+      <w:proofErr w:type="spellEnd"/>
+      <w:r>
+        <w:rPr>
+          <w:lang w:val="en-US"/>
+        </w:rPr>
+        <w:t>&gt;</w:t>
+      </w:r>
+      <w:proofErr w:type="spellStart"/>
+      <w:r>
+        <w:rPr>
+          <w:lang w:val="en-US"/>
+        </w:rPr>
+        <w:t>mysql</w:t>
+      </w:r>
+      <w:proofErr w:type="spellEnd"/>
+      <w:r>
+        <w:rPr>
+          <w:lang w:val="en-US"/>
+        </w:rPr>
+        <w:t>-connector-java&lt;/</w:t>
+      </w:r>
+      <w:proofErr w:type="spellStart"/>
+      <w:r>
+        <w:rPr>
+          <w:lang w:val="en-US"/>
+        </w:rPr>
+        <w:t>artifactId</w:t>
+      </w:r>
+      <w:proofErr w:type="spellEnd"/>
+      <w:r>
+        <w:rPr>
+          <w:lang w:val="en-US"/>
+        </w:rPr>
+        <w:t>&gt;</w:t>
+      </w:r>
+    </w:p>
+    <w:p>
+      <w:pPr>
+        <w:pStyle w:val="ListParagraph"/>
+        <w:ind w:left="1440"/>
+        <w:rPr>
+          <w:lang w:val="en-US"/>
+        </w:rPr>
+      </w:pPr>
+      <w:r>
+        <w:rPr>
+          <w:lang w:val="en-US"/>
+        </w:rPr>
+        <w:tab/>
+      </w:r>
+      <w:r>
+        <w:rPr>
+          <w:lang w:val="en-US"/>
+        </w:rPr>
+        <w:tab/>
+      </w:r>
+      <w:r>
+        <w:rPr>
+          <w:lang w:val="en-US"/>
+        </w:rPr>
+        <w:tab/>
+        <w:t>&lt;scope&gt;runtime&lt;/scope&gt;</w:t>
+      </w:r>
+    </w:p>
+    <w:p>
+      <w:pPr>
+        <w:pStyle w:val="ListParagraph"/>
+        <w:ind w:left="1440"/>
+        <w:rPr>
+          <w:lang w:val="en-US"/>
+        </w:rPr>
+      </w:pPr>
+      <w:r>
+        <w:rPr>
+          <w:lang w:val="en-US"/>
+        </w:rPr>
+        <w:tab/>
+      </w:r>
+      <w:r>
+        <w:rPr>
+          <w:lang w:val="en-US"/>
+        </w:rPr>
+        <w:tab/>
+        <w:t>&lt;/dependency&gt;</w:t>
+      </w:r>
+    </w:p>
+    <w:p>
+      <w:pPr>
+        <w:pStyle w:val="ListParagraph"/>
+        <w:ind w:left="1440"/>
+        <w:rPr>
+          <w:lang w:val="en-US"/>
+        </w:rPr>
+      </w:pPr>
+    </w:p>
+    <w:p>
+      <w:pPr>
+        <w:pStyle w:val="ListParagraph"/>
+        <w:numPr>
+          <w:ilvl w:val="0"/>
+          <w:numId w:val="43"/>
+        </w:numPr>
+        <w:rPr>
+          <w:lang w:val="en-US"/>
+        </w:rPr>
+      </w:pPr>
+      <w:r>
+        <w:rPr>
+          <w:lang w:val="en-US"/>
+        </w:rPr>
+        <w:t xml:space="preserve">Configuration </w:t>
+      </w:r>
+    </w:p>
+    <w:p>
+      <w:pPr>
+        <w:pStyle w:val="ListParagraph"/>
+        <w:rPr>
+          <w:lang w:val="en-US"/>
+        </w:rPr>
+      </w:pPr>
+      <w:r>
+        <w:rPr>
+          <w:lang w:val="en-US"/>
+        </w:rPr>
+        <w:t xml:space="preserve">package </w:t>
+      </w:r>
+      <w:proofErr w:type="spellStart"/>
+      <w:proofErr w:type="gramStart"/>
+      <w:r>
+        <w:rPr>
+          <w:lang w:val="en-US"/>
+        </w:rPr>
+        <w:t>com.ust.spring</w:t>
+      </w:r>
+      <w:proofErr w:type="gramEnd"/>
+      <w:r>
+        <w:rPr>
+          <w:lang w:val="en-US"/>
+        </w:rPr>
+        <w:t>.config</w:t>
+      </w:r>
+      <w:proofErr w:type="spellEnd"/>
+      <w:r>
+        <w:rPr>
+          <w:lang w:val="en-US"/>
+        </w:rPr>
+        <w:t>;</w:t>
+      </w:r>
+    </w:p>
+    <w:p>
+      <w:pPr>
+        <w:pStyle w:val="ListParagraph"/>
+        <w:rPr>
+          <w:lang w:val="en-US"/>
+        </w:rPr>
+      </w:pPr>
+    </w:p>
+    <w:p>
+      <w:pPr>
+        <w:pStyle w:val="ListParagraph"/>
+        <w:rPr>
+          <w:lang w:val="en-US"/>
+        </w:rPr>
+      </w:pPr>
+      <w:r>
+        <w:rPr>
+          <w:lang w:val="en-US"/>
+        </w:rPr>
+        <w:t xml:space="preserve">import </w:t>
+      </w:r>
+      <w:proofErr w:type="spellStart"/>
+      <w:proofErr w:type="gramStart"/>
+      <w:r>
+        <w:rPr>
+          <w:lang w:val="en-US"/>
+        </w:rPr>
+        <w:t>org.springframework</w:t>
+      </w:r>
+      <w:proofErr w:type="gramEnd"/>
+      <w:r>
+        <w:rPr>
+          <w:lang w:val="en-US"/>
+        </w:rPr>
+        <w:t>.beans.factory.annotation.Autowired</w:t>
+      </w:r>
+      <w:proofErr w:type="spellEnd"/>
+      <w:r>
+        <w:rPr>
+          <w:lang w:val="en-US"/>
+        </w:rPr>
+        <w:t>;</w:t>
+      </w:r>
+    </w:p>
+    <w:p>
+      <w:pPr>
+        <w:pStyle w:val="ListParagraph"/>
+        <w:rPr>
+          <w:lang w:val="en-US"/>
+        </w:rPr>
+      </w:pPr>
+      <w:r>
+        <w:rPr>
+          <w:lang w:val="en-US"/>
+        </w:rPr>
+        <w:t xml:space="preserve">import </w:t>
+      </w:r>
+      <w:proofErr w:type="spellStart"/>
+      <w:proofErr w:type="gramStart"/>
+      <w:r>
+        <w:rPr>
+          <w:lang w:val="en-US"/>
+        </w:rPr>
+        <w:t>org.springframework</w:t>
+      </w:r>
+      <w:proofErr w:type="gramEnd"/>
+      <w:r>
+        <w:rPr>
+          <w:lang w:val="en-US"/>
+        </w:rPr>
+        <w:t>.context.annotation.Bean</w:t>
+      </w:r>
+      <w:proofErr w:type="spellEnd"/>
+      <w:r>
+        <w:rPr>
+          <w:lang w:val="en-US"/>
+        </w:rPr>
+        <w:t>;</w:t>
+      </w:r>
+    </w:p>
+    <w:p>
+      <w:pPr>
+        <w:pStyle w:val="ListParagraph"/>
+        <w:rPr>
+          <w:lang w:val="en-US"/>
+        </w:rPr>
+      </w:pPr>
+      <w:r>
+        <w:rPr>
+          <w:lang w:val="en-US"/>
+        </w:rPr>
+        <w:t xml:space="preserve">import </w:t>
+      </w:r>
+      <w:proofErr w:type="spellStart"/>
+      <w:proofErr w:type="gramStart"/>
+      <w:r>
+        <w:rPr>
+          <w:lang w:val="en-US"/>
+        </w:rPr>
+        <w:t>org.springframework</w:t>
+      </w:r>
+      <w:proofErr w:type="gramEnd"/>
+      <w:r>
+        <w:rPr>
+          <w:lang w:val="en-US"/>
+        </w:rPr>
+        <w:t>.context.annotation.Configuration</w:t>
+      </w:r>
+      <w:proofErr w:type="spellEnd"/>
+      <w:r>
+        <w:rPr>
+          <w:lang w:val="en-US"/>
+        </w:rPr>
+        <w:t>;</w:t>
+      </w:r>
+    </w:p>
+    <w:p>
+      <w:pPr>
+        <w:pStyle w:val="ListParagraph"/>
+        <w:rPr>
+          <w:lang w:val="en-US"/>
+        </w:rPr>
+      </w:pPr>
+      <w:r>
+        <w:rPr>
+          <w:lang w:val="en-US"/>
+        </w:rPr>
+        <w:t xml:space="preserve">import </w:t>
+      </w:r>
+      <w:proofErr w:type="gramStart"/>
+      <w:r>
+        <w:rPr>
+          <w:lang w:val="en-US"/>
+        </w:rPr>
+        <w:t>org.springframework</w:t>
+      </w:r>
+      <w:proofErr w:type="gramEnd"/>
+      <w:r>
+        <w:rPr>
+          <w:lang w:val="en-US"/>
+        </w:rPr>
+        <w:t>.security.authentication.AuthenticationManager;</w:t>
+      </w:r>
+    </w:p>
+    <w:p>
+      <w:pPr>
+        <w:pStyle w:val="ListParagraph"/>
+        <w:rPr>
+          <w:lang w:val="en-US"/>
+        </w:rPr>
+      </w:pPr>
+      <w:r>
+        <w:rPr>
+          <w:lang w:val="en-US"/>
+        </w:rPr>
+        <w:t xml:space="preserve">import </w:t>
+      </w:r>
+      <w:proofErr w:type="spellStart"/>
+      <w:proofErr w:type="gramStart"/>
+      <w:r>
+        <w:rPr>
+          <w:lang w:val="en-US"/>
+        </w:rPr>
+        <w:t>org.springframework</w:t>
+      </w:r>
+      <w:proofErr w:type="gramEnd"/>
+      <w:r>
+        <w:rPr>
+          <w:lang w:val="en-US"/>
+        </w:rPr>
+        <w:t>.security.config.BeanIds</w:t>
+      </w:r>
+      <w:proofErr w:type="spellEnd"/>
+      <w:r>
+        <w:rPr>
+          <w:lang w:val="en-US"/>
+        </w:rPr>
+        <w:t>;</w:t>
+      </w:r>
+    </w:p>
+    <w:p>
+      <w:pPr>
+        <w:pStyle w:val="ListParagraph"/>
+        <w:rPr>
+          <w:lang w:val="en-US"/>
+        </w:rPr>
+      </w:pPr>
+      <w:r>
+        <w:rPr>
+          <w:lang w:val="en-US"/>
+        </w:rPr>
+        <w:t xml:space="preserve">import </w:t>
+      </w:r>
+      <w:proofErr w:type="gramStart"/>
+      <w:r>
+        <w:rPr>
+          <w:lang w:val="en-US"/>
+        </w:rPr>
+        <w:t>org.springframework</w:t>
+      </w:r>
+      <w:proofErr w:type="gramEnd"/>
+      <w:r>
+        <w:rPr>
+          <w:lang w:val="en-US"/>
+        </w:rPr>
+        <w:t>.security.config.annotation.authentication.builders.AuthenticationManagerBuilder;</w:t>
+      </w:r>
+    </w:p>
+    <w:p>
+      <w:pPr>
+        <w:pStyle w:val="ListParagraph"/>
+        <w:rPr>
+          <w:lang w:val="en-US"/>
+        </w:rPr>
+      </w:pPr>
+      <w:r>
+        <w:rPr>
+          <w:lang w:val="en-US"/>
+        </w:rPr>
+        <w:t xml:space="preserve">import </w:t>
+      </w:r>
+      <w:proofErr w:type="gramStart"/>
+      <w:r>
+        <w:rPr>
+          <w:lang w:val="en-US"/>
+        </w:rPr>
+        <w:t>org.springframework.security.config.annotation.web.builders</w:t>
+      </w:r>
+      <w:proofErr w:type="gramEnd"/>
+      <w:r>
+        <w:rPr>
+          <w:lang w:val="en-US"/>
+        </w:rPr>
+        <w:t>.HttpSecurity;</w:t>
+      </w:r>
+    </w:p>
+    <w:p>
+      <w:pPr>
+        <w:pStyle w:val="ListParagraph"/>
+        <w:rPr>
+          <w:lang w:val="en-US"/>
+        </w:rPr>
+      </w:pPr>
+      <w:r>
+        <w:rPr>
+          <w:lang w:val="en-US"/>
+        </w:rPr>
+        <w:t xml:space="preserve">import </w:t>
+      </w:r>
+      <w:proofErr w:type="gramStart"/>
+      <w:r>
+        <w:rPr>
+          <w:lang w:val="en-US"/>
+        </w:rPr>
+        <w:t>org.springframework.security.config.annotation.web.configuration</w:t>
+      </w:r>
+      <w:proofErr w:type="gramEnd"/>
+      <w:r>
+        <w:rPr>
+          <w:lang w:val="en-US"/>
+        </w:rPr>
+        <w:t>.EnableWebSecurity;</w:t>
+      </w:r>
+    </w:p>
+    <w:p>
+      <w:pPr>
+        <w:pStyle w:val="ListParagraph"/>
+        <w:rPr>
+          <w:lang w:val="en-US"/>
+        </w:rPr>
+      </w:pPr>
+      <w:r>
+        <w:rPr>
+          <w:lang w:val="en-US"/>
+        </w:rPr>
+        <w:t xml:space="preserve">import </w:t>
+      </w:r>
+      <w:proofErr w:type="gramStart"/>
+      <w:r>
+        <w:rPr>
+          <w:lang w:val="en-US"/>
+        </w:rPr>
+        <w:t>org.springframework.security.config.annotation.web.configuration</w:t>
+      </w:r>
+      <w:proofErr w:type="gramEnd"/>
+      <w:r>
+        <w:rPr>
+          <w:lang w:val="en-US"/>
+        </w:rPr>
+        <w:t>.WebSecurityConfigurerAdapter;</w:t>
+      </w:r>
+    </w:p>
+    <w:p>
+      <w:pPr>
+        <w:pStyle w:val="ListParagraph"/>
+        <w:rPr>
+          <w:lang w:val="en-US"/>
+        </w:rPr>
+      </w:pPr>
+      <w:r>
+        <w:rPr>
+          <w:lang w:val="en-US"/>
+        </w:rPr>
+        <w:t xml:space="preserve">import </w:t>
+      </w:r>
+      <w:proofErr w:type="spellStart"/>
+      <w:proofErr w:type="gramStart"/>
+      <w:r>
+        <w:rPr>
+          <w:lang w:val="en-US"/>
+        </w:rPr>
+        <w:t>org.springframework</w:t>
+      </w:r>
+      <w:proofErr w:type="gramEnd"/>
+      <w:r>
+        <w:rPr>
+          <w:lang w:val="en-US"/>
+        </w:rPr>
+        <w:t>.security.config.http.SessionCreationPolicy</w:t>
+      </w:r>
+      <w:proofErr w:type="spellEnd"/>
+      <w:r>
+        <w:rPr>
+          <w:lang w:val="en-US"/>
+        </w:rPr>
+        <w:t>;</w:t>
+      </w:r>
+    </w:p>
+    <w:p>
+      <w:pPr>
+        <w:pStyle w:val="ListParagraph"/>
+        <w:rPr>
+          <w:lang w:val="en-US"/>
+        </w:rPr>
+      </w:pPr>
+      <w:r>
+        <w:rPr>
+          <w:lang w:val="en-US"/>
+        </w:rPr>
+        <w:t xml:space="preserve">import </w:t>
+      </w:r>
+      <w:proofErr w:type="gramStart"/>
+      <w:r>
+        <w:rPr>
+          <w:lang w:val="en-US"/>
+        </w:rPr>
+        <w:t>org.springframework</w:t>
+      </w:r>
+      <w:proofErr w:type="gramEnd"/>
+      <w:r>
+        <w:rPr>
+          <w:lang w:val="en-US"/>
+        </w:rPr>
+        <w:t>.security.crypto.password.NoOpPasswordEncoder;</w:t>
+      </w:r>
+    </w:p>
+    <w:p>
+      <w:pPr>
+        <w:pStyle w:val="ListParagraph"/>
+        <w:rPr>
+          <w:lang w:val="en-US"/>
+        </w:rPr>
+      </w:pPr>
+      <w:r>
+        <w:rPr>
+          <w:lang w:val="en-US"/>
+        </w:rPr>
+        <w:t xml:space="preserve">import </w:t>
+      </w:r>
+      <w:proofErr w:type="spellStart"/>
+      <w:proofErr w:type="gramStart"/>
+      <w:r>
+        <w:rPr>
+          <w:lang w:val="en-US"/>
+        </w:rPr>
+        <w:t>org.springframework</w:t>
+      </w:r>
+      <w:proofErr w:type="gramEnd"/>
+      <w:r>
+        <w:rPr>
+          <w:lang w:val="en-US"/>
+        </w:rPr>
+        <w:t>.security.crypto.password.PasswordEncoder</w:t>
+      </w:r>
+      <w:proofErr w:type="spellEnd"/>
+      <w:r>
+        <w:rPr>
+          <w:lang w:val="en-US"/>
+        </w:rPr>
+        <w:t>;</w:t>
+      </w:r>
+    </w:p>
+    <w:p>
+      <w:pPr>
+        <w:pStyle w:val="ListParagraph"/>
+        <w:rPr>
+          <w:lang w:val="en-US"/>
+        </w:rPr>
+      </w:pPr>
+      <w:r>
+        <w:rPr>
+          <w:lang w:val="en-US"/>
+        </w:rPr>
+        <w:t xml:space="preserve">import </w:t>
+      </w:r>
+      <w:proofErr w:type="gramStart"/>
+      <w:r>
+        <w:rPr>
+          <w:lang w:val="en-US"/>
+        </w:rPr>
+        <w:t>org.springframework.security.web.authentication</w:t>
+      </w:r>
+      <w:proofErr w:type="gramEnd"/>
+      <w:r>
+        <w:rPr>
+          <w:lang w:val="en-US"/>
+        </w:rPr>
+        <w:t>.UsernamePasswordAuthenticationFilter;</w:t>
+      </w:r>
+    </w:p>
+    <w:p>
+      <w:pPr>
+        <w:pStyle w:val="ListParagraph"/>
+        <w:rPr>
+          <w:lang w:val="en-US"/>
+        </w:rPr>
+      </w:pPr>
+    </w:p>
+    <w:p>
+      <w:pPr>
+        <w:pStyle w:val="ListParagraph"/>
+        <w:rPr>
+          <w:lang w:val="en-US"/>
+        </w:rPr>
+      </w:pPr>
+      <w:r>
+        <w:rPr>
+          <w:lang w:val="en-US"/>
+        </w:rPr>
+        <w:t xml:space="preserve">import </w:t>
+      </w:r>
+      <w:proofErr w:type="spellStart"/>
+      <w:proofErr w:type="gramStart"/>
+      <w:r>
+        <w:rPr>
+          <w:lang w:val="en-US"/>
+        </w:rPr>
+        <w:t>com.ust.spring</w:t>
+      </w:r>
+      <w:proofErr w:type="gramEnd"/>
+      <w:r>
+        <w:rPr>
+          <w:lang w:val="en-US"/>
+        </w:rPr>
+        <w:t>.filter.JwtFilter</w:t>
+      </w:r>
+      <w:proofErr w:type="spellEnd"/>
+      <w:r>
+        <w:rPr>
+          <w:lang w:val="en-US"/>
+        </w:rPr>
+        <w:t>;</w:t>
+      </w:r>
+    </w:p>
+    <w:p>
+      <w:pPr>
+        <w:pStyle w:val="ListParagraph"/>
+        <w:rPr>
+          <w:lang w:val="en-US"/>
+        </w:rPr>
+      </w:pPr>
+      <w:r>
+        <w:rPr>
+          <w:lang w:val="en-US"/>
+        </w:rPr>
+        <w:t xml:space="preserve">import </w:t>
+      </w:r>
+      <w:proofErr w:type="spellStart"/>
+      <w:proofErr w:type="gramStart"/>
+      <w:r>
+        <w:rPr>
+          <w:lang w:val="en-US"/>
+        </w:rPr>
+        <w:t>com.ust.spring</w:t>
+      </w:r>
+      <w:proofErr w:type="gramEnd"/>
+      <w:r>
+        <w:rPr>
+          <w:lang w:val="en-US"/>
+        </w:rPr>
+        <w:t>.service.MyUserDetailsService</w:t>
+      </w:r>
+      <w:proofErr w:type="spellEnd"/>
+      <w:r>
+        <w:rPr>
+          <w:lang w:val="en-US"/>
+        </w:rPr>
+        <w:t>;</w:t>
+      </w:r>
+    </w:p>
+    <w:p>
+      <w:pPr>
+        <w:pStyle w:val="ListParagraph"/>
+        <w:rPr>
+          <w:lang w:val="en-US"/>
+        </w:rPr>
+      </w:pPr>
+    </w:p>
+    <w:p>
+      <w:pPr>
+        <w:pStyle w:val="ListParagraph"/>
+        <w:rPr>
+          <w:lang w:val="en-US"/>
+        </w:rPr>
+      </w:pPr>
+      <w:r>
+        <w:rPr>
+          <w:lang w:val="en-US"/>
+        </w:rPr>
+        <w:t>@Configuration</w:t>
+      </w:r>
+    </w:p>
+    <w:p>
+      <w:pPr>
+        <w:pStyle w:val="ListParagraph"/>
+        <w:rPr>
+          <w:lang w:val="en-US"/>
+        </w:rPr>
+      </w:pPr>
+      <w:r>
+        <w:rPr>
+          <w:lang w:val="en-US"/>
+        </w:rPr>
+        <w:t>@EnableWebSecurity</w:t>
+      </w:r>
+    </w:p>
+    <w:p>
+      <w:pPr>
+        <w:pStyle w:val="ListParagraph"/>
+        <w:rPr>
+          <w:lang w:val="en-US"/>
+        </w:rPr>
+      </w:pPr>
+      <w:r>
+        <w:rPr>
+          <w:lang w:val="en-US"/>
+        </w:rPr>
+        <w:t xml:space="preserve">public class </w:t>
+      </w:r>
+      <w:proofErr w:type="spellStart"/>
+      <w:r>
+        <w:rPr>
+          <w:lang w:val="en-US"/>
+        </w:rPr>
+        <w:t>MySecurityConfiguration</w:t>
+      </w:r>
+      <w:proofErr w:type="spellEnd"/>
+      <w:r>
+        <w:rPr>
+          <w:lang w:val="en-US"/>
+        </w:rPr>
+        <w:t xml:space="preserve"> extends </w:t>
+      </w:r>
+      <w:proofErr w:type="spellStart"/>
+      <w:r>
+        <w:rPr>
+          <w:lang w:val="en-US"/>
+        </w:rPr>
+        <w:t>WebSecurityConfigurerAdapter</w:t>
+      </w:r>
+      <w:proofErr w:type="spellEnd"/>
+      <w:r>
+        <w:rPr>
+          <w:lang w:val="en-US"/>
+        </w:rPr>
+        <w:t xml:space="preserve"> {</w:t>
+      </w:r>
+    </w:p>
+    <w:p>
+      <w:pPr>
+        <w:pStyle w:val="ListParagraph"/>
+        <w:rPr>
+          <w:lang w:val="en-US"/>
+        </w:rPr>
+      </w:pPr>
+      <w:r>
+        <w:rPr>
+          <w:lang w:val="en-US"/>
+        </w:rPr>
+        <w:tab/>
+        <w:t>@Autowired</w:t>
+      </w:r>
+    </w:p>
+    <w:p>
+      <w:pPr>
+        <w:pStyle w:val="ListParagraph"/>
+        <w:rPr>
+          <w:lang w:val="en-US"/>
+        </w:rPr>
+      </w:pPr>
+      <w:r>
+        <w:rPr>
+          <w:lang w:val="en-US"/>
+        </w:rPr>
+        <w:tab/>
+        <w:t xml:space="preserve">private </w:t>
+      </w:r>
+      <w:proofErr w:type="spellStart"/>
+      <w:r>
+        <w:rPr>
+          <w:lang w:val="en-US"/>
+        </w:rPr>
+        <w:t>JwtFilter</w:t>
+      </w:r>
+      <w:proofErr w:type="spellEnd"/>
+      <w:r>
+        <w:rPr>
+          <w:lang w:val="en-US"/>
+        </w:rPr>
+        <w:t xml:space="preserve"> </w:t>
+      </w:r>
+      <w:proofErr w:type="spellStart"/>
+      <w:r>
+        <w:rPr>
+          <w:lang w:val="en-US"/>
+        </w:rPr>
+        <w:t>jwtFilter</w:t>
+      </w:r>
+      <w:proofErr w:type="spellEnd"/>
+      <w:r>
+        <w:rPr>
+          <w:lang w:val="en-US"/>
+        </w:rPr>
+        <w:t>;</w:t>
+      </w:r>
+    </w:p>
+    <w:p>
+      <w:pPr>
+        <w:pStyle w:val="ListParagraph"/>
+        <w:rPr>
+          <w:lang w:val="en-US"/>
+        </w:rPr>
+      </w:pPr>
+    </w:p>
+    <w:p>
+      <w:pPr>
+        <w:pStyle w:val="ListParagraph"/>
+        <w:rPr>
+          <w:lang w:val="en-US"/>
+        </w:rPr>
+      </w:pPr>
+      <w:r>
+        <w:rPr>
+          <w:lang w:val="en-US"/>
+        </w:rPr>
+        <w:tab/>
+        <w:t>@Autowired</w:t>
+      </w:r>
+    </w:p>
+    <w:p>
+      <w:pPr>
+        <w:pStyle w:val="ListParagraph"/>
+        <w:rPr>
+          <w:lang w:val="en-US"/>
+        </w:rPr>
+      </w:pPr>
+      <w:r>
+        <w:rPr>
+          <w:lang w:val="en-US"/>
+        </w:rPr>
+        <w:tab/>
+        <w:t xml:space="preserve">private </w:t>
+      </w:r>
+      <w:proofErr w:type="spellStart"/>
+      <w:r>
+        <w:rPr>
+          <w:lang w:val="en-US"/>
+        </w:rPr>
+        <w:t>MyUserDetailsService</w:t>
+      </w:r>
+      <w:proofErr w:type="spellEnd"/>
+      <w:r>
+        <w:rPr>
+          <w:lang w:val="en-US"/>
+        </w:rPr>
+        <w:t xml:space="preserve"> </w:t>
+      </w:r>
+      <w:proofErr w:type="spellStart"/>
+      <w:r>
+        <w:rPr>
+          <w:lang w:val="en-US"/>
+        </w:rPr>
+        <w:t>userDetailsService</w:t>
+      </w:r>
+      <w:proofErr w:type="spellEnd"/>
+      <w:r>
+        <w:rPr>
+          <w:lang w:val="en-US"/>
+        </w:rPr>
+        <w:t>;</w:t>
+      </w:r>
+    </w:p>
+    <w:p>
+      <w:pPr>
+        <w:pStyle w:val="ListParagraph"/>
+        <w:rPr>
+          <w:lang w:val="en-US"/>
+        </w:rPr>
+      </w:pPr>
+    </w:p>
+    <w:p>
+      <w:pPr>
+        <w:pStyle w:val="ListParagraph"/>
+        <w:rPr>
+          <w:lang w:val="en-US"/>
+        </w:rPr>
+      </w:pPr>
+      <w:r>
+        <w:rPr>
+          <w:lang w:val="en-US"/>
+        </w:rPr>
+        <w:tab/>
+        <w:t>@Override</w:t>
+      </w:r>
+    </w:p>
+    <w:p>
+      <w:pPr>
+        <w:pStyle w:val="ListParagraph"/>
+        <w:rPr>
+          <w:lang w:val="en-US"/>
+        </w:rPr>
+      </w:pPr>
+      <w:r>
+        <w:rPr>
+          <w:lang w:val="en-US"/>
+        </w:rPr>
+        <w:tab/>
+        <w:t xml:space="preserve">protected void </w:t>
+      </w:r>
+      <w:proofErr w:type="gramStart"/>
+      <w:r>
+        <w:rPr>
+          <w:lang w:val="en-US"/>
+        </w:rPr>
+        <w:t>configure(</w:t>
+      </w:r>
+      <w:proofErr w:type="spellStart"/>
+      <w:proofErr w:type="gramEnd"/>
+      <w:r>
+        <w:rPr>
+          <w:lang w:val="en-US"/>
+        </w:rPr>
+        <w:t>AuthenticationManagerBuilder</w:t>
+      </w:r>
+      <w:proofErr w:type="spellEnd"/>
+      <w:r>
+        <w:rPr>
+          <w:lang w:val="en-US"/>
+        </w:rPr>
+        <w:t xml:space="preserve"> auth) throws Exception {</w:t>
+      </w:r>
+    </w:p>
+    <w:p>
+      <w:pPr>
+        <w:pStyle w:val="ListParagraph"/>
+        <w:rPr>
+          <w:lang w:val="en-US"/>
+        </w:rPr>
+      </w:pPr>
+      <w:r>
+        <w:rPr>
+          <w:lang w:val="en-US"/>
+        </w:rPr>
+        <w:tab/>
+      </w:r>
+      <w:r>
+        <w:rPr>
+          <w:lang w:val="en-US"/>
+        </w:rPr>
+        <w:tab/>
+      </w:r>
+      <w:proofErr w:type="spellStart"/>
+      <w:proofErr w:type="gramStart"/>
+      <w:r>
+        <w:rPr>
+          <w:lang w:val="en-US"/>
+        </w:rPr>
+        <w:t>auth.userDetailsService</w:t>
+      </w:r>
+      <w:proofErr w:type="spellEnd"/>
+      <w:proofErr w:type="gramEnd"/>
+      <w:r>
+        <w:rPr>
+          <w:lang w:val="en-US"/>
+        </w:rPr>
+        <w:t>(</w:t>
+      </w:r>
+      <w:proofErr w:type="spellStart"/>
+      <w:r>
+        <w:rPr>
+          <w:lang w:val="en-US"/>
+        </w:rPr>
+        <w:t>userDetailsService</w:t>
+      </w:r>
+      <w:proofErr w:type="spellEnd"/>
+      <w:r>
+        <w:rPr>
+          <w:lang w:val="en-US"/>
+        </w:rPr>
+        <w:t>);</w:t>
+      </w:r>
+    </w:p>
+    <w:p>
+      <w:pPr>
+        <w:pStyle w:val="ListParagraph"/>
+        <w:rPr>
+          <w:lang w:val="en-US"/>
+        </w:rPr>
+      </w:pPr>
+      <w:r>
+        <w:rPr>
+          <w:lang w:val="en-US"/>
+        </w:rPr>
+        <w:tab/>
+        <w:t>}</w:t>
+      </w:r>
+    </w:p>
+    <w:p>
+      <w:pPr>
+        <w:pStyle w:val="ListParagraph"/>
+        <w:rPr>
+          <w:lang w:val="en-US"/>
+        </w:rPr>
+      </w:pPr>
+    </w:p>
+    <w:p>
+      <w:pPr>
+        <w:pStyle w:val="ListParagraph"/>
+        <w:rPr>
+          <w:lang w:val="en-US"/>
+        </w:rPr>
+      </w:pPr>
+      <w:r>
+        <w:rPr>
+          <w:lang w:val="en-US"/>
+        </w:rPr>
+        <w:lastRenderedPageBreak/>
+        <w:tab/>
+        <w:t>@</w:t>
+      </w:r>
+      <w:proofErr w:type="gramStart"/>
+      <w:r>
+        <w:rPr>
+          <w:lang w:val="en-US"/>
+        </w:rPr>
+        <w:t>Bean(</w:t>
+      </w:r>
+      <w:proofErr w:type="gramEnd"/>
+      <w:r>
+        <w:rPr>
+          <w:lang w:val="en-US"/>
+        </w:rPr>
+        <w:t xml:space="preserve">name = </w:t>
+      </w:r>
+      <w:proofErr w:type="spellStart"/>
+      <w:r>
+        <w:rPr>
+          <w:lang w:val="en-US"/>
+        </w:rPr>
+        <w:t>BeanIds.AUTHENTICATION_MANAGER</w:t>
+      </w:r>
+      <w:proofErr w:type="spellEnd"/>
+      <w:r>
+        <w:rPr>
+          <w:lang w:val="en-US"/>
+        </w:rPr>
+        <w:t>)</w:t>
+      </w:r>
+    </w:p>
+    <w:p>
+      <w:pPr>
+        <w:pStyle w:val="ListParagraph"/>
+        <w:rPr>
+          <w:lang w:val="en-US"/>
+        </w:rPr>
+      </w:pPr>
+      <w:r>
+        <w:rPr>
+          <w:lang w:val="en-US"/>
+        </w:rPr>
+        <w:tab/>
+        <w:t>@Override</w:t>
+      </w:r>
+    </w:p>
+    <w:p>
+      <w:pPr>
+        <w:pStyle w:val="ListParagraph"/>
+        <w:rPr>
+          <w:lang w:val="en-US"/>
+        </w:rPr>
+      </w:pPr>
+      <w:r>
+        <w:rPr>
+          <w:lang w:val="en-US"/>
+        </w:rPr>
+        <w:tab/>
+        <w:t xml:space="preserve">public </w:t>
+      </w:r>
+      <w:proofErr w:type="spellStart"/>
+      <w:r>
+        <w:rPr>
+          <w:lang w:val="en-US"/>
+        </w:rPr>
+        <w:t>AuthenticationManager</w:t>
+      </w:r>
+      <w:proofErr w:type="spellEnd"/>
+      <w:r>
+        <w:rPr>
+          <w:lang w:val="en-US"/>
+        </w:rPr>
+        <w:t xml:space="preserve"> </w:t>
+      </w:r>
+      <w:proofErr w:type="spellStart"/>
+      <w:proofErr w:type="gramStart"/>
+      <w:r>
+        <w:rPr>
+          <w:lang w:val="en-US"/>
+        </w:rPr>
+        <w:t>authenticationManagerBean</w:t>
+      </w:r>
+      <w:proofErr w:type="spellEnd"/>
+      <w:r>
+        <w:rPr>
+          <w:lang w:val="en-US"/>
+        </w:rPr>
+        <w:t>(</w:t>
+      </w:r>
+      <w:proofErr w:type="gramEnd"/>
+      <w:r>
+        <w:rPr>
+          <w:lang w:val="en-US"/>
+        </w:rPr>
+        <w:t>) throws Exception {</w:t>
+      </w:r>
+    </w:p>
+    <w:p>
+      <w:pPr>
+        <w:pStyle w:val="ListParagraph"/>
+        <w:rPr>
+          <w:lang w:val="en-US"/>
+        </w:rPr>
+      </w:pPr>
+      <w:r>
+        <w:rPr>
+          <w:lang w:val="en-US"/>
+        </w:rPr>
+        <w:tab/>
+      </w:r>
+      <w:r>
+        <w:rPr>
+          <w:lang w:val="en-US"/>
+        </w:rPr>
+        <w:tab/>
+        <w:t xml:space="preserve">return </w:t>
+      </w:r>
+      <w:proofErr w:type="spellStart"/>
+      <w:proofErr w:type="gramStart"/>
+      <w:r>
+        <w:rPr>
+          <w:lang w:val="en-US"/>
+        </w:rPr>
+        <w:t>super.authenticationManagerBean</w:t>
+      </w:r>
+      <w:proofErr w:type="spellEnd"/>
+      <w:proofErr w:type="gramEnd"/>
+      <w:r>
+        <w:rPr>
+          <w:lang w:val="en-US"/>
+        </w:rPr>
         <w:t>();</w:t>
       </w:r>
     </w:p>
     <w:p>
       <w:pPr>
-        <w:rPr>
-          <w:lang w:val="en-US"/>
-        </w:rPr>
-      </w:pPr>
-      <w:r>
-        <w:rPr>
-          <w:lang w:val="en-US"/>
-        </w:rPr>
-        <w:tab/>
-      </w:r>
+        <w:pStyle w:val="ListParagraph"/>
+        <w:rPr>
+          <w:lang w:val="en-US"/>
+        </w:rPr>
+      </w:pPr>
       <w:r>
         <w:rPr>
           <w:lang w:val="en-US"/>
@@ -4589,26 +7453,461 @@
     </w:p>
     <w:p>
       <w:pPr>
-        <w:rPr>
-          <w:lang w:val="en-US"/>
-        </w:rPr>
-      </w:pPr>
-      <w:r>
-        <w:rPr>
-          <w:lang w:val="en-US"/>
-        </w:rPr>
-        <w:tab/>
-      </w:r>
-      <w:r>
-        <w:rPr>
-          <w:lang w:val="en-US"/>
-        </w:rPr>
-        <w:tab/>
-        <w:t>return u;</w:t>
-      </w:r>
-    </w:p>
-    <w:p>
-      <w:pPr>
+        <w:pStyle w:val="ListParagraph"/>
+        <w:rPr>
+          <w:lang w:val="en-US"/>
+        </w:rPr>
+      </w:pPr>
+    </w:p>
+    <w:p>
+      <w:pPr>
+        <w:pStyle w:val="ListParagraph"/>
+        <w:rPr>
+          <w:lang w:val="en-US"/>
+        </w:rPr>
+      </w:pPr>
+      <w:r>
+        <w:rPr>
+          <w:lang w:val="en-US"/>
+        </w:rPr>
+        <w:tab/>
+        <w:t>@Override</w:t>
+      </w:r>
+    </w:p>
+    <w:p>
+      <w:pPr>
+        <w:pStyle w:val="ListParagraph"/>
+        <w:rPr>
+          <w:lang w:val="en-US"/>
+        </w:rPr>
+      </w:pPr>
+      <w:r>
+        <w:rPr>
+          <w:lang w:val="en-US"/>
+        </w:rPr>
+        <w:tab/>
+        <w:t xml:space="preserve">protected void </w:t>
+      </w:r>
+      <w:proofErr w:type="gramStart"/>
+      <w:r>
+        <w:rPr>
+          <w:lang w:val="en-US"/>
+        </w:rPr>
+        <w:t>configure(</w:t>
+      </w:r>
+      <w:proofErr w:type="spellStart"/>
+      <w:proofErr w:type="gramEnd"/>
+      <w:r>
+        <w:rPr>
+          <w:lang w:val="en-US"/>
+        </w:rPr>
+        <w:t>HttpSecurity</w:t>
+      </w:r>
+      <w:proofErr w:type="spellEnd"/>
+      <w:r>
+        <w:rPr>
+          <w:lang w:val="en-US"/>
+        </w:rPr>
+        <w:t xml:space="preserve"> http) throws Exception {</w:t>
+      </w:r>
+    </w:p>
+    <w:p>
+      <w:pPr>
+        <w:pStyle w:val="ListParagraph"/>
+        <w:rPr>
+          <w:lang w:val="en-US"/>
+        </w:rPr>
+      </w:pPr>
+      <w:r>
+        <w:rPr>
+          <w:lang w:val="en-US"/>
+        </w:rPr>
+        <w:tab/>
+      </w:r>
+      <w:r>
+        <w:rPr>
+          <w:lang w:val="en-US"/>
+        </w:rPr>
+        <w:tab/>
+        <w:t>http</w:t>
+      </w:r>
+    </w:p>
+    <w:p>
+      <w:pPr>
+        <w:pStyle w:val="ListParagraph"/>
+        <w:rPr>
+          <w:lang w:val="en-US"/>
+        </w:rPr>
+      </w:pPr>
+      <w:r>
+        <w:rPr>
+          <w:lang w:val="en-US"/>
+        </w:rPr>
+        <w:tab/>
+      </w:r>
+      <w:r>
+        <w:rPr>
+          <w:lang w:val="en-US"/>
+        </w:rPr>
+        <w:tab/>
+      </w:r>
+      <w:proofErr w:type="gramStart"/>
+      <w:r>
+        <w:rPr>
+          <w:lang w:val="en-US"/>
+        </w:rPr>
+        <w:t>.</w:t>
+      </w:r>
+      <w:proofErr w:type="spellStart"/>
+      <w:r>
+        <w:rPr>
+          <w:lang w:val="en-US"/>
+        </w:rPr>
+        <w:t>cors</w:t>
+      </w:r>
+      <w:proofErr w:type="spellEnd"/>
+      <w:proofErr w:type="gramEnd"/>
+      <w:r>
+        <w:rPr>
+          <w:lang w:val="en-US"/>
+        </w:rPr>
+        <w:t>().and()</w:t>
+      </w:r>
+    </w:p>
+    <w:p>
+      <w:pPr>
+        <w:pStyle w:val="ListParagraph"/>
+        <w:rPr>
+          <w:lang w:val="en-US"/>
+        </w:rPr>
+      </w:pPr>
+      <w:r>
+        <w:rPr>
+          <w:lang w:val="en-US"/>
+        </w:rPr>
+        <w:tab/>
+      </w:r>
+      <w:r>
+        <w:rPr>
+          <w:lang w:val="en-US"/>
+        </w:rPr>
+        <w:tab/>
+      </w:r>
+      <w:proofErr w:type="gramStart"/>
+      <w:r>
+        <w:rPr>
+          <w:lang w:val="en-US"/>
+        </w:rPr>
+        <w:t>.</w:t>
+      </w:r>
+      <w:proofErr w:type="spellStart"/>
+      <w:r>
+        <w:rPr>
+          <w:lang w:val="en-US"/>
+        </w:rPr>
+        <w:t>csrf</w:t>
+      </w:r>
+      <w:proofErr w:type="spellEnd"/>
+      <w:proofErr w:type="gramEnd"/>
+      <w:r>
+        <w:rPr>
+          <w:lang w:val="en-US"/>
+        </w:rPr>
+        <w:t>().disable()</w:t>
+      </w:r>
+    </w:p>
+    <w:p>
+      <w:pPr>
+        <w:pStyle w:val="ListParagraph"/>
+        <w:rPr>
+          <w:lang w:val="en-US"/>
+        </w:rPr>
+      </w:pPr>
+      <w:r>
+        <w:rPr>
+          <w:lang w:val="en-US"/>
+        </w:rPr>
+        <w:tab/>
+      </w:r>
+      <w:r>
+        <w:rPr>
+          <w:lang w:val="en-US"/>
+        </w:rPr>
+        <w:tab/>
+      </w:r>
+      <w:proofErr w:type="gramStart"/>
+      <w:r>
+        <w:rPr>
+          <w:lang w:val="en-US"/>
+        </w:rPr>
+        <w:t>.</w:t>
+      </w:r>
+      <w:proofErr w:type="spellStart"/>
+      <w:r>
+        <w:rPr>
+          <w:lang w:val="en-US"/>
+        </w:rPr>
+        <w:t>authorizeRequests</w:t>
+      </w:r>
+      <w:proofErr w:type="spellEnd"/>
+      <w:proofErr w:type="gramEnd"/>
+      <w:r>
+        <w:rPr>
+          <w:lang w:val="en-US"/>
+        </w:rPr>
+        <w:t>().</w:t>
+      </w:r>
+      <w:proofErr w:type="spellStart"/>
+      <w:r>
+        <w:rPr>
+          <w:lang w:val="en-US"/>
+        </w:rPr>
+        <w:t>antMatchers</w:t>
+      </w:r>
+      <w:proofErr w:type="spellEnd"/>
+      <w:r>
+        <w:rPr>
+          <w:lang w:val="en-US"/>
+        </w:rPr>
+        <w:t>("/login")</w:t>
+      </w:r>
+    </w:p>
+    <w:p>
+      <w:pPr>
+        <w:pStyle w:val="ListParagraph"/>
+        <w:rPr>
+          <w:lang w:val="en-US"/>
+        </w:rPr>
+      </w:pPr>
+      <w:r>
+        <w:rPr>
+          <w:lang w:val="en-US"/>
+        </w:rPr>
+        <w:tab/>
+      </w:r>
+      <w:r>
+        <w:rPr>
+          <w:lang w:val="en-US"/>
+        </w:rPr>
+        <w:tab/>
+      </w:r>
+      <w:proofErr w:type="gramStart"/>
+      <w:r>
+        <w:rPr>
+          <w:lang w:val="en-US"/>
+        </w:rPr>
+        <w:t>.</w:t>
+      </w:r>
+      <w:proofErr w:type="spellStart"/>
+      <w:r>
+        <w:rPr>
+          <w:lang w:val="en-US"/>
+        </w:rPr>
+        <w:t>permitAll</w:t>
+      </w:r>
+      <w:proofErr w:type="spellEnd"/>
+      <w:proofErr w:type="gramEnd"/>
+      <w:r>
+        <w:rPr>
+          <w:lang w:val="en-US"/>
+        </w:rPr>
+        <w:t>().</w:t>
+      </w:r>
+      <w:proofErr w:type="spellStart"/>
+      <w:r>
+        <w:rPr>
+          <w:lang w:val="en-US"/>
+        </w:rPr>
+        <w:t>anyRequest</w:t>
+      </w:r>
+      <w:proofErr w:type="spellEnd"/>
+      <w:r>
+        <w:rPr>
+          <w:lang w:val="en-US"/>
+        </w:rPr>
+        <w:t>().authenticated()</w:t>
+      </w:r>
+    </w:p>
+    <w:p>
+      <w:pPr>
+        <w:pStyle w:val="ListParagraph"/>
+        <w:rPr>
+          <w:lang w:val="en-US"/>
+        </w:rPr>
+      </w:pPr>
+      <w:r>
+        <w:rPr>
+          <w:lang w:val="en-US"/>
+        </w:rPr>
+        <w:tab/>
+      </w:r>
+      <w:r>
+        <w:rPr>
+          <w:lang w:val="en-US"/>
+        </w:rPr>
+        <w:tab/>
+        <w:t>.and(</w:t>
+      </w:r>
+      <w:proofErr w:type="gramStart"/>
+      <w:r>
+        <w:rPr>
+          <w:lang w:val="en-US"/>
+        </w:rPr>
+        <w:t>).</w:t>
+      </w:r>
+      <w:proofErr w:type="spellStart"/>
+      <w:r>
+        <w:rPr>
+          <w:lang w:val="en-US"/>
+        </w:rPr>
+        <w:t>exceptionHandling</w:t>
+      </w:r>
+      <w:proofErr w:type="spellEnd"/>
+      <w:proofErr w:type="gramEnd"/>
+      <w:r>
+        <w:rPr>
+          <w:lang w:val="en-US"/>
+        </w:rPr>
+        <w:t>().and().</w:t>
+      </w:r>
+      <w:proofErr w:type="spellStart"/>
+      <w:r>
+        <w:rPr>
+          <w:lang w:val="en-US"/>
+        </w:rPr>
+        <w:t>sessionManagement</w:t>
+      </w:r>
+      <w:proofErr w:type="spellEnd"/>
+      <w:r>
+        <w:rPr>
+          <w:lang w:val="en-US"/>
+        </w:rPr>
+        <w:t>()</w:t>
+      </w:r>
+    </w:p>
+    <w:p>
+      <w:pPr>
+        <w:pStyle w:val="ListParagraph"/>
+        <w:rPr>
+          <w:lang w:val="en-US"/>
+        </w:rPr>
+      </w:pPr>
+      <w:r>
+        <w:rPr>
+          <w:lang w:val="en-US"/>
+        </w:rPr>
+        <w:tab/>
+      </w:r>
+      <w:r>
+        <w:rPr>
+          <w:lang w:val="en-US"/>
+        </w:rPr>
+        <w:tab/>
+      </w:r>
+      <w:proofErr w:type="gramStart"/>
+      <w:r>
+        <w:rPr>
+          <w:lang w:val="en-US"/>
+        </w:rPr>
+        <w:t>.</w:t>
+      </w:r>
+      <w:proofErr w:type="spellStart"/>
+      <w:r>
+        <w:rPr>
+          <w:lang w:val="en-US"/>
+        </w:rPr>
+        <w:t>sessionCreationPolicy</w:t>
+      </w:r>
+      <w:proofErr w:type="spellEnd"/>
+      <w:proofErr w:type="gramEnd"/>
+      <w:r>
+        <w:rPr>
+          <w:lang w:val="en-US"/>
+        </w:rPr>
+        <w:t>(</w:t>
+      </w:r>
+      <w:proofErr w:type="spellStart"/>
+      <w:r>
+        <w:rPr>
+          <w:lang w:val="en-US"/>
+        </w:rPr>
+        <w:t>SessionCreationPolicy.STATELESS</w:t>
+      </w:r>
+      <w:proofErr w:type="spellEnd"/>
+      <w:r>
+        <w:rPr>
+          <w:lang w:val="en-US"/>
+        </w:rPr>
+        <w:t>);</w:t>
+      </w:r>
+    </w:p>
+    <w:p>
+      <w:pPr>
+        <w:pStyle w:val="ListParagraph"/>
+        <w:rPr>
+          <w:lang w:val="en-US"/>
+        </w:rPr>
+      </w:pPr>
+      <w:r>
+        <w:rPr>
+          <w:lang w:val="en-US"/>
+        </w:rPr>
+        <w:tab/>
+      </w:r>
+      <w:r>
+        <w:rPr>
+          <w:lang w:val="en-US"/>
+        </w:rPr>
+        <w:tab/>
+      </w:r>
+      <w:proofErr w:type="spellStart"/>
+      <w:proofErr w:type="gramStart"/>
+      <w:r>
+        <w:rPr>
+          <w:lang w:val="en-US"/>
+        </w:rPr>
+        <w:t>http.addFilterBefore</w:t>
+      </w:r>
+      <w:proofErr w:type="spellEnd"/>
+      <w:proofErr w:type="gramEnd"/>
+      <w:r>
+        <w:rPr>
+          <w:lang w:val="en-US"/>
+        </w:rPr>
+        <w:t>(</w:t>
+      </w:r>
+      <w:proofErr w:type="spellStart"/>
+      <w:r>
+        <w:rPr>
+          <w:lang w:val="en-US"/>
+        </w:rPr>
+        <w:t>jwtFilter</w:t>
+      </w:r>
+      <w:proofErr w:type="spellEnd"/>
+      <w:r>
+        <w:rPr>
+          <w:lang w:val="en-US"/>
+        </w:rPr>
+        <w:t xml:space="preserve">, </w:t>
+      </w:r>
+      <w:proofErr w:type="spellStart"/>
+      <w:r>
+        <w:rPr>
+          <w:lang w:val="en-US"/>
+        </w:rPr>
+        <w:t>UsernamePasswordAuthenticationFilter.class</w:t>
+      </w:r>
+      <w:proofErr w:type="spellEnd"/>
+      <w:r>
+        <w:rPr>
+          <w:lang w:val="en-US"/>
+        </w:rPr>
+        <w:t>);</w:t>
+      </w:r>
+    </w:p>
+    <w:p>
+      <w:pPr>
+        <w:pStyle w:val="ListParagraph"/>
         <w:rPr>
           <w:lang w:val="en-US"/>
         </w:rPr>
@@ -4623,22 +7922,161 @@
     </w:p>
     <w:p>
       <w:pPr>
-        <w:rPr>
-          <w:lang w:val="en-US"/>
-        </w:rPr>
-      </w:pPr>
-    </w:p>
-    <w:p>
-      <w:pPr>
-        <w:rPr>
-          <w:lang w:val="en-US"/>
-        </w:rPr>
-      </w:pPr>
-      <w:r>
-        <w:rPr>
-          <w:lang w:val="en-US"/>
-        </w:rPr>
+        <w:pStyle w:val="ListParagraph"/>
+        <w:rPr>
+          <w:lang w:val="en-US"/>
+        </w:rPr>
+      </w:pPr>
+    </w:p>
+    <w:p>
+      <w:pPr>
+        <w:pStyle w:val="ListParagraph"/>
+        <w:rPr>
+          <w:lang w:val="en-US"/>
+        </w:rPr>
+      </w:pPr>
+      <w:r>
+        <w:rPr>
+          <w:lang w:val="en-US"/>
+        </w:rPr>
+        <w:tab/>
+        <w:t>@Bean</w:t>
+      </w:r>
+    </w:p>
+    <w:p>
+      <w:pPr>
+        <w:pStyle w:val="ListParagraph"/>
+        <w:rPr>
+          <w:lang w:val="en-US"/>
+        </w:rPr>
+      </w:pPr>
+      <w:r>
+        <w:rPr>
+          <w:lang w:val="en-US"/>
+        </w:rPr>
+        <w:tab/>
+        <w:t xml:space="preserve">public </w:t>
+      </w:r>
+      <w:proofErr w:type="spellStart"/>
+      <w:r>
+        <w:rPr>
+          <w:lang w:val="en-US"/>
+        </w:rPr>
+        <w:t>PasswordEncoder</w:t>
+      </w:r>
+      <w:proofErr w:type="spellEnd"/>
+      <w:r>
+        <w:rPr>
+          <w:lang w:val="en-US"/>
+        </w:rPr>
+        <w:t xml:space="preserve"> </w:t>
+      </w:r>
+      <w:proofErr w:type="spellStart"/>
+      <w:proofErr w:type="gramStart"/>
+      <w:r>
+        <w:rPr>
+          <w:lang w:val="en-US"/>
+        </w:rPr>
+        <w:t>passwordEncoder</w:t>
+      </w:r>
+      <w:proofErr w:type="spellEnd"/>
+      <w:r>
+        <w:rPr>
+          <w:lang w:val="en-US"/>
+        </w:rPr>
+        <w:t>(</w:t>
+      </w:r>
+      <w:proofErr w:type="gramEnd"/>
+      <w:r>
+        <w:rPr>
+          <w:lang w:val="en-US"/>
+        </w:rPr>
+        <w:t>) {</w:t>
+      </w:r>
+    </w:p>
+    <w:p>
+      <w:pPr>
+        <w:pStyle w:val="ListParagraph"/>
+        <w:rPr>
+          <w:lang w:val="en-US"/>
+        </w:rPr>
+      </w:pPr>
+      <w:r>
+        <w:rPr>
+          <w:lang w:val="en-US"/>
+        </w:rPr>
+        <w:tab/>
+      </w:r>
+      <w:r>
+        <w:rPr>
+          <w:lang w:val="en-US"/>
+        </w:rPr>
+        <w:tab/>
+        <w:t xml:space="preserve">return </w:t>
+      </w:r>
+      <w:proofErr w:type="spellStart"/>
+      <w:r>
+        <w:rPr>
+          <w:lang w:val="en-US"/>
+        </w:rPr>
+        <w:t>NoOpPasswordEncoder.getInstance</w:t>
+      </w:r>
+      <w:proofErr w:type="spellEnd"/>
+      <w:r>
+        <w:rPr>
+          <w:lang w:val="en-US"/>
+        </w:rPr>
+        <w:t>();</w:t>
+      </w:r>
+    </w:p>
+    <w:p>
+      <w:pPr>
+        <w:pStyle w:val="ListParagraph"/>
+        <w:rPr>
+          <w:lang w:val="en-US"/>
+        </w:rPr>
+      </w:pPr>
+      <w:r>
+        <w:rPr>
+          <w:lang w:val="en-US"/>
+        </w:rPr>
+        <w:tab/>
         <w:t>}</w:t>
+      </w:r>
+    </w:p>
+    <w:p>
+      <w:pPr>
+        <w:pStyle w:val="ListParagraph"/>
+        <w:rPr>
+          <w:lang w:val="en-US"/>
+        </w:rPr>
+      </w:pPr>
+      <w:r>
+        <w:rPr>
+          <w:lang w:val="en-US"/>
+        </w:rPr>
+        <w:t>}</w:t>
+      </w:r>
+    </w:p>
+    <w:p>
+      <w:pPr>
+        <w:pStyle w:val="ListParagraph"/>
+        <w:rPr>
+          <w:lang w:val="en-US"/>
+        </w:rPr>
+      </w:pPr>
+    </w:p>
+    <w:p>
+      <w:pPr>
+        <w:rPr>
+          <w:lang w:val="en-US"/>
+        </w:rPr>
+      </w:pPr>
+      <w:r>
+        <w:rPr>
+          <w:lang w:val="en-US"/>
+        </w:rPr>
+        <w:t>Refer to the project named: 05-jun-security-jwt</w:t>
       </w:r>
     </w:p>
     <w:p>
@@ -8413,6 +11851,95 @@
     </w:lvl>
   </w:abstractNum>
   <w:abstractNum w:abstractNumId="40" w15:restartNumberingAfterBreak="0">
+    <w:nsid w:val="744707FC"/>
+    <w:multiLevelType w:val="hybridMultilevel"/>
+    <w:tmpl w:val="A99070F8"/>
+    <w:lvl w:ilvl="0" w:tplc="40090011">
+      <w:start w:val="1"/>
+      <w:numFmt w:val="decimal"/>
+      <w:lvlText w:val="%1)"/>
+      <w:lvlJc w:val="left"/>
+      <w:pPr>
+        <w:ind w:left="720" w:hanging="360"/>
+      </w:pPr>
+      <w:rPr>
+        <w:rFonts w:hint="default"/>
+      </w:rPr>
+    </w:lvl>
+    <w:lvl w:ilvl="1" w:tplc="40090019" w:tentative="1">
+      <w:start w:val="1"/>
+      <w:numFmt w:val="lowerLetter"/>
+      <w:lvlText w:val="%2."/>
+      <w:lvlJc w:val="left"/>
+      <w:pPr>
+        <w:ind w:left="1440" w:hanging="360"/>
+      </w:pPr>
+    </w:lvl>
+    <w:lvl w:ilvl="2" w:tplc="4009001B" w:tentative="1">
+      <w:start w:val="1"/>
+      <w:numFmt w:val="lowerRoman"/>
+      <w:lvlText w:val="%3."/>
+      <w:lvlJc w:val="right"/>
+      <w:pPr>
+        <w:ind w:left="2160" w:hanging="180"/>
+      </w:pPr>
+    </w:lvl>
+    <w:lvl w:ilvl="3" w:tplc="4009000F" w:tentative="1">
+      <w:start w:val="1"/>
+      <w:numFmt w:val="decimal"/>
+      <w:lvlText w:val="%4."/>
+      <w:lvlJc w:val="left"/>
+      <w:pPr>
+        <w:ind w:left="2880" w:hanging="360"/>
+      </w:pPr>
+    </w:lvl>
+    <w:lvl w:ilvl="4" w:tplc="40090019" w:tentative="1">
+      <w:start w:val="1"/>
+      <w:numFmt w:val="lowerLetter"/>
+      <w:lvlText w:val="%5."/>
+      <w:lvlJc w:val="left"/>
+      <w:pPr>
+        <w:ind w:left="3600" w:hanging="360"/>
+      </w:pPr>
+    </w:lvl>
+    <w:lvl w:ilvl="5" w:tplc="4009001B" w:tentative="1">
+      <w:start w:val="1"/>
+      <w:numFmt w:val="lowerRoman"/>
+      <w:lvlText w:val="%6."/>
+      <w:lvlJc w:val="right"/>
+      <w:pPr>
+        <w:ind w:left="4320" w:hanging="180"/>
+      </w:pPr>
+    </w:lvl>
+    <w:lvl w:ilvl="6" w:tplc="4009000F" w:tentative="1">
+      <w:start w:val="1"/>
+      <w:numFmt w:val="decimal"/>
+      <w:lvlText w:val="%7."/>
+      <w:lvlJc w:val="left"/>
+      <w:pPr>
+        <w:ind w:left="5040" w:hanging="360"/>
+      </w:pPr>
+    </w:lvl>
+    <w:lvl w:ilvl="7" w:tplc="40090019" w:tentative="1">
+      <w:start w:val="1"/>
+      <w:numFmt w:val="lowerLetter"/>
+      <w:lvlText w:val="%8."/>
+      <w:lvlJc w:val="left"/>
+      <w:pPr>
+        <w:ind w:left="5760" w:hanging="360"/>
+      </w:pPr>
+    </w:lvl>
+    <w:lvl w:ilvl="8" w:tplc="4009001B" w:tentative="1">
+      <w:start w:val="1"/>
+      <w:numFmt w:val="lowerRoman"/>
+      <w:lvlText w:val="%9."/>
+      <w:lvlJc w:val="right"/>
+      <w:pPr>
+        <w:ind w:left="6480" w:hanging="180"/>
+      </w:pPr>
+    </w:lvl>
+  </w:abstractNum>
+  <w:abstractNum w:abstractNumId="41" w15:restartNumberingAfterBreak="0">
     <w:nsid w:val="75EF30DF"/>
     <w:multiLevelType w:val="hybridMultilevel"/>
     <w:tmpl w:val="DEA02B6E"/>
@@ -8501,7 +12028,7 @@
       </w:pPr>
     </w:lvl>
   </w:abstractNum>
-  <w:abstractNum w:abstractNumId="41" w15:restartNumberingAfterBreak="0">
+  <w:abstractNum w:abstractNumId="42" w15:restartNumberingAfterBreak="0">
     <w:nsid w:val="78D66A19"/>
     <w:multiLevelType w:val="hybridMultilevel"/>
     <w:tmpl w:val="4862567A"/>
@@ -8660,7 +12187,7 @@
     <w:abstractNumId w:val="29"/>
   </w:num>
   <w:num w:numId="24">
-    <w:abstractNumId w:val="41"/>
+    <w:abstractNumId w:val="42"/>
   </w:num>
   <w:num w:numId="25">
     <w:abstractNumId w:val="36"/>
@@ -8708,13 +12235,16 @@
     <w:abstractNumId w:val="35"/>
   </w:num>
   <w:num w:numId="40">
-    <w:abstractNumId w:val="40"/>
+    <w:abstractNumId w:val="41"/>
   </w:num>
   <w:num w:numId="41">
     <w:abstractNumId w:val="27"/>
   </w:num>
   <w:num w:numId="42">
     <w:abstractNumId w:val="1"/>
+  </w:num>
+  <w:num w:numId="43">
+    <w:abstractNumId w:val="40"/>
   </w:num>
 </w:numbering>
 </file>

--- a/notes_05Jun2023.docx
+++ b/notes_05Jun2023.docx
@@ -8085,6 +8085,97 @@
           <w:lang w:val="en-US"/>
         </w:rPr>
       </w:pPr>
+      <w:r>
+        <w:rPr>
+          <w:lang w:val="en-US"/>
+        </w:rPr>
+        <w:br/>
+        <w:t>------------------</w:t>
+      </w:r>
+    </w:p>
+    <w:p>
+      <w:pPr>
+        <w:rPr>
+          <w:lang w:val="en-US"/>
+        </w:rPr>
+      </w:pPr>
+      <w:r>
+        <w:rPr>
+          <w:lang w:val="en-US"/>
+        </w:rPr>
+        <w:t>Spring security “Logout” capabilities:</w:t>
+      </w:r>
+    </w:p>
+    <w:p>
+      <w:pPr>
+        <w:rPr>
+          <w:lang w:val="en-US"/>
+        </w:rPr>
+      </w:pPr>
+      <w:hyperlink r:id="rId5" w:history="1">
+        <w:r>
+          <w:rPr>
+            <w:rStyle w:val="Hyperlink"/>
+            <w:lang w:val="en-US"/>
+          </w:rPr>
+          <w:t>https://rwinch.github.io/spring-reference/servlet/authentication/logout.html</w:t>
+        </w:r>
+      </w:hyperlink>
+    </w:p>
+    <w:p>
+      <w:pPr>
+        <w:rPr>
+          <w:lang w:val="en-US"/>
+        </w:rPr>
+      </w:pPr>
+    </w:p>
+    <w:p>
+      <w:pPr>
+        <w:rPr>
+          <w:lang w:val="en-US"/>
+        </w:rPr>
+      </w:pPr>
+      <w:r>
+        <w:rPr>
+          <w:noProof/>
+        </w:rPr>
+        <w:lastRenderedPageBreak/>
+        <w:drawing>
+          <wp:inline distT="0" distB="0" distL="0" distR="0" wp14:anchorId="0D7E46D9" wp14:editId="1A47F72A">
+            <wp:extent cx="5731510" cy="3507105"/>
+            <wp:effectExtent l="0" t="0" r="2540" b="0"/>
+            <wp:docPr id="1" name="Picture 1"/>
+            <wp:cNvGraphicFramePr>
+              <a:graphicFrameLocks xmlns:a="http://schemas.openxmlformats.org/drawingml/2006/main" noChangeAspect="1"/>
+            </wp:cNvGraphicFramePr>
+            <a:graphic xmlns:a="http://schemas.openxmlformats.org/drawingml/2006/main">
+              <a:graphicData uri="http://schemas.openxmlformats.org/drawingml/2006/picture">
+                <pic:pic xmlns:pic="http://schemas.openxmlformats.org/drawingml/2006/picture">
+                  <pic:nvPicPr>
+                    <pic:cNvPr id="1" name=""/>
+                    <pic:cNvPicPr/>
+                  </pic:nvPicPr>
+                  <pic:blipFill>
+                    <a:blip r:embed="rId6"/>
+                    <a:stretch>
+                      <a:fillRect/>
+                    </a:stretch>
+                  </pic:blipFill>
+                  <pic:spPr>
+                    <a:xfrm>
+                      <a:off x="0" y="0"/>
+                      <a:ext cx="5731510" cy="3507105"/>
+                    </a:xfrm>
+                    <a:prstGeom prst="rect">
+                      <a:avLst/>
+                    </a:prstGeom>
+                  </pic:spPr>
+                </pic:pic>
+              </a:graphicData>
+            </a:graphic>
+          </wp:inline>
+        </w:drawing>
+      </w:r>
     </w:p>
     <w:sectPr>
       <w:pgSz w:w="11906" w:h="16838"/>
